--- a/output/intermediate/PopPK_Report_merge_TFL_filled_draft-magic.docx
+++ b/output/intermediate/PopPK_Report_merge_TFL_filled_draft-magic.docx
@@ -44,7 +44,16 @@
               <w:pStyle w:val="Z-DocumentName"/>
             </w:pPr>
             <w:r>
-              <w:t>Model Analysis Report</w:t>
+              <w:t>Model</w:t>
+            </w:r>
+            <w:r>
+              <w:t xml:space="preserve"> </w:t>
+            </w:r>
+            <w:r>
+              <w:t xml:space="preserve">Analysis </w:t>
+            </w:r>
+            <w:r>
+              <w:t>Report</w:t>
             </w:r>
           </w:p>
         </w:tc>
@@ -116,7 +125,13 @@
               <w:pStyle w:val="Z-LineL2"/>
             </w:pPr>
             <w:r>
-              <w:t>Study Code</w:t>
+              <w:t xml:space="preserve">Study </w:t>
+            </w:r>
+            <w:r>
+              <w:t>C</w:t>
+            </w:r>
+            <w:r>
+              <w:t>ode</w:t>
             </w:r>
           </w:p>
         </w:tc>
@@ -435,7 +450,16 @@
               <w:pStyle w:val="Title"/>
             </w:pPr>
             <w:r>
-              <w:t xml:space="preserve">Population PK Model Analysis Report of </w:t>
+              <w:t>Population PK Model</w:t>
+            </w:r>
+            <w:r>
+              <w:t xml:space="preserve"> </w:t>
+            </w:r>
+            <w:r>
+              <w:t xml:space="preserve">Analysis </w:t>
+            </w:r>
+            <w:r>
+              <w:t xml:space="preserve">Report of </w:t>
             </w:r>
             <w:r>
               <w:t>{{specify relevant scope including patient population, age etc}}</w:t>
@@ -701,7 +725,23 @@
                 <w:sz w:val="22"/>
                 <w:szCs w:val="22"/>
               </w:rPr>
-              <w:t>The Study code(s) in the upper corner should contain the study analysed (e.g., D1234C00001). If analysis of a single study or focused on a single study, put that study code here. If analysis is of a pool, then put “Various” here and list the codes in the full title under “Clinical Studies:”.</w:t>
+              <w:t xml:space="preserve">The Study code(s) in the upper corner should contain the study </w:t>
+            </w:r>
+            <w:r>
+              <w:rPr>
+                <w:rFonts w:ascii="Times New Roman" w:hAnsi="Times New Roman"/>
+                <w:sz w:val="22"/>
+                <w:szCs w:val="22"/>
+              </w:rPr>
+              <w:t>analysed</w:t>
+            </w:r>
+            <w:r>
+              <w:rPr>
+                <w:rFonts w:ascii="Times New Roman" w:hAnsi="Times New Roman"/>
+                <w:sz w:val="22"/>
+                <w:szCs w:val="22"/>
+              </w:rPr>
+              <w:t xml:space="preserve"> (e.g., D1234C00001). If analysis of a single study or focused on a single study, put that study code here. If analysis is of a pool, then put “Various” here and list the codes in the full title under “Clinical Studies:”.</w:t>
             </w:r>
           </w:p>
           <w:p>
@@ -5128,6 +5168,12 @@
         <w:rPr>
           <w:vanish/>
         </w:rPr>
+        <w:t/>
+      </w:r>
+      <w:r>
+        <w:rPr>
+          <w:vanish/>
+        </w:rPr>
         <w:t>[[INLINE_ID:inl_study]]</w:t>
       </w:r>
     </w:p>
@@ -5224,6 +5270,12 @@
             <w:noProof/>
           </w:rPr>
           <w:tab/>
+        </w:r>
+        <w:r>
+          <w:rPr>
+            <w:rStyle w:val="Hyperlink"/>
+            <w:noProof/>
+          </w:rPr>
           <w:t>Base Model Parameter Estimates</w:t>
         </w:r>
         <w:r>
@@ -5878,6 +5930,12 @@
         <w:rPr>
           <w:vanish/>
         </w:rPr>
+        <w:t/>
+      </w:r>
+      <w:r>
+        <w:rPr>
+          <w:vanish/>
+        </w:rPr>
         <w:t>[[INLINE_ID:inl_study_and_dose]]</w:t>
       </w:r>
     </w:p>
@@ -5964,6 +6022,12 @@
           <w:fldChar w:fldCharType="end"/>
         </w:r>
       </w:hyperlink>
+      <w:r>
+        <w:rPr>
+          <w:vanish/>
+        </w:rPr>
+        <w:t/>
+      </w:r>
       <w:r>
         <w:rPr>
           <w:vanish/>
@@ -6064,6 +6128,12 @@
             <w:noProof/>
           </w:rPr>
           <w:tab/>
+        </w:r>
+        <w:r>
+          <w:rPr>
+            <w:rStyle w:val="Hyperlink"/>
+            <w:noProof/>
+          </w:rPr>
           <w:t>Correlation Between Empirical Bayes Estimates and Categorical Covariates</w:t>
         </w:r>
         <w:r>
@@ -6685,6 +6755,12 @@
         <w:rPr>
           <w:vanish/>
         </w:rPr>
+        <w:t/>
+      </w:r>
+      <w:r>
+        <w:rPr>
+          <w:vanish/>
+        </w:rPr>
         <w:t>[[INLINE_ID:inl_study_and_dose]]</w:t>
       </w:r>
     </w:p>
@@ -6775,6 +6851,12 @@
         <w:rPr>
           <w:vanish/>
         </w:rPr>
+        <w:t/>
+      </w:r>
+      <w:r>
+        <w:rPr>
+          <w:vanish/>
+        </w:rPr>
         <w:t>[[INLINE_ID:inl_study_and_dose]]</w:t>
       </w:r>
     </w:p>
@@ -6860,6 +6942,12 @@
           <w:fldChar w:fldCharType="end"/>
         </w:r>
       </w:hyperlink>
+      <w:r>
+        <w:rPr>
+          <w:vanish/>
+        </w:rPr>
+        <w:t/>
+      </w:r>
       <w:r>
         <w:rPr>
           <w:vanish/>
@@ -7036,14 +7124,14 @@
             <w:noProof/>
             <w:highlight w:val="cyan"/>
           </w:rPr>
-          <w:t>{{dose</w:t>
+          <w:t>{{pc}}</w:t>
         </w:r>
         <w:r>
           <w:rPr>
             <w:rStyle w:val="Hyperlink"/>
             <w:noProof/>
           </w:rPr>
-          <w:t>-normal</w:t>
+          <w:t xml:space="preserve">VPC of </w:t>
         </w:r>
         <w:r>
           <w:rPr>
@@ -7051,14 +7139,14 @@
             <w:noProof/>
             <w:highlight w:val="cyan"/>
           </w:rPr>
-          <w:t>ized}}VPC of {{dose</w:t>
+          <w:t>{{dose-normalized}}</w:t>
         </w:r>
         <w:r>
           <w:rPr>
             <w:rStyle w:val="Hyperlink"/>
             <w:noProof/>
           </w:rPr>
-          <w:t>-normalized}} Concentration versus Time a</w:t>
+          <w:t xml:space="preserve"> Concentration versus Time after dose by </w:t>
         </w:r>
         <w:r>
           <w:rPr>
@@ -7066,14 +7154,14 @@
             <w:noProof/>
             <w:highlight w:val="cyan"/>
           </w:rPr>
-          <w:t>fter dose</w:t>
+          <w:t>{{Study}}</w:t>
         </w:r>
         <w:r>
           <w:rPr>
             <w:rStyle w:val="Hyperlink"/>
             <w:noProof/>
           </w:rPr>
-          <w:t xml:space="preserve"> by {{Study}} f</w:t>
+          <w:t xml:space="preserve"> for Base Model</w:t>
         </w:r>
         <w:r>
           <w:rPr>
@@ -7108,7 +7196,7 @@
           <w:rPr>
             <w:noProof/>
           </w:rPr>
-          <w:t>or Base Model46</w:t>
+          <w:t>46</w:t>
         </w:r>
         <w:r>
           <w:rPr>
@@ -7121,7 +7209,25 @@
         <w:rPr>
           <w:vanish/>
         </w:rPr>
-        <w:t>[[INLINE_ID:inl_dose_normalized]][[INLINE_ID:inl_study]]</w:t>
+        <w:t/>
+      </w:r>
+      <w:r>
+        <w:rPr>
+          <w:vanish/>
+        </w:rPr>
+        <w:t>[[INLINE_ID:inl_pc]]</w:t>
+      </w:r>
+      <w:r>
+        <w:rPr>
+          <w:vanish/>
+        </w:rPr>
+        <w:t>[[INLINE_ID:inl_dose_normalized]]</w:t>
+      </w:r>
+      <w:r>
+        <w:rPr>
+          <w:vanish/>
+        </w:rPr>
+        <w:t>[[INLINE_ID:inl_study]]</w:t>
       </w:r>
     </w:p>
     <w:p>
@@ -7155,14 +7261,14 @@
             <w:noProof/>
             <w:highlight w:val="cyan"/>
           </w:rPr>
-          <w:t>{{dose</w:t>
+          <w:t>{{pc}}</w:t>
         </w:r>
         <w:r>
           <w:rPr>
             <w:rStyle w:val="Hyperlink"/>
             <w:noProof/>
           </w:rPr>
-          <w:t>-normal</w:t>
+          <w:t xml:space="preserve">VPC of </w:t>
         </w:r>
         <w:r>
           <w:rPr>
@@ -7170,14 +7276,14 @@
             <w:noProof/>
             <w:highlight w:val="cyan"/>
           </w:rPr>
-          <w:t>ized}}VPC of {{dose</w:t>
+          <w:t>{{dose-normalized}}</w:t>
         </w:r>
         <w:r>
           <w:rPr>
             <w:rStyle w:val="Hyperlink"/>
             <w:noProof/>
           </w:rPr>
-          <w:t>-normalized}} Concentration versus Time a</w:t>
+          <w:t xml:space="preserve"> Concentration versus Time after dose by </w:t>
         </w:r>
         <w:r>
           <w:rPr>
@@ -7185,14 +7291,14 @@
             <w:noProof/>
             <w:highlight w:val="cyan"/>
           </w:rPr>
-          <w:t>fter dose by {{ren</w:t>
+          <w:t>{{renal function}}</w:t>
         </w:r>
         <w:r>
           <w:rPr>
             <w:rStyle w:val="Hyperlink"/>
             <w:noProof/>
           </w:rPr>
-          <w:t>al function}} f</w:t>
+          <w:t xml:space="preserve"> for Base Model</w:t>
         </w:r>
         <w:r>
           <w:rPr>
@@ -7227,7 +7333,7 @@
           <w:rPr>
             <w:noProof/>
           </w:rPr>
-          <w:t>or Base Model47</w:t>
+          <w:t>47</w:t>
         </w:r>
         <w:r>
           <w:rPr>
@@ -7240,7 +7346,25 @@
         <w:rPr>
           <w:vanish/>
         </w:rPr>
-        <w:t>[[INLINE_ID:inl_dose_normalized]][[INLINE_ID:inl_renal_function]]</w:t>
+        <w:t/>
+      </w:r>
+      <w:r>
+        <w:rPr>
+          <w:vanish/>
+        </w:rPr>
+        <w:t>[[INLINE_ID:inl_pc]]</w:t>
+      </w:r>
+      <w:r>
+        <w:rPr>
+          <w:vanish/>
+        </w:rPr>
+        <w:t>[[INLINE_ID:inl_dose_normalized]]</w:t>
+      </w:r>
+      <w:r>
+        <w:rPr>
+          <w:vanish/>
+        </w:rPr>
+        <w:t>[[INLINE_ID:inl_renal_function]]</w:t>
       </w:r>
     </w:p>
     <w:p>
@@ -7405,6 +7529,12 @@
             <w:noProof/>
           </w:rPr>
           <w:tab/>
+        </w:r>
+        <w:r>
+          <w:rPr>
+            <w:rStyle w:val="Hyperlink"/>
+            <w:noProof/>
+          </w:rPr>
           <w:t>Scatter Plot of Individual Random Effects for Vc/F versus Continuous Covariates for Base Model</w:t>
         </w:r>
         <w:r>
@@ -7888,6 +8018,12 @@
             <w:noProof/>
           </w:rPr>
           <w:tab/>
+        </w:r>
+        <w:r>
+          <w:rPr>
+            <w:rStyle w:val="Hyperlink"/>
+            <w:noProof/>
+          </w:rPr>
           <w:t>Scatter Plot of Individual Random Effects for Vc/F versus Continuous Covariates for Final Model</w:t>
         </w:r>
         <w:r>
@@ -9030,7 +9166,13 @@
         <w:rPr>
           <w:lang w:val="en-US"/>
         </w:rPr>
-        <w:t xml:space="preserve">has been </w:t>
+        <w:t>has</w:t>
+      </w:r>
+      <w:r>
+        <w:rPr>
+          <w:lang w:val="en-US"/>
+        </w:rPr>
+        <w:t xml:space="preserve"> been </w:t>
       </w:r>
       <w:r>
         <w:rPr>
@@ -9054,7 +9196,13 @@
         <w:rPr>
           <w:lang w:val="en-US"/>
         </w:rPr>
-        <w:t>in the modeling analysis plan [add reference]</w:t>
+        <w:t xml:space="preserve">in the modeling analysis plan </w:t>
+      </w:r>
+      <w:r>
+        <w:rPr>
+          <w:lang w:val="en-US"/>
+        </w:rPr>
+        <w:t>[add reference]</w:t>
       </w:r>
       <w:r>
         <w:rPr>
@@ -11682,71 +11830,65 @@
                 <w:sz w:val="22"/>
                 <w:szCs w:val="22"/>
               </w:rPr>
-              <w:t>The primary audience for this section are non-technical readers, stakeholders, and excerpts from this section may be used in regulatory related summary documents.</w:t>
-            </w:r>
-          </w:p>
-          <w:p>
-            <w:pPr>
-              <w:pStyle w:val="Paragraph"/>
+              <w:t>The primary audience for this section</w:t>
+            </w:r>
+            <w:r>
               <w:rPr>
                 <w:sz w:val="22"/>
                 <w:szCs w:val="22"/>
               </w:rPr>
-            </w:pPr>
+              <w:t xml:space="preserve"> are</w:t>
+            </w:r>
             <w:r>
               <w:rPr>
                 <w:sz w:val="22"/>
                 <w:szCs w:val="22"/>
               </w:rPr>
-              <w:t>Expected Content:</w:t>
-            </w:r>
-          </w:p>
-          <w:p>
-            <w:pPr>
-              <w:pStyle w:val="ListBullet"/>
+              <w:t xml:space="preserve"> non-technical reader</w:t>
+            </w:r>
+            <w:r>
               <w:rPr>
                 <w:sz w:val="22"/>
                 <w:szCs w:val="22"/>
               </w:rPr>
-            </w:pPr>
+              <w:t>s</w:t>
+            </w:r>
             <w:r>
               <w:rPr>
                 <w:sz w:val="22"/>
                 <w:szCs w:val="22"/>
               </w:rPr>
-              <w:t>Objectives of the analysis</w:t>
-            </w:r>
-          </w:p>
-          <w:p>
-            <w:pPr>
-              <w:pStyle w:val="ListBullet"/>
+              <w:t>, stakeholders</w:t>
+            </w:r>
+            <w:r>
               <w:rPr>
                 <w:sz w:val="22"/>
                 <w:szCs w:val="22"/>
               </w:rPr>
-            </w:pPr>
-            <w:r>
+              <w:t>, and excerpts from this section may be used in regulatory related summary documents.</w:t>
+            </w:r>
+          </w:p>
+          <w:p>
+            <w:pPr>
+              <w:pStyle w:val="Paragraph"/>
               <w:rPr>
                 <w:sz w:val="22"/>
                 <w:szCs w:val="22"/>
               </w:rPr>
-              <w:t>The key findings that affect drug use, labelling, or decision making</w:t>
-            </w:r>
-          </w:p>
-          <w:p>
-            <w:pPr>
-              <w:pStyle w:val="ListBullet"/>
+            </w:pPr>
+            <w:r>
               <w:rPr>
                 <w:sz w:val="22"/>
                 <w:szCs w:val="22"/>
               </w:rPr>
-            </w:pPr>
+              <w:t>Expected Content</w:t>
+            </w:r>
             <w:r>
               <w:rPr>
                 <w:sz w:val="22"/>
                 <w:szCs w:val="22"/>
               </w:rPr>
-              <w:t>A plain language summary of objectives, data, methodology, and conclusions</w:t>
+              <w:t>:</w:t>
             </w:r>
           </w:p>
           <w:p>
@@ -11762,7 +11904,69 @@
                 <w:sz w:val="22"/>
                 <w:szCs w:val="22"/>
               </w:rPr>
-              <w:t xml:space="preserve">Results presented as their effect on clinically relevant drug exposures or endpoints, </w:t>
+              <w:t>Objectives of the analysis</w:t>
+            </w:r>
+          </w:p>
+          <w:p>
+            <w:pPr>
+              <w:pStyle w:val="ListBullet"/>
+              <w:rPr>
+                <w:sz w:val="22"/>
+                <w:szCs w:val="22"/>
+              </w:rPr>
+            </w:pPr>
+            <w:r>
+              <w:rPr>
+                <w:sz w:val="22"/>
+                <w:szCs w:val="22"/>
+              </w:rPr>
+              <w:t>The key findings that affect drug use, labelling, or decision making</w:t>
+            </w:r>
+          </w:p>
+          <w:p>
+            <w:pPr>
+              <w:pStyle w:val="ListBullet"/>
+              <w:rPr>
+                <w:sz w:val="22"/>
+                <w:szCs w:val="22"/>
+              </w:rPr>
+            </w:pPr>
+            <w:r>
+              <w:rPr>
+                <w:sz w:val="22"/>
+                <w:szCs w:val="22"/>
+              </w:rPr>
+              <w:t>A plain language summary of objectives, data, methodology, and conclusions</w:t>
+            </w:r>
+          </w:p>
+          <w:p>
+            <w:pPr>
+              <w:pStyle w:val="ListBullet"/>
+              <w:rPr>
+                <w:sz w:val="22"/>
+                <w:szCs w:val="22"/>
+              </w:rPr>
+            </w:pPr>
+            <w:r>
+              <w:rPr>
+                <w:sz w:val="22"/>
+                <w:szCs w:val="22"/>
+              </w:rPr>
+              <w:t>Results presented as their effect on clinically relevant drug exposures</w:t>
+            </w:r>
+            <w:r>
+              <w:rPr>
+                <w:sz w:val="22"/>
+                <w:szCs w:val="22"/>
+              </w:rPr>
+              <w:t xml:space="preserve"> or endpoints</w:t>
+            </w:r>
+            <w:r>
+              <w:rPr>
+                <w:sz w:val="22"/>
+                <w:szCs w:val="22"/>
+              </w:rPr>
+              <w:t xml:space="preserve">, </w:t>
             </w:r>
             <w:r>
               <w:rPr>
@@ -11794,19 +11998,103 @@
                 <w:sz w:val="22"/>
                 <w:szCs w:val="22"/>
               </w:rPr>
-              <w:t>Model details such as structure or covariates should be avoided, or kept to a minimum if important for communicating conclusions</w:t>
-            </w:r>
-          </w:p>
-          <w:p>
-            <w:pPr>
-              <w:pStyle w:val="ListBullet"/>
-            </w:pPr>
+              <w:t>Model details such as s</w:t>
+            </w:r>
             <w:r>
               <w:rPr>
                 <w:sz w:val="22"/>
                 <w:szCs w:val="22"/>
               </w:rPr>
-              <w:t>Visual presentations of relevant results are acceptable, if key to decision making</w:t>
+              <w:t>tructu</w:t>
+            </w:r>
+            <w:r>
+              <w:rPr>
+                <w:sz w:val="22"/>
+                <w:szCs w:val="22"/>
+              </w:rPr>
+              <w:t>re or covariates should be avoided</w:t>
+            </w:r>
+            <w:r>
+              <w:rPr>
+                <w:sz w:val="22"/>
+                <w:szCs w:val="22"/>
+              </w:rPr>
+              <w:t>,</w:t>
+            </w:r>
+            <w:r>
+              <w:rPr>
+                <w:sz w:val="22"/>
+                <w:szCs w:val="22"/>
+              </w:rPr>
+              <w:t xml:space="preserve"> </w:t>
+            </w:r>
+            <w:r>
+              <w:rPr>
+                <w:sz w:val="22"/>
+                <w:szCs w:val="22"/>
+              </w:rPr>
+              <w:t>or kept to a minimum if</w:t>
+            </w:r>
+            <w:r>
+              <w:rPr>
+                <w:sz w:val="22"/>
+                <w:szCs w:val="22"/>
+              </w:rPr>
+              <w:t xml:space="preserve"> important f</w:t>
+            </w:r>
+            <w:r>
+              <w:rPr>
+                <w:sz w:val="22"/>
+                <w:szCs w:val="22"/>
+              </w:rPr>
+              <w:t>or communicating conclusions</w:t>
+            </w:r>
+          </w:p>
+          <w:p>
+            <w:pPr>
+              <w:pStyle w:val="ListBullet"/>
+            </w:pPr>
+            <w:r>
+              <w:rPr>
+                <w:sz w:val="22"/>
+                <w:szCs w:val="22"/>
+              </w:rPr>
+              <w:t>Visual presentations of relevant</w:t>
+            </w:r>
+            <w:r>
+              <w:rPr>
+                <w:sz w:val="22"/>
+                <w:szCs w:val="22"/>
+              </w:rPr>
+              <w:t xml:space="preserve"> results</w:t>
+            </w:r>
+            <w:r>
+              <w:rPr>
+                <w:sz w:val="22"/>
+                <w:szCs w:val="22"/>
+              </w:rPr>
+              <w:t xml:space="preserve"> are acceptable</w:t>
+            </w:r>
+            <w:r>
+              <w:rPr>
+                <w:sz w:val="22"/>
+                <w:szCs w:val="22"/>
+              </w:rPr>
+              <w:t xml:space="preserve">, if </w:t>
+            </w:r>
+            <w:r>
+              <w:rPr>
+                <w:sz w:val="22"/>
+                <w:szCs w:val="22"/>
+              </w:rPr>
+              <w:t>key to</w:t>
+            </w:r>
+            <w:r>
+              <w:rPr>
+                <w:sz w:val="22"/>
+                <w:szCs w:val="22"/>
+              </w:rPr>
+              <w:t xml:space="preserve"> decision making</w:t>
             </w:r>
           </w:p>
         </w:tc>
@@ -11943,7 +12231,15 @@
                 <w:szCs w:val="22"/>
                 <w:lang w:val="en-US"/>
               </w:rPr>
-              <w:t>use the same text as in the MAP</w:t>
+              <w:t xml:space="preserve">use the same text as in the </w:t>
+            </w:r>
+            <w:r>
+              <w:rPr>
+                <w:sz w:val="22"/>
+                <w:szCs w:val="22"/>
+                <w:lang w:val="en-US"/>
+              </w:rPr>
+              <w:t>MAP</w:t>
             </w:r>
             <w:r>
               <w:rPr>
@@ -12120,7 +12416,10 @@
         <w:t xml:space="preserve">the Analysis </w:t>
       </w:r>
       <w:r>
-        <w:t>Data</w:t>
+        <w:t>D</w:t>
+      </w:r>
+      <w:r>
+        <w:t>ata</w:t>
       </w:r>
       <w:bookmarkEnd w:id="34"/>
       <w:bookmarkEnd w:id="35"/>
@@ -12984,6 +13283,7 @@
       <w:tr>
         <w:trPr>
           <w:cantSplit/>
+          <w:hidden/>
         </w:trPr>
         <w:tc>
           <w:tcPr>
@@ -13249,7 +13549,19 @@
         <w:t xml:space="preserve">and </w:t>
       </w:r>
       <w:r>
-        <w:t>Source Data File</w:t>
+        <w:t xml:space="preserve">Source </w:t>
+      </w:r>
+      <w:r>
+        <w:t>D</w:t>
+      </w:r>
+      <w:r>
+        <w:t xml:space="preserve">ata </w:t>
+      </w:r>
+      <w:r>
+        <w:t>F</w:t>
+      </w:r>
+      <w:r>
+        <w:t>ile</w:t>
       </w:r>
       <w:bookmarkEnd w:id="42"/>
       <w:bookmarkEnd w:id="43"/>
@@ -13269,7 +13581,13 @@
         <w:t>{{ name of source data file }}</w:t>
       </w:r>
       <w:r>
-        <w:t xml:space="preserve"> was prepared according to AZ Clinical Data Standards. </w:t>
+        <w:t xml:space="preserve"> was prepared according to </w:t>
+      </w:r>
+      <w:r>
+        <w:t>AZ Clinical Data Standards</w:t>
+      </w:r>
+      <w:r>
+        <w:t xml:space="preserve">. </w:t>
       </w:r>
       <w:r>
         <w:rPr>
@@ -13329,7 +13647,22 @@
         <w:t xml:space="preserve"> </w:t>
       </w:r>
       <w:r>
-        <w:t>The dataset is described in the Pharmacometrics Data Specification</w:t>
+        <w:t xml:space="preserve">The dataset </w:t>
+      </w:r>
+      <w:r>
+        <w:t>is</w:t>
+      </w:r>
+      <w:r>
+        <w:t xml:space="preserve"> described in </w:t>
+      </w:r>
+      <w:r>
+        <w:t>the</w:t>
+      </w:r>
+      <w:r>
+        <w:t xml:space="preserve"> </w:t>
+      </w:r>
+      <w:r>
+        <w:t>Pharmacometrics Data Specification</w:t>
       </w:r>
       <w:r>
         <w:t xml:space="preserve"> (</w:t>
@@ -13364,7 +13697,19 @@
       <w:bookmarkStart w:id="47" w:name="_Toc57021180"/>
       <w:bookmarkStart w:id="48" w:name="_Toc224140064"/>
       <w:r>
-        <w:t>Derived Analysis Dataset</w:t>
+        <w:t xml:space="preserve">Derived </w:t>
+      </w:r>
+      <w:r>
+        <w:t>A</w:t>
+      </w:r>
+      <w:r>
+        <w:t xml:space="preserve">nalysis </w:t>
+      </w:r>
+      <w:r>
+        <w:t>D</w:t>
+      </w:r>
+      <w:r>
+        <w:t>ataset</w:t>
       </w:r>
       <w:bookmarkEnd w:id="46"/>
       <w:bookmarkEnd w:id="47"/>
@@ -13436,7 +13781,56 @@
                 <w:sz w:val="22"/>
                 <w:szCs w:val="22"/>
               </w:rPr>
-              <w:t xml:space="preserve"> description of any transformations performed on the source data file, if any, to arrive at the modelling dataset (e.g., binning of a continuous covariate into categories, logarithmic (or other) transformation, new variables, imputation, etc.)</w:t>
+              <w:t xml:space="preserve"> description of any </w:t>
+            </w:r>
+            <w:r>
+              <w:rPr>
+                <w:sz w:val="22"/>
+                <w:szCs w:val="22"/>
+              </w:rPr>
+              <w:t>transformations</w:t>
+            </w:r>
+            <w:r>
+              <w:rPr>
+                <w:sz w:val="22"/>
+                <w:szCs w:val="22"/>
+              </w:rPr>
+              <w:t xml:space="preserve"> performed on the source data file</w:t>
+            </w:r>
+            <w:r>
+              <w:rPr>
+                <w:sz w:val="22"/>
+                <w:szCs w:val="22"/>
+              </w:rPr>
+              <w:t>, if any,</w:t>
+            </w:r>
+            <w:r>
+              <w:rPr>
+                <w:sz w:val="22"/>
+                <w:szCs w:val="22"/>
+              </w:rPr>
+              <w:t xml:space="preserve"> to arrive at the modelling dataset (e.g., binning of a continuous covariate into categories, log</w:t>
+            </w:r>
+            <w:r>
+              <w:rPr>
+                <w:sz w:val="22"/>
+                <w:szCs w:val="22"/>
+              </w:rPr>
+              <w:t>arithmic</w:t>
+            </w:r>
+            <w:r>
+              <w:rPr>
+                <w:sz w:val="22"/>
+                <w:szCs w:val="22"/>
+              </w:rPr>
+              <w:t xml:space="preserve"> (or other) transformation, </w:t>
+            </w:r>
+            <w:r>
+              <w:rPr>
+                <w:sz w:val="22"/>
+                <w:szCs w:val="22"/>
+              </w:rPr>
+              <w:t>new variables, imputation, etc.)</w:t>
             </w:r>
           </w:p>
         </w:tc>
@@ -13557,7 +13951,21 @@
                 <w:sz w:val="22"/>
                 <w:szCs w:val="22"/>
               </w:rPr>
-              <w:t xml:space="preserve">Provide listings of specific data points removed from the dataset (pre-modelling), and the reason for omission in </w:t>
+              <w:t xml:space="preserve">Provide listings of specific data points removed from the dataset (pre-modelling), </w:t>
+            </w:r>
+            <w:r>
+              <w:rPr>
+                <w:sz w:val="22"/>
+                <w:szCs w:val="22"/>
+              </w:rPr>
+              <w:t>and</w:t>
+            </w:r>
+            <w:r>
+              <w:rPr>
+                <w:sz w:val="22"/>
+                <w:szCs w:val="22"/>
+              </w:rPr>
+              <w:t xml:space="preserve"> the reason for omission in </w:t>
             </w:r>
             <w:r>
               <w:rPr>
@@ -13591,7 +13999,13 @@
         <w:t xml:space="preserve"> </w:t>
       </w:r>
       <w:r>
-        <w:t xml:space="preserve">missing or erroneous data was performed as outlined in the MAP. </w:t>
+        <w:t xml:space="preserve">missing or erroneous data was </w:t>
+      </w:r>
+      <w:r>
+        <w:t>performed as outlined in the MAP</w:t>
+      </w:r>
+      <w:r>
+        <w:t xml:space="preserve">. </w:t>
       </w:r>
     </w:p>
     <w:p>
@@ -13751,14 +14165,27 @@
                 <w:sz w:val="22"/>
                 <w:szCs w:val="22"/>
               </w:rPr>
-              <w:t xml:space="preserve">Add description and justification of used LLOQ handling. </w:t>
+              <w:t>Add description and justification of used LLOQ handling.</w:t>
             </w:r>
             <w:r>
               <w:rPr>
                 <w:sz w:val="22"/>
                 <w:szCs w:val="22"/>
               </w:rPr>
+              <w:t xml:space="preserve"> </w:t>
+            </w:r>
+            <w:r>
+              <w:rPr>
+                <w:sz w:val="22"/>
+                <w:szCs w:val="22"/>
+              </w:rPr>
               <w:br/>
+            </w:r>
+            <w:r>
+              <w:rPr>
+                <w:sz w:val="22"/>
+                <w:szCs w:val="22"/>
+              </w:rPr>
               <w:t xml:space="preserve">(MAP states: </w:t>
             </w:r>
             <w:r>
@@ -13936,7 +14363,10 @@
         <w:pStyle w:val="Paragraph"/>
       </w:pPr>
       <w:r>
-        <w:t xml:space="preserve">Handling of outliers </w:t>
+        <w:t xml:space="preserve">Handling of </w:t>
+      </w:r>
+      <w:r>
+        <w:t xml:space="preserve">outliers </w:t>
       </w:r>
       <w:r>
         <w:t>w</w:t>
@@ -14137,7 +14567,13 @@
         <w:pStyle w:val="Paragraph"/>
       </w:pPr>
       <w:r>
-        <w:t xml:space="preserve">Handling of covariates </w:t>
+        <w:t xml:space="preserve">Handling of </w:t>
+      </w:r>
+      <w:r>
+        <w:t>covariates</w:t>
+      </w:r>
+      <w:r>
+        <w:t xml:space="preserve"> </w:t>
       </w:r>
       <w:r>
         <w:t>w</w:t>
@@ -14371,6 +14807,12 @@
           <w:highlight w:val="cyan"/>
         </w:rPr>
         <w:t>).</w:t>
+      </w:r>
+      <w:r>
+        <w:rPr>
+          <w:vanish/>
+        </w:rPr>
+        <w:t/>
       </w:r>
       <w:r>
         <w:rPr>
@@ -14459,7 +14901,127 @@
                 <w:szCs w:val="22"/>
                 <w:lang w:val="en-US"/>
               </w:rPr>
-              <w:t xml:space="preserve">For all subsections across methods, please copy paste relevant text from the MAP. Make changes as necessary and detail which option that was used if several are provided in the MAP (e.g. specify transformations made and provide relevant functional forms). </w:t>
+              <w:t xml:space="preserve">For </w:t>
+            </w:r>
+            <w:r>
+              <w:rPr>
+                <w:sz w:val="22"/>
+                <w:szCs w:val="22"/>
+                <w:lang w:val="en-US"/>
+              </w:rPr>
+              <w:t xml:space="preserve">all subsections across </w:t>
+            </w:r>
+            <w:r>
+              <w:rPr>
+                <w:sz w:val="22"/>
+                <w:szCs w:val="22"/>
+                <w:lang w:val="en-US"/>
+              </w:rPr>
+              <w:t xml:space="preserve">methods, </w:t>
+            </w:r>
+            <w:r>
+              <w:rPr>
+                <w:sz w:val="22"/>
+                <w:szCs w:val="22"/>
+                <w:lang w:val="en-US"/>
+              </w:rPr>
+              <w:t xml:space="preserve">please copy paste relevant </w:t>
+            </w:r>
+            <w:r>
+              <w:rPr>
+                <w:sz w:val="22"/>
+                <w:szCs w:val="22"/>
+                <w:lang w:val="en-US"/>
+              </w:rPr>
+              <w:t>text from the MAP.</w:t>
+            </w:r>
+            <w:r>
+              <w:rPr>
+                <w:sz w:val="22"/>
+                <w:szCs w:val="22"/>
+                <w:lang w:val="en-US"/>
+              </w:rPr>
+              <w:t xml:space="preserve"> Make changes as necessary</w:t>
+            </w:r>
+            <w:r>
+              <w:rPr>
+                <w:sz w:val="22"/>
+                <w:szCs w:val="22"/>
+                <w:lang w:val="en-US"/>
+              </w:rPr>
+              <w:t xml:space="preserve"> and detail which option that was used if several are provided in </w:t>
+            </w:r>
+            <w:r>
+              <w:rPr>
+                <w:sz w:val="22"/>
+                <w:szCs w:val="22"/>
+                <w:lang w:val="en-US"/>
+              </w:rPr>
+              <w:t>the MAP</w:t>
+            </w:r>
+            <w:r>
+              <w:rPr>
+                <w:sz w:val="22"/>
+                <w:szCs w:val="22"/>
+                <w:lang w:val="en-US"/>
+              </w:rPr>
+              <w:t xml:space="preserve"> (e.g. </w:t>
+            </w:r>
+            <w:r>
+              <w:rPr>
+                <w:sz w:val="22"/>
+                <w:szCs w:val="22"/>
+                <w:lang w:val="en-US"/>
+              </w:rPr>
+              <w:t xml:space="preserve">specify </w:t>
+            </w:r>
+            <w:r>
+              <w:rPr>
+                <w:sz w:val="22"/>
+                <w:szCs w:val="22"/>
+                <w:lang w:val="en-US"/>
+              </w:rPr>
+              <w:t xml:space="preserve">transformations </w:t>
+            </w:r>
+            <w:r>
+              <w:rPr>
+                <w:sz w:val="22"/>
+                <w:szCs w:val="22"/>
+                <w:lang w:val="en-US"/>
+              </w:rPr>
+              <w:t>made and provide relevant</w:t>
+            </w:r>
+            <w:r>
+              <w:rPr>
+                <w:sz w:val="22"/>
+                <w:szCs w:val="22"/>
+                <w:lang w:val="en-US"/>
+              </w:rPr>
+              <w:t xml:space="preserve"> </w:t>
+            </w:r>
+            <w:r>
+              <w:rPr>
+                <w:sz w:val="22"/>
+                <w:szCs w:val="22"/>
+                <w:lang w:val="en-US"/>
+              </w:rPr>
+              <w:t>functional forms</w:t>
+            </w:r>
+            <w:r>
+              <w:rPr>
+                <w:sz w:val="22"/>
+                <w:szCs w:val="22"/>
+                <w:lang w:val="en-US"/>
+              </w:rPr>
+              <w:t>)</w:t>
+            </w:r>
+            <w:r>
+              <w:rPr>
+                <w:sz w:val="22"/>
+                <w:szCs w:val="22"/>
+                <w:lang w:val="en-US"/>
+              </w:rPr>
+              <w:t xml:space="preserve">. </w:t>
             </w:r>
             <w:r>
               <w:rPr>
@@ -14477,7 +15039,17 @@
                 <w:szCs w:val="22"/>
                 <w:lang w:val="en-US"/>
               </w:rPr>
-              <w:t>Please remember to change to past tense where relevant.</w:t>
+              <w:t>Please remember</w:t>
+            </w:r>
+            <w:r>
+              <w:rPr>
+                <w:i/>
+                <w:iCs/>
+                <w:sz w:val="22"/>
+                <w:szCs w:val="22"/>
+                <w:lang w:val="en-US"/>
+              </w:rPr>
+              <w:t xml:space="preserve"> to change to past tense where relevant.</w:t>
             </w:r>
           </w:p>
         </w:tc>
@@ -14850,9 +15422,21 @@
       </w:pPr>
       <w:r>
         <w:rPr>
+          <w:vanish/>
+        </w:rPr>
+        <w:t/>
+      </w:r>
+      <w:r>
+        <w:rPr>
           <w:b/>
         </w:rPr>
         <w:t>&lt;&lt;Name:model run summary|Title:Model run summary table|Footnote:Summary of key model run outputs.|Files:106-pk-params.docx|Type:table&gt;&gt;</w:t>
+      </w:r>
+      <w:r>
+        <w:rPr>
+          <w:vanish/>
+        </w:rPr>
+        <w:t/>
       </w:r>
       <w:r>
         <w:rPr>
@@ -14865,16 +15449,24 @@
       <w:pPr>
         <w:pStyle w:val="Paragraph"/>
       </w:pPr>
-    </w:p>
-    <w:p>
-      <w:pPr>
-        <w:pStyle w:val="Paragraph"/>
-      </w:pPr>
-    </w:p>
-    <w:p>
-      <w:pPr>
-        <w:pStyle w:val="Paragraph"/>
-      </w:pPr>
+      <w:r>
+        <w:rPr>
+          <w:vanish/>
+        </w:rPr>
+        <w:t/>
+      </w:r>
+      <w:r>
+        <w:rPr>
+          <w:sz w:val="20"/>
+        </w:rPr>
+        <w:t/>
+      </w:r>
+      <w:r>
+        <w:rPr>
+          <w:vanish/>
+        </w:rPr>
+        <w:t/>
+      </w:r>
     </w:p>
     <w:p>
       <w:pPr>
@@ -14903,10 +15495,28 @@
       </w:r>
       <w:r>
         <w:rPr>
+          <w:vanish/>
+        </w:rPr>
+        <w:lastRenderedPageBreak/>
+        <w:t/>
+      </w:r>
+      <w:r>
+        <w:rPr>
+          <w:vanish/>
+        </w:rPr>
+        <w:t/>
+      </w:r>
+      <w:r>
+        <w:rPr>
           <w:b/>
         </w:rPr>
-        <w:lastRenderedPageBreak/>
         <w:t>&lt;&lt;Name:model bootstrap plot|Title:Bootstrap diagnostic plot|Footnote:Bootstrap plot for final model assessment.|Files:106-bootstrap.png|Type:image&gt;&gt;</w:t>
+      </w:r>
+      <w:r>
+        <w:rPr>
+          <w:vanish/>
+        </w:rPr>
+        <w:t/>
       </w:r>
       <w:r>
         <w:rPr>
@@ -14919,31 +15529,40 @@
       <w:pPr>
         <w:jc w:val="center"/>
       </w:pPr>
+      <w:r>
+        <w:rPr>
+          <w:noProof/>
+        </w:rPr>
+      </w:r>
+      <w:r>
+        <w:rPr>
+          <w:vanish/>
+        </w:rPr>
+        <w:t/>
+      </w:r>
     </w:p>
     <w:p>
       <w:pPr>
         <w:pStyle w:val="Paragraph"/>
       </w:pPr>
-    </w:p>
-    <w:p>
-      <w:pPr>
-        <w:jc w:val="center"/>
-      </w:pPr>
-    </w:p>
-    <w:p>
-      <w:pPr>
-        <w:pStyle w:val="Paragraph"/>
-      </w:pPr>
-    </w:p>
-    <w:p>
-      <w:pPr>
-        <w:jc w:val="center"/>
-      </w:pPr>
-    </w:p>
-    <w:p>
-      <w:pPr>
-        <w:pStyle w:val="Paragraph"/>
-      </w:pPr>
+      <w:r>
+        <w:rPr>
+          <w:vanish/>
+        </w:rPr>
+        <w:t/>
+      </w:r>
+      <w:r>
+        <w:rPr>
+          <w:sz w:val="20"/>
+        </w:rPr>
+        <w:t/>
+      </w:r>
+      <w:r>
+        <w:rPr>
+          <w:vanish/>
+        </w:rPr>
+        <w:t/>
+      </w:r>
     </w:p>
     <w:p>
       <w:pPr>
@@ -15020,7 +15639,39 @@
                 <w:szCs w:val="22"/>
                 <w:lang w:val="en-US"/>
               </w:rPr>
-              <w:t>For this subsection, please refer to the MAP. Add any relevant additional information, e.g. number of simulations/samples used in the VPCs and bootstraps.</w:t>
+              <w:t xml:space="preserve">For this subsection, </w:t>
+            </w:r>
+            <w:r>
+              <w:rPr>
+                <w:sz w:val="22"/>
+                <w:szCs w:val="22"/>
+                <w:lang w:val="en-US"/>
+              </w:rPr>
+              <w:t>please refer to the MAP.</w:t>
+            </w:r>
+            <w:r>
+              <w:rPr>
+                <w:sz w:val="22"/>
+                <w:szCs w:val="22"/>
+                <w:lang w:val="en-US"/>
+              </w:rPr>
+              <w:t xml:space="preserve"> Add any relevant </w:t>
+            </w:r>
+            <w:r>
+              <w:rPr>
+                <w:sz w:val="22"/>
+                <w:szCs w:val="22"/>
+                <w:lang w:val="en-US"/>
+              </w:rPr>
+              <w:t>additional information, e.g. number of simulations/samples used in the VPCs and bootstraps</w:t>
+            </w:r>
+            <w:r>
+              <w:rPr>
+                <w:sz w:val="22"/>
+                <w:szCs w:val="22"/>
+                <w:lang w:val="en-US"/>
+              </w:rPr>
+              <w:t>.</w:t>
             </w:r>
             <w:r>
               <w:rPr>
@@ -15049,7 +15700,16 @@
         <w:pStyle w:val="Paragraph"/>
       </w:pPr>
       <w:r>
-        <w:t>Model evaluation was performed as outlined in the MAP.</w:t>
+        <w:t xml:space="preserve">Model evaluation was </w:t>
+      </w:r>
+      <w:r>
+        <w:t>performed</w:t>
+      </w:r>
+      <w:r>
+        <w:t xml:space="preserve"> a</w:t>
+      </w:r>
+      <w:r>
+        <w:t>s outlined in the MAP.</w:t>
       </w:r>
       <w:bookmarkStart w:id="74" w:name="_Toc422332972"/>
       <w:bookmarkStart w:id="75" w:name="_Toc57021203"/>
@@ -15060,6 +15720,7 @@
       </w:pPr>
       <w:bookmarkStart w:id="76" w:name="_Toc224140080"/>
       <w:r>
+        <w:lastRenderedPageBreak/>
         <w:t>Simulations</w:t>
       </w:r>
       <w:bookmarkEnd w:id="74"/>
@@ -15097,7 +15758,16 @@
         <w:t xml:space="preserve">Hardware and </w:t>
       </w:r>
       <w:r>
-        <w:t>Software Details</w:t>
+        <w:t>S</w:t>
+      </w:r>
+      <w:r>
+        <w:t xml:space="preserve">oftware </w:t>
+      </w:r>
+      <w:r>
+        <w:t>D</w:t>
+      </w:r>
+      <w:r>
+        <w:t>etails</w:t>
       </w:r>
       <w:bookmarkEnd w:id="79"/>
       <w:bookmarkEnd w:id="80"/>
@@ -15116,9 +15786,21 @@
       <w:bookmarkStart w:id="84" w:name="_Toc224140084"/>
       <w:r>
         <w:rPr>
+          <w:vanish/>
+        </w:rPr>
+        <w:t/>
+      </w:r>
+      <w:r>
+        <w:rPr>
           <w:b/>
         </w:rPr>
         <w:t>&lt;&lt;Name:categorical covariate summary |Title:Categorical covariate summary|Footnote:Categorical covariate distribution by study.|Files:cat-cov-sum-study.docx|Type:table&gt;&gt;</w:t>
+      </w:r>
+      <w:r>
+        <w:rPr>
+          <w:vanish/>
+        </w:rPr>
+        <w:t/>
       </w:r>
       <w:r>
         <w:rPr>
@@ -15131,23 +15813,46 @@
       <w:pPr>
         <w:pStyle w:val="Paragraph"/>
       </w:pPr>
-    </w:p>
-    <w:p>
-      <w:pPr>
-        <w:pStyle w:val="Paragraph"/>
-      </w:pPr>
-    </w:p>
-    <w:p>
-      <w:pPr>
-        <w:pStyle w:val="Paragraph"/>
-      </w:pPr>
+      <w:r>
+        <w:rPr>
+          <w:vanish/>
+        </w:rPr>
+        <w:t/>
+      </w:r>
+      <w:r>
+        <w:rPr>
+          <w:sz w:val="20"/>
+        </w:rPr>
+        <w:t/>
+      </w:r>
+      <w:r>
+        <w:rPr>
+          <w:vanish/>
+        </w:rPr>
+        <w:t/>
+      </w:r>
     </w:p>
     <w:p>
       <w:pPr>
         <w:pStyle w:val="Heading2"/>
       </w:pPr>
       <w:r>
-        <w:t>Deviations from Analysis Plan</w:t>
+        <w:t>Deviations from</w:t>
+      </w:r>
+      <w:r>
+        <w:t xml:space="preserve"> </w:t>
+      </w:r>
+      <w:r>
+        <w:t>A</w:t>
+      </w:r>
+      <w:r>
+        <w:t xml:space="preserve">nalysis </w:t>
+      </w:r>
+      <w:r>
+        <w:t>P</w:t>
+      </w:r>
+      <w:r>
+        <w:t>lan</w:t>
       </w:r>
       <w:bookmarkEnd w:id="82"/>
       <w:bookmarkEnd w:id="83"/>
@@ -15203,8 +15908,49 @@
                 <w:sz w:val="22"/>
                 <w:szCs w:val="22"/>
               </w:rPr>
-              <w:lastRenderedPageBreak/>
-              <w:t>This section describes and explains rationale for any deviations in the conduct of the analysis from the Model Analysis Plan, e.g., changes in response to data review, or challenges in the specified approach.</w:t>
+              <w:t>This section describes</w:t>
+            </w:r>
+            <w:r>
+              <w:rPr>
+                <w:sz w:val="22"/>
+                <w:szCs w:val="22"/>
+              </w:rPr>
+              <w:t xml:space="preserve"> and explains rationale for</w:t>
+            </w:r>
+            <w:r>
+              <w:rPr>
+                <w:sz w:val="22"/>
+                <w:szCs w:val="22"/>
+              </w:rPr>
+              <w:t xml:space="preserve"> any deviations in the conduct of the analysis from the </w:t>
+            </w:r>
+            <w:r>
+              <w:rPr>
+                <w:sz w:val="22"/>
+                <w:szCs w:val="22"/>
+              </w:rPr>
+              <w:t xml:space="preserve">Model </w:t>
+            </w:r>
+            <w:r>
+              <w:rPr>
+                <w:sz w:val="22"/>
+                <w:szCs w:val="22"/>
+              </w:rPr>
+              <w:t>Analysis Plan</w:t>
+            </w:r>
+            <w:r>
+              <w:rPr>
+                <w:sz w:val="22"/>
+                <w:szCs w:val="22"/>
+              </w:rPr>
+              <w:t>, e.g., changes in response to data review, or challenges in the specified approach</w:t>
+            </w:r>
+            <w:r>
+              <w:rPr>
+                <w:sz w:val="22"/>
+                <w:szCs w:val="22"/>
+              </w:rPr>
+              <w:t>.</w:t>
             </w:r>
             <w:r>
               <w:t xml:space="preserve"> </w:t>
@@ -15218,7 +15964,6 @@
         <w:pStyle w:val="Paragraph"/>
       </w:pPr>
       <w:r>
-        <w:lastRenderedPageBreak/>
         <w:t>{{pa}}</w:t>
       </w:r>
       <w:r>
@@ -15239,6 +15984,7 @@
         <w:rPr>
           <w:caps w:val="0"/>
         </w:rPr>
+        <w:lastRenderedPageBreak/>
         <w:t>RESULTS</w:t>
       </w:r>
       <w:bookmarkEnd w:id="85"/>
@@ -15299,7 +16045,14 @@
                 <w:sz w:val="22"/>
                 <w:szCs w:val="22"/>
               </w:rPr>
-              <w:t xml:space="preserve">This section focuses on results from exploration of the data, development of models, and subsequent simulations/inferences. The primary audience for this section: technical reader, reviewers. </w:t>
+              <w:t xml:space="preserve">This section focuses on results from exploration of the data, development of models, and subsequent simulations/inferences. </w:t>
+            </w:r>
+            <w:r>
+              <w:rPr>
+                <w:sz w:val="22"/>
+                <w:szCs w:val="22"/>
+              </w:rPr>
+              <w:t xml:space="preserve">The primary audience for this section: technical reader, reviewers. </w:t>
             </w:r>
           </w:p>
           <w:p>
@@ -15351,19 +16104,110 @@
                 <w:sz w:val="22"/>
                 <w:szCs w:val="22"/>
               </w:rPr>
-              <w:t>Description, diagnostics and qualification of key models including, but not limited to, the base and final models. The final model, model building steps, qualification, final parameter estimates, and deviations from planned analyses should be clear.</w:t>
-            </w:r>
-          </w:p>
-          <w:p>
-            <w:pPr>
-              <w:pStyle w:val="ListBullet"/>
-            </w:pPr>
+              <w:t>D</w:t>
+            </w:r>
             <w:r>
               <w:rPr>
                 <w:sz w:val="22"/>
                 <w:szCs w:val="22"/>
               </w:rPr>
-              <w:t>Tables and/or figures should be included as appropriate to explain the course of model development.</w:t>
+              <w:t>escription, diagnostics and qualification</w:t>
+            </w:r>
+            <w:r>
+              <w:rPr>
+                <w:sz w:val="22"/>
+                <w:szCs w:val="22"/>
+              </w:rPr>
+              <w:t xml:space="preserve"> of key models including</w:t>
+            </w:r>
+            <w:r>
+              <w:rPr>
+                <w:sz w:val="22"/>
+                <w:szCs w:val="22"/>
+              </w:rPr>
+              <w:t xml:space="preserve">, </w:t>
+            </w:r>
+            <w:r>
+              <w:rPr>
+                <w:sz w:val="22"/>
+                <w:szCs w:val="22"/>
+              </w:rPr>
+              <w:t>but not limited to</w:t>
+            </w:r>
+            <w:r>
+              <w:rPr>
+                <w:sz w:val="22"/>
+                <w:szCs w:val="22"/>
+              </w:rPr>
+              <w:t xml:space="preserve">, </w:t>
+            </w:r>
+            <w:r>
+              <w:rPr>
+                <w:sz w:val="22"/>
+                <w:szCs w:val="22"/>
+              </w:rPr>
+              <w:t xml:space="preserve">the </w:t>
+            </w:r>
+            <w:r>
+              <w:rPr>
+                <w:sz w:val="22"/>
+                <w:szCs w:val="22"/>
+              </w:rPr>
+              <w:t xml:space="preserve">base and </w:t>
+            </w:r>
+            <w:r>
+              <w:rPr>
+                <w:sz w:val="22"/>
+                <w:szCs w:val="22"/>
+              </w:rPr>
+              <w:t>final model</w:t>
+            </w:r>
+            <w:r>
+              <w:rPr>
+                <w:sz w:val="22"/>
+                <w:szCs w:val="22"/>
+              </w:rPr>
+              <w:t>s</w:t>
+            </w:r>
+            <w:r>
+              <w:rPr>
+                <w:sz w:val="22"/>
+                <w:szCs w:val="22"/>
+              </w:rPr>
+              <w:t>.</w:t>
+            </w:r>
+            <w:r>
+              <w:rPr>
+                <w:sz w:val="22"/>
+                <w:szCs w:val="22"/>
+              </w:rPr>
+              <w:t xml:space="preserve"> The final model, model building steps, qualification, final parameter estimates, and deviations from planned analyses should be clear.</w:t>
+            </w:r>
+          </w:p>
+          <w:p>
+            <w:pPr>
+              <w:pStyle w:val="ListBullet"/>
+            </w:pPr>
+            <w:r>
+              <w:rPr>
+                <w:sz w:val="22"/>
+                <w:szCs w:val="22"/>
+              </w:rPr>
+              <w:t xml:space="preserve">Tables and/or figures should be included </w:t>
+            </w:r>
+            <w:r>
+              <w:rPr>
+                <w:sz w:val="22"/>
+                <w:szCs w:val="22"/>
+              </w:rPr>
+              <w:t>as appropriate to explain the course of model development</w:t>
+            </w:r>
+            <w:r>
+              <w:rPr>
+                <w:sz w:val="22"/>
+                <w:szCs w:val="22"/>
+              </w:rPr>
+              <w:t>.</w:t>
             </w:r>
           </w:p>
         </w:tc>
@@ -15380,7 +16224,10 @@
       <w:bookmarkStart w:id="92" w:name="_Ref415477062"/>
       <w:bookmarkStart w:id="93" w:name="_Ref415477068"/>
       <w:r>
-        <w:t>Summary of Analysis Dataset</w:t>
+        <w:t xml:space="preserve">Summary of Analysis </w:t>
+      </w:r>
+      <w:r>
+        <w:t>Dataset</w:t>
       </w:r>
       <w:bookmarkEnd w:id="88"/>
       <w:r>
@@ -15551,25 +16398,32 @@
           <w:szCs w:val="22"/>
           <w:highlight w:val="cyan"/>
         </w:rPr>
-        <w:t>{{Study and Dose}}</w:t>
+        <w:t>{{dose}}</w:t>
+      </w:r>
+      <w:r>
+        <w:rPr>
+          <w:sz w:val="22"/>
+          <w:szCs w:val="22"/>
+        </w:rPr>
+        <w:t xml:space="preserve">. </w:t>
       </w:r>
       <w:r>
         <w:rPr>
           <w:highlight w:val="cyan"/>
         </w:rPr>
-        <w:t>. Sum</w:t>
+        <w:t xml:space="preserve">Summaries by </w:t>
       </w:r>
       <w:r>
         <w:rPr>
           <w:highlight w:val="cyan"/>
         </w:rPr>
-        <w:t>maries by {{Study and Dose}}</w:t>
+        <w:t>{{Study and Dose}}</w:t>
       </w:r>
       <w:r>
         <w:rPr>
           <w:highlight w:val="cyan"/>
         </w:rPr>
-        <w:t xml:space="preserve"> are pr</w:t>
+        <w:t xml:space="preserve"> are provided in </w:t>
       </w:r>
       <w:r>
         <w:rPr>
@@ -15598,7 +16452,7 @@
         <w:rPr>
           <w:highlight w:val="cyan"/>
         </w:rPr>
-        <w:t>ovided in</w:t>
+        <w:t>Appendix D</w:t>
       </w:r>
       <w:r>
         <w:rPr>
@@ -15610,7 +16464,7 @@
         <w:rPr>
           <w:highlight w:val="cyan"/>
         </w:rPr>
-        <w:t>Ap</w:t>
+        <w:t xml:space="preserve">, </w:t>
       </w:r>
       <w:r>
         <w:rPr>
@@ -15636,13 +16490,13 @@
         <w:fldChar w:fldCharType="separate"/>
       </w:r>
       <w:r>
-        <w:t>pendix</w:t>
+        <w:t>Table </w:t>
       </w:r>
       <w:r>
         <w:rPr>
           <w:noProof/>
         </w:rPr>
-        <w:t> D</w:t>
+        <w:t>D1</w:t>
       </w:r>
       <w:r>
         <w:rPr>
@@ -15654,7 +16508,19 @@
         <w:rPr>
           <w:highlight w:val="cyan"/>
         </w:rPr>
-        <w:t>, Table D1.</w:t>
+        <w:t>.</w:t>
+      </w:r>
+      <w:r>
+        <w:rPr>
+          <w:vanish/>
+        </w:rPr>
+        <w:t/>
+      </w:r>
+      <w:r>
+        <w:rPr>
+          <w:vanish/>
+        </w:rPr>
+        <w:t>[[INLINE_ID:inl_dose]]</w:t>
       </w:r>
       <w:r>
         <w:rPr>
@@ -15678,14 +16544,27 @@
       <w:r>
         <w:t>Table </w:t>
       </w:r>
-      <w:fldSimple w:instr=" SEQ Table \* ARABIC ">
-        <w:r>
-          <w:rPr>
-            <w:noProof/>
-          </w:rPr>
-          <w:t>2</w:t>
-        </w:r>
-      </w:fldSimple>
+      <w:r>
+        <w:fldChar w:fldCharType="begin"/>
+      </w:r>
+      <w:r>
+        <w:instrText xml:space="preserve"> SEQ Table \* ARABIC </w:instrText>
+      </w:r>
+      <w:r>
+        <w:fldChar w:fldCharType="separate"/>
+      </w:r>
+      <w:r>
+        <w:rPr>
+          <w:noProof/>
+        </w:rPr>
+        <w:t>2</w:t>
+      </w:r>
+      <w:r>
+        <w:rPr>
+          <w:noProof/>
+        </w:rPr>
+        <w:fldChar w:fldCharType="end"/>
+      </w:r>
       <w:bookmarkEnd w:id="94"/>
       <w:r>
         <w:tab/>
@@ -16749,7 +17628,6 @@
               <w:pStyle w:val="TableCenter"/>
             </w:pPr>
             <w:r>
-              <w:lastRenderedPageBreak/>
               <w:t>150 mg</w:t>
             </w:r>
           </w:p>
@@ -17162,7 +18040,22 @@
         <w:t xml:space="preserve"> </w:t>
       </w:r>
       <w:r>
-        <w:t>LLOQ: lower limit of quantification, MISS: missing observations (non-BLQ), SUBJ: subjects, OBS: observations above the LLOQ</w:t>
+        <w:t>LLOQ: lower limit of quantification,</w:t>
+      </w:r>
+      <w:r>
+        <w:t xml:space="preserve"> </w:t>
+      </w:r>
+      <w:r>
+        <w:t xml:space="preserve">MISS: missing observations (non-BLQ), </w:t>
+      </w:r>
+      <w:r>
+        <w:t>SUBJ: subjects</w:t>
+      </w:r>
+      <w:r>
+        <w:t xml:space="preserve">, </w:t>
+      </w:r>
+      <w:r>
+        <w:t>OBS: observations above the LLOQ</w:t>
       </w:r>
     </w:p>
     <w:p>
@@ -17170,7 +18063,10 @@
         <w:pStyle w:val="TableFootnoteInfo"/>
       </w:pPr>
       <w:r>
-        <w:t xml:space="preserve">Source activity: </w:t>
+        <w:t>Source activity:</w:t>
+      </w:r>
+      <w:r>
+        <w:t xml:space="preserve"> </w:t>
       </w:r>
     </w:p>
     <w:p>
@@ -17186,6 +18082,7 @@
         <w:pStyle w:val="TableFootnoteInfo"/>
       </w:pPr>
       <w:r>
+        <w:lastRenderedPageBreak/>
         <w:t>Source code: eda-tables.R</w:t>
       </w:r>
     </w:p>
@@ -17220,58 +18117,121 @@
         <w:rPr>
           <w:highlight w:val="cyan"/>
         </w:rPr>
-        <w:t>{{XX mg}}</w:t>
+        <w:t>{{n}}</w:t>
       </w:r>
       <w:r>
         <w:rPr>
           <w:highlight w:val="cyan"/>
         </w:rPr>
-        <w:t xml:space="preserve"> plasma/b</w:t>
-      </w:r>
-      <w:r>
-        <w:t>lood PK samples f</w:t>
+        <w:t xml:space="preserve"> plasma</w:t>
       </w:r>
       <w:r>
         <w:rPr>
           <w:highlight w:val="cyan"/>
         </w:rPr>
-        <w:t>rom {{n}}</w:t>
+        <w:t>/blood</w:t>
+      </w:r>
+      <w:r>
+        <w:t xml:space="preserve"> PK samples from </w:t>
       </w:r>
       <w:r>
         <w:rPr>
           <w:highlight w:val="cyan"/>
         </w:rPr>
-        <w:t xml:space="preserve"> pati</w:t>
-      </w:r>
-      <w:r>
-        <w:t>ents treated w</w:t>
+        <w:t>{{n}}</w:t>
       </w:r>
       <w:r>
         <w:rPr>
           <w:highlight w:val="cyan"/>
         </w:rPr>
-        <w:t>ith AZDXXX across dose levels</w:t>
+        <w:t xml:space="preserve"> </w:t>
       </w:r>
       <w:r>
         <w:rPr>
           <w:highlight w:val="cyan"/>
         </w:rPr>
-        <w:t xml:space="preserve"> of  {{XX mg}} to {{XX mg}}</w:t>
-      </w:r>
-      <w:r>
-        <w:t xml:space="preserve"> were available for inclusion in this analys</w:t>
+        <w:t>patients</w:t>
+      </w:r>
+      <w:r>
+        <w:t xml:space="preserve"> treated with </w:t>
       </w:r>
       <w:r>
         <w:rPr>
           <w:highlight w:val="cyan"/>
         </w:rPr>
-        <w:t>is. {{Add any relevant observation across selected strata for table}}</w:t>
+        <w:t xml:space="preserve">AZDXXX </w:t>
+      </w:r>
+      <w:r>
+        <w:rPr>
+          <w:highlight w:val="cyan"/>
+        </w:rPr>
+        <w:t xml:space="preserve">across dose levels of </w:t>
+      </w:r>
+      <w:r>
+        <w:rPr>
+          <w:highlight w:val="cyan"/>
+        </w:rPr>
+        <w:t xml:space="preserve"> </w:t>
+      </w:r>
+      <w:r>
+        <w:rPr>
+          <w:highlight w:val="cyan"/>
+        </w:rPr>
+        <w:t>{{XX mg}}</w:t>
+      </w:r>
+      <w:r>
+        <w:rPr>
+          <w:highlight w:val="cyan"/>
+        </w:rPr>
+        <w:t xml:space="preserve"> to </w:t>
+      </w:r>
+      <w:r>
+        <w:rPr>
+          <w:highlight w:val="cyan"/>
+        </w:rPr>
+        <w:t>{{XX mg}}</w:t>
+      </w:r>
+      <w:r>
+        <w:t xml:space="preserve"> </w:t>
+      </w:r>
+      <w:r>
+        <w:t xml:space="preserve">were available for inclusion in this analysis. </w:t>
+      </w:r>
+      <w:r>
+        <w:rPr>
+          <w:highlight w:val="cyan"/>
+        </w:rPr>
+        <w:t>{{Add any relevant observation across selected strata for table}}</w:t>
+      </w:r>
+      <w:r>
+        <w:rPr>
+          <w:highlight w:val="cyan"/>
+        </w:rPr>
+        <w:t xml:space="preserve"/>
       </w:r>
       <w:r>
         <w:rPr>
           <w:vanish/>
         </w:rPr>
-        <w:t>[[INLINE_ID:inl_xx_mg]][[INLINE_ID:inl_n]][[INLINE_ID:inl_add_any_relevant_observation_across_selected_strata_for_table]]</w:t>
+        <w:t/>
+      </w:r>
+      <w:r>
+        <w:rPr>
+          <w:vanish/>
+        </w:rPr>
+        <w:t>[[INLINE_ID:inl_n]]</w:t>
+      </w:r>
+      <w:r>
+        <w:rPr>
+          <w:vanish/>
+        </w:rPr>
+        <w:t>[[INLINE_ID:inl_xx_mg]]</w:t>
+      </w:r>
+      <w:r>
+        <w:rPr>
+          <w:vanish/>
+        </w:rPr>
+        <w:t>[[INLINE_ID:inl_add_any_relevant_observation_across_selected_strata_for_table]]</w:t>
       </w:r>
     </w:p>
     <w:p>
@@ -17365,71 +18325,148 @@
                 <w:sz w:val="22"/>
                 <w:szCs w:val="22"/>
               </w:rPr>
-              <w:t>Focus on relevant features of the data, PK(PD), dosing and covariates to enable the reader a good understanding of the general behaviour (stratified by dose, time, time after dose, and key covariates).</w:t>
-            </w:r>
-          </w:p>
-          <w:p>
-            <w:pPr>
-              <w:pStyle w:val="ListBullet"/>
+              <w:t xml:space="preserve">Focus on relevant features of the data, </w:t>
+            </w:r>
+            <w:r>
               <w:rPr>
                 <w:sz w:val="22"/>
                 <w:szCs w:val="22"/>
               </w:rPr>
-            </w:pPr>
+              <w:t>PK(PD)</w:t>
+            </w:r>
             <w:r>
               <w:rPr>
                 <w:sz w:val="22"/>
                 <w:szCs w:val="22"/>
               </w:rPr>
-              <w:t>Correlation of covariates (correlation plots, between important covariates), if needed</w:t>
-            </w:r>
-          </w:p>
-          <w:p>
-            <w:pPr>
-              <w:pStyle w:val="ListBullet"/>
+              <w:t>, dosing and covariates</w:t>
+            </w:r>
+            <w:r>
               <w:rPr>
                 <w:sz w:val="22"/>
                 <w:szCs w:val="22"/>
               </w:rPr>
-            </w:pPr>
-            <w:r>
+              <w:t xml:space="preserve"> to enable the reader a good understanding of the general behaviour (stratified by dose, time, time after dose, and key covariates).</w:t>
+            </w:r>
+          </w:p>
+          <w:p>
+            <w:pPr>
+              <w:pStyle w:val="ListBullet"/>
               <w:rPr>
                 <w:sz w:val="22"/>
                 <w:szCs w:val="22"/>
               </w:rPr>
-              <w:t>Typical outputs could be graphics, tabular summaries and simple statistical models.</w:t>
-            </w:r>
-          </w:p>
-          <w:p>
-            <w:pPr>
-              <w:pStyle w:val="ListBullet"/>
+            </w:pPr>
+            <w:r>
               <w:rPr>
                 <w:sz w:val="22"/>
                 <w:szCs w:val="22"/>
               </w:rPr>
-            </w:pPr>
-            <w:r>
+              <w:t>Correlation of covariates (correlation plots, between important covariates), if needed</w:t>
+            </w:r>
+          </w:p>
+          <w:p>
+            <w:pPr>
+              <w:pStyle w:val="ListBullet"/>
               <w:rPr>
                 <w:sz w:val="22"/>
                 <w:szCs w:val="22"/>
               </w:rPr>
-              <w:t xml:space="preserve">Retain high impact results in the main text, with supporting tables/figures in an appendix. </w:t>
-            </w:r>
-          </w:p>
-          <w:p>
-            <w:pPr>
-              <w:pStyle w:val="ListBullet"/>
+            </w:pPr>
+            <w:r>
               <w:rPr>
                 <w:sz w:val="22"/>
                 <w:szCs w:val="22"/>
               </w:rPr>
-            </w:pPr>
-            <w:r>
+              <w:t>Typical outputs could be graphics, tabular summaries and simple statistical models.</w:t>
+            </w:r>
+          </w:p>
+          <w:p>
+            <w:pPr>
+              <w:pStyle w:val="ListBullet"/>
               <w:rPr>
                 <w:sz w:val="22"/>
                 <w:szCs w:val="22"/>
               </w:rPr>
-              <w:t>Refer to GUID-0024307</w:t>
+            </w:pPr>
+            <w:r>
+              <w:rPr>
+                <w:sz w:val="22"/>
+                <w:szCs w:val="22"/>
+              </w:rPr>
+              <w:t>Retain</w:t>
+            </w:r>
+            <w:r>
+              <w:rPr>
+                <w:sz w:val="22"/>
+                <w:szCs w:val="22"/>
+              </w:rPr>
+              <w:t xml:space="preserve"> high impact results in the main text</w:t>
+            </w:r>
+            <w:r>
+              <w:rPr>
+                <w:sz w:val="22"/>
+                <w:szCs w:val="22"/>
+              </w:rPr>
+              <w:t>, with supporting</w:t>
+            </w:r>
+            <w:r>
+              <w:rPr>
+                <w:sz w:val="22"/>
+                <w:szCs w:val="22"/>
+              </w:rPr>
+              <w:t xml:space="preserve"> </w:t>
+            </w:r>
+            <w:r>
+              <w:rPr>
+                <w:sz w:val="22"/>
+                <w:szCs w:val="22"/>
+              </w:rPr>
+              <w:t>tables/figures</w:t>
+            </w:r>
+            <w:r>
+              <w:rPr>
+                <w:sz w:val="22"/>
+                <w:szCs w:val="22"/>
+              </w:rPr>
+              <w:t xml:space="preserve"> in </w:t>
+            </w:r>
+            <w:r>
+              <w:rPr>
+                <w:sz w:val="22"/>
+                <w:szCs w:val="22"/>
+              </w:rPr>
+              <w:t>an appendix.</w:t>
+            </w:r>
+            <w:r>
+              <w:rPr>
+                <w:sz w:val="22"/>
+                <w:szCs w:val="22"/>
+              </w:rPr>
+              <w:t xml:space="preserve"> </w:t>
+            </w:r>
+          </w:p>
+          <w:p>
+            <w:pPr>
+              <w:pStyle w:val="ListBullet"/>
+              <w:rPr>
+                <w:sz w:val="22"/>
+                <w:szCs w:val="22"/>
+              </w:rPr>
+            </w:pPr>
+            <w:r>
+              <w:rPr>
+                <w:sz w:val="22"/>
+                <w:szCs w:val="22"/>
+              </w:rPr>
+              <w:t xml:space="preserve">Refer to </w:t>
+            </w:r>
+            <w:r>
+              <w:rPr>
+                <w:sz w:val="22"/>
+                <w:szCs w:val="22"/>
+              </w:rPr>
+              <w:t>GUID-0024307</w:t>
             </w:r>
             <w:r>
               <w:rPr>
@@ -17439,7 +18476,7 @@
               </w:rPr>
               <w:t xml:space="preserve"> </w:t>
             </w:r>
-            <w:hyperlink r:id="rId15" w:anchor="doc_info/2119166?state_type=steady_state__v" w:history="1">
+            <w:hyperlink r:id="rId16" w:anchor="doc_info/2119166?state_type=steady_state__v" w:history="1">
               <w:r>
                 <w:rPr>
                   <w:rStyle w:val="cf01"/>
@@ -17504,7 +18541,10 @@
         <w:fldChar w:fldCharType="end"/>
       </w:r>
       <w:r>
-        <w:t xml:space="preserve">. The correlations between continuous covariates are shown in </w:t>
+        <w:t>. The correlations between continuous covariates are shown in</w:t>
+      </w:r>
+      <w:r>
+        <w:t xml:space="preserve"> </w:t>
       </w:r>
       <w:r>
         <w:fldChar w:fldCharType="begin"/>
@@ -17528,7 +18568,13 @@
         <w:fldChar w:fldCharType="end"/>
       </w:r>
       <w:r>
-        <w:t xml:space="preserve">. The correlation between continuous and most relevant categorical covariates are shown in </w:t>
+        <w:t xml:space="preserve">. The correlation between continuous and most </w:t>
+      </w:r>
+      <w:r>
+        <w:t xml:space="preserve">relevant </w:t>
+      </w:r>
+      <w:r>
+        <w:t xml:space="preserve">categorical covariates are shown in </w:t>
       </w:r>
       <w:r>
         <w:fldChar w:fldCharType="begin"/>
@@ -17552,7 +18598,10 @@
         <w:fldChar w:fldCharType="end"/>
       </w:r>
       <w:r>
-        <w:t xml:space="preserve"> and </w:t>
+        <w:t xml:space="preserve"> </w:t>
+      </w:r>
+      <w:r>
+        <w:t xml:space="preserve">and </w:t>
       </w:r>
       <w:r>
         <w:fldChar w:fldCharType="begin"/>
@@ -17609,9 +18658,21 @@
       </w:pPr>
       <w:r>
         <w:rPr>
+          <w:vanish/>
+        </w:rPr>
+        <w:t/>
+      </w:r>
+      <w:r>
+        <w:rPr>
           <w:b/>
         </w:rPr>
         <w:t>&lt;&lt;Name:eta pairs|Title:ETA pairwise relationship plot|Footnote:Pairwise ETA relationship overview.|Files:cont-vs-cont.png|Type:image&gt;&gt;</w:t>
+      </w:r>
+      <w:r>
+        <w:rPr>
+          <w:vanish/>
+        </w:rPr>
+        <w:t/>
       </w:r>
       <w:r>
         <w:rPr>
@@ -17624,31 +18685,41 @@
       <w:pPr>
         <w:jc w:val="center"/>
       </w:pPr>
+      <w:r>
+        <w:rPr>
+          <w:noProof/>
+        </w:rPr>
+        <w:lastRenderedPageBreak/>
+      </w:r>
+      <w:r>
+        <w:rPr>
+          <w:vanish/>
+        </w:rPr>
+        <w:t/>
+      </w:r>
     </w:p>
     <w:p>
       <w:pPr>
         <w:pStyle w:val="Paragraph"/>
       </w:pPr>
-    </w:p>
-    <w:p>
-      <w:pPr>
-        <w:jc w:val="center"/>
-      </w:pPr>
-    </w:p>
-    <w:p>
-      <w:pPr>
-        <w:pStyle w:val="Paragraph"/>
-      </w:pPr>
-    </w:p>
-    <w:p>
-      <w:pPr>
-        <w:jc w:val="center"/>
-      </w:pPr>
-    </w:p>
-    <w:p>
-      <w:pPr>
-        <w:pStyle w:val="Paragraph"/>
-      </w:pPr>
+      <w:r>
+        <w:rPr>
+          <w:vanish/>
+        </w:rPr>
+        <w:t/>
+      </w:r>
+      <w:r>
+        <w:rPr>
+          <w:sz w:val="20"/>
+        </w:rPr>
+        <w:t/>
+      </w:r>
+      <w:r>
+        <w:rPr>
+          <w:vanish/>
+        </w:rPr>
+        <w:t/>
+      </w:r>
     </w:p>
     <w:p>
       <w:pPr>
@@ -17676,14 +18747,27 @@
         <w:lastRenderedPageBreak/>
         <w:t>Table </w:t>
       </w:r>
-      <w:fldSimple w:instr=" SEQ Table \* ARABIC ">
-        <w:r>
-          <w:rPr>
-            <w:noProof/>
-          </w:rPr>
-          <w:t>3</w:t>
-        </w:r>
-      </w:fldSimple>
+      <w:r>
+        <w:fldChar w:fldCharType="begin"/>
+      </w:r>
+      <w:r>
+        <w:instrText xml:space="preserve"> SEQ Table \* ARABIC </w:instrText>
+      </w:r>
+      <w:r>
+        <w:fldChar w:fldCharType="separate"/>
+      </w:r>
+      <w:r>
+        <w:rPr>
+          <w:noProof/>
+        </w:rPr>
+        <w:t>3</w:t>
+      </w:r>
+      <w:r>
+        <w:rPr>
+          <w:noProof/>
+        </w:rPr>
+        <w:fldChar w:fldCharType="end"/>
+      </w:r>
       <w:bookmarkEnd w:id="102"/>
       <w:r>
         <w:tab/>
@@ -17698,7 +18782,10 @@
         <w:t xml:space="preserve">ovariates </w:t>
       </w:r>
       <w:r>
-        <w:t xml:space="preserve">Overall and </w:t>
+        <w:t>O</w:t>
+      </w:r>
+      <w:r>
+        <w:t xml:space="preserve">verall and </w:t>
       </w:r>
       <w:r>
         <w:t xml:space="preserve">by </w:t>
@@ -17710,6 +18797,12 @@
         <w:t>{{Study}}</w:t>
       </w:r>
       <w:bookmarkEnd w:id="103"/>
+      <w:r>
+        <w:rPr>
+          <w:vanish/>
+        </w:rPr>
+        <w:t/>
+      </w:r>
       <w:r>
         <w:rPr>
           <w:vanish/>
@@ -19253,14 +20346,27 @@
         <w:lastRenderedPageBreak/>
         <w:t>Figure </w:t>
       </w:r>
-      <w:fldSimple w:instr=" SEQ Figure \* ARABIC ">
-        <w:r>
-          <w:rPr>
-            <w:noProof/>
-          </w:rPr>
-          <w:t>1</w:t>
-        </w:r>
-      </w:fldSimple>
+      <w:r>
+        <w:fldChar w:fldCharType="begin"/>
+      </w:r>
+      <w:r>
+        <w:instrText xml:space="preserve"> SEQ Figure \* ARABIC </w:instrText>
+      </w:r>
+      <w:r>
+        <w:fldChar w:fldCharType="separate"/>
+      </w:r>
+      <w:r>
+        <w:rPr>
+          <w:noProof/>
+        </w:rPr>
+        <w:t>1</w:t>
+      </w:r>
+      <w:r>
+        <w:rPr>
+          <w:noProof/>
+        </w:rPr>
+        <w:fldChar w:fldCharType="end"/>
+      </w:r>
       <w:bookmarkEnd w:id="104"/>
       <w:r>
         <w:tab/>
@@ -19314,7 +20420,7 @@
                     </pic:cNvPicPr>
                   </pic:nvPicPr>
                   <pic:blipFill>
-                    <a:blip r:embed="rId16">
+                    <a:blip r:embed="rId18">
                       <a:extLst>
                         <a:ext uri="{28A0092B-C50C-407E-A947-70E740481C1C}">
                           <a14:useLocalDpi xmlns:a14="http://schemas.microsoft.com/office/drawing/2010/main" val="0"/>
@@ -19351,25 +20457,26 @@
         <w:pStyle w:val="TableFootnoteInfo"/>
       </w:pPr>
       <w:r>
+        <w:t>&lt;&lt;Name:studies|Title:Clinical studies listing|Footnote:List of studies included in analysis.|Files:pk-data-sum-dose-study.docx|Type:table&gt;&gt;</w:t>
+      </w:r>
+      <w:r>
+        <w:rPr>
+          <w:vanish/>
+        </w:rPr>
+        <w:t/>
+      </w:r>
+      <w:r>
         <w:rPr>
           <w:b/>
           <w:sz w:val="24"/>
         </w:rPr>
-        <w:t>&lt;&lt;Name:studies|Title:</w:t>
+        <w:t/>
       </w:r>
       <w:r>
         <w:rPr>
-          <w:b/>
-          <w:sz w:val="24"/>
+          <w:vanish/>
         </w:rPr>
-        <w:t>Na Please whyyy</w:t>
-      </w:r>
-      <w:r>
-        <w:rPr>
-          <w:b/>
-          <w:sz w:val="24"/>
-        </w:rPr>
-        <w:t>|Footnote:List of studies included in analysis.|Files:pk-data-sum-dose-study.docx|Type:table&gt;&gt;</w:t>
+        <w:t/>
       </w:r>
       <w:r>
         <w:rPr>
@@ -19382,16 +20489,21 @@
       <w:pPr>
         <w:pStyle w:val="TableFootnoteInfo"/>
       </w:pPr>
-    </w:p>
-    <w:p>
-      <w:pPr>
-        <w:pStyle w:val="TableFootnoteInfo"/>
-      </w:pPr>
-    </w:p>
-    <w:p>
-      <w:pPr>
-        <w:pStyle w:val="TableFootnoteInfo"/>
-      </w:pPr>
+      <w:r>
+        <w:rPr>
+          <w:vanish/>
+        </w:rPr>
+        <w:t/>
+      </w:r>
+      <w:r>
+        <w:t/>
+      </w:r>
+      <w:r>
+        <w:rPr>
+          <w:vanish/>
+        </w:rPr>
+        <w:t/>
+      </w:r>
     </w:p>
     <w:p>
       <w:pPr>
@@ -19408,14 +20520,27 @@
         <w:lastRenderedPageBreak/>
         <w:t>Figure </w:t>
       </w:r>
-      <w:fldSimple w:instr=" SEQ Figure \* ARABIC ">
-        <w:r>
-          <w:rPr>
-            <w:noProof/>
-          </w:rPr>
-          <w:t>3</w:t>
-        </w:r>
-      </w:fldSimple>
+      <w:r>
+        <w:fldChar w:fldCharType="begin"/>
+      </w:r>
+      <w:r>
+        <w:instrText xml:space="preserve"> SEQ Figure \* ARABIC </w:instrText>
+      </w:r>
+      <w:r>
+        <w:fldChar w:fldCharType="separate"/>
+      </w:r>
+      <w:r>
+        <w:rPr>
+          <w:noProof/>
+        </w:rPr>
+        <w:t>3</w:t>
+      </w:r>
+      <w:r>
+        <w:rPr>
+          <w:noProof/>
+        </w:rPr>
+        <w:fldChar w:fldCharType="end"/>
+      </w:r>
       <w:bookmarkEnd w:id="106"/>
       <w:r>
         <w:tab/>
@@ -19466,7 +20591,7 @@
                     </pic:cNvPicPr>
                   </pic:nvPicPr>
                   <pic:blipFill>
-                    <a:blip r:embed="rId17">
+                    <a:blip r:embed="rId19">
                       <a:extLst>
                         <a:ext uri="{28A0092B-C50C-407E-A947-70E740481C1C}">
                           <a14:useLocalDpi xmlns:a14="http://schemas.microsoft.com/office/drawing/2010/main" val="0"/>
@@ -19530,14 +20655,27 @@
         <w:lastRenderedPageBreak/>
         <w:t>Figure </w:t>
       </w:r>
-      <w:fldSimple w:instr=" SEQ Figure \* ARABIC ">
-        <w:r>
-          <w:rPr>
-            <w:noProof/>
-          </w:rPr>
-          <w:t>4</w:t>
-        </w:r>
-      </w:fldSimple>
+      <w:r>
+        <w:fldChar w:fldCharType="begin"/>
+      </w:r>
+      <w:r>
+        <w:instrText xml:space="preserve"> SEQ Figure \* ARABIC </w:instrText>
+      </w:r>
+      <w:r>
+        <w:fldChar w:fldCharType="separate"/>
+      </w:r>
+      <w:r>
+        <w:rPr>
+          <w:noProof/>
+        </w:rPr>
+        <w:t>4</w:t>
+      </w:r>
+      <w:r>
+        <w:rPr>
+          <w:noProof/>
+        </w:rPr>
+        <w:fldChar w:fldCharType="end"/>
+      </w:r>
       <w:bookmarkEnd w:id="108"/>
       <w:r>
         <w:tab/>
@@ -19585,7 +20723,7 @@
                     </pic:cNvPicPr>
                   </pic:nvPicPr>
                   <pic:blipFill>
-                    <a:blip r:embed="rId18" cstate="print">
+                    <a:blip r:embed="rId20" cstate="print">
                       <a:extLst>
                         <a:ext uri="{28A0092B-C50C-407E-A947-70E740481C1C}">
                           <a14:useLocalDpi xmlns:a14="http://schemas.microsoft.com/office/drawing/2010/main" val="0"/>
@@ -19753,6 +20891,12 @@
         <w:rPr>
           <w:vanish/>
         </w:rPr>
+        <w:t/>
+      </w:r>
+      <w:r>
+        <w:rPr>
+          <w:vanish/>
+        </w:rPr>
         <w:t>[[INLINE_ID:inl_fast_slow]]</w:t>
       </w:r>
     </w:p>
@@ -19930,14 +21074,27 @@
         <w:lastRenderedPageBreak/>
         <w:t>Figure </w:t>
       </w:r>
-      <w:fldSimple w:instr=" SEQ Figure \* ARABIC ">
-        <w:r>
-          <w:rPr>
-            <w:noProof/>
-          </w:rPr>
-          <w:t>6</w:t>
-        </w:r>
-      </w:fldSimple>
+      <w:r>
+        <w:fldChar w:fldCharType="begin"/>
+      </w:r>
+      <w:r>
+        <w:instrText xml:space="preserve"> SEQ Figure \* ARABIC </w:instrText>
+      </w:r>
+      <w:r>
+        <w:fldChar w:fldCharType="separate"/>
+      </w:r>
+      <w:r>
+        <w:rPr>
+          <w:noProof/>
+        </w:rPr>
+        <w:t>6</w:t>
+      </w:r>
+      <w:r>
+        <w:rPr>
+          <w:noProof/>
+        </w:rPr>
+        <w:fldChar w:fldCharType="end"/>
+      </w:r>
       <w:bookmarkEnd w:id="111"/>
       <w:r>
         <w:tab/>
@@ -19973,6 +21130,12 @@
         <w:t xml:space="preserve"> (log scale)</w:t>
       </w:r>
       <w:bookmarkEnd w:id="112"/>
+      <w:r>
+        <w:rPr>
+          <w:vanish/>
+        </w:rPr>
+        <w:t/>
+      </w:r>
       <w:r>
         <w:rPr>
           <w:vanish/>
@@ -20006,7 +21169,7 @@
                     </pic:cNvPicPr>
                   </pic:nvPicPr>
                   <pic:blipFill>
-                    <a:blip r:embed="rId19">
+                    <a:blip r:embed="rId21">
                       <a:extLst>
                         <a:ext uri="{28A0092B-C50C-407E-A947-70E740481C1C}">
                           <a14:useLocalDpi xmlns:a14="http://schemas.microsoft.com/office/drawing/2010/main" val="0"/>
@@ -20068,14 +21231,6 @@
     </w:p>
     <w:p>
       <w:pPr>
-        <w:pStyle w:val="Paragraph"/>
-      </w:pPr>
-      <w:r>
-        <w:t>This is same perdon I can talkg about sht master minf that we can do that</w:t>
-      </w:r>
-    </w:p>
-    <w:p>
-      <w:pPr>
         <w:pStyle w:val="Heading2"/>
       </w:pPr>
       <w:bookmarkStart w:id="113" w:name="_Toc422332978"/>
@@ -20148,44 +21303,40 @@
                 <w:sz w:val="22"/>
                 <w:szCs w:val="22"/>
               </w:rPr>
-              <w:t>Yes it was very nice progress I want to no worry aboyt this so very proud</w:t>
-            </w:r>
-          </w:p>
-          <w:p>
-            <w:pPr>
-              <w:pStyle w:val="Paragraph"/>
+              <w:t xml:space="preserve">This section describes the </w:t>
+            </w:r>
+            <w:r>
               <w:rPr>
                 <w:sz w:val="22"/>
                 <w:szCs w:val="22"/>
               </w:rPr>
-            </w:pPr>
+              <w:t xml:space="preserve">results of the </w:t>
+            </w:r>
             <w:r>
               <w:rPr>
                 <w:sz w:val="22"/>
                 <w:szCs w:val="22"/>
               </w:rPr>
-              <w:t>Suggestions</w:t>
-            </w:r>
-          </w:p>
-          <w:p>
-            <w:pPr>
-              <w:pStyle w:val="ListBullet"/>
+              <w:t>PK</w:t>
+            </w:r>
+            <w:r>
               <w:rPr>
                 <w:sz w:val="22"/>
                 <w:szCs w:val="22"/>
               </w:rPr>
-            </w:pPr>
+              <w:t xml:space="preserve"> model development from </w:t>
+            </w:r>
             <w:r>
               <w:rPr>
                 <w:sz w:val="22"/>
                 <w:szCs w:val="22"/>
               </w:rPr>
-              <w:t xml:space="preserve">Reasoning for model selection at each stage of the model development process. </w:t>
-            </w:r>
-          </w:p>
-          <w:p>
-            <w:pPr>
-              <w:pStyle w:val="ListBullet"/>
+              <w:t>base model to final model.</w:t>
+            </w:r>
+          </w:p>
+          <w:p>
+            <w:pPr>
+              <w:pStyle w:val="Paragraph"/>
               <w:rPr>
                 <w:sz w:val="22"/>
                 <w:szCs w:val="22"/>
@@ -20196,7 +21347,7 @@
                 <w:sz w:val="22"/>
                 <w:szCs w:val="22"/>
               </w:rPr>
-              <w:t xml:space="preserve">Table for specific details of the model and change in likelihood. </w:t>
+              <w:t>Suggestions</w:t>
             </w:r>
           </w:p>
           <w:p>
@@ -20212,7 +21363,7 @@
                 <w:sz w:val="22"/>
                 <w:szCs w:val="22"/>
               </w:rPr>
-              <w:t xml:space="preserve">Description of the base and final models with emphasis on key attributes. Additional considerations provided in an appendix and referred to in these sections. </w:t>
+              <w:t xml:space="preserve">Reasoning for model selection at each stage of the model development process. </w:t>
             </w:r>
           </w:p>
           <w:p>
@@ -20228,7 +21379,7 @@
                 <w:sz w:val="22"/>
                 <w:szCs w:val="22"/>
               </w:rPr>
-              <w:t>Table with parameter estimates of base and final models.</w:t>
+              <w:t xml:space="preserve">Table for specific details of the model and change in likelihood. </w:t>
             </w:r>
           </w:p>
           <w:p>
@@ -20244,23 +21395,174 @@
                 <w:sz w:val="22"/>
                 <w:szCs w:val="22"/>
               </w:rPr>
-              <w:t xml:space="preserve">Consider placing model diagnostic plots in an appendix. </w:t>
-            </w:r>
-          </w:p>
-          <w:p>
-            <w:pPr>
-              <w:pStyle w:val="ListBullet"/>
+              <w:t xml:space="preserve">Description of the base </w:t>
+            </w:r>
+            <w:r>
               <w:rPr>
                 <w:sz w:val="22"/>
                 <w:szCs w:val="22"/>
               </w:rPr>
-            </w:pPr>
+              <w:t xml:space="preserve">and final </w:t>
+            </w:r>
             <w:r>
               <w:rPr>
                 <w:sz w:val="22"/>
                 <w:szCs w:val="22"/>
               </w:rPr>
-              <w:t xml:space="preserve">Include individual graphs in appendix and include only for the final model. </w:t>
+              <w:t>model</w:t>
+            </w:r>
+            <w:r>
+              <w:rPr>
+                <w:sz w:val="22"/>
+                <w:szCs w:val="22"/>
+              </w:rPr>
+              <w:t>s</w:t>
+            </w:r>
+            <w:r>
+              <w:rPr>
+                <w:sz w:val="22"/>
+                <w:szCs w:val="22"/>
+              </w:rPr>
+              <w:t xml:space="preserve"> with emphasis on key attributes</w:t>
+            </w:r>
+            <w:r>
+              <w:rPr>
+                <w:sz w:val="22"/>
+                <w:szCs w:val="22"/>
+              </w:rPr>
+              <w:t>. Additional considerations provided in an appendix and referred to</w:t>
+            </w:r>
+            <w:r>
+              <w:rPr>
+                <w:sz w:val="22"/>
+                <w:szCs w:val="22"/>
+              </w:rPr>
+              <w:t xml:space="preserve"> in these sections</w:t>
+            </w:r>
+            <w:r>
+              <w:rPr>
+                <w:sz w:val="22"/>
+                <w:szCs w:val="22"/>
+              </w:rPr>
+              <w:t xml:space="preserve">. </w:t>
+            </w:r>
+          </w:p>
+          <w:p>
+            <w:pPr>
+              <w:pStyle w:val="ListBullet"/>
+              <w:rPr>
+                <w:sz w:val="22"/>
+                <w:szCs w:val="22"/>
+              </w:rPr>
+            </w:pPr>
+            <w:r>
+              <w:rPr>
+                <w:sz w:val="22"/>
+                <w:szCs w:val="22"/>
+              </w:rPr>
+              <w:t>T</w:t>
+            </w:r>
+            <w:r>
+              <w:rPr>
+                <w:sz w:val="22"/>
+                <w:szCs w:val="22"/>
+              </w:rPr>
+              <w:t xml:space="preserve">able with parameter estimates of </w:t>
+            </w:r>
+            <w:r>
+              <w:rPr>
+                <w:sz w:val="22"/>
+                <w:szCs w:val="22"/>
+              </w:rPr>
+              <w:t>base and final</w:t>
+            </w:r>
+            <w:r>
+              <w:rPr>
+                <w:sz w:val="22"/>
+                <w:szCs w:val="22"/>
+              </w:rPr>
+              <w:t xml:space="preserve"> </w:t>
+            </w:r>
+            <w:r>
+              <w:rPr>
+                <w:sz w:val="22"/>
+                <w:szCs w:val="22"/>
+              </w:rPr>
+              <w:t>models</w:t>
+            </w:r>
+            <w:r>
+              <w:rPr>
+                <w:sz w:val="22"/>
+                <w:szCs w:val="22"/>
+              </w:rPr>
+              <w:t>.</w:t>
+            </w:r>
+          </w:p>
+          <w:p>
+            <w:pPr>
+              <w:pStyle w:val="ListBullet"/>
+              <w:rPr>
+                <w:sz w:val="22"/>
+                <w:szCs w:val="22"/>
+              </w:rPr>
+            </w:pPr>
+            <w:r>
+              <w:rPr>
+                <w:sz w:val="22"/>
+                <w:szCs w:val="22"/>
+              </w:rPr>
+              <w:t>Consider placing model diagnostic plots in an appendix</w:t>
+            </w:r>
+            <w:r>
+              <w:rPr>
+                <w:sz w:val="22"/>
+                <w:szCs w:val="22"/>
+              </w:rPr>
+              <w:t xml:space="preserve">. </w:t>
+            </w:r>
+          </w:p>
+          <w:p>
+            <w:pPr>
+              <w:pStyle w:val="ListBullet"/>
+              <w:rPr>
+                <w:sz w:val="22"/>
+                <w:szCs w:val="22"/>
+              </w:rPr>
+            </w:pPr>
+            <w:r>
+              <w:rPr>
+                <w:sz w:val="22"/>
+                <w:szCs w:val="22"/>
+              </w:rPr>
+              <w:t xml:space="preserve">Include </w:t>
+            </w:r>
+            <w:r>
+              <w:rPr>
+                <w:sz w:val="22"/>
+                <w:szCs w:val="22"/>
+              </w:rPr>
+              <w:t xml:space="preserve">individual graphs in appendix </w:t>
+            </w:r>
+            <w:r>
+              <w:rPr>
+                <w:sz w:val="22"/>
+                <w:szCs w:val="22"/>
+              </w:rPr>
+              <w:t xml:space="preserve">and </w:t>
+            </w:r>
+            <w:r>
+              <w:rPr>
+                <w:sz w:val="22"/>
+                <w:szCs w:val="22"/>
+              </w:rPr>
+              <w:t xml:space="preserve">include </w:t>
+            </w:r>
+            <w:r>
+              <w:rPr>
+                <w:sz w:val="22"/>
+                <w:szCs w:val="22"/>
+              </w:rPr>
+              <w:t xml:space="preserve">only for the final model. </w:t>
             </w:r>
             <w:r>
               <w:rPr>
@@ -20336,7 +21638,7 @@
               </w:rPr>
               <w:t xml:space="preserve"> </w:t>
             </w:r>
-            <w:hyperlink r:id="rId20" w:anchor="doc_info/2119166?state_type=steady_state__v" w:history="1">
+            <w:hyperlink r:id="rId22" w:anchor="doc_info/2119166?state_type=steady_state__v" w:history="1">
               <w:r>
                 <w:rPr>
                   <w:rStyle w:val="cf01"/>
@@ -20393,14 +21695,27 @@
       <w:r>
         <w:t>Table </w:t>
       </w:r>
-      <w:fldSimple w:instr=" SEQ Table \* ARABIC ">
-        <w:r>
-          <w:rPr>
-            <w:noProof/>
-          </w:rPr>
-          <w:t>4</w:t>
-        </w:r>
-      </w:fldSimple>
+      <w:r>
+        <w:fldChar w:fldCharType="begin"/>
+      </w:r>
+      <w:r>
+        <w:instrText xml:space="preserve"> SEQ Table \* ARABIC </w:instrText>
+      </w:r>
+      <w:r>
+        <w:fldChar w:fldCharType="separate"/>
+      </w:r>
+      <w:r>
+        <w:rPr>
+          <w:noProof/>
+        </w:rPr>
+        <w:t>4</w:t>
+      </w:r>
+      <w:r>
+        <w:rPr>
+          <w:noProof/>
+        </w:rPr>
+        <w:fldChar w:fldCharType="end"/>
+      </w:r>
       <w:bookmarkEnd w:id="118"/>
       <w:r>
         <w:tab/>
@@ -20849,7 +22164,16 @@
         <w:pStyle w:val="TableFootnoteInfo"/>
       </w:pPr>
       <w:r>
-        <w:t>BSV: between subject variability; OFV: objective function value; Cond. no.: condition number</w:t>
+        <w:t>BS</w:t>
+      </w:r>
+      <w:r>
+        <w:t xml:space="preserve">V: </w:t>
+      </w:r>
+      <w:r>
+        <w:t xml:space="preserve">between subject </w:t>
+      </w:r>
+      <w:r>
+        <w:t>variability; OFV: objective function value; Cond. no.: condition number</w:t>
       </w:r>
     </w:p>
     <w:p>
@@ -20922,7 +22246,10 @@
         <w:pStyle w:val="AppendixAlphaSub2"/>
       </w:pPr>
       <w:r>
-        <w:t>Available Data</w:t>
+        <w:t>Available Dat</w:t>
+      </w:r>
+      <w:r>
+        <w:t>a</w:t>
       </w:r>
     </w:p>
     <w:p>
@@ -20934,25 +22261,53 @@
       <w:r>
         <w:t>Table </w:t>
       </w:r>
-      <w:fldSimple w:instr=" STYLEREF  &quot;Appendix Alpha&quot; \n \t  ">
-        <w:r>
-          <w:rPr>
-            <w:noProof/>
-          </w:rPr>
-          <w:t>D</w:t>
-        </w:r>
-      </w:fldSimple>
-      <w:fldSimple w:instr=" SEQ Table \* ARABIC ">
-        <w:r>
-          <w:rPr>
-            <w:noProof/>
-          </w:rPr>
-          <w:t>1</w:t>
-        </w:r>
-      </w:fldSimple>
+      <w:r>
+        <w:fldChar w:fldCharType="begin"/>
+      </w:r>
+      <w:r>
+        <w:instrText xml:space="preserve"> STYLEREF  "Appendix Alpha" \n \t  </w:instrText>
+      </w:r>
+      <w:r>
+        <w:fldChar w:fldCharType="separate"/>
+      </w:r>
+      <w:r>
+        <w:rPr>
+          <w:noProof/>
+        </w:rPr>
+        <w:t>D</w:t>
+      </w:r>
+      <w:r>
+        <w:rPr>
+          <w:noProof/>
+        </w:rPr>
+        <w:fldChar w:fldCharType="end"/>
+      </w:r>
+      <w:r>
+        <w:fldChar w:fldCharType="begin"/>
+      </w:r>
+      <w:r>
+        <w:instrText xml:space="preserve"> SEQ Table \* ARABIC </w:instrText>
+      </w:r>
+      <w:r>
+        <w:fldChar w:fldCharType="separate"/>
+      </w:r>
+      <w:r>
+        <w:rPr>
+          <w:noProof/>
+        </w:rPr>
+        <w:t>1</w:t>
+      </w:r>
+      <w:r>
+        <w:rPr>
+          <w:noProof/>
+        </w:rPr>
+        <w:fldChar w:fldCharType="end"/>
+      </w:r>
       <w:bookmarkEnd w:id="122"/>
       <w:r>
         <w:tab/>
+      </w:r>
+      <w:r>
         <w:t>Summary of available data by study and dose</w:t>
       </w:r>
       <w:bookmarkEnd w:id="123"/>
@@ -23693,42 +25048,74 @@
       </w:pPr>
       <w:r>
         <w:lastRenderedPageBreak/>
-        <w:t>R environment and Package Details</w:t>
+        <w:t xml:space="preserve">R environment and </w:t>
+      </w:r>
+      <w:r>
+        <w:t>P</w:t>
+      </w:r>
+      <w:r>
+        <w:t xml:space="preserve">ackage </w:t>
+      </w:r>
+      <w:r>
+        <w:t>D</w:t>
+      </w:r>
+      <w:r>
+        <w:t>etails</w:t>
       </w:r>
     </w:p>
-    <w:p>
-      <w:pPr>
-        <w:spacing w:after="160" w:line="259" w:lineRule="auto"/>
-        <w:rPr>
-          <w:rFonts w:asciiTheme="majorHAnsi" w:hAnsiTheme="majorHAnsi" w:cs="Arial"/>
-          <w:b/>
-          <w:iCs/>
-          <w:snapToGrid w:val="0"/>
-          <w:sz w:val="28"/>
-          <w:szCs w:val="26"/>
-        </w:rPr>
-      </w:pPr>
-      <w:r>
-        <w:rPr>
-          <w:b/>
-        </w:rPr>
-        <w:t>&lt;&lt;Name:gof cwres |Title:GOF CWRES plot|Footnote:Conditional HAHSHAHHSHAHSHAHHSHSHSAHSHSHSH|Files:|Type:table&gt;&gt;</w:t>
-      </w:r>
-      <w:r>
-        <w:rPr>
-          <w:vanish/>
-        </w:rPr>
-        <w:t>[[BLOCK_ID:blk_gof_cwres]]</w:t>
-      </w:r>
-    </w:p>
-    <w:p/>
-    <w:p/>
     <w:p>
       <w:pPr>
         <w:jc w:val="center"/>
       </w:pPr>
+      <w:r>
+        <w:rPr>
+          <w:noProof/>
+        </w:rPr>
+        <w:drawing>
+          <wp:inline distT="0" distB="0" distL="0" distR="0" wp14:anchorId="420BC538" wp14:editId="5899DAF2">
+            <wp:extent cx="4572000" cy="5334000"/>
+            <wp:effectExtent l="0" t="0" r="0" b="0"/>
+            <wp:docPr id="1958889516" name="Picture 1958889516"/>
+            <wp:cNvGraphicFramePr>
+              <a:graphicFrameLocks xmlns:a="http://schemas.openxmlformats.org/drawingml/2006/main" noChangeAspect="1"/>
+            </wp:cNvGraphicFramePr>
+            <a:graphic xmlns:a="http://schemas.openxmlformats.org/drawingml/2006/main">
+              <a:graphicData uri="http://schemas.openxmlformats.org/drawingml/2006/picture">
+                <pic:pic xmlns:pic="http://schemas.openxmlformats.org/drawingml/2006/picture">
+                  <pic:nvPicPr>
+                    <pic:cNvPr id="0" name="dn-conc-time-linear.png"/>
+                    <pic:cNvPicPr/>
+                  </pic:nvPicPr>
+                  <pic:blipFill>
+                    <a:blip r:embed="rId23"/>
+                    <a:stretch>
+                      <a:fillRect/>
+                    </a:stretch>
+                  </pic:blipFill>
+                  <pic:spPr>
+                    <a:xfrm>
+                      <a:off x="0" y="0"/>
+                      <a:ext cx="4572000" cy="5334000"/>
+                    </a:xfrm>
+                    <a:prstGeom prst="rect">
+                      <a:avLst/>
+                    </a:prstGeom>
+                  </pic:spPr>
+                </pic:pic>
+              </a:graphicData>
+            </a:graphic>
+          </wp:inline>
+        </w:drawing>
+      </w:r>
     </w:p>
-    <w:p/>
+    <w:p>
+      <w:r>
+        <w:rPr>
+          <w:sz w:val="20"/>
+        </w:rPr>
+        <w:t>Conditional weighted residuals versus time.</w:t>
+      </w:r>
+    </w:p>
     <w:sectPr>
       <w:pgSz w:w="12242" w:h="15842" w:code="1"/>
       <w:pgMar w:top="1440" w:right="1440" w:bottom="1440" w:left="1701" w:header="709" w:footer="709" w:gutter="0"/>
@@ -23737,6 +25124,11 @@
     </w:sectPr>
   </w:body>
 </w:document>
+</file>
+
+<file path=word/comments.xml><?xml version="1.0" encoding="utf-8"?>
+<w:comments xmlns:wpc="http://schemas.microsoft.com/office/word/2010/wordprocessingCanvas" xmlns:mo="http://schemas.microsoft.com/office/mac/office/2008/main" xmlns:mc="http://schemas.openxmlformats.org/markup-compatibility/2006" xmlns:mv="urn:schemas-microsoft-com:mac:vml" xmlns:o="urn:schemas-microsoft-com:office:office" xmlns:r="http://schemas.openxmlformats.org/officeDocument/2006/relationships" xmlns:m="http://schemas.openxmlformats.org/officeDocument/2006/math" xmlns:v="urn:schemas-microsoft-com:vml" xmlns:wp14="http://schemas.microsoft.com/office/word/2010/wordprocessingDrawing" xmlns:wp="http://schemas.openxmlformats.org/drawingml/2006/wordprocessingDrawing" xmlns:w10="urn:schemas-microsoft-com:office:word" xmlns:w="http://schemas.openxmlformats.org/wordprocessingml/2006/main" xmlns:w14="http://schemas.microsoft.com/office/word/2010/wordml" xmlns:wpg="http://schemas.microsoft.com/office/word/2010/wordprocessingGroup" xmlns:wpi="http://schemas.microsoft.com/office/word/2010/wordprocessingInk" xmlns:wne="http://schemas.microsoft.com/office/word/2006/wordml" xmlns:wps="http://schemas.microsoft.com/office/word/2010/wordprocessingShape" mc:Ignorable="w14 wp14">
+</w:comments>
 </file>
 
 <file path=word/customizations.xml><?xml version="1.0" encoding="utf-8"?>
@@ -23958,7 +25350,31 @@
         <w:vanish/>
         <w:color w:val="008080"/>
       </w:rPr>
-      <w:t>Template Version Number:3.0</w:t>
+      <w:t>Template Version Number</w:t>
+    </w:r>
+    <w:r>
+      <w:rPr>
+        <w:i/>
+        <w:vanish/>
+        <w:color w:val="008080"/>
+      </w:rPr>
+      <w:t>:</w:t>
+    </w:r>
+    <w:r>
+      <w:rPr>
+        <w:i/>
+        <w:vanish/>
+        <w:color w:val="008080"/>
+      </w:rPr>
+      <w:t>3</w:t>
+    </w:r>
+    <w:r>
+      <w:rPr>
+        <w:i/>
+        <w:vanish/>
+        <w:color w:val="008080"/>
+      </w:rPr>
+      <w:t>.0</w:t>
     </w:r>
   </w:p>
 </w:ftr>
@@ -23995,14 +25411,27 @@
     <w:pPr>
       <w:pStyle w:val="Header"/>
     </w:pPr>
-    <w:fldSimple w:instr="STYLEREF  &quot;Z-Document Name&quot;  \* MERGEFORMAT">
-      <w:r>
-        <w:rPr>
-          <w:noProof/>
-        </w:rPr>
-        <w:t>Model Analysis Report</w:t>
-      </w:r>
-    </w:fldSimple>
+    <w:r>
+      <w:fldChar w:fldCharType="begin"/>
+    </w:r>
+    <w:r>
+      <w:instrText>STYLEREF  "Z-Document Name"  \* MERGEFORMAT</w:instrText>
+    </w:r>
+    <w:r>
+      <w:fldChar w:fldCharType="separate"/>
+    </w:r>
+    <w:r>
+      <w:rPr>
+        <w:noProof/>
+      </w:rPr>
+      <w:t>Model Analysis Report</w:t>
+    </w:r>
+    <w:r>
+      <w:rPr>
+        <w:noProof/>
+      </w:rPr>
+      <w:fldChar w:fldCharType="end"/>
+    </w:r>
     <w:r>
       <w:ptab w:relativeTo="margin" w:alignment="right" w:leader="none"/>
     </w:r>
@@ -24017,25 +25446,51 @@
     <w:pPr>
       <w:pStyle w:val="Header"/>
     </w:pPr>
-    <w:fldSimple w:instr="STYLEREF  &quot;Z-Line R 2&quot;  \* MERGEFORMAT">
-      <w:r>
-        <w:rPr>
-          <w:noProof/>
-        </w:rPr>
-        <w:t>jjj</w:t>
-      </w:r>
-    </w:fldSimple>
+    <w:r>
+      <w:fldChar w:fldCharType="begin"/>
+    </w:r>
+    <w:r>
+      <w:instrText>STYLEREF  "Z-Line R 2"  \* MERGEFORMAT</w:instrText>
+    </w:r>
+    <w:r>
+      <w:fldChar w:fldCharType="separate"/>
+    </w:r>
+    <w:r>
+      <w:rPr>
+        <w:noProof/>
+      </w:rPr>
+      <w:t>jjj</w:t>
+    </w:r>
+    <w:r>
+      <w:rPr>
+        <w:noProof/>
+      </w:rPr>
+      <w:fldChar w:fldCharType="end"/>
+    </w:r>
     <w:r>
       <w:ptab w:relativeTo="margin" w:alignment="right" w:leader="none"/>
     </w:r>
-    <w:fldSimple w:instr="STYLEREF  &quot;Z-Line R 4&quot;  \* MERGEFORMAT">
-      <w:r>
-        <w:rPr>
-          <w:noProof/>
-        </w:rPr>
-        <w:t>jkjkhjk</w:t>
-      </w:r>
-    </w:fldSimple>
+    <w:r>
+      <w:fldChar w:fldCharType="begin"/>
+    </w:r>
+    <w:r>
+      <w:instrText>STYLEREF  "Z-Line R 4"  \* MERGEFORMAT</w:instrText>
+    </w:r>
+    <w:r>
+      <w:fldChar w:fldCharType="separate"/>
+    </w:r>
+    <w:r>
+      <w:rPr>
+        <w:noProof/>
+      </w:rPr>
+      <w:t>jkjkhjk</w:t>
+    </w:r>
+    <w:r>
+      <w:rPr>
+        <w:noProof/>
+      </w:rPr>
+      <w:fldChar w:fldCharType="end"/>
+    </w:r>
   </w:p>
 </w:hdr>
 </file>
@@ -53260,6 +54715,32 @@
 </file>
 
 <file path=customXml/item2.xml><?xml version="1.0" encoding="utf-8"?>
+<p:properties xmlns:p="http://schemas.microsoft.com/office/2006/metadata/properties" xmlns:xsi="http://www.w3.org/2001/XMLSchema-instance" xmlns:pc="http://schemas.microsoft.com/office/infopath/2007/PartnerControls">
+  <documentManagement>
+    <Keyword xmlns="44a56295-c29e-4898-8136-a54736c65b82" xsi:nil="true"/>
+    <Descriptions xmlns="44a56295-c29e-4898-8136-a54736c65b82" xsi:nil="true"/>
+    <lcf76f155ced4ddcb4097134ff3c332f xmlns="8aa277c1-d1ea-4c39-998d-13590e101e7f">
+      <Terms xmlns="http://schemas.microsoft.com/office/infopath/2007/PartnerControls"/>
+    </lcf76f155ced4ddcb4097134ff3c332f>
+    <TaxCatchAll xmlns="a3bda4ac-f0aa-484b-b750-bde5783238e8" xsi:nil="true"/>
+  </documentManagement>
+</p:properties>
+</file>
+
+<file path=customXml/item3.xml><?xml version="1.0" encoding="utf-8"?>
+<b:Sources xmlns:b="http://schemas.openxmlformats.org/officeDocument/2006/bibliography" xmlns="http://schemas.openxmlformats.org/officeDocument/2006/bibliography" SelectedStyle="\APASixthEditionOfficeOnline.xsl" StyleName="APA" Version="6"/>
+</file>
+
+<file path=customXml/item4.xml><?xml version="1.0" encoding="utf-8"?>
+<?mso-contentType ?>
+<FormTemplates xmlns="http://schemas.microsoft.com/sharepoint/v3/contenttype/forms">
+  <Display>DocumentLibraryForm</Display>
+  <Edit>DocumentLibraryForm</Edit>
+  <New>DocumentLibraryForm</New>
+</FormTemplates>
+</file>
+
+<file path=customXml/item5.xml><?xml version="1.0" encoding="utf-8"?>
 <ct:contentTypeSchema xmlns:ct="http://schemas.microsoft.com/office/2006/metadata/contentType" xmlns:ma="http://schemas.microsoft.com/office/2006/metadata/properties/metaAttributes" ct:_="" ma:_="" ma:contentTypeName="Document" ma:contentTypeID="0x010100A7762C85E483334AB8222100ECB11BCE" ma:contentTypeVersion="13" ma:contentTypeDescription="Create a new document." ma:contentTypeScope="" ma:versionID="75b332414a0816cfcde876ee00c40d9c">
   <xsd:schema xmlns:xsd="http://www.w3.org/2001/XMLSchema" xmlns:xs="http://www.w3.org/2001/XMLSchema" xmlns:p="http://schemas.microsoft.com/office/2006/metadata/properties" xmlns:ns2="44a56295-c29e-4898-8136-a54736c65b82" xmlns:ns3="8aa277c1-d1ea-4c39-998d-13590e101e7f" xmlns:ns4="a3bda4ac-f0aa-484b-b750-bde5783238e8" targetNamespace="http://schemas.microsoft.com/office/2006/metadata/properties" ma:root="true" ma:fieldsID="94fde33dd5881b75a2eab763bf6462c7" ns2:_="" ns3:_="" ns4:_="">
     <xsd:import namespace="44a56295-c29e-4898-8136-a54736c65b82"/>
@@ -53475,32 +54956,6 @@
 </ct:contentTypeSchema>
 </file>
 
-<file path=customXml/item3.xml><?xml version="1.0" encoding="utf-8"?>
-<?mso-contentType ?>
-<FormTemplates xmlns="http://schemas.microsoft.com/sharepoint/v3/contenttype/forms">
-  <Display>DocumentLibraryForm</Display>
-  <Edit>DocumentLibraryForm</Edit>
-  <New>DocumentLibraryForm</New>
-</FormTemplates>
-</file>
-
-<file path=customXml/item4.xml><?xml version="1.0" encoding="utf-8"?>
-<b:Sources xmlns:b="http://schemas.openxmlformats.org/officeDocument/2006/bibliography" xmlns="http://schemas.openxmlformats.org/officeDocument/2006/bibliography" SelectedStyle="\APASixthEditionOfficeOnline.xsl" StyleName="APA" Version="6"/>
-</file>
-
-<file path=customXml/item5.xml><?xml version="1.0" encoding="utf-8"?>
-<p:properties xmlns:p="http://schemas.microsoft.com/office/2006/metadata/properties" xmlns:xsi="http://www.w3.org/2001/XMLSchema-instance" xmlns:pc="http://schemas.microsoft.com/office/infopath/2007/PartnerControls">
-  <documentManagement>
-    <Keyword xmlns="44a56295-c29e-4898-8136-a54736c65b82" xsi:nil="true"/>
-    <Descriptions xmlns="44a56295-c29e-4898-8136-a54736c65b82" xsi:nil="true"/>
-    <lcf76f155ced4ddcb4097134ff3c332f xmlns="8aa277c1-d1ea-4c39-998d-13590e101e7f">
-      <Terms xmlns="http://schemas.microsoft.com/office/infopath/2007/PartnerControls"/>
-    </lcf76f155ced4ddcb4097134ff3c332f>
-    <TaxCatchAll xmlns="a3bda4ac-f0aa-484b-b750-bde5783238e8" xsi:nil="true"/>
-  </documentManagement>
-</p:properties>
-</file>
-
 <file path=customXml/itemProps1.xml><?xml version="1.0" encoding="utf-8"?>
 <ds:datastoreItem xmlns:ds="http://schemas.openxmlformats.org/officeDocument/2006/customXml" ds:itemID="{8EF5C56D-9B05-4CE4-B93C-919EF597165D}">
   <ds:schemaRefs>
@@ -53510,6 +54965,34 @@
 </file>
 
 <file path=customXml/itemProps2.xml><?xml version="1.0" encoding="utf-8"?>
+<ds:datastoreItem xmlns:ds="http://schemas.openxmlformats.org/officeDocument/2006/customXml" ds:itemID="{A468AB16-E26C-4EEC-963F-FFAE87E41854}">
+  <ds:schemaRefs>
+    <ds:schemaRef ds:uri="http://schemas.microsoft.com/office/2006/metadata/properties"/>
+    <ds:schemaRef ds:uri="http://schemas.microsoft.com/office/infopath/2007/PartnerControls"/>
+    <ds:schemaRef ds:uri="44a56295-c29e-4898-8136-a54736c65b82"/>
+    <ds:schemaRef ds:uri="8aa277c1-d1ea-4c39-998d-13590e101e7f"/>
+    <ds:schemaRef ds:uri="a3bda4ac-f0aa-484b-b750-bde5783238e8"/>
+  </ds:schemaRefs>
+</ds:datastoreItem>
+</file>
+
+<file path=customXml/itemProps3.xml><?xml version="1.0" encoding="utf-8"?>
+<ds:datastoreItem xmlns:ds="http://schemas.openxmlformats.org/officeDocument/2006/customXml" ds:itemID="{0CB43EF1-53E0-4B1B-AB67-503CDEF86374}">
+  <ds:schemaRefs>
+    <ds:schemaRef ds:uri="http://schemas.openxmlformats.org/officeDocument/2006/bibliography"/>
+  </ds:schemaRefs>
+</ds:datastoreItem>
+</file>
+
+<file path=customXml/itemProps4.xml><?xml version="1.0" encoding="utf-8"?>
+<ds:datastoreItem xmlns:ds="http://schemas.openxmlformats.org/officeDocument/2006/customXml" ds:itemID="{6ADEFE45-D4E9-47EC-8556-818C9058A4BE}">
+  <ds:schemaRefs>
+    <ds:schemaRef ds:uri="http://schemas.microsoft.com/sharepoint/v3/contenttype/forms"/>
+  </ds:schemaRefs>
+</ds:datastoreItem>
+</file>
+
+<file path=customXml/itemProps5.xml><?xml version="1.0" encoding="utf-8"?>
 <ds:datastoreItem xmlns:ds="http://schemas.openxmlformats.org/officeDocument/2006/customXml" ds:itemID="{6859E1BC-91BD-4D67-B1E7-6630A4CB2439}">
   <ds:schemaRefs>
     <ds:schemaRef ds:uri="http://schemas.microsoft.com/office/2006/metadata/contentType"/>
@@ -53527,32 +55010,4 @@
     <ds:schemaRef ds:uri="http://schemas.microsoft.com/internal/obd"/>
   </ds:schemaRefs>
 </ds:datastoreItem>
-</file>
-
-<file path=customXml/itemProps3.xml><?xml version="1.0" encoding="utf-8"?>
-<ds:datastoreItem xmlns:ds="http://schemas.openxmlformats.org/officeDocument/2006/customXml" ds:itemID="{6ADEFE45-D4E9-47EC-8556-818C9058A4BE}">
-  <ds:schemaRefs>
-    <ds:schemaRef ds:uri="http://schemas.microsoft.com/sharepoint/v3/contenttype/forms"/>
-  </ds:schemaRefs>
-</ds:datastoreItem>
-</file>
-
-<file path=customXml/itemProps4.xml><?xml version="1.0" encoding="utf-8"?>
-<ds:datastoreItem xmlns:ds="http://schemas.openxmlformats.org/officeDocument/2006/customXml" ds:itemID="{0CB43EF1-53E0-4B1B-AB67-503CDEF86374}">
-  <ds:schemaRefs>
-    <ds:schemaRef ds:uri="http://schemas.openxmlformats.org/officeDocument/2006/bibliography"/>
-  </ds:schemaRefs>
-</ds:datastoreItem>
-</file>
-
-<file path=customXml/itemProps5.xml><?xml version="1.0" encoding="utf-8"?>
-<ds:datastoreItem xmlns:ds="http://schemas.openxmlformats.org/officeDocument/2006/customXml" ds:itemID="{A468AB16-E26C-4EEC-963F-FFAE87E41854}">
-  <ds:schemaRefs>
-    <ds:schemaRef ds:uri="http://schemas.microsoft.com/office/2006/metadata/properties"/>
-    <ds:schemaRef ds:uri="http://schemas.microsoft.com/office/infopath/2007/PartnerControls"/>
-    <ds:schemaRef ds:uri="44a56295-c29e-4898-8136-a54736c65b82"/>
-    <ds:schemaRef ds:uri="8aa277c1-d1ea-4c39-998d-13590e101e7f"/>
-    <ds:schemaRef ds:uri="a3bda4ac-f0aa-484b-b750-bde5783238e8"/>
-  </ds:schemaRefs>
-</ds:datastoreItem>
 </file>
--- a/output/intermediate/PopPK_Report_merge_TFL_filled_draft-magic.docx
+++ b/output/intermediate/PopPK_Report_merge_TFL_filled_draft-magic.docx
@@ -44,16 +44,7 @@
               <w:pStyle w:val="Z-DocumentName"/>
             </w:pPr>
             <w:r>
-              <w:t>Model</w:t>
-            </w:r>
-            <w:r>
-              <w:t xml:space="preserve"> </w:t>
-            </w:r>
-            <w:r>
-              <w:t xml:space="preserve">Analysis </w:t>
-            </w:r>
-            <w:r>
-              <w:t>Report</w:t>
+              <w:t>Model Analysis Report</w:t>
             </w:r>
           </w:p>
         </w:tc>
@@ -95,9 +86,11 @@
             <w:pPr>
               <w:pStyle w:val="Z-LineR1"/>
             </w:pPr>
+            <w:proofErr w:type="spellStart"/>
             <w:r>
               <w:t>hhh</w:t>
             </w:r>
+            <w:proofErr w:type="spellEnd"/>
           </w:p>
         </w:tc>
       </w:tr>
@@ -125,13 +118,7 @@
               <w:pStyle w:val="Z-LineL2"/>
             </w:pPr>
             <w:r>
-              <w:t xml:space="preserve">Study </w:t>
-            </w:r>
-            <w:r>
-              <w:t>C</w:t>
-            </w:r>
-            <w:r>
-              <w:t>ode</w:t>
+              <w:t>Study Code</w:t>
             </w:r>
           </w:p>
         </w:tc>
@@ -144,9 +131,11 @@
             <w:pPr>
               <w:pStyle w:val="Z-LineR2"/>
             </w:pPr>
+            <w:proofErr w:type="spellStart"/>
             <w:r>
               <w:t>jjj</w:t>
             </w:r>
+            <w:proofErr w:type="spellEnd"/>
           </w:p>
         </w:tc>
       </w:tr>
@@ -187,9 +176,11 @@
             <w:pPr>
               <w:pStyle w:val="Z-LineR3"/>
             </w:pPr>
+            <w:proofErr w:type="spellStart"/>
             <w:r>
               <w:t>jjj</w:t>
             </w:r>
+            <w:proofErr w:type="spellEnd"/>
           </w:p>
         </w:tc>
       </w:tr>
@@ -230,9 +221,11 @@
             <w:pPr>
               <w:pStyle w:val="Z-LineR4"/>
             </w:pPr>
+            <w:proofErr w:type="spellStart"/>
             <w:r>
               <w:t>jkjkhjk</w:t>
             </w:r>
+            <w:proofErr w:type="spellEnd"/>
           </w:p>
         </w:tc>
       </w:tr>
@@ -450,19 +443,28 @@
               <w:pStyle w:val="Title"/>
             </w:pPr>
             <w:r>
-              <w:t>Population PK Model</w:t>
-            </w:r>
-            <w:r>
-              <w:t xml:space="preserve"> </w:t>
-            </w:r>
-            <w:r>
-              <w:t xml:space="preserve">Analysis </w:t>
-            </w:r>
-            <w:r>
-              <w:t xml:space="preserve">Report of </w:t>
+              <w:t xml:space="preserve">Population PK Model Analysis Report of </w:t>
             </w:r>
             <w:r>
               <w:t>{{specify relevant scope including patient population, age etc}}</w:t>
+            </w:r>
+            <w:r>
+              <w:rPr>
+                <w:vanish/>
+              </w:rPr>
+              <w:t/>
+            </w:r>
+            <w:r>
+              <w:rPr>
+                <w:vanish/>
+              </w:rPr>
+              <w:t/>
+            </w:r>
+            <w:r>
+              <w:rPr>
+                <w:vanish/>
+              </w:rPr>
+              <w:t/>
             </w:r>
             <w:r>
               <w:rPr>
@@ -480,6 +482,24 @@
             </w:r>
             <w:r>
               <w:t>{{list all clinical studies used}}</w:t>
+            </w:r>
+            <w:r>
+              <w:rPr>
+                <w:vanish/>
+              </w:rPr>
+              <w:t/>
+            </w:r>
+            <w:r>
+              <w:rPr>
+                <w:vanish/>
+              </w:rPr>
+              <w:t/>
+            </w:r>
+            <w:r>
+              <w:rPr>
+                <w:vanish/>
+              </w:rPr>
+              <w:t/>
             </w:r>
             <w:r>
               <w:rPr>
@@ -692,7 +712,16 @@
                 <w:sz w:val="22"/>
                 <w:szCs w:val="22"/>
               </w:rPr>
-              <w:t xml:space="preserve"> a previously developed model with new data (such as a Phase 3 update), use the template PopPK_</w:t>
+              <w:t xml:space="preserve"> a previously developed model with new data (such as a Phase 3 update), use the template </w:t>
+            </w:r>
+            <w:proofErr w:type="spellStart"/>
+            <w:r>
+              <w:rPr>
+                <w:rFonts w:ascii="Times New Roman" w:hAnsi="Times New Roman"/>
+                <w:sz w:val="22"/>
+                <w:szCs w:val="22"/>
+              </w:rPr>
+              <w:t>PopPK_</w:t>
             </w:r>
             <w:r>
               <w:rPr>
@@ -710,6 +739,7 @@
               </w:rPr>
               <w:t>_ModelUpdate</w:t>
             </w:r>
+            <w:proofErr w:type="spellEnd"/>
           </w:p>
           <w:p>
             <w:pPr>
@@ -725,23 +755,7 @@
                 <w:sz w:val="22"/>
                 <w:szCs w:val="22"/>
               </w:rPr>
-              <w:t xml:space="preserve">The Study code(s) in the upper corner should contain the study </w:t>
-            </w:r>
-            <w:r>
-              <w:rPr>
-                <w:rFonts w:ascii="Times New Roman" w:hAnsi="Times New Roman"/>
-                <w:sz w:val="22"/>
-                <w:szCs w:val="22"/>
-              </w:rPr>
-              <w:t>analysed</w:t>
-            </w:r>
-            <w:r>
-              <w:rPr>
-                <w:rFonts w:ascii="Times New Roman" w:hAnsi="Times New Roman"/>
-                <w:sz w:val="22"/>
-                <w:szCs w:val="22"/>
-              </w:rPr>
-              <w:t xml:space="preserve"> (e.g., D1234C00001). If analysis of a single study or focused on a single study, put that study code here. If analysis is of a pool, then put “Various” here and list the codes in the full title under “Clinical Studies:”.</w:t>
+              <w:t>The Study code(s) in the upper corner should contain the study analysed (e.g., D1234C00001). If analysis of a single study or focused on a single study, put that study code here. If analysis is of a pool, then put “Various” here and list the codes in the full title under “Clinical Studies:”.</w:t>
             </w:r>
           </w:p>
           <w:p>
@@ -975,7 +989,15 @@
               <w:t>should not be modified unless strictly necessary</w:t>
             </w:r>
             <w:r>
-              <w:t xml:space="preserve"> since they have corresponding sections in the templated analysis report and the TFLs are pre-coded within the MERGE popPK activity templates.</w:t>
+              <w:t xml:space="preserve"> since they have corresponding sections in the templated analysis report and the TFLs are pre-coded within the MERGE </w:t>
+            </w:r>
+            <w:proofErr w:type="spellStart"/>
+            <w:r>
+              <w:t>popPK</w:t>
+            </w:r>
+            <w:proofErr w:type="spellEnd"/>
+            <w:r>
+              <w:t xml:space="preserve"> activity templates.</w:t>
             </w:r>
           </w:p>
           <w:p>
@@ -992,7 +1014,23 @@
                 <w:sz w:val="24"/>
                 <w:szCs w:val="24"/>
               </w:rPr>
-              <w:t>Where several options are provided, please choose which one to use and delete the other version. The option-specific text refers to the one paragraph including the [Option x: ]. Subsequent paragraphs below/above the option should be kept, irrespectively of which option you choose.</w:t>
+              <w:t>Where several options are provided, please choose which one to use and delete the other version. The option-specific text refers to the one paragraph including the [Option x</w:t>
+            </w:r>
+            <w:proofErr w:type="gramStart"/>
+            <w:r>
+              <w:rPr>
+                <w:sz w:val="24"/>
+                <w:szCs w:val="24"/>
+              </w:rPr>
+              <w:t>: ]</w:t>
+            </w:r>
+            <w:proofErr w:type="gramEnd"/>
+            <w:r>
+              <w:rPr>
+                <w:sz w:val="24"/>
+                <w:szCs w:val="24"/>
+              </w:rPr>
+              <w:t>. Subsequent paragraphs below/above the option should be kept, irrespectively of which option you choose.</w:t>
             </w:r>
           </w:p>
         </w:tc>
@@ -1076,7 +1114,25 @@
                 <w:szCs w:val="22"/>
                 <w:lang w:val="en-US"/>
               </w:rPr>
-              <w:t>Refresh all ToCs before finalization.</w:t>
+              <w:t xml:space="preserve">Refresh all </w:t>
+            </w:r>
+            <w:proofErr w:type="spellStart"/>
+            <w:r>
+              <w:rPr>
+                <w:sz w:val="22"/>
+                <w:szCs w:val="22"/>
+                <w:lang w:val="en-US"/>
+              </w:rPr>
+              <w:t>ToCs</w:t>
+            </w:r>
+            <w:proofErr w:type="spellEnd"/>
+            <w:r>
+              <w:rPr>
+                <w:sz w:val="22"/>
+                <w:szCs w:val="22"/>
+                <w:lang w:val="en-US"/>
+              </w:rPr>
+              <w:t xml:space="preserve"> before finalization.</w:t>
             </w:r>
           </w:p>
           <w:p>
@@ -5174,6 +5230,24 @@
         <w:rPr>
           <w:vanish/>
         </w:rPr>
+        <w:t/>
+      </w:r>
+      <w:r>
+        <w:rPr>
+          <w:vanish/>
+        </w:rPr>
+        <w:t/>
+      </w:r>
+      <w:r>
+        <w:rPr>
+          <w:vanish/>
+        </w:rPr>
+        <w:t/>
+      </w:r>
+      <w:r>
+        <w:rPr>
+          <w:vanish/>
+        </w:rPr>
         <w:t>[[INLINE_ID:inl_study]]</w:t>
       </w:r>
     </w:p>
@@ -5270,12 +5344,6 @@
             <w:noProof/>
           </w:rPr>
           <w:tab/>
-        </w:r>
-        <w:r>
-          <w:rPr>
-            <w:rStyle w:val="Hyperlink"/>
-            <w:noProof/>
-          </w:rPr>
           <w:t>Base Model Parameter Estimates</w:t>
         </w:r>
         <w:r>
@@ -5936,6 +6004,24 @@
         <w:rPr>
           <w:vanish/>
         </w:rPr>
+        <w:t/>
+      </w:r>
+      <w:r>
+        <w:rPr>
+          <w:vanish/>
+        </w:rPr>
+        <w:t/>
+      </w:r>
+      <w:r>
+        <w:rPr>
+          <w:vanish/>
+        </w:rPr>
+        <w:t/>
+      </w:r>
+      <w:r>
+        <w:rPr>
+          <w:vanish/>
+        </w:rPr>
         <w:t>[[INLINE_ID:inl_study_and_dose]]</w:t>
       </w:r>
     </w:p>
@@ -6022,6 +6108,24 @@
           <w:fldChar w:fldCharType="end"/>
         </w:r>
       </w:hyperlink>
+      <w:r>
+        <w:rPr>
+          <w:vanish/>
+        </w:rPr>
+        <w:t/>
+      </w:r>
+      <w:r>
+        <w:rPr>
+          <w:vanish/>
+        </w:rPr>
+        <w:t/>
+      </w:r>
+      <w:r>
+        <w:rPr>
+          <w:vanish/>
+        </w:rPr>
+        <w:t/>
+      </w:r>
       <w:r>
         <w:rPr>
           <w:vanish/>
@@ -6128,12 +6232,6 @@
             <w:noProof/>
           </w:rPr>
           <w:tab/>
-        </w:r>
-        <w:r>
-          <w:rPr>
-            <w:rStyle w:val="Hyperlink"/>
-            <w:noProof/>
-          </w:rPr>
           <w:t>Correlation Between Empirical Bayes Estimates and Categorical Covariates</w:t>
         </w:r>
         <w:r>
@@ -6761,6 +6859,24 @@
         <w:rPr>
           <w:vanish/>
         </w:rPr>
+        <w:t/>
+      </w:r>
+      <w:r>
+        <w:rPr>
+          <w:vanish/>
+        </w:rPr>
+        <w:t/>
+      </w:r>
+      <w:r>
+        <w:rPr>
+          <w:vanish/>
+        </w:rPr>
+        <w:t/>
+      </w:r>
+      <w:r>
+        <w:rPr>
+          <w:vanish/>
+        </w:rPr>
         <w:t>[[INLINE_ID:inl_study_and_dose]]</w:t>
       </w:r>
     </w:p>
@@ -6857,6 +6973,24 @@
         <w:rPr>
           <w:vanish/>
         </w:rPr>
+        <w:t/>
+      </w:r>
+      <w:r>
+        <w:rPr>
+          <w:vanish/>
+        </w:rPr>
+        <w:t/>
+      </w:r>
+      <w:r>
+        <w:rPr>
+          <w:vanish/>
+        </w:rPr>
+        <w:t/>
+      </w:r>
+      <w:r>
+        <w:rPr>
+          <w:vanish/>
+        </w:rPr>
         <w:t>[[INLINE_ID:inl_study_and_dose]]</w:t>
       </w:r>
     </w:p>
@@ -6942,6 +7076,24 @@
           <w:fldChar w:fldCharType="end"/>
         </w:r>
       </w:hyperlink>
+      <w:r>
+        <w:rPr>
+          <w:vanish/>
+        </w:rPr>
+        <w:t/>
+      </w:r>
+      <w:r>
+        <w:rPr>
+          <w:vanish/>
+        </w:rPr>
+        <w:t/>
+      </w:r>
+      <w:r>
+        <w:rPr>
+          <w:vanish/>
+        </w:rPr>
+        <w:t/>
+      </w:r>
       <w:r>
         <w:rPr>
           <w:vanish/>
@@ -7124,14 +7276,14 @@
             <w:noProof/>
             <w:highlight w:val="cyan"/>
           </w:rPr>
-          <w:t>{{pc}}</w:t>
+          <w:t>{{Stud</w:t>
         </w:r>
         <w:r>
           <w:rPr>
             <w:rStyle w:val="Hyperlink"/>
             <w:noProof/>
           </w:rPr>
-          <w:t xml:space="preserve">VPC of </w:t>
+          <w:t xml:space="preserve">y}}VPC </w:t>
         </w:r>
         <w:r>
           <w:rPr>
@@ -7139,14 +7291,14 @@
             <w:noProof/>
             <w:highlight w:val="cyan"/>
           </w:rPr>
-          <w:t>{{dose-normalized}}</w:t>
+          <w:t>of {{dose-normalize</w:t>
         </w:r>
         <w:r>
           <w:rPr>
             <w:rStyle w:val="Hyperlink"/>
             <w:noProof/>
           </w:rPr>
-          <w:t xml:space="preserve"> Concentration versus Time after dose by </w:t>
+          <w:t xml:space="preserve">d}} Concentration versus Time after dose </w:t>
         </w:r>
         <w:r>
           <w:rPr>
@@ -7154,14 +7306,14 @@
             <w:noProof/>
             <w:highlight w:val="cyan"/>
           </w:rPr>
-          <w:t>{{Study}}</w:t>
+          <w:t>by {{Stud</w:t>
         </w:r>
         <w:r>
           <w:rPr>
             <w:rStyle w:val="Hyperlink"/>
             <w:noProof/>
           </w:rPr>
-          <w:t xml:space="preserve"> for Base Model</w:t>
+          <w:t xml:space="preserve">y}} for Base Mo</w:t>
         </w:r>
         <w:r>
           <w:rPr>
@@ -7196,7 +7348,7 @@
           <w:rPr>
             <w:noProof/>
           </w:rPr>
-          <w:t>46</w:t>
+          <w:t>del46</w:t>
         </w:r>
         <w:r>
           <w:rPr>
@@ -7215,19 +7367,55 @@
         <w:rPr>
           <w:vanish/>
         </w:rPr>
-        <w:t>[[INLINE_ID:inl_pc]]</w:t>
+        <w:t/>
+      </w:r>
+      <w:r>
+        <w:rPr>
+          <w:vanish/>
+        </w:rPr>
+        <w:t/>
+      </w:r>
+      <w:r>
+        <w:rPr>
+          <w:vanish/>
+        </w:rPr>
+        <w:t/>
+      </w:r>
+      <w:r>
+        <w:rPr>
+          <w:vanish/>
+        </w:rPr>
+        <w:t/>
+      </w:r>
+      <w:r>
+        <w:rPr>
+          <w:vanish/>
+        </w:rPr>
+        <w:t/>
+      </w:r>
+      <w:r>
+        <w:rPr>
+          <w:vanish/>
+        </w:rPr>
+        <w:t/>
+      </w:r>
+      <w:r>
+        <w:rPr>
+          <w:vanish/>
+        </w:rPr>
+        <w:t/>
+      </w:r>
+      <w:r>
+        <w:rPr>
+          <w:vanish/>
+        </w:rPr>
+        <w:t>[[INLINE_ID:inl_study]]</w:t>
       </w:r>
       <w:r>
         <w:rPr>
           <w:vanish/>
         </w:rPr>
         <w:t>[[INLINE_ID:inl_dose_normalized]]</w:t>
-      </w:r>
-      <w:r>
-        <w:rPr>
-          <w:vanish/>
-        </w:rPr>
-        <w:t>[[INLINE_ID:inl_study]]</w:t>
       </w:r>
     </w:p>
     <w:p>
@@ -7261,14 +7449,14 @@
             <w:noProof/>
             <w:highlight w:val="cyan"/>
           </w:rPr>
-          <w:t>{{pc}}</w:t>
+          <w:t>{{rena</w:t>
         </w:r>
         <w:r>
           <w:rPr>
             <w:rStyle w:val="Hyperlink"/>
             <w:noProof/>
           </w:rPr>
-          <w:t xml:space="preserve">VPC of </w:t>
+          <w:t xml:space="preserve">l funct</w:t>
         </w:r>
         <w:r>
           <w:rPr>
@@ -7276,14 +7464,14 @@
             <w:noProof/>
             <w:highlight w:val="cyan"/>
           </w:rPr>
-          <w:t>{{dose-normalized}}</w:t>
+          <w:t>ion}}VPC of {{dose-</w:t>
         </w:r>
         <w:r>
           <w:rPr>
             <w:rStyle w:val="Hyperlink"/>
             <w:noProof/>
           </w:rPr>
-          <w:t xml:space="preserve"> Concentration versus Time after dose by </w:t>
+          <w:t xml:space="preserve">normalized}} Concentration versus Time af</w:t>
         </w:r>
         <w:r>
           <w:rPr>
@@ -7291,14 +7479,14 @@
             <w:noProof/>
             <w:highlight w:val="cyan"/>
           </w:rPr>
-          <w:t>{{renal function}}</w:t>
+          <w:t>ter dose by {{rena</w:t>
         </w:r>
         <w:r>
           <w:rPr>
             <w:rStyle w:val="Hyperlink"/>
             <w:noProof/>
           </w:rPr>
-          <w:t xml:space="preserve"> for Base Model</w:t>
+          <w:t xml:space="preserve">l function}} fo</w:t>
         </w:r>
         <w:r>
           <w:rPr>
@@ -7333,7 +7521,7 @@
           <w:rPr>
             <w:noProof/>
           </w:rPr>
-          <w:t>47</w:t>
+          <w:t>r Base Model47</w:t>
         </w:r>
         <w:r>
           <w:rPr>
@@ -7352,19 +7540,55 @@
         <w:rPr>
           <w:vanish/>
         </w:rPr>
-        <w:t>[[INLINE_ID:inl_pc]]</w:t>
+        <w:t/>
+      </w:r>
+      <w:r>
+        <w:rPr>
+          <w:vanish/>
+        </w:rPr>
+        <w:t/>
+      </w:r>
+      <w:r>
+        <w:rPr>
+          <w:vanish/>
+        </w:rPr>
+        <w:t/>
+      </w:r>
+      <w:r>
+        <w:rPr>
+          <w:vanish/>
+        </w:rPr>
+        <w:t/>
+      </w:r>
+      <w:r>
+        <w:rPr>
+          <w:vanish/>
+        </w:rPr>
+        <w:t/>
+      </w:r>
+      <w:r>
+        <w:rPr>
+          <w:vanish/>
+        </w:rPr>
+        <w:t/>
+      </w:r>
+      <w:r>
+        <w:rPr>
+          <w:vanish/>
+        </w:rPr>
+        <w:t/>
+      </w:r>
+      <w:r>
+        <w:rPr>
+          <w:vanish/>
+        </w:rPr>
+        <w:t>[[INLINE_ID:inl_renal_function]]</w:t>
       </w:r>
       <w:r>
         <w:rPr>
           <w:vanish/>
         </w:rPr>
         <w:t>[[INLINE_ID:inl_dose_normalized]]</w:t>
-      </w:r>
-      <w:r>
-        <w:rPr>
-          <w:vanish/>
-        </w:rPr>
-        <w:t>[[INLINE_ID:inl_renal_function]]</w:t>
       </w:r>
     </w:p>
     <w:p>
@@ -7529,12 +7753,6 @@
             <w:noProof/>
           </w:rPr>
           <w:tab/>
-        </w:r>
-        <w:r>
-          <w:rPr>
-            <w:rStyle w:val="Hyperlink"/>
-            <w:noProof/>
-          </w:rPr>
           <w:t>Scatter Plot of Individual Random Effects for Vc/F versus Continuous Covariates for Base Model</w:t>
         </w:r>
         <w:r>
@@ -8018,12 +8236,6 @@
             <w:noProof/>
           </w:rPr>
           <w:tab/>
-        </w:r>
-        <w:r>
-          <w:rPr>
-            <w:rStyle w:val="Hyperlink"/>
-            <w:noProof/>
-          </w:rPr>
           <w:t>Scatter Plot of Individual Random Effects for Vc/F versus Continuous Covariates for Final Model</w:t>
         </w:r>
         <w:r>
@@ -9121,6 +9333,24 @@
               <w:rPr>
                 <w:vanish/>
               </w:rPr>
+              <w:t/>
+            </w:r>
+            <w:r>
+              <w:rPr>
+                <w:vanish/>
+              </w:rPr>
+              <w:t/>
+            </w:r>
+            <w:r>
+              <w:rPr>
+                <w:vanish/>
+              </w:rPr>
+              <w:t/>
+            </w:r>
+            <w:r>
+              <w:rPr>
+                <w:vanish/>
+              </w:rPr>
               <w:t>[[INLINE_ID:inl_title_of_mar]]</w:t>
             </w:r>
           </w:p>
@@ -9166,13 +9396,7 @@
         <w:rPr>
           <w:lang w:val="en-US"/>
         </w:rPr>
-        <w:t>has</w:t>
-      </w:r>
-      <w:r>
-        <w:rPr>
-          <w:lang w:val="en-US"/>
-        </w:rPr>
-        <w:t xml:space="preserve"> been </w:t>
+        <w:t xml:space="preserve">has been </w:t>
       </w:r>
       <w:r>
         <w:rPr>
@@ -9180,11 +9404,19 @@
         </w:rPr>
         <w:t xml:space="preserve">performed in accordance </w:t>
       </w:r>
+      <w:proofErr w:type="gramStart"/>
       <w:r>
         <w:rPr>
           <w:lang w:val="en-US"/>
         </w:rPr>
-        <w:t xml:space="preserve">to the </w:t>
+        <w:t>to</w:t>
+      </w:r>
+      <w:proofErr w:type="gramEnd"/>
+      <w:r>
+        <w:rPr>
+          <w:lang w:val="en-US"/>
+        </w:rPr>
+        <w:t xml:space="preserve"> the </w:t>
       </w:r>
       <w:r>
         <w:rPr>
@@ -9196,13 +9428,7 @@
         <w:rPr>
           <w:lang w:val="en-US"/>
         </w:rPr>
-        <w:t xml:space="preserve">in the modeling analysis plan </w:t>
-      </w:r>
-      <w:r>
-        <w:rPr>
-          <w:lang w:val="en-US"/>
-        </w:rPr>
-        <w:t>[add reference]</w:t>
+        <w:t>in the modeling analysis plan [add reference]</w:t>
       </w:r>
       <w:r>
         <w:rPr>
@@ -10201,6 +10427,7 @@
             <w:pPr>
               <w:pStyle w:val="TableLeft"/>
             </w:pPr>
+            <w:proofErr w:type="spellStart"/>
             <w:r>
               <w:rPr>
                 <w:lang w:val="en-US"/>
@@ -10214,6 +10441,7 @@
               </w:rPr>
               <w:t>max</w:t>
             </w:r>
+            <w:proofErr w:type="spellEnd"/>
           </w:p>
         </w:tc>
         <w:tc>
@@ -10245,6 +10473,7 @@
             <w:pPr>
               <w:pStyle w:val="TableLeft"/>
             </w:pPr>
+            <w:proofErr w:type="spellStart"/>
             <w:r>
               <w:rPr>
                 <w:lang w:val="en-US"/>
@@ -10258,6 +10487,7 @@
               </w:rPr>
               <w:t>trough</w:t>
             </w:r>
+            <w:proofErr w:type="spellEnd"/>
           </w:p>
         </w:tc>
         <w:tc>
@@ -11042,12 +11272,14 @@
             <w:pPr>
               <w:pStyle w:val="TableLeft"/>
             </w:pPr>
+            <w:proofErr w:type="spellStart"/>
             <w:r>
               <w:rPr>
                 <w:lang w:val="en-US"/>
               </w:rPr>
               <w:t>popPK</w:t>
             </w:r>
+            <w:proofErr w:type="spellEnd"/>
           </w:p>
         </w:tc>
         <w:tc>
@@ -11504,6 +11736,7 @@
             <w:pPr>
               <w:pStyle w:val="TableLeft"/>
             </w:pPr>
+            <w:proofErr w:type="spellStart"/>
             <w:r>
               <w:rPr>
                 <w:lang w:val="en-US"/>
@@ -11517,6 +11750,7 @@
               </w:rPr>
               <w:t>max</w:t>
             </w:r>
+            <w:proofErr w:type="spellEnd"/>
           </w:p>
         </w:tc>
         <w:tc>
@@ -11585,11 +11819,19 @@
             <w:pPr>
               <w:pStyle w:val="TableLeft"/>
             </w:pPr>
+            <w:proofErr w:type="spellStart"/>
             <w:r>
               <w:rPr>
                 <w:lang w:val="en-US"/>
               </w:rPr>
-              <w:t>Vc/F</w:t>
+              <w:t>Vc</w:t>
+            </w:r>
+            <w:proofErr w:type="spellEnd"/>
+            <w:r>
+              <w:rPr>
+                <w:lang w:val="en-US"/>
+              </w:rPr>
+              <w:t>/F</w:t>
             </w:r>
           </w:p>
         </w:tc>
@@ -11622,11 +11864,19 @@
             <w:pPr>
               <w:pStyle w:val="TableLeft"/>
             </w:pPr>
+            <w:proofErr w:type="spellStart"/>
             <w:r>
               <w:rPr>
                 <w:lang w:val="en-US"/>
               </w:rPr>
-              <w:t>Vp/F</w:t>
+              <w:t>Vp</w:t>
+            </w:r>
+            <w:proofErr w:type="spellEnd"/>
+            <w:r>
+              <w:rPr>
+                <w:lang w:val="en-US"/>
+              </w:rPr>
+              <w:t>/F</w:t>
             </w:r>
           </w:p>
         </w:tc>
@@ -11830,42 +12080,23 @@
                 <w:sz w:val="22"/>
                 <w:szCs w:val="22"/>
               </w:rPr>
-              <w:t>The primary audience for this section</w:t>
-            </w:r>
+              <w:t xml:space="preserve">The primary audience for this section </w:t>
+            </w:r>
+            <w:proofErr w:type="gramStart"/>
             <w:r>
               <w:rPr>
                 <w:sz w:val="22"/>
                 <w:szCs w:val="22"/>
               </w:rPr>
-              <w:t xml:space="preserve"> are</w:t>
-            </w:r>
+              <w:t>are</w:t>
+            </w:r>
+            <w:proofErr w:type="gramEnd"/>
             <w:r>
               <w:rPr>
                 <w:sz w:val="22"/>
                 <w:szCs w:val="22"/>
               </w:rPr>
-              <w:t xml:space="preserve"> non-technical reader</w:t>
-            </w:r>
-            <w:r>
-              <w:rPr>
-                <w:sz w:val="22"/>
-                <w:szCs w:val="22"/>
-              </w:rPr>
-              <w:t>s</w:t>
-            </w:r>
-            <w:r>
-              <w:rPr>
-                <w:sz w:val="22"/>
-                <w:szCs w:val="22"/>
-              </w:rPr>
-              <w:t>, stakeholders</w:t>
-            </w:r>
-            <w:r>
-              <w:rPr>
-                <w:sz w:val="22"/>
-                <w:szCs w:val="22"/>
-              </w:rPr>
-              <w:t>, and excerpts from this section may be used in regulatory related summary documents.</w:t>
+              <w:t xml:space="preserve"> non-technical readers, stakeholders, and excerpts from this section may be used in regulatory related summary documents.</w:t>
             </w:r>
           </w:p>
           <w:p>
@@ -11881,14 +12112,7 @@
                 <w:sz w:val="22"/>
                 <w:szCs w:val="22"/>
               </w:rPr>
-              <w:t>Expected Content</w:t>
-            </w:r>
-            <w:r>
-              <w:rPr>
-                <w:sz w:val="22"/>
-                <w:szCs w:val="22"/>
-              </w:rPr>
-              <w:t>:</w:t>
+              <w:t>Expected Content:</w:t>
             </w:r>
           </w:p>
           <w:p>
@@ -11952,21 +12176,7 @@
                 <w:sz w:val="22"/>
                 <w:szCs w:val="22"/>
               </w:rPr>
-              <w:t>Results presented as their effect on clinically relevant drug exposures</w:t>
-            </w:r>
-            <w:r>
-              <w:rPr>
-                <w:sz w:val="22"/>
-                <w:szCs w:val="22"/>
-              </w:rPr>
-              <w:t xml:space="preserve"> or endpoints</w:t>
-            </w:r>
-            <w:r>
-              <w:rPr>
-                <w:sz w:val="22"/>
-                <w:szCs w:val="22"/>
-              </w:rPr>
-              <w:t xml:space="preserve">, </w:t>
+              <w:t xml:space="preserve">Results presented as their effect on clinically relevant drug exposures or endpoints, </w:t>
             </w:r>
             <w:r>
               <w:rPr>
@@ -11998,103 +12208,19 @@
                 <w:sz w:val="22"/>
                 <w:szCs w:val="22"/>
               </w:rPr>
-              <w:t>Model details such as s</w:t>
-            </w:r>
+              <w:t>Model details such as structure or covariates should be avoided, or kept to a minimum if important for communicating conclusions</w:t>
+            </w:r>
+          </w:p>
+          <w:p>
+            <w:pPr>
+              <w:pStyle w:val="ListBullet"/>
+            </w:pPr>
             <w:r>
               <w:rPr>
                 <w:sz w:val="22"/>
                 <w:szCs w:val="22"/>
               </w:rPr>
-              <w:t>tructu</w:t>
-            </w:r>
-            <w:r>
-              <w:rPr>
-                <w:sz w:val="22"/>
-                <w:szCs w:val="22"/>
-              </w:rPr>
-              <w:t>re or covariates should be avoided</w:t>
-            </w:r>
-            <w:r>
-              <w:rPr>
-                <w:sz w:val="22"/>
-                <w:szCs w:val="22"/>
-              </w:rPr>
-              <w:t>,</w:t>
-            </w:r>
-            <w:r>
-              <w:rPr>
-                <w:sz w:val="22"/>
-                <w:szCs w:val="22"/>
-              </w:rPr>
-              <w:t xml:space="preserve"> </w:t>
-            </w:r>
-            <w:r>
-              <w:rPr>
-                <w:sz w:val="22"/>
-                <w:szCs w:val="22"/>
-              </w:rPr>
-              <w:t>or kept to a minimum if</w:t>
-            </w:r>
-            <w:r>
-              <w:rPr>
-                <w:sz w:val="22"/>
-                <w:szCs w:val="22"/>
-              </w:rPr>
-              <w:t xml:space="preserve"> important f</w:t>
-            </w:r>
-            <w:r>
-              <w:rPr>
-                <w:sz w:val="22"/>
-                <w:szCs w:val="22"/>
-              </w:rPr>
-              <w:t>or communicating conclusions</w:t>
-            </w:r>
-          </w:p>
-          <w:p>
-            <w:pPr>
-              <w:pStyle w:val="ListBullet"/>
-            </w:pPr>
-            <w:r>
-              <w:rPr>
-                <w:sz w:val="22"/>
-                <w:szCs w:val="22"/>
-              </w:rPr>
-              <w:t>Visual presentations of relevant</w:t>
-            </w:r>
-            <w:r>
-              <w:rPr>
-                <w:sz w:val="22"/>
-                <w:szCs w:val="22"/>
-              </w:rPr>
-              <w:t xml:space="preserve"> results</w:t>
-            </w:r>
-            <w:r>
-              <w:rPr>
-                <w:sz w:val="22"/>
-                <w:szCs w:val="22"/>
-              </w:rPr>
-              <w:t xml:space="preserve"> are acceptable</w:t>
-            </w:r>
-            <w:r>
-              <w:rPr>
-                <w:sz w:val="22"/>
-                <w:szCs w:val="22"/>
-              </w:rPr>
-              <w:t xml:space="preserve">, if </w:t>
-            </w:r>
-            <w:r>
-              <w:rPr>
-                <w:sz w:val="22"/>
-                <w:szCs w:val="22"/>
-              </w:rPr>
-              <w:t>key to</w:t>
-            </w:r>
-            <w:r>
-              <w:rPr>
-                <w:sz w:val="22"/>
-                <w:szCs w:val="22"/>
-              </w:rPr>
-              <w:t xml:space="preserve"> decision making</w:t>
+              <w:t>Visual presentations of relevant results are acceptable, if key to decision making</w:t>
             </w:r>
           </w:p>
         </w:tc>
@@ -12223,15 +12349,16 @@
                 <w:szCs w:val="22"/>
                 <w:lang w:val="en-US"/>
               </w:rPr>
-              <w:t xml:space="preserve">Suggest to </w:t>
-            </w:r>
+              <w:t xml:space="preserve">Suggest </w:t>
+            </w:r>
+            <w:proofErr w:type="gramStart"/>
             <w:r>
               <w:rPr>
                 <w:sz w:val="22"/>
                 <w:szCs w:val="22"/>
                 <w:lang w:val="en-US"/>
               </w:rPr>
-              <w:t xml:space="preserve">use the same text as in the </w:t>
+              <w:t xml:space="preserve">to </w:t>
             </w:r>
             <w:r>
               <w:rPr>
@@ -12239,7 +12366,16 @@
                 <w:szCs w:val="22"/>
                 <w:lang w:val="en-US"/>
               </w:rPr>
-              <w:t>MAP</w:t>
+              <w:t>use</w:t>
+            </w:r>
+            <w:proofErr w:type="gramEnd"/>
+            <w:r>
+              <w:rPr>
+                <w:sz w:val="22"/>
+                <w:szCs w:val="22"/>
+                <w:lang w:val="en-US"/>
+              </w:rPr>
+              <w:t xml:space="preserve"> the same text as in the MAP</w:t>
             </w:r>
             <w:r>
               <w:rPr>
@@ -12385,7 +12521,25 @@
                 <w:iCs/>
                 <w:lang w:val="en-US"/>
               </w:rPr>
-              <w:t>If developing a joint popPK E-R MAP, please include efficacy/safety objectives here as well.</w:t>
+              <w:t xml:space="preserve">If developing a joint </w:t>
+            </w:r>
+            <w:proofErr w:type="spellStart"/>
+            <w:r>
+              <w:rPr>
+                <w:i/>
+                <w:iCs/>
+                <w:lang w:val="en-US"/>
+              </w:rPr>
+              <w:t>popPK</w:t>
+            </w:r>
+            <w:proofErr w:type="spellEnd"/>
+            <w:r>
+              <w:rPr>
+                <w:i/>
+                <w:iCs/>
+                <w:lang w:val="en-US"/>
+              </w:rPr>
+              <w:t xml:space="preserve"> E-R MAP, please include efficacy/safety objectives here as well.</w:t>
             </w:r>
           </w:p>
         </w:tc>
@@ -12416,10 +12570,7 @@
         <w:t xml:space="preserve">the Analysis </w:t>
       </w:r>
       <w:r>
-        <w:t>D</w:t>
-      </w:r>
-      <w:r>
-        <w:t>ata</w:t>
+        <w:t>Data</w:t>
       </w:r>
       <w:bookmarkEnd w:id="34"/>
       <w:bookmarkEnd w:id="35"/>
@@ -12547,7 +12698,25 @@
                 <w:szCs w:val="22"/>
                 <w:lang w:val="en-US"/>
               </w:rPr>
-              <w:t>Essential information include description of studies, population/design, samples/participant(range), and sampling design information.</w:t>
+              <w:t xml:space="preserve">Essential information </w:t>
+            </w:r>
+            <w:proofErr w:type="gramStart"/>
+            <w:r>
+              <w:rPr>
+                <w:sz w:val="22"/>
+                <w:szCs w:val="22"/>
+                <w:lang w:val="en-US"/>
+              </w:rPr>
+              <w:t>include</w:t>
+            </w:r>
+            <w:proofErr w:type="gramEnd"/>
+            <w:r>
+              <w:rPr>
+                <w:sz w:val="22"/>
+                <w:szCs w:val="22"/>
+                <w:lang w:val="en-US"/>
+              </w:rPr>
+              <w:t xml:space="preserve"> description of studies, population/design, samples/participant(range), and sampling design information.</w:t>
             </w:r>
           </w:p>
           <w:p>
@@ -12576,7 +12745,25 @@
                 <w:iCs/>
                 <w:lang w:val="en-US"/>
               </w:rPr>
-              <w:t>If developing a joint popPK E-R MAP, please add a separate table for E/S data (if different from PK).</w:t>
+              <w:t xml:space="preserve">If developing a joint </w:t>
+            </w:r>
+            <w:proofErr w:type="spellStart"/>
+            <w:r>
+              <w:rPr>
+                <w:i/>
+                <w:iCs/>
+                <w:lang w:val="en-US"/>
+              </w:rPr>
+              <w:t>popPK</w:t>
+            </w:r>
+            <w:proofErr w:type="spellEnd"/>
+            <w:r>
+              <w:rPr>
+                <w:i/>
+                <w:iCs/>
+                <w:lang w:val="en-US"/>
+              </w:rPr>
+              <w:t xml:space="preserve"> E-R MAP, please add a separate table for E/S data (if different from PK).</w:t>
             </w:r>
           </w:p>
         </w:tc>
@@ -12912,12 +13099,21 @@
                 <w:lang w:val="en-US"/>
               </w:rPr>
             </w:pPr>
+            <w:proofErr w:type="spellStart"/>
             <w:r>
               <w:rPr>
                 <w:highlight w:val="cyan"/>
                 <w:lang w:val="en-US"/>
               </w:rPr>
-              <w:t xml:space="preserve">DxxxCxxxxx </w:t>
+              <w:t>DxxxCxxxxx</w:t>
+            </w:r>
+            <w:proofErr w:type="spellEnd"/>
+            <w:r>
+              <w:rPr>
+                <w:highlight w:val="cyan"/>
+                <w:lang w:val="en-US"/>
+              </w:rPr>
+              <w:t xml:space="preserve"> </w:t>
             </w:r>
             <w:r>
               <w:rPr>
@@ -12947,8 +13143,17 @@
                 <w:highlight w:val="cyan"/>
                 <w:lang w:val="en-US"/>
               </w:rPr>
-              <w:t>DCO: dd/mm/yyyy</w:t>
-            </w:r>
+              <w:t>DCO: dd/mm/</w:t>
+            </w:r>
+            <w:proofErr w:type="spellStart"/>
+            <w:r>
+              <w:rPr>
+                <w:highlight w:val="cyan"/>
+                <w:lang w:val="en-US"/>
+              </w:rPr>
+              <w:t>yyyy</w:t>
+            </w:r>
+            <w:proofErr w:type="spellEnd"/>
           </w:p>
         </w:tc>
         <w:tc>
@@ -13073,6 +13278,7 @@
                 <w:lang w:val="en-US"/>
               </w:rPr>
             </w:pPr>
+            <w:proofErr w:type="spellStart"/>
             <w:r>
               <w:rPr>
                 <w:highlight w:val="cyan"/>
@@ -13080,6 +13286,7 @@
               </w:rPr>
               <w:t>DxxxCxxxxx</w:t>
             </w:r>
+            <w:proofErr w:type="spellEnd"/>
             <w:r>
               <w:rPr>
                 <w:highlight w:val="cyan"/>
@@ -13108,8 +13315,17 @@
                 <w:highlight w:val="cyan"/>
                 <w:lang w:val="en-US"/>
               </w:rPr>
-              <w:t>DCO: dd/mm/yyyy</w:t>
-            </w:r>
+              <w:t>DCO: dd/mm/</w:t>
+            </w:r>
+            <w:proofErr w:type="spellStart"/>
+            <w:r>
+              <w:rPr>
+                <w:highlight w:val="cyan"/>
+                <w:lang w:val="en-US"/>
+              </w:rPr>
+              <w:t>yyyy</w:t>
+            </w:r>
+            <w:proofErr w:type="spellEnd"/>
           </w:p>
         </w:tc>
         <w:tc>
@@ -13189,6 +13405,7 @@
                 <w:lang w:val="en-US"/>
               </w:rPr>
             </w:pPr>
+            <w:proofErr w:type="spellStart"/>
             <w:r>
               <w:rPr>
                 <w:highlight w:val="cyan"/>
@@ -13204,6 +13421,7 @@
               </w:rPr>
               <w:t>total</w:t>
             </w:r>
+            <w:proofErr w:type="spellEnd"/>
             <w:r>
               <w:rPr>
                 <w:highlight w:val="cyan"/>
@@ -13302,6 +13520,24 @@
                 <w:lang w:val="en-US"/>
               </w:rPr>
               <w:t>{{add any additional studies}}</w:t>
+            </w:r>
+            <w:r>
+              <w:rPr>
+                <w:vanish/>
+              </w:rPr>
+              <w:t/>
+            </w:r>
+            <w:r>
+              <w:rPr>
+                <w:vanish/>
+              </w:rPr>
+              <w:t/>
+            </w:r>
+            <w:r>
+              <w:rPr>
+                <w:vanish/>
+              </w:rPr>
+              <w:t/>
             </w:r>
             <w:r>
               <w:rPr>
@@ -13549,19 +13785,7 @@
         <w:t xml:space="preserve">and </w:t>
       </w:r>
       <w:r>
-        <w:t xml:space="preserve">Source </w:t>
-      </w:r>
-      <w:r>
-        <w:t>D</w:t>
-      </w:r>
-      <w:r>
-        <w:t xml:space="preserve">ata </w:t>
-      </w:r>
-      <w:r>
-        <w:t>F</w:t>
-      </w:r>
-      <w:r>
-        <w:t>ile</w:t>
+        <w:t>Source Data File</w:t>
       </w:r>
       <w:bookmarkEnd w:id="42"/>
       <w:bookmarkEnd w:id="43"/>
@@ -13581,13 +13805,7 @@
         <w:t>{{ name of source data file }}</w:t>
       </w:r>
       <w:r>
-        <w:t xml:space="preserve"> was prepared according to </w:t>
-      </w:r>
-      <w:r>
-        <w:t>AZ Clinical Data Standards</w:t>
-      </w:r>
-      <w:r>
-        <w:t xml:space="preserve">. </w:t>
+        <w:t xml:space="preserve"> was prepared according to AZ Clinical Data Standards. </w:t>
       </w:r>
       <w:r>
         <w:rPr>
@@ -13647,22 +13865,7 @@
         <w:t xml:space="preserve"> </w:t>
       </w:r>
       <w:r>
-        <w:t xml:space="preserve">The dataset </w:t>
-      </w:r>
-      <w:r>
-        <w:t>is</w:t>
-      </w:r>
-      <w:r>
-        <w:t xml:space="preserve"> described in </w:t>
-      </w:r>
-      <w:r>
-        <w:t>the</w:t>
-      </w:r>
-      <w:r>
-        <w:t xml:space="preserve"> </w:t>
-      </w:r>
-      <w:r>
-        <w:t>Pharmacometrics Data Specification</w:t>
+        <w:t>The dataset is described in the Pharmacometrics Data Specification</w:t>
       </w:r>
       <w:r>
         <w:t xml:space="preserve"> (</w:t>
@@ -13697,19 +13900,7 @@
       <w:bookmarkStart w:id="47" w:name="_Toc57021180"/>
       <w:bookmarkStart w:id="48" w:name="_Toc224140064"/>
       <w:r>
-        <w:t xml:space="preserve">Derived </w:t>
-      </w:r>
-      <w:r>
-        <w:t>A</w:t>
-      </w:r>
-      <w:r>
-        <w:t xml:space="preserve">nalysis </w:t>
-      </w:r>
-      <w:r>
-        <w:t>D</w:t>
-      </w:r>
-      <w:r>
-        <w:t>ataset</w:t>
+        <w:t>Derived Analysis Dataset</w:t>
       </w:r>
       <w:bookmarkEnd w:id="46"/>
       <w:bookmarkEnd w:id="47"/>
@@ -13781,56 +13972,7 @@
                 <w:sz w:val="22"/>
                 <w:szCs w:val="22"/>
               </w:rPr>
-              <w:t xml:space="preserve"> description of any </w:t>
-            </w:r>
-            <w:r>
-              <w:rPr>
-                <w:sz w:val="22"/>
-                <w:szCs w:val="22"/>
-              </w:rPr>
-              <w:t>transformations</w:t>
-            </w:r>
-            <w:r>
-              <w:rPr>
-                <w:sz w:val="22"/>
-                <w:szCs w:val="22"/>
-              </w:rPr>
-              <w:t xml:space="preserve"> performed on the source data file</w:t>
-            </w:r>
-            <w:r>
-              <w:rPr>
-                <w:sz w:val="22"/>
-                <w:szCs w:val="22"/>
-              </w:rPr>
-              <w:t>, if any,</w:t>
-            </w:r>
-            <w:r>
-              <w:rPr>
-                <w:sz w:val="22"/>
-                <w:szCs w:val="22"/>
-              </w:rPr>
-              <w:t xml:space="preserve"> to arrive at the modelling dataset (e.g., binning of a continuous covariate into categories, log</w:t>
-            </w:r>
-            <w:r>
-              <w:rPr>
-                <w:sz w:val="22"/>
-                <w:szCs w:val="22"/>
-              </w:rPr>
-              <w:t>arithmic</w:t>
-            </w:r>
-            <w:r>
-              <w:rPr>
-                <w:sz w:val="22"/>
-                <w:szCs w:val="22"/>
-              </w:rPr>
-              <w:t xml:space="preserve"> (or other) transformation, </w:t>
-            </w:r>
-            <w:r>
-              <w:rPr>
-                <w:sz w:val="22"/>
-                <w:szCs w:val="22"/>
-              </w:rPr>
-              <w:t>new variables, imputation, etc.)</w:t>
+              <w:t xml:space="preserve"> description of any transformations performed on the source data file, if any, to arrive at the modelling dataset (e.g., binning of a continuous covariate into categories, logarithmic (or other) transformation, new variables, imputation, etc.)</w:t>
             </w:r>
           </w:p>
         </w:tc>
@@ -13951,21 +14093,7 @@
                 <w:sz w:val="22"/>
                 <w:szCs w:val="22"/>
               </w:rPr>
-              <w:t xml:space="preserve">Provide listings of specific data points removed from the dataset (pre-modelling), </w:t>
-            </w:r>
-            <w:r>
-              <w:rPr>
-                <w:sz w:val="22"/>
-                <w:szCs w:val="22"/>
-              </w:rPr>
-              <w:t>and</w:t>
-            </w:r>
-            <w:r>
-              <w:rPr>
-                <w:sz w:val="22"/>
-                <w:szCs w:val="22"/>
-              </w:rPr>
-              <w:t xml:space="preserve"> the reason for omission in </w:t>
+              <w:t xml:space="preserve">Provide listings of specific data points removed from the dataset (pre-modelling), and the reason for omission in </w:t>
             </w:r>
             <w:r>
               <w:rPr>
@@ -13999,13 +14127,7 @@
         <w:t xml:space="preserve"> </w:t>
       </w:r>
       <w:r>
-        <w:t xml:space="preserve">missing or erroneous data was </w:t>
-      </w:r>
-      <w:r>
-        <w:t>performed as outlined in the MAP</w:t>
-      </w:r>
-      <w:r>
-        <w:t xml:space="preserve">. </w:t>
+        <w:t xml:space="preserve">missing or erroneous data was performed as outlined in the MAP. </w:t>
       </w:r>
     </w:p>
     <w:p>
@@ -14165,14 +14287,7 @@
                 <w:sz w:val="22"/>
                 <w:szCs w:val="22"/>
               </w:rPr>
-              <w:t>Add description and justification of used LLOQ handling.</w:t>
-            </w:r>
-            <w:r>
-              <w:rPr>
-                <w:sz w:val="22"/>
-                <w:szCs w:val="22"/>
-              </w:rPr>
-              <w:t xml:space="preserve"> </w:t>
+              <w:t xml:space="preserve">Add description and justification of used LLOQ handling. </w:t>
             </w:r>
             <w:r>
               <w:rPr>
@@ -14180,12 +14295,6 @@
                 <w:szCs w:val="22"/>
               </w:rPr>
               <w:br/>
-            </w:r>
-            <w:r>
-              <w:rPr>
-                <w:sz w:val="22"/>
-                <w:szCs w:val="22"/>
-              </w:rPr>
               <w:t xml:space="preserve">(MAP states: </w:t>
             </w:r>
             <w:r>
@@ -14234,6 +14343,24 @@
           <w:lang w:val="en-US"/>
         </w:rPr>
         <w:t>{{add selected strategy and justification}}</w:t>
+      </w:r>
+      <w:r>
+        <w:rPr>
+          <w:vanish/>
+        </w:rPr>
+        <w:t/>
+      </w:r>
+      <w:r>
+        <w:rPr>
+          <w:vanish/>
+        </w:rPr>
+        <w:t/>
+      </w:r>
+      <w:r>
+        <w:rPr>
+          <w:vanish/>
+        </w:rPr>
+        <w:t/>
       </w:r>
       <w:r>
         <w:rPr>
@@ -14363,10 +14490,7 @@
         <w:pStyle w:val="Paragraph"/>
       </w:pPr>
       <w:r>
-        <w:t xml:space="preserve">Handling of </w:t>
-      </w:r>
-      <w:r>
-        <w:t xml:space="preserve">outliers </w:t>
+        <w:t xml:space="preserve">Handling of outliers </w:t>
       </w:r>
       <w:r>
         <w:t>w</w:t>
@@ -14394,6 +14518,24 @@
           <w:lang w:val="en-US"/>
         </w:rPr>
         <w:t>{{Add specific considerations/strategies used}}</w:t>
+      </w:r>
+      <w:r>
+        <w:rPr>
+          <w:vanish/>
+        </w:rPr>
+        <w:t/>
+      </w:r>
+      <w:r>
+        <w:rPr>
+          <w:vanish/>
+        </w:rPr>
+        <w:t/>
+      </w:r>
+      <w:r>
+        <w:rPr>
+          <w:vanish/>
+        </w:rPr>
+        <w:t/>
       </w:r>
       <w:r>
         <w:rPr>
@@ -14567,13 +14709,7 @@
         <w:pStyle w:val="Paragraph"/>
       </w:pPr>
       <w:r>
-        <w:t xml:space="preserve">Handling of </w:t>
-      </w:r>
-      <w:r>
-        <w:t>covariates</w:t>
-      </w:r>
-      <w:r>
-        <w:t xml:space="preserve"> </w:t>
+        <w:t xml:space="preserve">Handling of covariates </w:t>
       </w:r>
       <w:r>
         <w:t>w</w:t>
@@ -14807,6 +14943,24 @@
           <w:highlight w:val="cyan"/>
         </w:rPr>
         <w:t>).</w:t>
+      </w:r>
+      <w:r>
+        <w:rPr>
+          <w:vanish/>
+        </w:rPr>
+        <w:t/>
+      </w:r>
+      <w:r>
+        <w:rPr>
+          <w:vanish/>
+        </w:rPr>
+        <w:t/>
+      </w:r>
+      <w:r>
+        <w:rPr>
+          <w:vanish/>
+        </w:rPr>
+        <w:t/>
       </w:r>
       <w:r>
         <w:rPr>
@@ -14901,127 +15055,7 @@
                 <w:szCs w:val="22"/>
                 <w:lang w:val="en-US"/>
               </w:rPr>
-              <w:t xml:space="preserve">For </w:t>
-            </w:r>
-            <w:r>
-              <w:rPr>
-                <w:sz w:val="22"/>
-                <w:szCs w:val="22"/>
-                <w:lang w:val="en-US"/>
-              </w:rPr>
-              <w:t xml:space="preserve">all subsections across </w:t>
-            </w:r>
-            <w:r>
-              <w:rPr>
-                <w:sz w:val="22"/>
-                <w:szCs w:val="22"/>
-                <w:lang w:val="en-US"/>
-              </w:rPr>
-              <w:t xml:space="preserve">methods, </w:t>
-            </w:r>
-            <w:r>
-              <w:rPr>
-                <w:sz w:val="22"/>
-                <w:szCs w:val="22"/>
-                <w:lang w:val="en-US"/>
-              </w:rPr>
-              <w:t xml:space="preserve">please copy paste relevant </w:t>
-            </w:r>
-            <w:r>
-              <w:rPr>
-                <w:sz w:val="22"/>
-                <w:szCs w:val="22"/>
-                <w:lang w:val="en-US"/>
-              </w:rPr>
-              <w:t>text from the MAP.</w:t>
-            </w:r>
-            <w:r>
-              <w:rPr>
-                <w:sz w:val="22"/>
-                <w:szCs w:val="22"/>
-                <w:lang w:val="en-US"/>
-              </w:rPr>
-              <w:t xml:space="preserve"> Make changes as necessary</w:t>
-            </w:r>
-            <w:r>
-              <w:rPr>
-                <w:sz w:val="22"/>
-                <w:szCs w:val="22"/>
-                <w:lang w:val="en-US"/>
-              </w:rPr>
-              <w:t xml:space="preserve"> and detail which option that was used if several are provided in </w:t>
-            </w:r>
-            <w:r>
-              <w:rPr>
-                <w:sz w:val="22"/>
-                <w:szCs w:val="22"/>
-                <w:lang w:val="en-US"/>
-              </w:rPr>
-              <w:t>the MAP</w:t>
-            </w:r>
-            <w:r>
-              <w:rPr>
-                <w:sz w:val="22"/>
-                <w:szCs w:val="22"/>
-                <w:lang w:val="en-US"/>
-              </w:rPr>
-              <w:t xml:space="preserve"> (e.g. </w:t>
-            </w:r>
-            <w:r>
-              <w:rPr>
-                <w:sz w:val="22"/>
-                <w:szCs w:val="22"/>
-                <w:lang w:val="en-US"/>
-              </w:rPr>
-              <w:t xml:space="preserve">specify </w:t>
-            </w:r>
-            <w:r>
-              <w:rPr>
-                <w:sz w:val="22"/>
-                <w:szCs w:val="22"/>
-                <w:lang w:val="en-US"/>
-              </w:rPr>
-              <w:t xml:space="preserve">transformations </w:t>
-            </w:r>
-            <w:r>
-              <w:rPr>
-                <w:sz w:val="22"/>
-                <w:szCs w:val="22"/>
-                <w:lang w:val="en-US"/>
-              </w:rPr>
-              <w:t>made and provide relevant</w:t>
-            </w:r>
-            <w:r>
-              <w:rPr>
-                <w:sz w:val="22"/>
-                <w:szCs w:val="22"/>
-                <w:lang w:val="en-US"/>
-              </w:rPr>
-              <w:t xml:space="preserve"> </w:t>
-            </w:r>
-            <w:r>
-              <w:rPr>
-                <w:sz w:val="22"/>
-                <w:szCs w:val="22"/>
-                <w:lang w:val="en-US"/>
-              </w:rPr>
-              <w:t>functional forms</w:t>
-            </w:r>
-            <w:r>
-              <w:rPr>
-                <w:sz w:val="22"/>
-                <w:szCs w:val="22"/>
-                <w:lang w:val="en-US"/>
-              </w:rPr>
-              <w:t>)</w:t>
-            </w:r>
-            <w:r>
-              <w:rPr>
-                <w:sz w:val="22"/>
-                <w:szCs w:val="22"/>
-                <w:lang w:val="en-US"/>
-              </w:rPr>
-              <w:t xml:space="preserve">. </w:t>
+              <w:t xml:space="preserve">For all subsections across methods, please copy paste relevant text from the MAP. Make changes as necessary and detail which option that was used if several are provided in the MAP (e.g. specify transformations made and provide relevant functional forms). </w:t>
             </w:r>
             <w:r>
               <w:rPr>
@@ -15039,17 +15073,7 @@
                 <w:szCs w:val="22"/>
                 <w:lang w:val="en-US"/>
               </w:rPr>
-              <w:t>Please remember</w:t>
-            </w:r>
-            <w:r>
-              <w:rPr>
-                <w:i/>
-                <w:iCs/>
-                <w:sz w:val="22"/>
-                <w:szCs w:val="22"/>
-                <w:lang w:val="en-US"/>
-              </w:rPr>
-              <w:t xml:space="preserve"> to change to past tense where relevant.</w:t>
+              <w:t>Please remember to change to past tense where relevant.</w:t>
             </w:r>
           </w:p>
         </w:tc>
@@ -15429,8 +15453,27 @@
       <w:r>
         <w:rPr>
           <w:b/>
+          <w:color w:val="FF0000" val="FF0000"/>
         </w:rPr>
-        <w:t>&lt;&lt;Name:model run summary|Title:Model run summary table|Footnote:Summary of key model run outputs.|Files:106-pk-params.docx|Type:table&gt;&gt;</w:t>
+        <w:t>&lt;&lt;Name:model run summary|Title:Sachin Patel|Footnote:MISSING_VALUE(Footnote)|Files:106-pk-params.docx|Type:table&gt;&gt;</w:t>
+      </w:r>
+      <w:r>
+        <w:rPr>
+          <w:vanish/>
+        </w:rPr>
+        <w:t/>
+      </w:r>
+      <w:r>
+        <w:rPr>
+          <w:vanish/>
+        </w:rPr>
+        <w:t/>
+      </w:r>
+      <w:r>
+        <w:rPr>
+          <w:vanish/>
+        </w:rPr>
+        <w:t/>
       </w:r>
       <w:r>
         <w:rPr>
@@ -15467,6 +15510,11 @@
         </w:rPr>
         <w:t/>
       </w:r>
+    </w:p>
+    <w:p>
+      <w:pPr>
+        <w:pStyle w:val="Paragraph"/>
+      </w:pPr>
     </w:p>
     <w:p>
       <w:pPr>
@@ -15502,15 +15550,28 @@
       </w:r>
       <w:r>
         <w:rPr>
+          <w:b/>
+          <w:color w:val="FF0000" val="FF0000"/>
+        </w:rPr>
+        <w:t>&lt;&lt;Name:model bootstrap plot|Title:Bootstrap diagnostic plot|Footnote:MISSING_VALUE(Footnote)|Files:106-bootstrap.png|Type:image&gt;&gt;</w:t>
+      </w:r>
+      <w:r>
+        <w:rPr>
           <w:vanish/>
         </w:rPr>
         <w:t/>
       </w:r>
       <w:r>
         <w:rPr>
-          <w:b/>
+          <w:vanish/>
         </w:rPr>
-        <w:t>&lt;&lt;Name:model bootstrap plot|Title:Bootstrap diagnostic plot|Footnote:Bootstrap plot for final model assessment.|Files:106-bootstrap.png|Type:image&gt;&gt;</w:t>
+        <w:t/>
+      </w:r>
+      <w:r>
+        <w:rPr>
+          <w:vanish/>
+        </w:rPr>
+        <w:t/>
       </w:r>
       <w:r>
         <w:rPr>
@@ -15563,6 +15624,16 @@
         </w:rPr>
         <w:t/>
       </w:r>
+    </w:p>
+    <w:p>
+      <w:pPr>
+        <w:jc w:val="center"/>
+      </w:pPr>
+    </w:p>
+    <w:p>
+      <w:pPr>
+        <w:pStyle w:val="Paragraph"/>
+      </w:pPr>
     </w:p>
     <w:p>
       <w:pPr>
@@ -15639,39 +15710,7 @@
                 <w:szCs w:val="22"/>
                 <w:lang w:val="en-US"/>
               </w:rPr>
-              <w:t xml:space="preserve">For this subsection, </w:t>
-            </w:r>
-            <w:r>
-              <w:rPr>
-                <w:sz w:val="22"/>
-                <w:szCs w:val="22"/>
-                <w:lang w:val="en-US"/>
-              </w:rPr>
-              <w:t>please refer to the MAP.</w:t>
-            </w:r>
-            <w:r>
-              <w:rPr>
-                <w:sz w:val="22"/>
-                <w:szCs w:val="22"/>
-                <w:lang w:val="en-US"/>
-              </w:rPr>
-              <w:t xml:space="preserve"> Add any relevant </w:t>
-            </w:r>
-            <w:r>
-              <w:rPr>
-                <w:sz w:val="22"/>
-                <w:szCs w:val="22"/>
-                <w:lang w:val="en-US"/>
-              </w:rPr>
-              <w:t>additional information, e.g. number of simulations/samples used in the VPCs and bootstraps</w:t>
-            </w:r>
-            <w:r>
-              <w:rPr>
-                <w:sz w:val="22"/>
-                <w:szCs w:val="22"/>
-                <w:lang w:val="en-US"/>
-              </w:rPr>
-              <w:t>.</w:t>
+              <w:t>For this subsection, please refer to the MAP. Add any relevant additional information, e.g. number of simulations/samples used in the VPCs and bootstraps.</w:t>
             </w:r>
             <w:r>
               <w:rPr>
@@ -15700,16 +15739,7 @@
         <w:pStyle w:val="Paragraph"/>
       </w:pPr>
       <w:r>
-        <w:t xml:space="preserve">Model evaluation was </w:t>
-      </w:r>
-      <w:r>
-        <w:t>performed</w:t>
-      </w:r>
-      <w:r>
-        <w:t xml:space="preserve"> a</w:t>
-      </w:r>
-      <w:r>
-        <w:t>s outlined in the MAP.</w:t>
+        <w:t>Model evaluation was performed as outlined in the MAP.</w:t>
       </w:r>
       <w:bookmarkStart w:id="74" w:name="_Toc422332972"/>
       <w:bookmarkStart w:id="75" w:name="_Toc57021203"/>
@@ -15758,16 +15788,7 @@
         <w:t xml:space="preserve">Hardware and </w:t>
       </w:r>
       <w:r>
-        <w:t>S</w:t>
-      </w:r>
-      <w:r>
-        <w:t xml:space="preserve">oftware </w:t>
-      </w:r>
-      <w:r>
-        <w:t>D</w:t>
-      </w:r>
-      <w:r>
-        <w:t>etails</w:t>
+        <w:t>Software Details</w:t>
       </w:r>
       <w:bookmarkEnd w:id="79"/>
       <w:bookmarkEnd w:id="80"/>
@@ -15793,8 +15814,27 @@
       <w:r>
         <w:rPr>
           <w:b/>
+          <w:color w:val="FF0000" val="FF0000"/>
         </w:rPr>
-        <w:t>&lt;&lt;Name:categorical covariate summary |Title:Categorical covariate summary|Footnote:Categorical covariate distribution by study.|Files:cat-cov-sum-study.docx|Type:table&gt;&gt;</w:t>
+        <w:t>&lt;&lt;Name:categorical covariate summary |Title:MISSING_VALUE(Title)|Footnote:MISSING_VALUE(Footnote)|Files:cat-cov-sum-study.docx|Type:table&gt;&gt;</w:t>
+      </w:r>
+      <w:r>
+        <w:rPr>
+          <w:vanish/>
+        </w:rPr>
+        <w:t/>
+      </w:r>
+      <w:r>
+        <w:rPr>
+          <w:vanish/>
+        </w:rPr>
+        <w:t/>
+      </w:r>
+      <w:r>
+        <w:rPr>
+          <w:vanish/>
+        </w:rPr>
+        <w:t/>
       </w:r>
       <w:r>
         <w:rPr>
@@ -15821,6 +15861,7 @@
       </w:r>
       <w:r>
         <w:rPr>
+          <w:color w:val="FF0000"/>
           <w:sz w:val="20"/>
         </w:rPr>
         <w:t/>
@@ -15831,28 +15872,18 @@
         </w:rPr>
         <w:t/>
       </w:r>
+    </w:p>
+    <w:p>
+      <w:pPr>
+        <w:pStyle w:val="Paragraph"/>
+      </w:pPr>
     </w:p>
     <w:p>
       <w:pPr>
         <w:pStyle w:val="Heading2"/>
       </w:pPr>
       <w:r>
-        <w:t>Deviations from</w:t>
-      </w:r>
-      <w:r>
-        <w:t xml:space="preserve"> </w:t>
-      </w:r>
-      <w:r>
-        <w:t>A</w:t>
-      </w:r>
-      <w:r>
-        <w:t xml:space="preserve">nalysis </w:t>
-      </w:r>
-      <w:r>
-        <w:t>P</w:t>
-      </w:r>
-      <w:r>
-        <w:t>lan</w:t>
+        <w:t>Deviations from Analysis Plan</w:t>
       </w:r>
       <w:bookmarkEnd w:id="82"/>
       <w:bookmarkEnd w:id="83"/>
@@ -15908,49 +15939,7 @@
                 <w:sz w:val="22"/>
                 <w:szCs w:val="22"/>
               </w:rPr>
-              <w:t>This section describes</w:t>
-            </w:r>
-            <w:r>
-              <w:rPr>
-                <w:sz w:val="22"/>
-                <w:szCs w:val="22"/>
-              </w:rPr>
-              <w:t xml:space="preserve"> and explains rationale for</w:t>
-            </w:r>
-            <w:r>
-              <w:rPr>
-                <w:sz w:val="22"/>
-                <w:szCs w:val="22"/>
-              </w:rPr>
-              <w:t xml:space="preserve"> any deviations in the conduct of the analysis from the </w:t>
-            </w:r>
-            <w:r>
-              <w:rPr>
-                <w:sz w:val="22"/>
-                <w:szCs w:val="22"/>
-              </w:rPr>
-              <w:t xml:space="preserve">Model </w:t>
-            </w:r>
-            <w:r>
-              <w:rPr>
-                <w:sz w:val="22"/>
-                <w:szCs w:val="22"/>
-              </w:rPr>
-              <w:t>Analysis Plan</w:t>
-            </w:r>
-            <w:r>
-              <w:rPr>
-                <w:sz w:val="22"/>
-                <w:szCs w:val="22"/>
-              </w:rPr>
-              <w:t>, e.g., changes in response to data review, or challenges in the specified approach</w:t>
-            </w:r>
-            <w:r>
-              <w:rPr>
-                <w:sz w:val="22"/>
-                <w:szCs w:val="22"/>
-              </w:rPr>
-              <w:t>.</w:t>
+              <w:t>This section describes and explains rationale for any deviations in the conduct of the analysis from the Model Analysis Plan, e.g., changes in response to data review, or challenges in the specified approach.</w:t>
             </w:r>
             <w:r>
               <w:t xml:space="preserve"> </w:t>
@@ -15965,6 +15954,24 @@
       </w:pPr>
       <w:r>
         <w:t>{{pa}}</w:t>
+      </w:r>
+      <w:r>
+        <w:rPr>
+          <w:vanish/>
+        </w:rPr>
+        <w:t/>
+      </w:r>
+      <w:r>
+        <w:rPr>
+          <w:vanish/>
+        </w:rPr>
+        <w:t/>
+      </w:r>
+      <w:r>
+        <w:rPr>
+          <w:vanish/>
+        </w:rPr>
+        <w:t/>
       </w:r>
       <w:r>
         <w:rPr>
@@ -16045,14 +16052,7 @@
                 <w:sz w:val="22"/>
                 <w:szCs w:val="22"/>
               </w:rPr>
-              <w:t xml:space="preserve">This section focuses on results from exploration of the data, development of models, and subsequent simulations/inferences. </w:t>
-            </w:r>
-            <w:r>
-              <w:rPr>
-                <w:sz w:val="22"/>
-                <w:szCs w:val="22"/>
-              </w:rPr>
-              <w:t xml:space="preserve">The primary audience for this section: technical reader, reviewers. </w:t>
+              <w:t xml:space="preserve">This section focuses on results from exploration of the data, development of models, and subsequent simulations/inferences. The primary audience for this section: technical reader, reviewers. </w:t>
             </w:r>
           </w:p>
           <w:p>
@@ -16104,110 +16104,19 @@
                 <w:sz w:val="22"/>
                 <w:szCs w:val="22"/>
               </w:rPr>
-              <w:t>D</w:t>
-            </w:r>
+              <w:t>Description, diagnostics and qualification of key models including, but not limited to, the base and final models. The final model, model building steps, qualification, final parameter estimates, and deviations from planned analyses should be clear.</w:t>
+            </w:r>
+          </w:p>
+          <w:p>
+            <w:pPr>
+              <w:pStyle w:val="ListBullet"/>
+            </w:pPr>
             <w:r>
               <w:rPr>
                 <w:sz w:val="22"/>
                 <w:szCs w:val="22"/>
               </w:rPr>
-              <w:t>escription, diagnostics and qualification</w:t>
-            </w:r>
-            <w:r>
-              <w:rPr>
-                <w:sz w:val="22"/>
-                <w:szCs w:val="22"/>
-              </w:rPr>
-              <w:t xml:space="preserve"> of key models including</w:t>
-            </w:r>
-            <w:r>
-              <w:rPr>
-                <w:sz w:val="22"/>
-                <w:szCs w:val="22"/>
-              </w:rPr>
-              <w:t xml:space="preserve">, </w:t>
-            </w:r>
-            <w:r>
-              <w:rPr>
-                <w:sz w:val="22"/>
-                <w:szCs w:val="22"/>
-              </w:rPr>
-              <w:t>but not limited to</w:t>
-            </w:r>
-            <w:r>
-              <w:rPr>
-                <w:sz w:val="22"/>
-                <w:szCs w:val="22"/>
-              </w:rPr>
-              <w:t xml:space="preserve">, </w:t>
-            </w:r>
-            <w:r>
-              <w:rPr>
-                <w:sz w:val="22"/>
-                <w:szCs w:val="22"/>
-              </w:rPr>
-              <w:t xml:space="preserve">the </w:t>
-            </w:r>
-            <w:r>
-              <w:rPr>
-                <w:sz w:val="22"/>
-                <w:szCs w:val="22"/>
-              </w:rPr>
-              <w:t xml:space="preserve">base and </w:t>
-            </w:r>
-            <w:r>
-              <w:rPr>
-                <w:sz w:val="22"/>
-                <w:szCs w:val="22"/>
-              </w:rPr>
-              <w:t>final model</w:t>
-            </w:r>
-            <w:r>
-              <w:rPr>
-                <w:sz w:val="22"/>
-                <w:szCs w:val="22"/>
-              </w:rPr>
-              <w:t>s</w:t>
-            </w:r>
-            <w:r>
-              <w:rPr>
-                <w:sz w:val="22"/>
-                <w:szCs w:val="22"/>
-              </w:rPr>
-              <w:t>.</w:t>
-            </w:r>
-            <w:r>
-              <w:rPr>
-                <w:sz w:val="22"/>
-                <w:szCs w:val="22"/>
-              </w:rPr>
-              <w:t xml:space="preserve"> The final model, model building steps, qualification, final parameter estimates, and deviations from planned analyses should be clear.</w:t>
-            </w:r>
-          </w:p>
-          <w:p>
-            <w:pPr>
-              <w:pStyle w:val="ListBullet"/>
-            </w:pPr>
-            <w:r>
-              <w:rPr>
-                <w:sz w:val="22"/>
-                <w:szCs w:val="22"/>
-              </w:rPr>
-              <w:t xml:space="preserve">Tables and/or figures should be included </w:t>
-            </w:r>
-            <w:r>
-              <w:rPr>
-                <w:sz w:val="22"/>
-                <w:szCs w:val="22"/>
-              </w:rPr>
-              <w:t>as appropriate to explain the course of model development</w:t>
-            </w:r>
-            <w:r>
-              <w:rPr>
-                <w:sz w:val="22"/>
-                <w:szCs w:val="22"/>
-              </w:rPr>
-              <w:t>.</w:t>
+              <w:t>Tables and/or figures should be included as appropriate to explain the course of model development.</w:t>
             </w:r>
           </w:p>
         </w:tc>
@@ -16224,10 +16133,7 @@
       <w:bookmarkStart w:id="92" w:name="_Ref415477062"/>
       <w:bookmarkStart w:id="93" w:name="_Ref415477068"/>
       <w:r>
-        <w:t xml:space="preserve">Summary of Analysis </w:t>
-      </w:r>
-      <w:r>
-        <w:t>Dataset</w:t>
+        <w:t>Summary of Analysis Dataset</w:t>
       </w:r>
       <w:bookmarkEnd w:id="88"/>
       <w:r>
@@ -16398,32 +16304,32 @@
           <w:szCs w:val="22"/>
           <w:highlight w:val="cyan"/>
         </w:rPr>
-        <w:t>{{dose}}</w:t>
+        <w:t>{{Study </w:t>
       </w:r>
       <w:r>
         <w:rPr>
           <w:sz w:val="22"/>
           <w:szCs w:val="22"/>
         </w:rPr>
-        <w:t xml:space="preserve">. </w:t>
+        <w:t xml:space="preserve">an</w:t>
       </w:r>
       <w:r>
         <w:rPr>
           <w:highlight w:val="cyan"/>
         </w:rPr>
-        <w:t xml:space="preserve">Summaries by </w:t>
+        <w:t xml:space="preserve">d Dose}}. Sum</w:t>
       </w:r>
       <w:r>
         <w:rPr>
           <w:highlight w:val="cyan"/>
         </w:rPr>
-        <w:t>{{Study and Dose}}</w:t>
+        <w:t>maries by {{Study </w:t>
       </w:r>
       <w:r>
         <w:rPr>
           <w:highlight w:val="cyan"/>
         </w:rPr>
-        <w:t xml:space="preserve"> are provided in </w:t>
+        <w:t xml:space="preserve">and Dose}} are pr</w:t>
       </w:r>
       <w:r>
         <w:rPr>
@@ -16452,7 +16358,7 @@
         <w:rPr>
           <w:highlight w:val="cyan"/>
         </w:rPr>
-        <w:t>Appendix D</w:t>
+        <w:t>ovided in </w:t>
       </w:r>
       <w:r>
         <w:rPr>
@@ -16464,7 +16370,7 @@
         <w:rPr>
           <w:highlight w:val="cyan"/>
         </w:rPr>
-        <w:t xml:space="preserve">, </w:t>
+        <w:t xml:space="preserve">Ap</w:t>
       </w:r>
       <w:r>
         <w:rPr>
@@ -16490,13 +16396,13 @@
         <w:fldChar w:fldCharType="separate"/>
       </w:r>
       <w:r>
-        <w:t>Table </w:t>
+        <w:t>pendix</w:t>
       </w:r>
       <w:r>
         <w:rPr>
           <w:noProof/>
         </w:rPr>
-        <w:t>D1</w:t>
+        <w:t> D</w:t>
       </w:r>
       <w:r>
         <w:rPr>
@@ -16508,7 +16414,7 @@
         <w:rPr>
           <w:highlight w:val="cyan"/>
         </w:rPr>
-        <w:t>.</w:t>
+        <w:t>, Table D1.</w:t>
       </w:r>
       <w:r>
         <w:rPr>
@@ -16520,7 +16426,25 @@
         <w:rPr>
           <w:vanish/>
         </w:rPr>
-        <w:t>[[INLINE_ID:inl_dose]]</w:t>
+        <w:t/>
+      </w:r>
+      <w:r>
+        <w:rPr>
+          <w:vanish/>
+        </w:rPr>
+        <w:t/>
+      </w:r>
+      <w:r>
+        <w:rPr>
+          <w:vanish/>
+        </w:rPr>
+        <w:t/>
+      </w:r>
+      <w:r>
+        <w:rPr>
+          <w:vanish/>
+        </w:rPr>
+        <w:t/>
       </w:r>
       <w:r>
         <w:rPr>
@@ -16544,27 +16468,14 @@
       <w:r>
         <w:t>Table </w:t>
       </w:r>
-      <w:r>
-        <w:fldChar w:fldCharType="begin"/>
-      </w:r>
-      <w:r>
-        <w:instrText xml:space="preserve"> SEQ Table \* ARABIC </w:instrText>
-      </w:r>
-      <w:r>
-        <w:fldChar w:fldCharType="separate"/>
-      </w:r>
-      <w:r>
-        <w:rPr>
-          <w:noProof/>
-        </w:rPr>
-        <w:t>2</w:t>
-      </w:r>
-      <w:r>
-        <w:rPr>
-          <w:noProof/>
-        </w:rPr>
-        <w:fldChar w:fldCharType="end"/>
-      </w:r>
+      <w:fldSimple w:instr=" SEQ Table \* ARABIC ">
+        <w:r>
+          <w:rPr>
+            <w:noProof/>
+          </w:rPr>
+          <w:t>2</w:t>
+        </w:r>
+      </w:fldSimple>
       <w:bookmarkEnd w:id="94"/>
       <w:r>
         <w:tab/>
@@ -18040,22 +17951,7 @@
         <w:t xml:space="preserve"> </w:t>
       </w:r>
       <w:r>
-        <w:t>LLOQ: lower limit of quantification,</w:t>
-      </w:r>
-      <w:r>
-        <w:t xml:space="preserve"> </w:t>
-      </w:r>
-      <w:r>
-        <w:t xml:space="preserve">MISS: missing observations (non-BLQ), </w:t>
-      </w:r>
-      <w:r>
-        <w:t>SUBJ: subjects</w:t>
-      </w:r>
-      <w:r>
-        <w:t xml:space="preserve">, </w:t>
-      </w:r>
-      <w:r>
-        <w:t>OBS: observations above the LLOQ</w:t>
+        <w:t>LLOQ: lower limit of quantification, MISS: missing observations (non-BLQ), SUBJ: subjects, OBS: observations above the LLOQ</w:t>
       </w:r>
     </w:p>
     <w:p>
@@ -18063,10 +17959,8 @@
         <w:pStyle w:val="TableFootnoteInfo"/>
       </w:pPr>
       <w:r>
-        <w:t>Source activity:</w:t>
-      </w:r>
-      <w:r>
-        <w:t xml:space="preserve"> </w:t>
+        <w:lastRenderedPageBreak/>
+        <w:t xml:space="preserve">Source activity: </w:t>
       </w:r>
     </w:p>
     <w:p>
@@ -18082,16 +17976,33 @@
         <w:pStyle w:val="TableFootnoteInfo"/>
       </w:pPr>
       <w:r>
-        <w:lastRenderedPageBreak/>
-        <w:t>Source code: eda-tables.R</w:t>
-      </w:r>
+        <w:t xml:space="preserve">Source code: </w:t>
+      </w:r>
+      <w:proofErr w:type="spellStart"/>
+      <w:r>
+        <w:t>eda-</w:t>
+      </w:r>
+      <w:proofErr w:type="gramStart"/>
+      <w:r>
+        <w:t>tables.R</w:t>
+      </w:r>
+      <w:proofErr w:type="spellEnd"/>
+      <w:proofErr w:type="gramEnd"/>
     </w:p>
     <w:p>
       <w:pPr>
         <w:pStyle w:val="TableFootnoteInfo"/>
       </w:pPr>
       <w:r>
-        <w:t>Source file: results/table/eda/pk-data-sum-dose.docx</w:t>
+        <w:t>Source file: results/table/</w:t>
+      </w:r>
+      <w:proofErr w:type="spellStart"/>
+      <w:r>
+        <w:t>eda</w:t>
+      </w:r>
+      <w:proofErr w:type="spellEnd"/>
+      <w:r>
+        <w:t>/pk-data-sum-dose.docx</w:t>
       </w:r>
     </w:p>
     <w:p>
@@ -18117,97 +18028,76 @@
         <w:rPr>
           <w:highlight w:val="cyan"/>
         </w:rPr>
-        <w:t>{{n}}</w:t>
+        <w:t>{{Add</w:t>
       </w:r>
       <w:r>
         <w:rPr>
           <w:highlight w:val="cyan"/>
         </w:rPr>
-        <w:t xml:space="preserve"> plasma</w:t>
+        <w:t xml:space="preserve"> any relevant</w:t>
+      </w:r>
+      <w:r>
+        <w:t xml:space="preserve"> observation acro</w:t>
       </w:r>
       <w:r>
         <w:rPr>
           <w:highlight w:val="cyan"/>
         </w:rPr>
-        <w:t>/blood</w:t>
-      </w:r>
-      <w:r>
-        <w:t xml:space="preserve"> PK samples from </w:t>
+        <w:t>ss se</w:t>
       </w:r>
       <w:r>
         <w:rPr>
           <w:highlight w:val="cyan"/>
         </w:rPr>
-        <w:t>{{n}}</w:t>
+        <w:t xml:space="preserve">l</w:t>
       </w:r>
       <w:r>
         <w:rPr>
           <w:highlight w:val="cyan"/>
         </w:rPr>
-        <w:t xml:space="preserve"> </w:t>
+        <w:t>ected st</w:t>
+      </w:r>
+      <w:r>
+        <w:t xml:space="preserve">rata for table</w:t>
       </w:r>
       <w:r>
         <w:rPr>
           <w:highlight w:val="cyan"/>
         </w:rPr>
-        <w:t>patients</w:t>
-      </w:r>
-      <w:r>
-        <w:t xml:space="preserve"> treated with </w:t>
+        <w:t xml:space="preserve">}} plasma/blood PK samples fr</w:t>
       </w:r>
       <w:r>
         <w:rPr>
           <w:highlight w:val="cyan"/>
         </w:rPr>
-        <w:t xml:space="preserve">AZDXXX </w:t>
+        <w:t xml:space="preserve">o</w:t>
       </w:r>
       <w:r>
         <w:rPr>
           <w:highlight w:val="cyan"/>
         </w:rPr>
-        <w:t xml:space="preserve">across dose levels of </w:t>
+        <w:t>m {{n}} p</w:t>
       </w:r>
       <w:r>
         <w:rPr>
           <w:highlight w:val="cyan"/>
         </w:rPr>
-        <w:t xml:space="preserve"> </w:t>
+        <w:t xml:space="preserve">atie</w:t>
       </w:r>
       <w:r>
         <w:rPr>
           <w:highlight w:val="cyan"/>
         </w:rPr>
-        <w:t>{{XX mg}}</w:t>
+        <w:t>nts treat</w:t>
+      </w:r>
+      <w:r>
+        <w:t xml:space="preserve">ed with AZDXXX across dose levels of  {{XX mg}} </w:t>
       </w:r>
       <w:r>
         <w:rPr>
           <w:highlight w:val="cyan"/>
         </w:rPr>
-        <w:t xml:space="preserve"> to </w:t>
-      </w:r>
-      <w:r>
-        <w:rPr>
-          <w:highlight w:val="cyan"/>
-        </w:rPr>
-        <w:t>{{XX mg}}</w:t>
-      </w:r>
-      <w:r>
-        <w:t xml:space="preserve"> </w:t>
-      </w:r>
-      <w:r>
-        <w:t xml:space="preserve">were available for inclusion in this analysis. </w:t>
-      </w:r>
-      <w:r>
-        <w:rPr>
-          <w:highlight w:val="cyan"/>
-        </w:rPr>
-        <w:t>{{Add any relevant observation across selected strata for table}}</w:t>
-      </w:r>
-      <w:r>
-        <w:rPr>
-          <w:highlight w:val="cyan"/>
-        </w:rPr>
-        <w:t xml:space="preserve"/>
+        <w:t>to {{XX mg}} were available for inclusion in this analysis. {{Add any relevant observation across selected strata for table}}</w:t>
       </w:r>
       <w:r>
         <w:rPr>
@@ -18219,6 +18109,60 @@
         <w:rPr>
           <w:vanish/>
         </w:rPr>
+        <w:t/>
+      </w:r>
+      <w:r>
+        <w:rPr>
+          <w:vanish/>
+        </w:rPr>
+        <w:t/>
+      </w:r>
+      <w:r>
+        <w:rPr>
+          <w:vanish/>
+        </w:rPr>
+        <w:t/>
+      </w:r>
+      <w:r>
+        <w:rPr>
+          <w:vanish/>
+        </w:rPr>
+        <w:t/>
+      </w:r>
+      <w:r>
+        <w:rPr>
+          <w:vanish/>
+        </w:rPr>
+        <w:t/>
+      </w:r>
+      <w:r>
+        <w:rPr>
+          <w:vanish/>
+        </w:rPr>
+        <w:t/>
+      </w:r>
+      <w:r>
+        <w:rPr>
+          <w:vanish/>
+        </w:rPr>
+        <w:t/>
+      </w:r>
+      <w:r>
+        <w:rPr>
+          <w:vanish/>
+        </w:rPr>
+        <w:t/>
+      </w:r>
+      <w:r>
+        <w:rPr>
+          <w:vanish/>
+        </w:rPr>
+        <w:t>[[INLINE_ID:inl_add_any_relevant_observation_across_selected_strata_for_table]]</w:t>
+      </w:r>
+      <w:r>
+        <w:rPr>
+          <w:vanish/>
+        </w:rPr>
         <w:t>[[INLINE_ID:inl_n]]</w:t>
       </w:r>
       <w:r>
@@ -18226,12 +18170,6 @@
           <w:vanish/>
         </w:rPr>
         <w:t>[[INLINE_ID:inl_xx_mg]]</w:t>
-      </w:r>
-      <w:r>
-        <w:rPr>
-          <w:vanish/>
-        </w:rPr>
-        <w:t>[[INLINE_ID:inl_add_any_relevant_observation_across_selected_strata_for_table]]</w:t>
       </w:r>
     </w:p>
     <w:p>
@@ -18325,28 +18263,7 @@
                 <w:sz w:val="22"/>
                 <w:szCs w:val="22"/>
               </w:rPr>
-              <w:t xml:space="preserve">Focus on relevant features of the data, </w:t>
-            </w:r>
-            <w:r>
-              <w:rPr>
-                <w:sz w:val="22"/>
-                <w:szCs w:val="22"/>
-              </w:rPr>
-              <w:t>PK(PD)</w:t>
-            </w:r>
-            <w:r>
-              <w:rPr>
-                <w:sz w:val="22"/>
-                <w:szCs w:val="22"/>
-              </w:rPr>
-              <w:t>, dosing and covariates</w:t>
-            </w:r>
-            <w:r>
-              <w:rPr>
-                <w:sz w:val="22"/>
-                <w:szCs w:val="22"/>
-              </w:rPr>
-              <w:t xml:space="preserve"> to enable the reader a good understanding of the general behaviour (stratified by dose, time, time after dose, and key covariates).</w:t>
+              <w:t>Focus on relevant features of the data, PK(PD), dosing and covariates to enable the reader a good understanding of the general behaviour (stratified by dose, time, time after dose, and key covariates).</w:t>
             </w:r>
           </w:p>
           <w:p>
@@ -18394,56 +18311,7 @@
                 <w:sz w:val="22"/>
                 <w:szCs w:val="22"/>
               </w:rPr>
-              <w:t>Retain</w:t>
-            </w:r>
-            <w:r>
-              <w:rPr>
-                <w:sz w:val="22"/>
-                <w:szCs w:val="22"/>
-              </w:rPr>
-              <w:t xml:space="preserve"> high impact results in the main text</w:t>
-            </w:r>
-            <w:r>
-              <w:rPr>
-                <w:sz w:val="22"/>
-                <w:szCs w:val="22"/>
-              </w:rPr>
-              <w:t>, with supporting</w:t>
-            </w:r>
-            <w:r>
-              <w:rPr>
-                <w:sz w:val="22"/>
-                <w:szCs w:val="22"/>
-              </w:rPr>
-              <w:t xml:space="preserve"> </w:t>
-            </w:r>
-            <w:r>
-              <w:rPr>
-                <w:sz w:val="22"/>
-                <w:szCs w:val="22"/>
-              </w:rPr>
-              <w:t>tables/figures</w:t>
-            </w:r>
-            <w:r>
-              <w:rPr>
-                <w:sz w:val="22"/>
-                <w:szCs w:val="22"/>
-              </w:rPr>
-              <w:t xml:space="preserve"> in </w:t>
-            </w:r>
-            <w:r>
-              <w:rPr>
-                <w:sz w:val="22"/>
-                <w:szCs w:val="22"/>
-              </w:rPr>
-              <w:t>an appendix.</w:t>
-            </w:r>
-            <w:r>
-              <w:rPr>
-                <w:sz w:val="22"/>
-                <w:szCs w:val="22"/>
-              </w:rPr>
-              <w:t xml:space="preserve"> </w:t>
+              <w:t xml:space="preserve">Retain high impact results in the main text, with supporting tables/figures in an appendix. </w:t>
             </w:r>
           </w:p>
           <w:p>
@@ -18459,14 +18327,7 @@
                 <w:sz w:val="22"/>
                 <w:szCs w:val="22"/>
               </w:rPr>
-              <w:t xml:space="preserve">Refer to </w:t>
-            </w:r>
-            <w:r>
-              <w:rPr>
-                <w:sz w:val="22"/>
-                <w:szCs w:val="22"/>
-              </w:rPr>
-              <w:t>GUID-0024307</w:t>
+              <w:t>Refer to GUID-0024307</w:t>
             </w:r>
             <w:r>
               <w:rPr>
@@ -18485,7 +18346,29 @@
                   <w:szCs w:val="22"/>
                   <w:u w:val="single"/>
                 </w:rPr>
-                <w:t>General Considerations for Tables, Figures, Listings (TFL) for popPK reports from Clinical Pharmacology &amp; Quantitative Pharmacology CPQP</w:t>
+                <w:t xml:space="preserve">General Considerations for Tables, Figures, Listings (TFL) for </w:t>
+              </w:r>
+              <w:proofErr w:type="spellStart"/>
+              <w:r>
+                <w:rPr>
+                  <w:rStyle w:val="cf01"/>
+                  <w:color w:val="0000FF"/>
+                  <w:sz w:val="22"/>
+                  <w:szCs w:val="22"/>
+                  <w:u w:val="single"/>
+                </w:rPr>
+                <w:t>popPK</w:t>
+              </w:r>
+              <w:proofErr w:type="spellEnd"/>
+              <w:r>
+                <w:rPr>
+                  <w:rStyle w:val="cf01"/>
+                  <w:color w:val="0000FF"/>
+                  <w:sz w:val="22"/>
+                  <w:szCs w:val="22"/>
+                  <w:u w:val="single"/>
+                </w:rPr>
+                <w:t xml:space="preserve"> reports from Clinical Pharmacology &amp; Quantitative Pharmacology CPQP</w:t>
               </w:r>
             </w:hyperlink>
           </w:p>
@@ -18541,10 +18424,7 @@
         <w:fldChar w:fldCharType="end"/>
       </w:r>
       <w:r>
-        <w:t>. The correlations between continuous covariates are shown in</w:t>
-      </w:r>
-      <w:r>
-        <w:t xml:space="preserve"> </w:t>
+        <w:t xml:space="preserve">. The correlations between continuous covariates are shown in </w:t>
       </w:r>
       <w:r>
         <w:fldChar w:fldCharType="begin"/>
@@ -18568,13 +18448,7 @@
         <w:fldChar w:fldCharType="end"/>
       </w:r>
       <w:r>
-        <w:t xml:space="preserve">. The correlation between continuous and most </w:t>
-      </w:r>
-      <w:r>
-        <w:t xml:space="preserve">relevant </w:t>
-      </w:r>
-      <w:r>
-        <w:t xml:space="preserve">categorical covariates are shown in </w:t>
+        <w:t xml:space="preserve">. The correlation between continuous and most relevant categorical covariates are shown in </w:t>
       </w:r>
       <w:r>
         <w:fldChar w:fldCharType="begin"/>
@@ -18598,10 +18472,7 @@
         <w:fldChar w:fldCharType="end"/>
       </w:r>
       <w:r>
-        <w:t xml:space="preserve"> </w:t>
-      </w:r>
-      <w:r>
-        <w:t xml:space="preserve">and </w:t>
+        <w:t xml:space="preserve"> and </w:t>
       </w:r>
       <w:r>
         <w:fldChar w:fldCharType="begin"/>
@@ -18665,8 +18536,27 @@
       <w:r>
         <w:rPr>
           <w:b/>
+          <w:color w:val="FF0000"/>
         </w:rPr>
-        <w:t>&lt;&lt;Name:eta pairs|Title:ETA pairwise relationship plot|Footnote:Pairwise ETA relationship overview.|Files:cont-vs-cont.png|Type:image&gt;&gt;</w:t>
+        <w:t>&lt;&lt;Name:eta pairs|Title:MISSING_VALUE(Title)|Footnote:Pairwise ETA relationship overview.|Files:cont-vs-cont.png|Type:image&gt;&gt;</w:t>
+      </w:r>
+      <w:r>
+        <w:rPr>
+          <w:vanish/>
+        </w:rPr>
+        <w:t/>
+      </w:r>
+      <w:r>
+        <w:rPr>
+          <w:vanish/>
+        </w:rPr>
+        <w:t/>
+      </w:r>
+      <w:r>
+        <w:rPr>
+          <w:vanish/>
+        </w:rPr>
+        <w:t/>
       </w:r>
       <w:r>
         <w:rPr>
@@ -18720,6 +18610,16 @@
         </w:rPr>
         <w:t/>
       </w:r>
+    </w:p>
+    <w:p>
+      <w:pPr>
+        <w:jc w:val="center"/>
+      </w:pPr>
+    </w:p>
+    <w:p>
+      <w:pPr>
+        <w:pStyle w:val="Paragraph"/>
+      </w:pPr>
     </w:p>
     <w:p>
       <w:pPr>
@@ -18747,27 +18647,14 @@
         <w:lastRenderedPageBreak/>
         <w:t>Table </w:t>
       </w:r>
-      <w:r>
-        <w:fldChar w:fldCharType="begin"/>
-      </w:r>
-      <w:r>
-        <w:instrText xml:space="preserve"> SEQ Table \* ARABIC </w:instrText>
-      </w:r>
-      <w:r>
-        <w:fldChar w:fldCharType="separate"/>
-      </w:r>
-      <w:r>
-        <w:rPr>
-          <w:noProof/>
-        </w:rPr>
-        <w:t>3</w:t>
-      </w:r>
-      <w:r>
-        <w:rPr>
-          <w:noProof/>
-        </w:rPr>
-        <w:fldChar w:fldCharType="end"/>
-      </w:r>
+      <w:fldSimple w:instr=" SEQ Table \* ARABIC ">
+        <w:r>
+          <w:rPr>
+            <w:noProof/>
+          </w:rPr>
+          <w:t>3</w:t>
+        </w:r>
+      </w:fldSimple>
       <w:bookmarkEnd w:id="102"/>
       <w:r>
         <w:tab/>
@@ -18782,10 +18669,7 @@
         <w:t xml:space="preserve">ovariates </w:t>
       </w:r>
       <w:r>
-        <w:t>O</w:t>
-      </w:r>
-      <w:r>
-        <w:t xml:space="preserve">verall and </w:t>
+        <w:t xml:space="preserve">Overall and </w:t>
       </w:r>
       <w:r>
         <w:t xml:space="preserve">by </w:t>
@@ -18797,6 +18681,24 @@
         <w:t>{{Study}}</w:t>
       </w:r>
       <w:bookmarkEnd w:id="103"/>
+      <w:r>
+        <w:rPr>
+          <w:vanish/>
+        </w:rPr>
+        <w:t/>
+      </w:r>
+      <w:r>
+        <w:rPr>
+          <w:vanish/>
+        </w:rPr>
+        <w:t/>
+      </w:r>
+      <w:r>
+        <w:rPr>
+          <w:vanish/>
+        </w:rPr>
+        <w:t/>
+      </w:r>
       <w:r>
         <w:rPr>
           <w:vanish/>
@@ -20309,15 +20211,33 @@
         <w:pStyle w:val="TableFootnoteInfo"/>
       </w:pPr>
       <w:r>
-        <w:t>Source code: eda-tables.R</w:t>
-      </w:r>
+        <w:t xml:space="preserve">Source code: </w:t>
+      </w:r>
+      <w:proofErr w:type="spellStart"/>
+      <w:r>
+        <w:t>eda-</w:t>
+      </w:r>
+      <w:proofErr w:type="gramStart"/>
+      <w:r>
+        <w:t>tables.R</w:t>
+      </w:r>
+      <w:proofErr w:type="spellEnd"/>
+      <w:proofErr w:type="gramEnd"/>
     </w:p>
     <w:p>
       <w:pPr>
         <w:pStyle w:val="TableFootnoteInfo"/>
       </w:pPr>
       <w:r>
-        <w:t>Source file: results/table/eda/cat-cov-sum-study.docx</w:t>
+        <w:t>Source file: results/table/</w:t>
+      </w:r>
+      <w:proofErr w:type="spellStart"/>
+      <w:r>
+        <w:t>eda</w:t>
+      </w:r>
+      <w:proofErr w:type="spellEnd"/>
+      <w:r>
+        <w:t>/cat-cov-sum-study.docx</w:t>
       </w:r>
     </w:p>
     <w:p>
@@ -20346,27 +20266,14 @@
         <w:lastRenderedPageBreak/>
         <w:t>Figure </w:t>
       </w:r>
-      <w:r>
-        <w:fldChar w:fldCharType="begin"/>
-      </w:r>
-      <w:r>
-        <w:instrText xml:space="preserve"> SEQ Figure \* ARABIC </w:instrText>
-      </w:r>
-      <w:r>
-        <w:fldChar w:fldCharType="separate"/>
-      </w:r>
-      <w:r>
-        <w:rPr>
-          <w:noProof/>
-        </w:rPr>
-        <w:t>1</w:t>
-      </w:r>
-      <w:r>
-        <w:rPr>
-          <w:noProof/>
-        </w:rPr>
-        <w:fldChar w:fldCharType="end"/>
-      </w:r>
+      <w:fldSimple w:instr=" SEQ Figure \* ARABIC ">
+        <w:r>
+          <w:rPr>
+            <w:noProof/>
+          </w:rPr>
+          <w:t>1</w:t>
+        </w:r>
+      </w:fldSimple>
       <w:bookmarkEnd w:id="104"/>
       <w:r>
         <w:tab/>
@@ -20457,9 +20364,6 @@
         <w:pStyle w:val="TableFootnoteInfo"/>
       </w:pPr>
       <w:r>
-        <w:t>&lt;&lt;Name:studies|Title:Clinical studies listing|Footnote:List of studies included in analysis.|Files:pk-data-sum-dose-study.docx|Type:table&gt;&gt;</w:t>
-      </w:r>
-      <w:r>
         <w:rPr>
           <w:vanish/>
         </w:rPr>
@@ -20469,6 +20373,25 @@
         <w:rPr>
           <w:b/>
           <w:sz w:val="24"/>
+          <w:color w:val="FF0000"/>
+        </w:rPr>
+        <w:t>&lt;&lt;Name:studies|Title:MISSING_VALUE(Title)|Footnote:List of studies included in analysis.|Files:MISSING_VALUE(Files)|Type:table&gt;&gt;</w:t>
+      </w:r>
+      <w:r>
+        <w:rPr>
+          <w:vanish/>
+        </w:rPr>
+        <w:t/>
+      </w:r>
+      <w:r>
+        <w:rPr>
+          <w:vanish/>
+        </w:rPr>
+        <w:t/>
+      </w:r>
+      <w:r>
+        <w:rPr>
+          <w:vanish/>
         </w:rPr>
         <w:t/>
       </w:r>
@@ -20504,6 +20427,11 @@
         </w:rPr>
         <w:t/>
       </w:r>
+    </w:p>
+    <w:p>
+      <w:pPr>
+        <w:pStyle w:val="TableFootnoteInfo"/>
+      </w:pPr>
     </w:p>
     <w:p>
       <w:pPr>
@@ -20520,27 +20448,14 @@
         <w:lastRenderedPageBreak/>
         <w:t>Figure </w:t>
       </w:r>
-      <w:r>
-        <w:fldChar w:fldCharType="begin"/>
-      </w:r>
-      <w:r>
-        <w:instrText xml:space="preserve"> SEQ Figure \* ARABIC </w:instrText>
-      </w:r>
-      <w:r>
-        <w:fldChar w:fldCharType="separate"/>
-      </w:r>
-      <w:r>
-        <w:rPr>
-          <w:noProof/>
-        </w:rPr>
-        <w:t>3</w:t>
-      </w:r>
-      <w:r>
-        <w:rPr>
-          <w:noProof/>
-        </w:rPr>
-        <w:fldChar w:fldCharType="end"/>
-      </w:r>
+      <w:fldSimple w:instr=" SEQ Figure \* ARABIC ">
+        <w:r>
+          <w:rPr>
+            <w:noProof/>
+          </w:rPr>
+          <w:t>3</w:t>
+        </w:r>
+      </w:fldSimple>
       <w:bookmarkEnd w:id="106"/>
       <w:r>
         <w:tab/>
@@ -20655,27 +20570,14 @@
         <w:lastRenderedPageBreak/>
         <w:t>Figure </w:t>
       </w:r>
-      <w:r>
-        <w:fldChar w:fldCharType="begin"/>
-      </w:r>
-      <w:r>
-        <w:instrText xml:space="preserve"> SEQ Figure \* ARABIC </w:instrText>
-      </w:r>
-      <w:r>
-        <w:fldChar w:fldCharType="separate"/>
-      </w:r>
-      <w:r>
-        <w:rPr>
-          <w:noProof/>
-        </w:rPr>
-        <w:t>4</w:t>
-      </w:r>
-      <w:r>
-        <w:rPr>
-          <w:noProof/>
-        </w:rPr>
-        <w:fldChar w:fldCharType="end"/>
-      </w:r>
+      <w:fldSimple w:instr=" SEQ Figure \* ARABIC ">
+        <w:r>
+          <w:rPr>
+            <w:noProof/>
+          </w:rPr>
+          <w:t>4</w:t>
+        </w:r>
+      </w:fldSimple>
       <w:bookmarkEnd w:id="108"/>
       <w:r>
         <w:tab/>
@@ -20897,6 +20799,24 @@
         <w:rPr>
           <w:vanish/>
         </w:rPr>
+        <w:t/>
+      </w:r>
+      <w:r>
+        <w:rPr>
+          <w:vanish/>
+        </w:rPr>
+        <w:t/>
+      </w:r>
+      <w:r>
+        <w:rPr>
+          <w:vanish/>
+        </w:rPr>
+        <w:t/>
+      </w:r>
+      <w:r>
+        <w:rPr>
+          <w:vanish/>
+        </w:rPr>
         <w:t>[[INLINE_ID:inl_fast_slow]]</w:t>
       </w:r>
     </w:p>
@@ -21074,62 +20994,67 @@
         <w:lastRenderedPageBreak/>
         <w:t>Figure </w:t>
       </w:r>
-      <w:r>
-        <w:fldChar w:fldCharType="begin"/>
-      </w:r>
-      <w:r>
-        <w:instrText xml:space="preserve"> SEQ Figure \* ARABIC </w:instrText>
-      </w:r>
-      <w:r>
-        <w:fldChar w:fldCharType="separate"/>
-      </w:r>
+      <w:fldSimple w:instr=" SEQ Figure \* ARABIC ">
+        <w:r>
+          <w:rPr>
+            <w:noProof/>
+          </w:rPr>
+          <w:t>6</w:t>
+        </w:r>
+      </w:fldSimple>
+      <w:bookmarkEnd w:id="111"/>
+      <w:r>
+        <w:tab/>
+      </w:r>
+      <w:r>
+        <w:t>C</w:t>
+      </w:r>
+      <w:r>
+        <w:t xml:space="preserve">oncentrations versus </w:t>
+      </w:r>
+      <w:r>
+        <w:t>T</w:t>
+      </w:r>
+      <w:r>
+        <w:t xml:space="preserve">ime </w:t>
+      </w:r>
+      <w:r>
+        <w:t>a</w:t>
+      </w:r>
+      <w:r>
+        <w:t xml:space="preserve">fter </w:t>
+      </w:r>
+      <w:r>
+        <w:t>D</w:t>
+      </w:r>
+      <w:r>
+        <w:t xml:space="preserve">ose by </w:t>
+      </w:r>
+      <w:r>
+        <w:t>{{Study and Dose}}</w:t>
+      </w:r>
+      <w:r>
+        <w:t xml:space="preserve"> (log scale)</w:t>
+      </w:r>
+      <w:bookmarkEnd w:id="112"/>
       <w:r>
         <w:rPr>
-          <w:noProof/>
+          <w:vanish/>
         </w:rPr>
-        <w:t>6</w:t>
+        <w:t/>
       </w:r>
       <w:r>
         <w:rPr>
-          <w:noProof/>
+          <w:vanish/>
         </w:rPr>
-        <w:fldChar w:fldCharType="end"/>
-      </w:r>
-      <w:bookmarkEnd w:id="111"/>
-      <w:r>
-        <w:tab/>
-      </w:r>
-      <w:r>
-        <w:t>C</w:t>
-      </w:r>
-      <w:r>
-        <w:t xml:space="preserve">oncentrations versus </w:t>
-      </w:r>
-      <w:r>
-        <w:t>T</w:t>
-      </w:r>
-      <w:r>
-        <w:t xml:space="preserve">ime </w:t>
-      </w:r>
-      <w:r>
-        <w:t>a</w:t>
-      </w:r>
-      <w:r>
-        <w:t xml:space="preserve">fter </w:t>
-      </w:r>
-      <w:r>
-        <w:t>D</w:t>
-      </w:r>
-      <w:r>
-        <w:t xml:space="preserve">ose by </w:t>
-      </w:r>
-      <w:r>
-        <w:t>{{Study and Dose}}</w:t>
-      </w:r>
-      <w:r>
-        <w:t xml:space="preserve"> (log scale)</w:t>
-      </w:r>
-      <w:bookmarkEnd w:id="112"/>
+        <w:t/>
+      </w:r>
+      <w:r>
+        <w:rPr>
+          <w:vanish/>
+        </w:rPr>
+        <w:t/>
+      </w:r>
       <w:r>
         <w:rPr>
           <w:vanish/>
@@ -21303,35 +21228,7 @@
                 <w:sz w:val="22"/>
                 <w:szCs w:val="22"/>
               </w:rPr>
-              <w:t xml:space="preserve">This section describes the </w:t>
-            </w:r>
-            <w:r>
-              <w:rPr>
-                <w:sz w:val="22"/>
-                <w:szCs w:val="22"/>
-              </w:rPr>
-              <w:t xml:space="preserve">results of the </w:t>
-            </w:r>
-            <w:r>
-              <w:rPr>
-                <w:sz w:val="22"/>
-                <w:szCs w:val="22"/>
-              </w:rPr>
-              <w:t>PK</w:t>
-            </w:r>
-            <w:r>
-              <w:rPr>
-                <w:sz w:val="22"/>
-                <w:szCs w:val="22"/>
-              </w:rPr>
-              <w:t xml:space="preserve"> model development from </w:t>
-            </w:r>
-            <w:r>
-              <w:rPr>
-                <w:sz w:val="22"/>
-                <w:szCs w:val="22"/>
-              </w:rPr>
-              <w:t>base model to final model.</w:t>
+              <w:t>This section describes the results of the PK model development from base model to final model.</w:t>
             </w:r>
           </w:p>
           <w:p>
@@ -21395,56 +21292,7 @@
                 <w:sz w:val="22"/>
                 <w:szCs w:val="22"/>
               </w:rPr>
-              <w:t xml:space="preserve">Description of the base </w:t>
-            </w:r>
-            <w:r>
-              <w:rPr>
-                <w:sz w:val="22"/>
-                <w:szCs w:val="22"/>
-              </w:rPr>
-              <w:t xml:space="preserve">and final </w:t>
-            </w:r>
-            <w:r>
-              <w:rPr>
-                <w:sz w:val="22"/>
-                <w:szCs w:val="22"/>
-              </w:rPr>
-              <w:t>model</w:t>
-            </w:r>
-            <w:r>
-              <w:rPr>
-                <w:sz w:val="22"/>
-                <w:szCs w:val="22"/>
-              </w:rPr>
-              <w:t>s</w:t>
-            </w:r>
-            <w:r>
-              <w:rPr>
-                <w:sz w:val="22"/>
-                <w:szCs w:val="22"/>
-              </w:rPr>
-              <w:t xml:space="preserve"> with emphasis on key attributes</w:t>
-            </w:r>
-            <w:r>
-              <w:rPr>
-                <w:sz w:val="22"/>
-                <w:szCs w:val="22"/>
-              </w:rPr>
-              <w:t>. Additional considerations provided in an appendix and referred to</w:t>
-            </w:r>
-            <w:r>
-              <w:rPr>
-                <w:sz w:val="22"/>
-                <w:szCs w:val="22"/>
-              </w:rPr>
-              <w:t xml:space="preserve"> in these sections</w:t>
-            </w:r>
-            <w:r>
-              <w:rPr>
-                <w:sz w:val="22"/>
-                <w:szCs w:val="22"/>
-              </w:rPr>
-              <w:t xml:space="preserve">. </w:t>
+              <w:t xml:space="preserve">Description of the base and final models with emphasis on key attributes. Additional considerations provided in an appendix and referred to in these sections. </w:t>
             </w:r>
           </w:p>
           <w:p>
@@ -21460,42 +21308,7 @@
                 <w:sz w:val="22"/>
                 <w:szCs w:val="22"/>
               </w:rPr>
-              <w:t>T</w:t>
-            </w:r>
-            <w:r>
-              <w:rPr>
-                <w:sz w:val="22"/>
-                <w:szCs w:val="22"/>
-              </w:rPr>
-              <w:t xml:space="preserve">able with parameter estimates of </w:t>
-            </w:r>
-            <w:r>
-              <w:rPr>
-                <w:sz w:val="22"/>
-                <w:szCs w:val="22"/>
-              </w:rPr>
-              <w:t>base and final</w:t>
-            </w:r>
-            <w:r>
-              <w:rPr>
-                <w:sz w:val="22"/>
-                <w:szCs w:val="22"/>
-              </w:rPr>
-              <w:t xml:space="preserve"> </w:t>
-            </w:r>
-            <w:r>
-              <w:rPr>
-                <w:sz w:val="22"/>
-                <w:szCs w:val="22"/>
-              </w:rPr>
-              <w:t>models</w:t>
-            </w:r>
-            <w:r>
-              <w:rPr>
-                <w:sz w:val="22"/>
-                <w:szCs w:val="22"/>
-              </w:rPr>
-              <w:t>.</w:t>
+              <w:t>Table with parameter estimates of base and final models.</w:t>
             </w:r>
           </w:p>
           <w:p>
@@ -21511,14 +21324,7 @@
                 <w:sz w:val="22"/>
                 <w:szCs w:val="22"/>
               </w:rPr>
-              <w:t>Consider placing model diagnostic plots in an appendix</w:t>
-            </w:r>
-            <w:r>
-              <w:rPr>
-                <w:sz w:val="22"/>
-                <w:szCs w:val="22"/>
-              </w:rPr>
-              <w:t xml:space="preserve">. </w:t>
+              <w:t xml:space="preserve">Consider placing model diagnostic plots in an appendix. </w:t>
             </w:r>
           </w:p>
           <w:p>
@@ -21534,35 +21340,7 @@
                 <w:sz w:val="22"/>
                 <w:szCs w:val="22"/>
               </w:rPr>
-              <w:t xml:space="preserve">Include </w:t>
-            </w:r>
-            <w:r>
-              <w:rPr>
-                <w:sz w:val="22"/>
-                <w:szCs w:val="22"/>
-              </w:rPr>
-              <w:t xml:space="preserve">individual graphs in appendix </w:t>
-            </w:r>
-            <w:r>
-              <w:rPr>
-                <w:sz w:val="22"/>
-                <w:szCs w:val="22"/>
-              </w:rPr>
-              <w:t xml:space="preserve">and </w:t>
-            </w:r>
-            <w:r>
-              <w:rPr>
-                <w:sz w:val="22"/>
-                <w:szCs w:val="22"/>
-              </w:rPr>
-              <w:t xml:space="preserve">include </w:t>
-            </w:r>
-            <w:r>
-              <w:rPr>
-                <w:sz w:val="22"/>
-                <w:szCs w:val="22"/>
-              </w:rPr>
-              <w:t xml:space="preserve">only for the final model. </w:t>
+              <w:t xml:space="preserve">Include individual graphs in appendix and include only for the final model. </w:t>
             </w:r>
             <w:r>
               <w:rPr>
@@ -21647,7 +21425,29 @@
                   <w:szCs w:val="22"/>
                   <w:u w:val="single"/>
                 </w:rPr>
-                <w:t>General Considerations for Tables, Figures, Listings (TFL) for popPK reports from Clinical Pharmacology &amp; Quantitative Pharmacology CPQP</w:t>
+                <w:t xml:space="preserve">General Considerations for Tables, Figures, Listings (TFL) for </w:t>
+              </w:r>
+              <w:proofErr w:type="spellStart"/>
+              <w:r>
+                <w:rPr>
+                  <w:rStyle w:val="cf01"/>
+                  <w:color w:val="0000FF"/>
+                  <w:sz w:val="22"/>
+                  <w:szCs w:val="22"/>
+                  <w:u w:val="single"/>
+                </w:rPr>
+                <w:t>popPK</w:t>
+              </w:r>
+              <w:proofErr w:type="spellEnd"/>
+              <w:r>
+                <w:rPr>
+                  <w:rStyle w:val="cf01"/>
+                  <w:color w:val="0000FF"/>
+                  <w:sz w:val="22"/>
+                  <w:szCs w:val="22"/>
+                  <w:u w:val="single"/>
+                </w:rPr>
+                <w:t xml:space="preserve"> reports from Clinical Pharmacology &amp; Quantitative Pharmacology CPQP</w:t>
               </w:r>
             </w:hyperlink>
           </w:p>
@@ -21695,27 +21495,14 @@
       <w:r>
         <w:t>Table </w:t>
       </w:r>
-      <w:r>
-        <w:fldChar w:fldCharType="begin"/>
-      </w:r>
-      <w:r>
-        <w:instrText xml:space="preserve"> SEQ Table \* ARABIC </w:instrText>
-      </w:r>
-      <w:r>
-        <w:fldChar w:fldCharType="separate"/>
-      </w:r>
-      <w:r>
-        <w:rPr>
-          <w:noProof/>
-        </w:rPr>
-        <w:t>4</w:t>
-      </w:r>
-      <w:r>
-        <w:rPr>
-          <w:noProof/>
-        </w:rPr>
-        <w:fldChar w:fldCharType="end"/>
-      </w:r>
+      <w:fldSimple w:instr=" SEQ Table \* ARABIC ">
+        <w:r>
+          <w:rPr>
+            <w:noProof/>
+          </w:rPr>
+          <w:t>4</w:t>
+        </w:r>
+      </w:fldSimple>
       <w:bookmarkEnd w:id="118"/>
       <w:r>
         <w:tab/>
@@ -22164,16 +21951,7 @@
         <w:pStyle w:val="TableFootnoteInfo"/>
       </w:pPr>
       <w:r>
-        <w:t>BS</w:t>
-      </w:r>
-      <w:r>
-        <w:t xml:space="preserve">V: </w:t>
-      </w:r>
-      <w:r>
-        <w:t xml:space="preserve">between subject </w:t>
-      </w:r>
-      <w:r>
-        <w:t>variability; OFV: objective function value; Cond. no.: condition number</w:t>
+        <w:t>BSV: between subject variability; OFV: objective function value; Cond. no.: condition number</w:t>
       </w:r>
     </w:p>
     <w:p>
@@ -22181,8 +21959,15 @@
         <w:pStyle w:val="TableFootnoteInfo"/>
       </w:pPr>
       <w:r>
-        <w:t>Source code: run-log.R</w:t>
-      </w:r>
+        <w:t>Source code: run-</w:t>
+      </w:r>
+      <w:proofErr w:type="spellStart"/>
+      <w:proofErr w:type="gramStart"/>
+      <w:r>
+        <w:t>log.R</w:t>
+      </w:r>
+      <w:proofErr w:type="spellEnd"/>
+      <w:proofErr w:type="gramEnd"/>
     </w:p>
     <w:p>
       <w:pPr>
@@ -22246,10 +22031,7 @@
         <w:pStyle w:val="AppendixAlphaSub2"/>
       </w:pPr>
       <w:r>
-        <w:t>Available Dat</w:t>
-      </w:r>
-      <w:r>
-        <w:t>a</w:t>
+        <w:t>Available Data</w:t>
       </w:r>
     </w:p>
     <w:p>
@@ -22261,53 +22043,25 @@
       <w:r>
         <w:t>Table </w:t>
       </w:r>
-      <w:r>
-        <w:fldChar w:fldCharType="begin"/>
-      </w:r>
-      <w:r>
-        <w:instrText xml:space="preserve"> STYLEREF  "Appendix Alpha" \n \t  </w:instrText>
-      </w:r>
-      <w:r>
-        <w:fldChar w:fldCharType="separate"/>
-      </w:r>
-      <w:r>
-        <w:rPr>
-          <w:noProof/>
-        </w:rPr>
-        <w:t>D</w:t>
-      </w:r>
-      <w:r>
-        <w:rPr>
-          <w:noProof/>
-        </w:rPr>
-        <w:fldChar w:fldCharType="end"/>
-      </w:r>
-      <w:r>
-        <w:fldChar w:fldCharType="begin"/>
-      </w:r>
-      <w:r>
-        <w:instrText xml:space="preserve"> SEQ Table \* ARABIC </w:instrText>
-      </w:r>
-      <w:r>
-        <w:fldChar w:fldCharType="separate"/>
-      </w:r>
-      <w:r>
-        <w:rPr>
-          <w:noProof/>
-        </w:rPr>
-        <w:t>1</w:t>
-      </w:r>
-      <w:r>
-        <w:rPr>
-          <w:noProof/>
-        </w:rPr>
-        <w:fldChar w:fldCharType="end"/>
-      </w:r>
+      <w:fldSimple w:instr=" STYLEREF  &quot;Appendix Alpha&quot; \n \t  ">
+        <w:r>
+          <w:rPr>
+            <w:noProof/>
+          </w:rPr>
+          <w:t>D</w:t>
+        </w:r>
+      </w:fldSimple>
+      <w:fldSimple w:instr=" SEQ Table \* ARABIC ">
+        <w:r>
+          <w:rPr>
+            <w:noProof/>
+          </w:rPr>
+          <w:t>1</w:t>
+        </w:r>
+      </w:fldSimple>
       <w:bookmarkEnd w:id="122"/>
       <w:r>
         <w:tab/>
-      </w:r>
-      <w:r>
         <w:t>Summary of available data by study and dose</w:t>
       </w:r>
       <w:bookmarkEnd w:id="123"/>
@@ -25026,7 +24780,20 @@
         <w:pStyle w:val="TableFootnoteInfo"/>
       </w:pPr>
       <w:r>
-        <w:t xml:space="preserve">Source code: eda-tables.R </w:t>
+        <w:t xml:space="preserve">Source code: </w:t>
+      </w:r>
+      <w:proofErr w:type="spellStart"/>
+      <w:r>
+        <w:t>eda-</w:t>
+      </w:r>
+      <w:proofErr w:type="gramStart"/>
+      <w:r>
+        <w:t>tables.R</w:t>
+      </w:r>
+      <w:proofErr w:type="spellEnd"/>
+      <w:proofErr w:type="gramEnd"/>
+      <w:r>
+        <w:t xml:space="preserve"> </w:t>
       </w:r>
     </w:p>
     <w:p>
@@ -25034,7 +24801,15 @@
         <w:pStyle w:val="TableFootnoteInfo"/>
       </w:pPr>
       <w:r>
-        <w:t>Source file: results/table/eda/pk-data-sum-dose-study.docx</w:t>
+        <w:t>Source file: results/table/</w:t>
+      </w:r>
+      <w:proofErr w:type="spellStart"/>
+      <w:r>
+        <w:t>eda</w:t>
+      </w:r>
+      <w:proofErr w:type="spellEnd"/>
+      <w:r>
+        <w:t>/pk-data-sum-dose-study.docx</w:t>
       </w:r>
     </w:p>
     <w:p>
@@ -25048,19 +24823,63 @@
       </w:pPr>
       <w:r>
         <w:lastRenderedPageBreak/>
-        <w:t xml:space="preserve">R environment and </w:t>
-      </w:r>
-      <w:r>
-        <w:t>P</w:t>
-      </w:r>
-      <w:r>
-        <w:t xml:space="preserve">ackage </w:t>
-      </w:r>
-      <w:r>
-        <w:t>D</w:t>
-      </w:r>
-      <w:r>
-        <w:t>etails</w:t>
+        <w:t>R environment and Package Details</w:t>
+      </w:r>
+    </w:p>
+    <w:p>
+      <w:pPr>
+        <w:spacing w:after="160" w:line="259" w:lineRule="auto"/>
+        <w:rPr>
+          <w:rFonts w:asciiTheme="majorHAnsi" w:hAnsiTheme="majorHAnsi" w:cs="Arial"/>
+          <w:b/>
+          <w:iCs/>
+          <w:snapToGrid w:val="0"/>
+          <w:sz w:val="28"/>
+          <w:szCs w:val="26"/>
+        </w:rPr>
+      </w:pPr>
+      <w:r>
+        <w:rPr>
+          <w:vanish/>
+        </w:rPr>
+        <w:t/>
+      </w:r>
+      <w:r>
+        <w:rPr>
+          <w:b/>
+          <w:color w:val="FF0000" val="FF0000"/>
+        </w:rPr>
+        <w:t>&lt;&lt;Name:gof cwres |Title:MISSING_VALUE(Title)|Footnote:Spaghetti - Spaghetti -plots of individual PK profiles. Points are observations, lines connect observations from the same participant. Point shape indicate data above or below the quantification limit (XX ng/mL, dashed line)|Files:dn-conc-time-linear.png|Type:image&gt;&gt;</w:t>
+      </w:r>
+      <w:r>
+        <w:rPr>
+          <w:vanish/>
+        </w:rPr>
+        <w:t/>
+      </w:r>
+      <w:r>
+        <w:rPr>
+          <w:vanish/>
+        </w:rPr>
+        <w:t/>
+      </w:r>
+      <w:r>
+        <w:rPr>
+          <w:vanish/>
+        </w:rPr>
+        <w:t/>
+      </w:r>
+      <w:r>
+        <w:rPr>
+          <w:vanish/>
+        </w:rPr>
+        <w:t/>
+      </w:r>
+      <w:r>
+        <w:rPr>
+          <w:vanish/>
+        </w:rPr>
+        <w:t>[[BLOCK_ID:blk_gof_cwres]]</w:t>
       </w:r>
     </w:p>
     <w:p>
@@ -25071,51 +24890,117 @@
         <w:rPr>
           <w:noProof/>
         </w:rPr>
-        <w:drawing>
-          <wp:inline distT="0" distB="0" distL="0" distR="0" wp14:anchorId="420BC538" wp14:editId="5899DAF2">
-            <wp:extent cx="4572000" cy="5334000"/>
-            <wp:effectExtent l="0" t="0" r="0" b="0"/>
-            <wp:docPr id="1958889516" name="Picture 1958889516"/>
-            <wp:cNvGraphicFramePr>
-              <a:graphicFrameLocks xmlns:a="http://schemas.openxmlformats.org/drawingml/2006/main" noChangeAspect="1"/>
-            </wp:cNvGraphicFramePr>
-            <a:graphic xmlns:a="http://schemas.openxmlformats.org/drawingml/2006/main">
-              <a:graphicData uri="http://schemas.openxmlformats.org/drawingml/2006/picture">
-                <pic:pic xmlns:pic="http://schemas.openxmlformats.org/drawingml/2006/picture">
-                  <pic:nvPicPr>
-                    <pic:cNvPr id="0" name="dn-conc-time-linear.png"/>
-                    <pic:cNvPicPr/>
-                  </pic:nvPicPr>
-                  <pic:blipFill>
-                    <a:blip r:embed="rId23"/>
-                    <a:stretch>
-                      <a:fillRect/>
-                    </a:stretch>
-                  </pic:blipFill>
-                  <pic:spPr>
-                    <a:xfrm>
-                      <a:off x="0" y="0"/>
-                      <a:ext cx="4572000" cy="5334000"/>
-                    </a:xfrm>
-                    <a:prstGeom prst="rect">
-                      <a:avLst/>
-                    </a:prstGeom>
-                  </pic:spPr>
-                </pic:pic>
-              </a:graphicData>
-            </a:graphic>
-          </wp:inline>
-        </w:drawing>
+      </w:r>
+      <w:r>
+        <w:rPr>
+          <w:vanish/>
+        </w:rPr>
+        <w:t/>
       </w:r>
     </w:p>
     <w:p>
-      <w:r>
+      <w:pPr>
+        <w:pStyle w:val="TableFootnoteInfo"/>
         <w:rPr>
-          <w:sz w:val="20"/>
+          <w:lang w:eastAsia="ja-JP"/>
         </w:rPr>
-        <w:t>Conditional weighted residuals versus time.</w:t>
+      </w:pPr>
+      <w:r>
+        <w:rPr>
+          <w:vanish/>
+        </w:rPr>
+        <w:t/>
+      </w:r>
+      <w:r>
+        <w:rPr>
+          <w:rFonts w:eastAsiaTheme="minorEastAsia"/>
+          <w:lang w:eastAsia="ja-JP"/>
+        </w:rPr>
+        <w:t xml:space="preserve"/>
+      </w:r>
+      <w:r>
+        <w:rPr>
+          <w:rFonts w:eastAsiaTheme="minorEastAsia"/>
+          <w:lang w:eastAsia="ja-JP"/>
+        </w:rPr>
+        <w:t/>
+      </w:r>
+      <w:r>
+        <w:rPr>
+          <w:rFonts w:eastAsiaTheme="minorEastAsia"/>
+          <w:lang w:eastAsia="ja-JP"/>
+        </w:rPr>
+        <w:t xml:space="preserve"/>
+      </w:r>
+      <w:r>
+        <w:rPr>
+          <w:rFonts w:eastAsiaTheme="minorEastAsia"/>
+          <w:lang w:eastAsia="ja-JP"/>
+        </w:rPr>
+        <w:t xml:space="preserve"/>
+      </w:r>
+      <w:r>
+        <w:rPr>
+          <w:rFonts w:eastAsiaTheme="minorEastAsia"/>
+          <w:highlight w:val="cyan"/>
+          <w:lang w:eastAsia="ja-JP"/>
+        </w:rPr>
+        <w:t/>
       </w:r>
     </w:p>
+    <w:p>
+      <w:pPr>
+        <w:pStyle w:val="TableFootnoteInfo"/>
+        <w:rPr>
+          <w:lang w:eastAsia="ja-JP"/>
+        </w:rPr>
+      </w:pPr>
+      <w:r>
+        <w:rPr>
+          <w:rFonts w:eastAsiaTheme="minorEastAsia"/>
+          <w:lang w:eastAsia="ja-JP"/>
+        </w:rPr>
+        <w:t xml:space="preserve">plots of individual PK profiles. Points are observations, lines connect observations from the same participant. </w:t>
+      </w:r>
+      <w:r>
+        <w:rPr>
+          <w:rFonts w:eastAsiaTheme="minorEastAsia"/>
+          <w:highlight w:val="cyan"/>
+          <w:lang w:eastAsia="ja-JP"/>
+        </w:rPr>
+        <w:t>Point shape indicate data above or below the quantification limit (XX ng/mL, dashed line)</w:t>
+      </w:r>
+    </w:p>
+    <w:p>
+      <w:pPr>
+        <w:pStyle w:val="TableFootnoteInfo"/>
+        <w:rPr>
+          <w:lang w:eastAsia="ja-JP"/>
+        </w:rPr>
+      </w:pPr>
+      <w:r>
+        <w:rPr>
+          <w:rFonts w:eastAsiaTheme="minorEastAsia"/>
+          <w:lang w:eastAsia="ja-JP"/>
+        </w:rPr>
+        <w:t xml:space="preserve"> -plots of individual PK profiles. Points are observations, lines connect observations from the same participant. </w:t>
+      </w:r>
+      <w:r>
+        <w:rPr>
+          <w:rFonts w:eastAsiaTheme="minorEastAsia"/>
+          <w:highlight w:val="cyan"/>
+          <w:lang w:eastAsia="ja-JP"/>
+        </w:rPr>
+        <w:t>Point shape indicate data above or below the quantification limit (XX ng/mL, dashed line)</w:t>
+      </w:r>
+    </w:p>
+    <w:p/>
+    <w:p>
+      <w:pPr>
+        <w:jc w:val="center"/>
+      </w:pPr>
+    </w:p>
+    <w:p/>
     <w:sectPr>
       <w:pgSz w:w="12242" w:h="15842" w:code="1"/>
       <w:pgMar w:top="1440" w:right="1440" w:bottom="1440" w:left="1701" w:header="709" w:footer="709" w:gutter="0"/>
@@ -25350,31 +25235,7 @@
         <w:vanish/>
         <w:color w:val="008080"/>
       </w:rPr>
-      <w:t>Template Version Number</w:t>
-    </w:r>
-    <w:r>
-      <w:rPr>
-        <w:i/>
-        <w:vanish/>
-        <w:color w:val="008080"/>
-      </w:rPr>
-      <w:t>:</w:t>
-    </w:r>
-    <w:r>
-      <w:rPr>
-        <w:i/>
-        <w:vanish/>
-        <w:color w:val="008080"/>
-      </w:rPr>
-      <w:t>3</w:t>
-    </w:r>
-    <w:r>
-      <w:rPr>
-        <w:i/>
-        <w:vanish/>
-        <w:color w:val="008080"/>
-      </w:rPr>
-      <w:t>.0</w:t>
+      <w:t>Template Version Number:3.0</w:t>
     </w:r>
   </w:p>
 </w:ftr>
@@ -25411,27 +25272,14 @@
     <w:pPr>
       <w:pStyle w:val="Header"/>
     </w:pPr>
-    <w:r>
-      <w:fldChar w:fldCharType="begin"/>
-    </w:r>
-    <w:r>
-      <w:instrText>STYLEREF  "Z-Document Name"  \* MERGEFORMAT</w:instrText>
-    </w:r>
-    <w:r>
-      <w:fldChar w:fldCharType="separate"/>
-    </w:r>
-    <w:r>
-      <w:rPr>
-        <w:noProof/>
-      </w:rPr>
-      <w:t>Model Analysis Report</w:t>
-    </w:r>
-    <w:r>
-      <w:rPr>
-        <w:noProof/>
-      </w:rPr>
-      <w:fldChar w:fldCharType="end"/>
-    </w:r>
+    <w:fldSimple w:instr="STYLEREF  &quot;Z-Document Name&quot;  \* MERGEFORMAT">
+      <w:r>
+        <w:rPr>
+          <w:noProof/>
+        </w:rPr>
+        <w:t>Model Analysis Report</w:t>
+      </w:r>
+    </w:fldSimple>
     <w:r>
       <w:ptab w:relativeTo="margin" w:alignment="right" w:leader="none"/>
     </w:r>
@@ -25446,51 +25294,25 @@
     <w:pPr>
       <w:pStyle w:val="Header"/>
     </w:pPr>
-    <w:r>
-      <w:fldChar w:fldCharType="begin"/>
-    </w:r>
-    <w:r>
-      <w:instrText>STYLEREF  "Z-Line R 2"  \* MERGEFORMAT</w:instrText>
-    </w:r>
-    <w:r>
-      <w:fldChar w:fldCharType="separate"/>
-    </w:r>
-    <w:r>
-      <w:rPr>
-        <w:noProof/>
-      </w:rPr>
-      <w:t>jjj</w:t>
-    </w:r>
-    <w:r>
-      <w:rPr>
-        <w:noProof/>
-      </w:rPr>
-      <w:fldChar w:fldCharType="end"/>
-    </w:r>
+    <w:fldSimple w:instr="STYLEREF  &quot;Z-Line R 2&quot;  \* MERGEFORMAT">
+      <w:r>
+        <w:rPr>
+          <w:noProof/>
+        </w:rPr>
+        <w:t>jjj</w:t>
+      </w:r>
+    </w:fldSimple>
     <w:r>
       <w:ptab w:relativeTo="margin" w:alignment="right" w:leader="none"/>
     </w:r>
-    <w:r>
-      <w:fldChar w:fldCharType="begin"/>
-    </w:r>
-    <w:r>
-      <w:instrText>STYLEREF  "Z-Line R 4"  \* MERGEFORMAT</w:instrText>
-    </w:r>
-    <w:r>
-      <w:fldChar w:fldCharType="separate"/>
-    </w:r>
-    <w:r>
-      <w:rPr>
-        <w:noProof/>
-      </w:rPr>
-      <w:t>jkjkhjk</w:t>
-    </w:r>
-    <w:r>
-      <w:rPr>
-        <w:noProof/>
-      </w:rPr>
-      <w:fldChar w:fldCharType="end"/>
-    </w:r>
+    <w:fldSimple w:instr="STYLEREF  &quot;Z-Line R 4&quot;  \* MERGEFORMAT">
+      <w:r>
+        <w:rPr>
+          <w:noProof/>
+        </w:rPr>
+        <w:t>jkjkhjk</w:t>
+      </w:r>
+    </w:fldSimple>
   </w:p>
 </w:hdr>
 </file>
@@ -54711,10 +54533,18 @@
 
 <file path=customXml/item1.xml><?xml version="1.0" encoding="utf-8"?>
 <?mso-contentType ?>
-<SharedContentType xmlns="Microsoft.SharePoint.Taxonomy.ContentTypeSync" SourceId="1ee89e71-04cd-405e-9ca3-99e020c1694d" ContentTypeId="0x0101" PreviousValue="false"/>
+<FormTemplates xmlns="http://schemas.microsoft.com/sharepoint/v3/contenttype/forms">
+  <Display>DocumentLibraryForm</Display>
+  <Edit>DocumentLibraryForm</Edit>
+  <New>DocumentLibraryForm</New>
+</FormTemplates>
 </file>
 
 <file path=customXml/item2.xml><?xml version="1.0" encoding="utf-8"?>
+<b:Sources xmlns:b="http://schemas.openxmlformats.org/officeDocument/2006/bibliography" xmlns="http://schemas.openxmlformats.org/officeDocument/2006/bibliography" SelectedStyle="\APASixthEditionOfficeOnline.xsl" StyleName="APA" Version="6"/>
+</file>
+
+<file path=customXml/item3.xml><?xml version="1.0" encoding="utf-8"?>
 <p:properties xmlns:p="http://schemas.microsoft.com/office/2006/metadata/properties" xmlns:xsi="http://www.w3.org/2001/XMLSchema-instance" xmlns:pc="http://schemas.microsoft.com/office/infopath/2007/PartnerControls">
   <documentManagement>
     <Keyword xmlns="44a56295-c29e-4898-8136-a54736c65b82" xsi:nil="true"/>
@@ -54727,17 +54557,9 @@
 </p:properties>
 </file>
 
-<file path=customXml/item3.xml><?xml version="1.0" encoding="utf-8"?>
-<b:Sources xmlns:b="http://schemas.openxmlformats.org/officeDocument/2006/bibliography" xmlns="http://schemas.openxmlformats.org/officeDocument/2006/bibliography" SelectedStyle="\APASixthEditionOfficeOnline.xsl" StyleName="APA" Version="6"/>
-</file>
-
 <file path=customXml/item4.xml><?xml version="1.0" encoding="utf-8"?>
 <?mso-contentType ?>
-<FormTemplates xmlns="http://schemas.microsoft.com/sharepoint/v3/contenttype/forms">
-  <Display>DocumentLibraryForm</Display>
-  <Edit>DocumentLibraryForm</Edit>
-  <New>DocumentLibraryForm</New>
-</FormTemplates>
+<SharedContentType xmlns="Microsoft.SharePoint.Taxonomy.ContentTypeSync" SourceId="1ee89e71-04cd-405e-9ca3-99e020c1694d" ContentTypeId="0x0101" PreviousValue="false"/>
 </file>
 
 <file path=customXml/item5.xml><?xml version="1.0" encoding="utf-8"?>
@@ -54957,14 +54779,22 @@
 </file>
 
 <file path=customXml/itemProps1.xml><?xml version="1.0" encoding="utf-8"?>
-<ds:datastoreItem xmlns:ds="http://schemas.openxmlformats.org/officeDocument/2006/customXml" ds:itemID="{8EF5C56D-9B05-4CE4-B93C-919EF597165D}">
+<ds:datastoreItem xmlns:ds="http://schemas.openxmlformats.org/officeDocument/2006/customXml" ds:itemID="{6ADEFE45-D4E9-47EC-8556-818C9058A4BE}">
   <ds:schemaRefs>
-    <ds:schemaRef ds:uri="Microsoft.SharePoint.Taxonomy.ContentTypeSync"/>
+    <ds:schemaRef ds:uri="http://schemas.microsoft.com/sharepoint/v3/contenttype/forms"/>
   </ds:schemaRefs>
 </ds:datastoreItem>
 </file>
 
 <file path=customXml/itemProps2.xml><?xml version="1.0" encoding="utf-8"?>
+<ds:datastoreItem xmlns:ds="http://schemas.openxmlformats.org/officeDocument/2006/customXml" ds:itemID="{0CB43EF1-53E0-4B1B-AB67-503CDEF86374}">
+  <ds:schemaRefs>
+    <ds:schemaRef ds:uri="http://schemas.openxmlformats.org/officeDocument/2006/bibliography"/>
+  </ds:schemaRefs>
+</ds:datastoreItem>
+</file>
+
+<file path=customXml/itemProps3.xml><?xml version="1.0" encoding="utf-8"?>
 <ds:datastoreItem xmlns:ds="http://schemas.openxmlformats.org/officeDocument/2006/customXml" ds:itemID="{A468AB16-E26C-4EEC-963F-FFAE87E41854}">
   <ds:schemaRefs>
     <ds:schemaRef ds:uri="http://schemas.microsoft.com/office/2006/metadata/properties"/>
@@ -54976,18 +54806,10 @@
 </ds:datastoreItem>
 </file>
 
-<file path=customXml/itemProps3.xml><?xml version="1.0" encoding="utf-8"?>
-<ds:datastoreItem xmlns:ds="http://schemas.openxmlformats.org/officeDocument/2006/customXml" ds:itemID="{0CB43EF1-53E0-4B1B-AB67-503CDEF86374}">
+<file path=customXml/itemProps4.xml><?xml version="1.0" encoding="utf-8"?>
+<ds:datastoreItem xmlns:ds="http://schemas.openxmlformats.org/officeDocument/2006/customXml" ds:itemID="{8EF5C56D-9B05-4CE4-B93C-919EF597165D}">
   <ds:schemaRefs>
-    <ds:schemaRef ds:uri="http://schemas.openxmlformats.org/officeDocument/2006/bibliography"/>
-  </ds:schemaRefs>
-</ds:datastoreItem>
-</file>
-
-<file path=customXml/itemProps4.xml><?xml version="1.0" encoding="utf-8"?>
-<ds:datastoreItem xmlns:ds="http://schemas.openxmlformats.org/officeDocument/2006/customXml" ds:itemID="{6ADEFE45-D4E9-47EC-8556-818C9058A4BE}">
-  <ds:schemaRefs>
-    <ds:schemaRef ds:uri="http://schemas.microsoft.com/sharepoint/v3/contenttype/forms"/>
+    <ds:schemaRef ds:uri="Microsoft.SharePoint.Taxonomy.ContentTypeSync"/>
   </ds:schemaRefs>
 </ds:datastoreItem>
 </file>

--- a/output/intermediate/PopPK_Report_merge_TFL_filled_draft-magic.docx
+++ b/output/intermediate/PopPK_Report_merge_TFL_filled_draft-magic.docx
@@ -86,11 +86,9 @@
             <w:pPr>
               <w:pStyle w:val="Z-LineR1"/>
             </w:pPr>
-            <w:proofErr w:type="spellStart"/>
             <w:r>
               <w:t>hhh</w:t>
             </w:r>
-            <w:proofErr w:type="spellEnd"/>
           </w:p>
         </w:tc>
       </w:tr>
@@ -131,11 +129,9 @@
             <w:pPr>
               <w:pStyle w:val="Z-LineR2"/>
             </w:pPr>
-            <w:proofErr w:type="spellStart"/>
             <w:r>
               <w:t>jjj</w:t>
             </w:r>
-            <w:proofErr w:type="spellEnd"/>
           </w:p>
         </w:tc>
       </w:tr>
@@ -176,11 +172,9 @@
             <w:pPr>
               <w:pStyle w:val="Z-LineR3"/>
             </w:pPr>
-            <w:proofErr w:type="spellStart"/>
             <w:r>
               <w:t>jjj</w:t>
             </w:r>
-            <w:proofErr w:type="spellEnd"/>
           </w:p>
         </w:tc>
       </w:tr>
@@ -221,11 +215,9 @@
             <w:pPr>
               <w:pStyle w:val="Z-LineR4"/>
             </w:pPr>
-            <w:proofErr w:type="spellStart"/>
             <w:r>
               <w:t>jkjkhjk</w:t>
             </w:r>
-            <w:proofErr w:type="spellEnd"/>
           </w:p>
         </w:tc>
       </w:tr>
@@ -452,24 +444,6 @@
               <w:rPr>
                 <w:vanish/>
               </w:rPr>
-              <w:t/>
-            </w:r>
-            <w:r>
-              <w:rPr>
-                <w:vanish/>
-              </w:rPr>
-              <w:t/>
-            </w:r>
-            <w:r>
-              <w:rPr>
-                <w:vanish/>
-              </w:rPr>
-              <w:t/>
-            </w:r>
-            <w:r>
-              <w:rPr>
-                <w:vanish/>
-              </w:rPr>
               <w:t>[[INLINE_ID:inl_specify_relevant_scope_including_patient_population_age_etc]]</w:t>
             </w:r>
           </w:p>
@@ -482,24 +456,6 @@
             </w:r>
             <w:r>
               <w:t>{{list all clinical studies used}}</w:t>
-            </w:r>
-            <w:r>
-              <w:rPr>
-                <w:vanish/>
-              </w:rPr>
-              <w:t/>
-            </w:r>
-            <w:r>
-              <w:rPr>
-                <w:vanish/>
-              </w:rPr>
-              <w:t/>
-            </w:r>
-            <w:r>
-              <w:rPr>
-                <w:vanish/>
-              </w:rPr>
-              <w:t/>
             </w:r>
             <w:r>
               <w:rPr>
@@ -712,16 +668,7 @@
                 <w:sz w:val="22"/>
                 <w:szCs w:val="22"/>
               </w:rPr>
-              <w:t xml:space="preserve"> a previously developed model with new data (such as a Phase 3 update), use the template </w:t>
-            </w:r>
-            <w:proofErr w:type="spellStart"/>
-            <w:r>
-              <w:rPr>
-                <w:rFonts w:ascii="Times New Roman" w:hAnsi="Times New Roman"/>
-                <w:sz w:val="22"/>
-                <w:szCs w:val="22"/>
-              </w:rPr>
-              <w:t>PopPK_</w:t>
+              <w:t xml:space="preserve"> a previously developed model with new data (such as a Phase 3 update), use the template PopPK_</w:t>
             </w:r>
             <w:r>
               <w:rPr>
@@ -739,7 +686,6 @@
               </w:rPr>
               <w:t>_ModelUpdate</w:t>
             </w:r>
-            <w:proofErr w:type="spellEnd"/>
           </w:p>
           <w:p>
             <w:pPr>
@@ -989,15 +935,7 @@
               <w:t>should not be modified unless strictly necessary</w:t>
             </w:r>
             <w:r>
-              <w:t xml:space="preserve"> since they have corresponding sections in the templated analysis report and the TFLs are pre-coded within the MERGE </w:t>
-            </w:r>
-            <w:proofErr w:type="spellStart"/>
-            <w:r>
-              <w:t>popPK</w:t>
-            </w:r>
-            <w:proofErr w:type="spellEnd"/>
-            <w:r>
-              <w:t xml:space="preserve"> activity templates.</w:t>
+              <w:t xml:space="preserve"> since they have corresponding sections in the templated analysis report and the TFLs are pre-coded within the MERGE popPK activity templates.</w:t>
             </w:r>
           </w:p>
           <w:p>
@@ -1114,25 +1052,7 @@
                 <w:szCs w:val="22"/>
                 <w:lang w:val="en-US"/>
               </w:rPr>
-              <w:t xml:space="preserve">Refresh all </w:t>
-            </w:r>
-            <w:proofErr w:type="spellStart"/>
-            <w:r>
-              <w:rPr>
-                <w:sz w:val="22"/>
-                <w:szCs w:val="22"/>
-                <w:lang w:val="en-US"/>
-              </w:rPr>
-              <w:t>ToCs</w:t>
-            </w:r>
-            <w:proofErr w:type="spellEnd"/>
-            <w:r>
-              <w:rPr>
-                <w:sz w:val="22"/>
-                <w:szCs w:val="22"/>
-                <w:lang w:val="en-US"/>
-              </w:rPr>
-              <w:t xml:space="preserve"> before finalization.</w:t>
+              <w:t>Refresh all ToCs before finalization.</w:t>
             </w:r>
           </w:p>
           <w:p>
@@ -5230,24 +5150,6 @@
         <w:rPr>
           <w:vanish/>
         </w:rPr>
-        <w:t/>
-      </w:r>
-      <w:r>
-        <w:rPr>
-          <w:vanish/>
-        </w:rPr>
-        <w:t/>
-      </w:r>
-      <w:r>
-        <w:rPr>
-          <w:vanish/>
-        </w:rPr>
-        <w:t/>
-      </w:r>
-      <w:r>
-        <w:rPr>
-          <w:vanish/>
-        </w:rPr>
         <w:t>[[INLINE_ID:inl_study]]</w:t>
       </w:r>
     </w:p>
@@ -6004,24 +5906,6 @@
         <w:rPr>
           <w:vanish/>
         </w:rPr>
-        <w:t/>
-      </w:r>
-      <w:r>
-        <w:rPr>
-          <w:vanish/>
-        </w:rPr>
-        <w:t/>
-      </w:r>
-      <w:r>
-        <w:rPr>
-          <w:vanish/>
-        </w:rPr>
-        <w:t/>
-      </w:r>
-      <w:r>
-        <w:rPr>
-          <w:vanish/>
-        </w:rPr>
         <w:t>[[INLINE_ID:inl_study_and_dose]]</w:t>
       </w:r>
     </w:p>
@@ -6108,24 +5992,6 @@
           <w:fldChar w:fldCharType="end"/>
         </w:r>
       </w:hyperlink>
-      <w:r>
-        <w:rPr>
-          <w:vanish/>
-        </w:rPr>
-        <w:t/>
-      </w:r>
-      <w:r>
-        <w:rPr>
-          <w:vanish/>
-        </w:rPr>
-        <w:t/>
-      </w:r>
-      <w:r>
-        <w:rPr>
-          <w:vanish/>
-        </w:rPr>
-        <w:t/>
-      </w:r>
       <w:r>
         <w:rPr>
           <w:vanish/>
@@ -6859,24 +6725,6 @@
         <w:rPr>
           <w:vanish/>
         </w:rPr>
-        <w:t/>
-      </w:r>
-      <w:r>
-        <w:rPr>
-          <w:vanish/>
-        </w:rPr>
-        <w:t/>
-      </w:r>
-      <w:r>
-        <w:rPr>
-          <w:vanish/>
-        </w:rPr>
-        <w:t/>
-      </w:r>
-      <w:r>
-        <w:rPr>
-          <w:vanish/>
-        </w:rPr>
         <w:t>[[INLINE_ID:inl_study_and_dose]]</w:t>
       </w:r>
     </w:p>
@@ -6973,24 +6821,6 @@
         <w:rPr>
           <w:vanish/>
         </w:rPr>
-        <w:t/>
-      </w:r>
-      <w:r>
-        <w:rPr>
-          <w:vanish/>
-        </w:rPr>
-        <w:t/>
-      </w:r>
-      <w:r>
-        <w:rPr>
-          <w:vanish/>
-        </w:rPr>
-        <w:t/>
-      </w:r>
-      <w:r>
-        <w:rPr>
-          <w:vanish/>
-        </w:rPr>
         <w:t>[[INLINE_ID:inl_study_and_dose]]</w:t>
       </w:r>
     </w:p>
@@ -7076,24 +6906,6 @@
           <w:fldChar w:fldCharType="end"/>
         </w:r>
       </w:hyperlink>
-      <w:r>
-        <w:rPr>
-          <w:vanish/>
-        </w:rPr>
-        <w:t/>
-      </w:r>
-      <w:r>
-        <w:rPr>
-          <w:vanish/>
-        </w:rPr>
-        <w:t/>
-      </w:r>
-      <w:r>
-        <w:rPr>
-          <w:vanish/>
-        </w:rPr>
-        <w:t/>
-      </w:r>
       <w:r>
         <w:rPr>
           <w:vanish/>
@@ -7313,7 +7125,7 @@
             <w:rStyle w:val="Hyperlink"/>
             <w:noProof/>
           </w:rPr>
-          <w:t xml:space="preserve">y}} for Base Mo</w:t>
+          <w:t>y}} for Base Mo</w:t>
         </w:r>
         <w:r>
           <w:rPr>
@@ -7357,48 +7169,6 @@
           <w:fldChar w:fldCharType="end"/>
         </w:r>
       </w:hyperlink>
-      <w:r>
-        <w:rPr>
-          <w:vanish/>
-        </w:rPr>
-        <w:t/>
-      </w:r>
-      <w:r>
-        <w:rPr>
-          <w:vanish/>
-        </w:rPr>
-        <w:t/>
-      </w:r>
-      <w:r>
-        <w:rPr>
-          <w:vanish/>
-        </w:rPr>
-        <w:t/>
-      </w:r>
-      <w:r>
-        <w:rPr>
-          <w:vanish/>
-        </w:rPr>
-        <w:t/>
-      </w:r>
-      <w:r>
-        <w:rPr>
-          <w:vanish/>
-        </w:rPr>
-        <w:t/>
-      </w:r>
-      <w:r>
-        <w:rPr>
-          <w:vanish/>
-        </w:rPr>
-        <w:t/>
-      </w:r>
-      <w:r>
-        <w:rPr>
-          <w:vanish/>
-        </w:rPr>
-        <w:t/>
-      </w:r>
       <w:r>
         <w:rPr>
           <w:vanish/>
@@ -7456,7 +7226,7 @@
             <w:rStyle w:val="Hyperlink"/>
             <w:noProof/>
           </w:rPr>
-          <w:t xml:space="preserve">l funct</w:t>
+          <w:t>l funct</w:t>
         </w:r>
         <w:r>
           <w:rPr>
@@ -7471,7 +7241,7 @@
             <w:rStyle w:val="Hyperlink"/>
             <w:noProof/>
           </w:rPr>
-          <w:t xml:space="preserve">normalized}} Concentration versus Time af</w:t>
+          <w:t>normalized}} Concentration versus Time af</w:t>
         </w:r>
         <w:r>
           <w:rPr>
@@ -7486,7 +7256,7 @@
             <w:rStyle w:val="Hyperlink"/>
             <w:noProof/>
           </w:rPr>
-          <w:t xml:space="preserve">l function}} fo</w:t>
+          <w:t>l function}} fo</w:t>
         </w:r>
         <w:r>
           <w:rPr>
@@ -7530,48 +7300,6 @@
           <w:fldChar w:fldCharType="end"/>
         </w:r>
       </w:hyperlink>
-      <w:r>
-        <w:rPr>
-          <w:vanish/>
-        </w:rPr>
-        <w:t/>
-      </w:r>
-      <w:r>
-        <w:rPr>
-          <w:vanish/>
-        </w:rPr>
-        <w:t/>
-      </w:r>
-      <w:r>
-        <w:rPr>
-          <w:vanish/>
-        </w:rPr>
-        <w:t/>
-      </w:r>
-      <w:r>
-        <w:rPr>
-          <w:vanish/>
-        </w:rPr>
-        <w:t/>
-      </w:r>
-      <w:r>
-        <w:rPr>
-          <w:vanish/>
-        </w:rPr>
-        <w:t/>
-      </w:r>
-      <w:r>
-        <w:rPr>
-          <w:vanish/>
-        </w:rPr>
-        <w:t/>
-      </w:r>
-      <w:r>
-        <w:rPr>
-          <w:vanish/>
-        </w:rPr>
-        <w:t/>
-      </w:r>
       <w:r>
         <w:rPr>
           <w:vanish/>
@@ -9333,24 +9061,6 @@
               <w:rPr>
                 <w:vanish/>
               </w:rPr>
-              <w:t/>
-            </w:r>
-            <w:r>
-              <w:rPr>
-                <w:vanish/>
-              </w:rPr>
-              <w:t/>
-            </w:r>
-            <w:r>
-              <w:rPr>
-                <w:vanish/>
-              </w:rPr>
-              <w:t/>
-            </w:r>
-            <w:r>
-              <w:rPr>
-                <w:vanish/>
-              </w:rPr>
               <w:t>[[INLINE_ID:inl_title_of_mar]]</w:t>
             </w:r>
           </w:p>
@@ -10427,7 +10137,6 @@
             <w:pPr>
               <w:pStyle w:val="TableLeft"/>
             </w:pPr>
-            <w:proofErr w:type="spellStart"/>
             <w:r>
               <w:rPr>
                 <w:lang w:val="en-US"/>
@@ -10441,7 +10150,6 @@
               </w:rPr>
               <w:t>max</w:t>
             </w:r>
-            <w:proofErr w:type="spellEnd"/>
           </w:p>
         </w:tc>
         <w:tc>
@@ -10473,7 +10181,6 @@
             <w:pPr>
               <w:pStyle w:val="TableLeft"/>
             </w:pPr>
-            <w:proofErr w:type="spellStart"/>
             <w:r>
               <w:rPr>
                 <w:lang w:val="en-US"/>
@@ -10487,7 +10194,6 @@
               </w:rPr>
               <w:t>trough</w:t>
             </w:r>
-            <w:proofErr w:type="spellEnd"/>
           </w:p>
         </w:tc>
         <w:tc>
@@ -11272,14 +10978,12 @@
             <w:pPr>
               <w:pStyle w:val="TableLeft"/>
             </w:pPr>
-            <w:proofErr w:type="spellStart"/>
             <w:r>
               <w:rPr>
                 <w:lang w:val="en-US"/>
               </w:rPr>
               <w:t>popPK</w:t>
             </w:r>
-            <w:proofErr w:type="spellEnd"/>
           </w:p>
         </w:tc>
         <w:tc>
@@ -11736,7 +11440,6 @@
             <w:pPr>
               <w:pStyle w:val="TableLeft"/>
             </w:pPr>
-            <w:proofErr w:type="spellStart"/>
             <w:r>
               <w:rPr>
                 <w:lang w:val="en-US"/>
@@ -11750,7 +11453,6 @@
               </w:rPr>
               <w:t>max</w:t>
             </w:r>
-            <w:proofErr w:type="spellEnd"/>
           </w:p>
         </w:tc>
         <w:tc>
@@ -11819,19 +11521,11 @@
             <w:pPr>
               <w:pStyle w:val="TableLeft"/>
             </w:pPr>
-            <w:proofErr w:type="spellStart"/>
             <w:r>
               <w:rPr>
                 <w:lang w:val="en-US"/>
               </w:rPr>
-              <w:t>Vc</w:t>
-            </w:r>
-            <w:proofErr w:type="spellEnd"/>
-            <w:r>
-              <w:rPr>
-                <w:lang w:val="en-US"/>
-              </w:rPr>
-              <w:t>/F</w:t>
+              <w:t>Vc/F</w:t>
             </w:r>
           </w:p>
         </w:tc>
@@ -11864,19 +11558,11 @@
             <w:pPr>
               <w:pStyle w:val="TableLeft"/>
             </w:pPr>
-            <w:proofErr w:type="spellStart"/>
             <w:r>
               <w:rPr>
                 <w:lang w:val="en-US"/>
               </w:rPr>
-              <w:t>Vp</w:t>
-            </w:r>
-            <w:proofErr w:type="spellEnd"/>
-            <w:r>
-              <w:rPr>
-                <w:lang w:val="en-US"/>
-              </w:rPr>
-              <w:t>/F</w:t>
+              <w:t>Vp/F</w:t>
             </w:r>
           </w:p>
         </w:tc>
@@ -12521,25 +12207,7 @@
                 <w:iCs/>
                 <w:lang w:val="en-US"/>
               </w:rPr>
-              <w:t xml:space="preserve">If developing a joint </w:t>
-            </w:r>
-            <w:proofErr w:type="spellStart"/>
-            <w:r>
-              <w:rPr>
-                <w:i/>
-                <w:iCs/>
-                <w:lang w:val="en-US"/>
-              </w:rPr>
-              <w:t>popPK</w:t>
-            </w:r>
-            <w:proofErr w:type="spellEnd"/>
-            <w:r>
-              <w:rPr>
-                <w:i/>
-                <w:iCs/>
-                <w:lang w:val="en-US"/>
-              </w:rPr>
-              <w:t xml:space="preserve"> E-R MAP, please include efficacy/safety objectives here as well.</w:t>
+              <w:t>If developing a joint popPK E-R MAP, please include efficacy/safety objectives here as well.</w:t>
             </w:r>
           </w:p>
         </w:tc>
@@ -12745,25 +12413,7 @@
                 <w:iCs/>
                 <w:lang w:val="en-US"/>
               </w:rPr>
-              <w:t xml:space="preserve">If developing a joint </w:t>
-            </w:r>
-            <w:proofErr w:type="spellStart"/>
-            <w:r>
-              <w:rPr>
-                <w:i/>
-                <w:iCs/>
-                <w:lang w:val="en-US"/>
-              </w:rPr>
-              <w:t>popPK</w:t>
-            </w:r>
-            <w:proofErr w:type="spellEnd"/>
-            <w:r>
-              <w:rPr>
-                <w:i/>
-                <w:iCs/>
-                <w:lang w:val="en-US"/>
-              </w:rPr>
-              <w:t xml:space="preserve"> E-R MAP, please add a separate table for E/S data (if different from PK).</w:t>
+              <w:t>If developing a joint popPK E-R MAP, please add a separate table for E/S data (if different from PK).</w:t>
             </w:r>
           </w:p>
         </w:tc>
@@ -13099,21 +12749,12 @@
                 <w:lang w:val="en-US"/>
               </w:rPr>
             </w:pPr>
-            <w:proofErr w:type="spellStart"/>
             <w:r>
               <w:rPr>
                 <w:highlight w:val="cyan"/>
                 <w:lang w:val="en-US"/>
               </w:rPr>
-              <w:t>DxxxCxxxxx</w:t>
-            </w:r>
-            <w:proofErr w:type="spellEnd"/>
-            <w:r>
-              <w:rPr>
-                <w:highlight w:val="cyan"/>
-                <w:lang w:val="en-US"/>
-              </w:rPr>
-              <w:t xml:space="preserve"> </w:t>
+              <w:t xml:space="preserve">DxxxCxxxxx </w:t>
             </w:r>
             <w:r>
               <w:rPr>
@@ -13143,17 +12784,8 @@
                 <w:highlight w:val="cyan"/>
                 <w:lang w:val="en-US"/>
               </w:rPr>
-              <w:t>DCO: dd/mm/</w:t>
-            </w:r>
-            <w:proofErr w:type="spellStart"/>
-            <w:r>
-              <w:rPr>
-                <w:highlight w:val="cyan"/>
-                <w:lang w:val="en-US"/>
-              </w:rPr>
-              <w:t>yyyy</w:t>
-            </w:r>
-            <w:proofErr w:type="spellEnd"/>
+              <w:t>DCO: dd/mm/yyyy</w:t>
+            </w:r>
           </w:p>
         </w:tc>
         <w:tc>
@@ -13278,7 +12910,6 @@
                 <w:lang w:val="en-US"/>
               </w:rPr>
             </w:pPr>
-            <w:proofErr w:type="spellStart"/>
             <w:r>
               <w:rPr>
                 <w:highlight w:val="cyan"/>
@@ -13286,7 +12917,6 @@
               </w:rPr>
               <w:t>DxxxCxxxxx</w:t>
             </w:r>
-            <w:proofErr w:type="spellEnd"/>
             <w:r>
               <w:rPr>
                 <w:highlight w:val="cyan"/>
@@ -13315,17 +12945,8 @@
                 <w:highlight w:val="cyan"/>
                 <w:lang w:val="en-US"/>
               </w:rPr>
-              <w:t>DCO: dd/mm/</w:t>
-            </w:r>
-            <w:proofErr w:type="spellStart"/>
-            <w:r>
-              <w:rPr>
-                <w:highlight w:val="cyan"/>
-                <w:lang w:val="en-US"/>
-              </w:rPr>
-              <w:t>yyyy</w:t>
-            </w:r>
-            <w:proofErr w:type="spellEnd"/>
+              <w:t>DCO: dd/mm/yyyy</w:t>
+            </w:r>
           </w:p>
         </w:tc>
         <w:tc>
@@ -13405,7 +13026,6 @@
                 <w:lang w:val="en-US"/>
               </w:rPr>
             </w:pPr>
-            <w:proofErr w:type="spellStart"/>
             <w:r>
               <w:rPr>
                 <w:highlight w:val="cyan"/>
@@ -13421,7 +13041,6 @@
               </w:rPr>
               <w:t>total</w:t>
             </w:r>
-            <w:proofErr w:type="spellEnd"/>
             <w:r>
               <w:rPr>
                 <w:highlight w:val="cyan"/>
@@ -13520,24 +13139,6 @@
                 <w:lang w:val="en-US"/>
               </w:rPr>
               <w:t>{{add any additional studies}}</w:t>
-            </w:r>
-            <w:r>
-              <w:rPr>
-                <w:vanish/>
-              </w:rPr>
-              <w:t/>
-            </w:r>
-            <w:r>
-              <w:rPr>
-                <w:vanish/>
-              </w:rPr>
-              <w:t/>
-            </w:r>
-            <w:r>
-              <w:rPr>
-                <w:vanish/>
-              </w:rPr>
-              <w:t/>
             </w:r>
             <w:r>
               <w:rPr>
@@ -14348,24 +13949,6 @@
         <w:rPr>
           <w:vanish/>
         </w:rPr>
-        <w:t/>
-      </w:r>
-      <w:r>
-        <w:rPr>
-          <w:vanish/>
-        </w:rPr>
-        <w:t/>
-      </w:r>
-      <w:r>
-        <w:rPr>
-          <w:vanish/>
-        </w:rPr>
-        <w:t/>
-      </w:r>
-      <w:r>
-        <w:rPr>
-          <w:vanish/>
-        </w:rPr>
         <w:t>[[INLINE_ID:inl_add_selected_strategy_and_justification]]</w:t>
       </w:r>
     </w:p>
@@ -14518,24 +14101,6 @@
           <w:lang w:val="en-US"/>
         </w:rPr>
         <w:t>{{Add specific considerations/strategies used}}</w:t>
-      </w:r>
-      <w:r>
-        <w:rPr>
-          <w:vanish/>
-        </w:rPr>
-        <w:t/>
-      </w:r>
-      <w:r>
-        <w:rPr>
-          <w:vanish/>
-        </w:rPr>
-        <w:t/>
-      </w:r>
-      <w:r>
-        <w:rPr>
-          <w:vanish/>
-        </w:rPr>
-        <w:t/>
       </w:r>
       <w:r>
         <w:rPr>
@@ -14954,24 +14519,6 @@
         <w:rPr>
           <w:vanish/>
         </w:rPr>
-        <w:t/>
-      </w:r>
-      <w:r>
-        <w:rPr>
-          <w:vanish/>
-        </w:rPr>
-        <w:t/>
-      </w:r>
-      <w:r>
-        <w:rPr>
-          <w:vanish/>
-        </w:rPr>
-        <w:t/>
-      </w:r>
-      <w:r>
-        <w:rPr>
-          <w:vanish/>
-        </w:rPr>
         <w:t>[[INLINE_ID:inl_4]]</w:t>
       </w:r>
     </w:p>
@@ -15453,27 +15000,8 @@
       <w:r>
         <w:rPr>
           <w:b/>
-          <w:color w:val="FF0000" val="FF0000"/>
         </w:rPr>
-        <w:t>&lt;&lt;Name:model run summary|Title:Sachin Patel|Footnote:MISSING_VALUE(Footnote)|Files:106-pk-params.docx|Type:table&gt;&gt;</w:t>
-      </w:r>
-      <w:r>
-        <w:rPr>
-          <w:vanish/>
-        </w:rPr>
-        <w:t/>
-      </w:r>
-      <w:r>
-        <w:rPr>
-          <w:vanish/>
-        </w:rPr>
-        <w:t/>
-      </w:r>
-      <w:r>
-        <w:rPr>
-          <w:vanish/>
-        </w:rPr>
-        <w:t/>
+        <w:t>&lt;&lt;Name:model run summary|Title:Model run summary table|Footnote:Summary of key model run outputs.|Files:106-pk-params.docx|Type:table&gt;&gt;</w:t>
       </w:r>
       <w:r>
         <w:rPr>
@@ -15510,11 +15038,6 @@
         </w:rPr>
         <w:t/>
       </w:r>
-    </w:p>
-    <w:p>
-      <w:pPr>
-        <w:pStyle w:val="Paragraph"/>
-      </w:pPr>
     </w:p>
     <w:p>
       <w:pPr>
@@ -15551,27 +15074,8 @@
       <w:r>
         <w:rPr>
           <w:b/>
-          <w:color w:val="FF0000" val="FF0000"/>
         </w:rPr>
-        <w:t>&lt;&lt;Name:model bootstrap plot|Title:Bootstrap diagnostic plot|Footnote:MISSING_VALUE(Footnote)|Files:106-bootstrap.png|Type:image&gt;&gt;</w:t>
-      </w:r>
-      <w:r>
-        <w:rPr>
-          <w:vanish/>
-        </w:rPr>
-        <w:t/>
-      </w:r>
-      <w:r>
-        <w:rPr>
-          <w:vanish/>
-        </w:rPr>
-        <w:t/>
-      </w:r>
-      <w:r>
-        <w:rPr>
-          <w:vanish/>
-        </w:rPr>
-        <w:t/>
+        <w:t>&lt;&lt;Name:model bootstrap plot|Title:Bootstrap diagnostic plot|Footnote:Bootstrap plot for final model assessment.|Files:106-bootstrap.png|Type:image&gt;&gt;</w:t>
       </w:r>
       <w:r>
         <w:rPr>
@@ -15624,16 +15128,6 @@
         </w:rPr>
         <w:t/>
       </w:r>
-    </w:p>
-    <w:p>
-      <w:pPr>
-        <w:jc w:val="center"/>
-      </w:pPr>
-    </w:p>
-    <w:p>
-      <w:pPr>
-        <w:pStyle w:val="Paragraph"/>
-      </w:pPr>
     </w:p>
     <w:p>
       <w:pPr>
@@ -15814,27 +15308,8 @@
       <w:r>
         <w:rPr>
           <w:b/>
-          <w:color w:val="FF0000" val="FF0000"/>
         </w:rPr>
-        <w:t>&lt;&lt;Name:categorical covariate summary |Title:MISSING_VALUE(Title)|Footnote:MISSING_VALUE(Footnote)|Files:cat-cov-sum-study.docx|Type:table&gt;&gt;</w:t>
-      </w:r>
-      <w:r>
-        <w:rPr>
-          <w:vanish/>
-        </w:rPr>
-        <w:t/>
-      </w:r>
-      <w:r>
-        <w:rPr>
-          <w:vanish/>
-        </w:rPr>
-        <w:t/>
-      </w:r>
-      <w:r>
-        <w:rPr>
-          <w:vanish/>
-        </w:rPr>
-        <w:t/>
+        <w:t>&lt;&lt;Name:categorical covariate summary |Title:Categorical covariate summary|Footnote:Categorical covariate distribution by study.|Files:cat-cov-sum-study.docx|Type:table&gt;&gt;</w:t>
       </w:r>
       <w:r>
         <w:rPr>
@@ -15861,7 +15336,6 @@
       </w:r>
       <w:r>
         <w:rPr>
-          <w:color w:val="FF0000"/>
           <w:sz w:val="20"/>
         </w:rPr>
         <w:t/>
@@ -15872,11 +15346,6 @@
         </w:rPr>
         <w:t/>
       </w:r>
-    </w:p>
-    <w:p>
-      <w:pPr>
-        <w:pStyle w:val="Paragraph"/>
-      </w:pPr>
     </w:p>
     <w:p>
       <w:pPr>
@@ -15959,24 +15428,6 @@
         <w:rPr>
           <w:vanish/>
         </w:rPr>
-        <w:t/>
-      </w:r>
-      <w:r>
-        <w:rPr>
-          <w:vanish/>
-        </w:rPr>
-        <w:t/>
-      </w:r>
-      <w:r>
-        <w:rPr>
-          <w:vanish/>
-        </w:rPr>
-        <w:t/>
-      </w:r>
-      <w:r>
-        <w:rPr>
-          <w:vanish/>
-        </w:rPr>
         <w:t>[[INLINE_ID:inl_pa]]</w:t>
       </w:r>
     </w:p>
@@ -16304,32 +15755,38 @@
           <w:szCs w:val="22"/>
           <w:highlight w:val="cyan"/>
         </w:rPr>
-        <w:t>{{Study </w:t>
+        <w:t>{{dose}}</w:t>
       </w:r>
       <w:r>
         <w:rPr>
           <w:sz w:val="22"/>
           <w:szCs w:val="22"/>
         </w:rPr>
-        <w:t xml:space="preserve">an</w:t>
+        <w:t xml:space="preserve">. </w:t>
       </w:r>
       <w:r>
         <w:rPr>
           <w:highlight w:val="cyan"/>
         </w:rPr>
-        <w:t xml:space="preserve">d Dose}}. Sum</w:t>
+        <w:t xml:space="preserve">Summaries by </w:t>
       </w:r>
       <w:r>
         <w:rPr>
           <w:highlight w:val="cyan"/>
         </w:rPr>
-        <w:t>maries by {{Study </w:t>
+        <w:t>{{dose}}</w:t>
       </w:r>
       <w:r>
         <w:rPr>
           <w:highlight w:val="cyan"/>
         </w:rPr>
-        <w:t xml:space="preserve">and Dose}} are pr</w:t>
+        <w:t xml:space="preserve"> are provi</w:t>
+      </w:r>
+      <w:r>
+        <w:rPr>
+          <w:highlight w:val="cyan"/>
+        </w:rPr>
+        <w:t>ded in Appendix D</w:t>
       </w:r>
       <w:r>
         <w:rPr>
@@ -16358,7 +15815,7 @@
         <w:rPr>
           <w:highlight w:val="cyan"/>
         </w:rPr>
-        <w:t>ovided in </w:t>
+        <w:t>, Table D1</w:t>
       </w:r>
       <w:r>
         <w:rPr>
@@ -16370,7 +15827,7 @@
         <w:rPr>
           <w:highlight w:val="cyan"/>
         </w:rPr>
-        <w:t xml:space="preserve">Ap</w:t>
+        <w:t>.</w:t>
       </w:r>
       <w:r>
         <w:rPr>
@@ -16396,15 +15853,6 @@
         <w:fldChar w:fldCharType="separate"/>
       </w:r>
       <w:r>
-        <w:t>pendix</w:t>
-      </w:r>
-      <w:r>
-        <w:rPr>
-          <w:noProof/>
-        </w:rPr>
-        <w:t> D</w:t>
-      </w:r>
-      <w:r>
         <w:rPr>
           <w:highlight w:val="cyan"/>
         </w:rPr>
@@ -16412,45 +15860,15 @@
       </w:r>
       <w:r>
         <w:rPr>
-          <w:highlight w:val="cyan"/>
+          <w:vanish/>
         </w:rPr>
-        <w:t>, Table D1.</w:t>
+        <w:t/>
       </w:r>
       <w:r>
         <w:rPr>
           <w:vanish/>
         </w:rPr>
-        <w:t/>
-      </w:r>
-      <w:r>
-        <w:rPr>
-          <w:vanish/>
-        </w:rPr>
-        <w:t/>
-      </w:r>
-      <w:r>
-        <w:rPr>
-          <w:vanish/>
-        </w:rPr>
-        <w:t/>
-      </w:r>
-      <w:r>
-        <w:rPr>
-          <w:vanish/>
-        </w:rPr>
-        <w:t/>
-      </w:r>
-      <w:r>
-        <w:rPr>
-          <w:vanish/>
-        </w:rPr>
-        <w:t/>
-      </w:r>
-      <w:r>
-        <w:rPr>
-          <w:vanish/>
-        </w:rPr>
-        <w:t>[[INLINE_ID:inl_study_and_dose]]</w:t>
+        <w:t>[[INLINE_ID:inl_dose]]</w:t>
       </w:r>
     </w:p>
     <w:p>
@@ -17959,7 +17377,6 @@
         <w:pStyle w:val="TableFootnoteInfo"/>
       </w:pPr>
       <w:r>
-        <w:lastRenderedPageBreak/>
         <w:t xml:space="preserve">Source activity: </w:t>
       </w:r>
     </w:p>
@@ -17976,17 +17393,13 @@
         <w:pStyle w:val="TableFootnoteInfo"/>
       </w:pPr>
       <w:r>
-        <w:t xml:space="preserve">Source code: </w:t>
-      </w:r>
-      <w:proofErr w:type="spellStart"/>
-      <w:r>
-        <w:t>eda-</w:t>
+        <w:lastRenderedPageBreak/>
+        <w:t>Source code: eda-</w:t>
       </w:r>
       <w:proofErr w:type="gramStart"/>
       <w:r>
         <w:t>tables.R</w:t>
       </w:r>
-      <w:proofErr w:type="spellEnd"/>
       <w:proofErr w:type="gramEnd"/>
     </w:p>
     <w:p>
@@ -17994,15 +17407,7 @@
         <w:pStyle w:val="TableFootnoteInfo"/>
       </w:pPr>
       <w:r>
-        <w:t>Source file: results/table/</w:t>
-      </w:r>
-      <w:proofErr w:type="spellStart"/>
-      <w:r>
-        <w:t>eda</w:t>
-      </w:r>
-      <w:proofErr w:type="spellEnd"/>
-      <w:r>
-        <w:t>/pk-data-sum-dose.docx</w:t>
+        <w:t>Source file: results/table/eda/pk-data-sum-dose.docx</w:t>
       </w:r>
     </w:p>
     <w:p>
@@ -18028,124 +17433,106 @@
         <w:rPr>
           <w:highlight w:val="cyan"/>
         </w:rPr>
-        <w:t>{{Add</w:t>
+        <w:t>{{Add any relevant observation across selected strata for table}}</w:t>
       </w:r>
       <w:r>
         <w:rPr>
           <w:highlight w:val="cyan"/>
         </w:rPr>
-        <w:t xml:space="preserve"> any relevant</w:t>
-      </w:r>
-      <w:r>
-        <w:t xml:space="preserve"> observation acro</w:t>
+        <w:t xml:space="preserve"> plasma/blood PK samples fr</w:t>
       </w:r>
       <w:r>
         <w:rPr>
           <w:highlight w:val="cyan"/>
         </w:rPr>
-        <w:t>ss se</w:t>
+        <w:t xml:space="preserve">om </w:t>
       </w:r>
       <w:r>
         <w:rPr>
           <w:highlight w:val="cyan"/>
         </w:rPr>
-        <w:t xml:space="preserve">l</w:t>
+        <w:t>{{n}}</w:t>
       </w:r>
       <w:r>
         <w:rPr>
           <w:highlight w:val="cyan"/>
         </w:rPr>
-        <w:t>ected st</w:t>
-      </w:r>
-      <w:r>
-        <w:t xml:space="preserve">rata for table</w:t>
+        <w:t>p</w:t>
       </w:r>
       <w:r>
         <w:rPr>
           <w:highlight w:val="cyan"/>
         </w:rPr>
-        <w:t xml:space="preserve">}} plasma/blood PK samples fr</w:t>
+        <w:t>atie</w:t>
       </w:r>
       <w:r>
         <w:rPr>
           <w:highlight w:val="cyan"/>
         </w:rPr>
-        <w:t xml:space="preserve">o</w:t>
+        <w:t>nt</w:t>
       </w:r>
       <w:r>
         <w:rPr>
           <w:highlight w:val="cyan"/>
         </w:rPr>
-        <w:t>m {{n}} p</w:t>
+        <w:t>stre</w:t>
       </w:r>
       <w:r>
         <w:rPr>
           <w:highlight w:val="cyan"/>
         </w:rPr>
-        <w:t xml:space="preserve">atie</w:t>
+        <w:t>at</w:t>
+      </w:r>
+      <w:r>
+        <w:t xml:space="preserve">ed with AZDXXX across dose levels of  </w:t>
+      </w:r>
+      <w:r>
+        <w:t>{{XX mg}}</w:t>
+      </w:r>
+      <w:r>
+        <w:t xml:space="preserve"> </w:t>
       </w:r>
       <w:r>
         <w:rPr>
           <w:highlight w:val="cyan"/>
         </w:rPr>
-        <w:t>nts treat</w:t>
-      </w:r>
-      <w:r>
-        <w:t xml:space="preserve">ed with AZDXXX across dose levels of  {{XX mg}} </w:t>
+        <w:t>to</w:t>
       </w:r>
       <w:r>
         <w:rPr>
           <w:highlight w:val="cyan"/>
         </w:rPr>
-        <w:t>to {{XX mg}} were available for inclusion in this analysis. {{Add any relevant observation across selected strata for table}}</w:t>
+        <w:t xml:space="preserve"> </w:t>
       </w:r>
       <w:r>
         <w:rPr>
-          <w:vanish/>
+          <w:highlight w:val="cyan"/>
         </w:rPr>
-        <w:t/>
+        <w:t>{{XX mg}}</w:t>
       </w:r>
       <w:r>
         <w:rPr>
-          <w:vanish/>
+          <w:highlight w:val="cyan"/>
         </w:rPr>
-        <w:t/>
+        <w:t xml:space="preserve"> were available for inclusion in this ana</w:t>
       </w:r>
       <w:r>
         <w:rPr>
-          <w:vanish/>
+          <w:highlight w:val="cyan"/>
         </w:rPr>
-        <w:t/>
+        <w:t xml:space="preserve">lysis. </w:t>
       </w:r>
       <w:r>
         <w:rPr>
-          <w:vanish/>
+          <w:highlight w:val="cyan"/>
         </w:rPr>
-        <w:t/>
+        <w:t>{{Add any relevant observation across selected strata for table}}</w:t>
       </w:r>
       <w:r>
         <w:rPr>
-          <w:vanish/>
+          <w:highlight w:val="cyan"/>
         </w:rPr>
-        <w:t/>
-      </w:r>
-      <w:r>
-        <w:rPr>
-          <w:vanish/>
-        </w:rPr>
-        <w:t/>
-      </w:r>
-      <w:r>
-        <w:rPr>
-          <w:vanish/>
-        </w:rPr>
-        <w:t/>
-      </w:r>
-      <w:r>
-        <w:rPr>
-          <w:vanish/>
-        </w:rPr>
-        <w:t/>
+        <w:t xml:space="preserve">. </w:t>
       </w:r>
       <w:r>
         <w:rPr>
@@ -18346,29 +17733,7 @@
                   <w:szCs w:val="22"/>
                   <w:u w:val="single"/>
                 </w:rPr>
-                <w:t xml:space="preserve">General Considerations for Tables, Figures, Listings (TFL) for </w:t>
-              </w:r>
-              <w:proofErr w:type="spellStart"/>
-              <w:r>
-                <w:rPr>
-                  <w:rStyle w:val="cf01"/>
-                  <w:color w:val="0000FF"/>
-                  <w:sz w:val="22"/>
-                  <w:szCs w:val="22"/>
-                  <w:u w:val="single"/>
-                </w:rPr>
-                <w:t>popPK</w:t>
-              </w:r>
-              <w:proofErr w:type="spellEnd"/>
-              <w:r>
-                <w:rPr>
-                  <w:rStyle w:val="cf01"/>
-                  <w:color w:val="0000FF"/>
-                  <w:sz w:val="22"/>
-                  <w:szCs w:val="22"/>
-                  <w:u w:val="single"/>
-                </w:rPr>
-                <w:t xml:space="preserve"> reports from Clinical Pharmacology &amp; Quantitative Pharmacology CPQP</w:t>
+                <w:t>General Considerations for Tables, Figures, Listings (TFL) for popPK reports from Clinical Pharmacology &amp; Quantitative Pharmacology CPQP</w:t>
               </w:r>
             </w:hyperlink>
           </w:p>
@@ -18536,27 +17901,22 @@
       <w:r>
         <w:rPr>
           <w:b/>
-          <w:color w:val="FF0000"/>
         </w:rPr>
-        <w:t>&lt;&lt;Name:eta pairs|Title:MISSING_VALUE(Title)|Footnote:Pairwise ETA relationship overview.|Files:cont-vs-cont.png|Type:image&gt;&gt;</w:t>
-      </w:r>
+        <w:t xml:space="preserve">&lt;&lt;Name:eta pa</w:t>
+      </w:r>
+      <w:proofErr w:type="gramStart"/>
       <w:r>
         <w:rPr>
-          <w:vanish/>
+          <w:b/>
         </w:rPr>
-        <w:t/>
-      </w:r>
+        <w:t>irs|Title:ETA pairwise jkhjkhjkhjkhj</w:t>
+      </w:r>
+      <w:proofErr w:type="gramEnd"/>
       <w:r>
         <w:rPr>
-          <w:vanish/>
+          <w:b/>
         </w:rPr>
-        <w:t/>
-      </w:r>
-      <w:r>
-        <w:rPr>
-          <w:vanish/>
-        </w:rPr>
-        <w:t/>
+        <w:t xml:space="preserve">khjkhj  hjkhhkhkjhjkhkj hjhjkhjkh plot|Footnote:Pairwise ETA relationship overview.|Files:cont-vs-cont.png|Type:image&gt;&gt;</w:t>
       </w:r>
       <w:r>
         <w:rPr>
@@ -18610,16 +17970,6 @@
         </w:rPr>
         <w:t/>
       </w:r>
-    </w:p>
-    <w:p>
-      <w:pPr>
-        <w:jc w:val="center"/>
-      </w:pPr>
-    </w:p>
-    <w:p>
-      <w:pPr>
-        <w:pStyle w:val="Paragraph"/>
-      </w:pPr>
     </w:p>
     <w:p>
       <w:pPr>
@@ -18681,24 +18031,6 @@
         <w:t>{{Study}}</w:t>
       </w:r>
       <w:bookmarkEnd w:id="103"/>
-      <w:r>
-        <w:rPr>
-          <w:vanish/>
-        </w:rPr>
-        <w:t/>
-      </w:r>
-      <w:r>
-        <w:rPr>
-          <w:vanish/>
-        </w:rPr>
-        <w:t/>
-      </w:r>
-      <w:r>
-        <w:rPr>
-          <w:vanish/>
-        </w:rPr>
-        <w:t/>
-      </w:r>
       <w:r>
         <w:rPr>
           <w:vanish/>
@@ -20211,17 +19543,12 @@
         <w:pStyle w:val="TableFootnoteInfo"/>
       </w:pPr>
       <w:r>
-        <w:t xml:space="preserve">Source code: </w:t>
-      </w:r>
-      <w:proofErr w:type="spellStart"/>
-      <w:r>
-        <w:t>eda-</w:t>
+        <w:t>Source code: eda-</w:t>
       </w:r>
       <w:proofErr w:type="gramStart"/>
       <w:r>
         <w:t>tables.R</w:t>
       </w:r>
-      <w:proofErr w:type="spellEnd"/>
       <w:proofErr w:type="gramEnd"/>
     </w:p>
     <w:p>
@@ -20229,15 +19556,7 @@
         <w:pStyle w:val="TableFootnoteInfo"/>
       </w:pPr>
       <w:r>
-        <w:t>Source file: results/table/</w:t>
-      </w:r>
-      <w:proofErr w:type="spellStart"/>
-      <w:r>
-        <w:t>eda</w:t>
-      </w:r>
-      <w:proofErr w:type="spellEnd"/>
-      <w:r>
-        <w:t>/cat-cov-sum-study.docx</w:t>
+        <w:t>Source file: results/table/eda/cat-cov-sum-study.docx</w:t>
       </w:r>
     </w:p>
     <w:p>
@@ -20373,27 +19692,8 @@
         <w:rPr>
           <w:b/>
           <w:sz w:val="24"/>
-          <w:color w:val="FF0000"/>
         </w:rPr>
-        <w:t>&lt;&lt;Name:studies|Title:MISSING_VALUE(Title)|Footnote:List of studies included in analysis.|Files:MISSING_VALUE(Files)|Type:table&gt;&gt;</w:t>
-      </w:r>
-      <w:r>
-        <w:rPr>
-          <w:vanish/>
-        </w:rPr>
-        <w:t/>
-      </w:r>
-      <w:r>
-        <w:rPr>
-          <w:vanish/>
-        </w:rPr>
-        <w:t/>
-      </w:r>
-      <w:r>
-        <w:rPr>
-          <w:vanish/>
-        </w:rPr>
-        <w:t/>
+        <w:t>&lt;&lt;Name:studies|Title:Clinical studies listing|Footnote:List of studies included in analysis.|Files:pk-data-sum-dose-study.docx|Type:table&gt;&gt;</w:t>
       </w:r>
       <w:r>
         <w:rPr>
@@ -20427,11 +19727,6 @@
         </w:rPr>
         <w:t/>
       </w:r>
-    </w:p>
-    <w:p>
-      <w:pPr>
-        <w:pStyle w:val="TableFootnoteInfo"/>
-      </w:pPr>
     </w:p>
     <w:p>
       <w:pPr>
@@ -20799,24 +20094,6 @@
         <w:rPr>
           <w:vanish/>
         </w:rPr>
-        <w:t/>
-      </w:r>
-      <w:r>
-        <w:rPr>
-          <w:vanish/>
-        </w:rPr>
-        <w:t/>
-      </w:r>
-      <w:r>
-        <w:rPr>
-          <w:vanish/>
-        </w:rPr>
-        <w:t/>
-      </w:r>
-      <w:r>
-        <w:rPr>
-          <w:vanish/>
-        </w:rPr>
         <w:t>[[INLINE_ID:inl_fast_slow]]</w:t>
       </w:r>
     </w:p>
@@ -21037,24 +20314,6 @@
         <w:t xml:space="preserve"> (log scale)</w:t>
       </w:r>
       <w:bookmarkEnd w:id="112"/>
-      <w:r>
-        <w:rPr>
-          <w:vanish/>
-        </w:rPr>
-        <w:t/>
-      </w:r>
-      <w:r>
-        <w:rPr>
-          <w:vanish/>
-        </w:rPr>
-        <w:t/>
-      </w:r>
-      <w:r>
-        <w:rPr>
-          <w:vanish/>
-        </w:rPr>
-        <w:t/>
-      </w:r>
       <w:r>
         <w:rPr>
           <w:vanish/>
@@ -21425,29 +20684,7 @@
                   <w:szCs w:val="22"/>
                   <w:u w:val="single"/>
                 </w:rPr>
-                <w:t xml:space="preserve">General Considerations for Tables, Figures, Listings (TFL) for </w:t>
-              </w:r>
-              <w:proofErr w:type="spellStart"/>
-              <w:r>
-                <w:rPr>
-                  <w:rStyle w:val="cf01"/>
-                  <w:color w:val="0000FF"/>
-                  <w:sz w:val="22"/>
-                  <w:szCs w:val="22"/>
-                  <w:u w:val="single"/>
-                </w:rPr>
-                <w:t>popPK</w:t>
-              </w:r>
-              <w:proofErr w:type="spellEnd"/>
-              <w:r>
-                <w:rPr>
-                  <w:rStyle w:val="cf01"/>
-                  <w:color w:val="0000FF"/>
-                  <w:sz w:val="22"/>
-                  <w:szCs w:val="22"/>
-                  <w:u w:val="single"/>
-                </w:rPr>
-                <w:t xml:space="preserve"> reports from Clinical Pharmacology &amp; Quantitative Pharmacology CPQP</w:t>
+                <w:t>General Considerations for Tables, Figures, Listings (TFL) for popPK reports from Clinical Pharmacology &amp; Quantitative Pharmacology CPQP</w:t>
               </w:r>
             </w:hyperlink>
           </w:p>
@@ -21961,12 +21198,10 @@
       <w:r>
         <w:t>Source code: run-</w:t>
       </w:r>
-      <w:proofErr w:type="spellStart"/>
       <w:proofErr w:type="gramStart"/>
       <w:r>
         <w:t>log.R</w:t>
       </w:r>
-      <w:proofErr w:type="spellEnd"/>
       <w:proofErr w:type="gramEnd"/>
     </w:p>
     <w:p>
@@ -21981,6 +21216,22 @@
       <w:pPr>
         <w:pStyle w:val="Paragraph"/>
       </w:pPr>
+    </w:p>
+    <w:p>
+      <w:pPr>
+        <w:pStyle w:val="Paragraph"/>
+      </w:pPr>
+      <w:r>
+        <w:t xml:space="preserve">Djkfhjsdfajlk </w:t>
+      </w:r>
+      <w:proofErr w:type="gramStart"/>
+      <w:r>
+        <w:t>mghj ,</w:t>
+      </w:r>
+      <w:proofErr w:type="gramEnd"/>
+      <w:r>
+        <w:t xml:space="preserve"> sgeiuhjodsf nksjdfei wefkhwiefj ajoiefn iowjefoij wenfh iuehfjfoj iwef yhiewfjo uwef yiefwu jo</w:t>
+      </w:r>
     </w:p>
     <w:p>
       <w:pPr>
@@ -24780,17 +24031,12 @@
         <w:pStyle w:val="TableFootnoteInfo"/>
       </w:pPr>
       <w:r>
-        <w:t xml:space="preserve">Source code: </w:t>
-      </w:r>
-      <w:proofErr w:type="spellStart"/>
-      <w:r>
-        <w:t>eda-</w:t>
+        <w:t>Source code: eda-</w:t>
       </w:r>
       <w:proofErr w:type="gramStart"/>
       <w:r>
         <w:t>tables.R</w:t>
       </w:r>
-      <w:proofErr w:type="spellEnd"/>
       <w:proofErr w:type="gramEnd"/>
       <w:r>
         <w:t xml:space="preserve"> </w:t>
@@ -24801,15 +24047,7 @@
         <w:pStyle w:val="TableFootnoteInfo"/>
       </w:pPr>
       <w:r>
-        <w:t>Source file: results/table/</w:t>
-      </w:r>
-      <w:proofErr w:type="spellStart"/>
-      <w:r>
-        <w:t>eda</w:t>
-      </w:r>
-      <w:proofErr w:type="spellEnd"/>
-      <w:r>
-        <w:t>/pk-data-sum-dose-study.docx</w:t>
+        <w:t>Source file: results/table/eda/pk-data-sum-dose-study.docx</w:t>
       </w:r>
     </w:p>
     <w:p>
@@ -24847,27 +24085,9 @@
       <w:r>
         <w:rPr>
           <w:b/>
-          <w:color w:val="FF0000" val="FF0000"/>
+          <w:color w:val="FF0000"/>
         </w:rPr>
-        <w:t>&lt;&lt;Name:gof cwres |Title:MISSING_VALUE(Title)|Footnote:Spaghetti - Spaghetti -plots of individual PK profiles. Points are observations, lines connect observations from the same participant. Point shape indicate data above or below the quantification limit (XX ng/mL, dashed line)|Files:dn-conc-time-linear.png|Type:image&gt;&gt;</w:t>
-      </w:r>
-      <w:r>
-        <w:rPr>
-          <w:vanish/>
-        </w:rPr>
-        <w:t/>
-      </w:r>
-      <w:r>
-        <w:rPr>
-          <w:vanish/>
-        </w:rPr>
-        <w:t/>
-      </w:r>
-      <w:r>
-        <w:rPr>
-          <w:vanish/>
-        </w:rPr>
-        <w:t/>
+        <w:t>&lt;&lt;Name:gof cwres |Title:GOF Title The same aswlerj sjfd seoijfuowe fjoerfjio ergjioej foiueoru erjiouroi joiruiohergio|Footnote:this smw as above we can do that his amslq3r jlk wefjio jowe ewffioj|Files:MISSING_VALUE(Files)|Type:image&gt;&gt;</w:t>
       </w:r>
       <w:r>
         <w:rPr>
@@ -24888,119 +24108,31 @@
       </w:pPr>
       <w:r>
         <w:rPr>
-          <w:noProof/>
+          <w:vanish/>
         </w:rPr>
-      </w:r>
+        <w:t/>
+      </w:r>
+    </w:p>
+    <w:p>
       <w:r>
         <w:rPr>
           <w:vanish/>
         </w:rPr>
         <w:t/>
       </w:r>
-    </w:p>
-    <w:p>
-      <w:pPr>
-        <w:pStyle w:val="TableFootnoteInfo"/>
+      <w:r>
         <w:rPr>
-          <w:lang w:eastAsia="ja-JP"/>
+          <w:sz w:val="20"/>
         </w:rPr>
-      </w:pPr>
+        <w:t/>
+      </w:r>
       <w:r>
         <w:rPr>
           <w:vanish/>
         </w:rPr>
         <w:t/>
       </w:r>
-      <w:r>
-        <w:rPr>
-          <w:rFonts w:eastAsiaTheme="minorEastAsia"/>
-          <w:lang w:eastAsia="ja-JP"/>
-        </w:rPr>
-        <w:t xml:space="preserve"/>
-      </w:r>
-      <w:r>
-        <w:rPr>
-          <w:rFonts w:eastAsiaTheme="minorEastAsia"/>
-          <w:lang w:eastAsia="ja-JP"/>
-        </w:rPr>
-        <w:t/>
-      </w:r>
-      <w:r>
-        <w:rPr>
-          <w:rFonts w:eastAsiaTheme="minorEastAsia"/>
-          <w:lang w:eastAsia="ja-JP"/>
-        </w:rPr>
-        <w:t xml:space="preserve"/>
-      </w:r>
-      <w:r>
-        <w:rPr>
-          <w:rFonts w:eastAsiaTheme="minorEastAsia"/>
-          <w:lang w:eastAsia="ja-JP"/>
-        </w:rPr>
-        <w:t xml:space="preserve"/>
-      </w:r>
-      <w:r>
-        <w:rPr>
-          <w:rFonts w:eastAsiaTheme="minorEastAsia"/>
-          <w:highlight w:val="cyan"/>
-          <w:lang w:eastAsia="ja-JP"/>
-        </w:rPr>
-        <w:t/>
-      </w:r>
     </w:p>
-    <w:p>
-      <w:pPr>
-        <w:pStyle w:val="TableFootnoteInfo"/>
-        <w:rPr>
-          <w:lang w:eastAsia="ja-JP"/>
-        </w:rPr>
-      </w:pPr>
-      <w:r>
-        <w:rPr>
-          <w:rFonts w:eastAsiaTheme="minorEastAsia"/>
-          <w:lang w:eastAsia="ja-JP"/>
-        </w:rPr>
-        <w:t xml:space="preserve">plots of individual PK profiles. Points are observations, lines connect observations from the same participant. </w:t>
-      </w:r>
-      <w:r>
-        <w:rPr>
-          <w:rFonts w:eastAsiaTheme="minorEastAsia"/>
-          <w:highlight w:val="cyan"/>
-          <w:lang w:eastAsia="ja-JP"/>
-        </w:rPr>
-        <w:t>Point shape indicate data above or below the quantification limit (XX ng/mL, dashed line)</w:t>
-      </w:r>
-    </w:p>
-    <w:p>
-      <w:pPr>
-        <w:pStyle w:val="TableFootnoteInfo"/>
-        <w:rPr>
-          <w:lang w:eastAsia="ja-JP"/>
-        </w:rPr>
-      </w:pPr>
-      <w:r>
-        <w:rPr>
-          <w:rFonts w:eastAsiaTheme="minorEastAsia"/>
-          <w:lang w:eastAsia="ja-JP"/>
-        </w:rPr>
-        <w:t xml:space="preserve"> -plots of individual PK profiles. Points are observations, lines connect observations from the same participant. </w:t>
-      </w:r>
-      <w:r>
-        <w:rPr>
-          <w:rFonts w:eastAsiaTheme="minorEastAsia"/>
-          <w:highlight w:val="cyan"/>
-          <w:lang w:eastAsia="ja-JP"/>
-        </w:rPr>
-        <w:t>Point shape indicate data above or below the quantification limit (XX ng/mL, dashed line)</w:t>
-      </w:r>
-    </w:p>
-    <w:p/>
-    <w:p>
-      <w:pPr>
-        <w:jc w:val="center"/>
-      </w:pPr>
-    </w:p>
-    <w:p/>
     <w:sectPr>
       <w:pgSz w:w="12242" w:h="15842" w:code="1"/>
       <w:pgMar w:top="1440" w:right="1440" w:bottom="1440" w:left="1701" w:header="709" w:footer="709" w:gutter="0"/>

--- a/output/intermediate/PopPK_Report_merge_TFL_filled_draft-magic.docx
+++ b/output/intermediate/PopPK_Report_merge_TFL_filled_draft-magic.docx
@@ -44,7 +44,16 @@
               <w:pStyle w:val="Z-DocumentName"/>
             </w:pPr>
             <w:r>
-              <w:t>Model Analysis Report</w:t>
+              <w:t>Model</w:t>
+            </w:r>
+            <w:r>
+              <w:t xml:space="preserve"> </w:t>
+            </w:r>
+            <w:r>
+              <w:t xml:space="preserve">Analysis </w:t>
+            </w:r>
+            <w:r>
+              <w:t>Report</w:t>
             </w:r>
           </w:p>
         </w:tc>
@@ -116,7 +125,13 @@
               <w:pStyle w:val="Z-LineL2"/>
             </w:pPr>
             <w:r>
-              <w:t>Study Code</w:t>
+              <w:t xml:space="preserve">Study </w:t>
+            </w:r>
+            <w:r>
+              <w:t>C</w:t>
+            </w:r>
+            <w:r>
+              <w:t>ode</w:t>
             </w:r>
           </w:p>
         </w:tc>
@@ -435,15 +450,36 @@
               <w:pStyle w:val="Title"/>
             </w:pPr>
             <w:r>
-              <w:t xml:space="preserve">Population PK Model Analysis Report of </w:t>
-            </w:r>
-            <w:r>
-              <w:t>{{specify relevant scope including patient population, age etc}}</w:t>
+              <w:t>Population PK Model</w:t>
+            </w:r>
+            <w:r>
+              <w:t xml:space="preserve"> </w:t>
+            </w:r>
+            <w:r>
+              <w:t xml:space="preserve">Analysis </w:t>
+            </w:r>
+            <w:r>
+              <w:t xml:space="preserve">Report of </w:t>
+            </w:r>
+            <w:r>
+              <w:t>{{</w:t>
+            </w:r>
+            <w:r>
+              <w:t>specify relevant scope including patient population, age etc</w:t>
+            </w:r>
+            <w:r>
+              <w:t>}}</w:t>
             </w:r>
             <w:r>
               <w:rPr>
                 <w:vanish/>
               </w:rPr>
+              <w:t/>
+            </w:r>
+            <w:r>
+              <w:rPr>
+                <w:vanish/>
+              </w:rPr>
               <w:t>[[INLINE_ID:inl_specify_relevant_scope_including_patient_population_age_etc]]</w:t>
             </w:r>
           </w:p>
@@ -455,7 +491,19 @@
               <w:t xml:space="preserve">Clinical Studies: </w:t>
             </w:r>
             <w:r>
-              <w:t>{{list all clinical studies used}}</w:t>
+              <w:t>{{</w:t>
+            </w:r>
+            <w:r>
+              <w:t>list all clinical studies used</w:t>
+            </w:r>
+            <w:r>
+              <w:t>}}</w:t>
+            </w:r>
+            <w:r>
+              <w:rPr>
+                <w:vanish/>
+              </w:rPr>
+              <w:t/>
             </w:r>
             <w:r>
               <w:rPr>
@@ -701,7 +749,23 @@
                 <w:sz w:val="22"/>
                 <w:szCs w:val="22"/>
               </w:rPr>
-              <w:t>The Study code(s) in the upper corner should contain the study analysed (e.g., D1234C00001). If analysis of a single study or focused on a single study, put that study code here. If analysis is of a pool, then put “Various” here and list the codes in the full title under “Clinical Studies:”.</w:t>
+              <w:t xml:space="preserve">The Study code(s) in the upper corner should contain the study </w:t>
+            </w:r>
+            <w:r>
+              <w:rPr>
+                <w:rFonts w:ascii="Times New Roman" w:hAnsi="Times New Roman"/>
+                <w:sz w:val="22"/>
+                <w:szCs w:val="22"/>
+              </w:rPr>
+              <w:t>analysed</w:t>
+            </w:r>
+            <w:r>
+              <w:rPr>
+                <w:rFonts w:ascii="Times New Roman" w:hAnsi="Times New Roman"/>
+                <w:sz w:val="22"/>
+                <w:szCs w:val="22"/>
+              </w:rPr>
+              <w:t xml:space="preserve"> (e.g., D1234C00001). If analysis of a single study or focused on a single study, put that study code here. If analysis is of a pool, then put “Various” here and list the codes in the full title under “Clinical Studies:”.</w:t>
             </w:r>
           </w:p>
           <w:p>
@@ -952,23 +1016,7 @@
                 <w:sz w:val="24"/>
                 <w:szCs w:val="24"/>
               </w:rPr>
-              <w:t>Where several options are provided, please choose which one to use and delete the other version. The option-specific text refers to the one paragraph including the [Option x</w:t>
-            </w:r>
-            <w:proofErr w:type="gramStart"/>
-            <w:r>
-              <w:rPr>
-                <w:sz w:val="24"/>
-                <w:szCs w:val="24"/>
-              </w:rPr>
-              <w:t>: ]</w:t>
-            </w:r>
-            <w:proofErr w:type="gramEnd"/>
-            <w:r>
-              <w:rPr>
-                <w:sz w:val="24"/>
-                <w:szCs w:val="24"/>
-              </w:rPr>
-              <w:t>. Subsequent paragraphs below/above the option should be kept, irrespectively of which option you choose.</w:t>
+              <w:t>Where several options are provided, please choose which one to use and delete the other version. The option-specific text refers to the one paragraph including the [Option x: ]. Subsequent paragraphs below/above the option should be kept, irrespectively of which option you choose.</w:t>
             </w:r>
           </w:p>
         </w:tc>
@@ -5246,6 +5294,12 @@
             <w:noProof/>
           </w:rPr>
           <w:tab/>
+        </w:r>
+        <w:r>
+          <w:rPr>
+            <w:rStyle w:val="Hyperlink"/>
+            <w:noProof/>
+          </w:rPr>
           <w:t>Base Model Parameter Estimates</w:t>
         </w:r>
         <w:r>
@@ -6098,6 +6152,12 @@
             <w:noProof/>
           </w:rPr>
           <w:tab/>
+        </w:r>
+        <w:r>
+          <w:rPr>
+            <w:rStyle w:val="Hyperlink"/>
+            <w:noProof/>
+          </w:rPr>
           <w:t>Correlation Between Empirical Bayes Estimates and Categorical Covariates</w:t>
         </w:r>
         <w:r>
@@ -7125,7 +7185,7 @@
             <w:rStyle w:val="Hyperlink"/>
             <w:noProof/>
           </w:rPr>
-          <w:t>y}} for Base Mo</w:t>
+          <w:t xml:space="preserve">y}} for Base Mo</w:t>
         </w:r>
         <w:r>
           <w:rPr>
@@ -7226,7 +7286,7 @@
             <w:rStyle w:val="Hyperlink"/>
             <w:noProof/>
           </w:rPr>
-          <w:t>l funct</w:t>
+          <w:t xml:space="preserve">l funct</w:t>
         </w:r>
         <w:r>
           <w:rPr>
@@ -7241,7 +7301,7 @@
             <w:rStyle w:val="Hyperlink"/>
             <w:noProof/>
           </w:rPr>
-          <w:t>normalized}} Concentration versus Time af</w:t>
+          <w:t xml:space="preserve">normalized}} Concentration versus Time af</w:t>
         </w:r>
         <w:r>
           <w:rPr>
@@ -7256,7 +7316,7 @@
             <w:rStyle w:val="Hyperlink"/>
             <w:noProof/>
           </w:rPr>
-          <w:t>l function}} fo</w:t>
+          <w:t xml:space="preserve">l function}} fo</w:t>
         </w:r>
         <w:r>
           <w:rPr>
@@ -7481,6 +7541,12 @@
             <w:noProof/>
           </w:rPr>
           <w:tab/>
+        </w:r>
+        <w:r>
+          <w:rPr>
+            <w:rStyle w:val="Hyperlink"/>
+            <w:noProof/>
+          </w:rPr>
           <w:t>Scatter Plot of Individual Random Effects for Vc/F versus Continuous Covariates for Base Model</w:t>
         </w:r>
         <w:r>
@@ -7964,6 +8030,12 @@
             <w:noProof/>
           </w:rPr>
           <w:tab/>
+        </w:r>
+        <w:r>
+          <w:rPr>
+            <w:rStyle w:val="Hyperlink"/>
+            <w:noProof/>
+          </w:rPr>
           <w:t>Scatter Plot of Individual Random Effects for Vc/F versus Continuous Covariates for Final Model</w:t>
         </w:r>
         <w:r>
@@ -9061,6 +9133,12 @@
               <w:rPr>
                 <w:vanish/>
               </w:rPr>
+              <w:t/>
+            </w:r>
+            <w:r>
+              <w:rPr>
+                <w:vanish/>
+              </w:rPr>
               <w:t>[[INLINE_ID:inl_title_of_mar]]</w:t>
             </w:r>
           </w:p>
@@ -9106,7 +9184,13 @@
         <w:rPr>
           <w:lang w:val="en-US"/>
         </w:rPr>
-        <w:t xml:space="preserve">has been </w:t>
+        <w:t>has</w:t>
+      </w:r>
+      <w:r>
+        <w:rPr>
+          <w:lang w:val="en-US"/>
+        </w:rPr>
+        <w:t xml:space="preserve"> been </w:t>
       </w:r>
       <w:r>
         <w:rPr>
@@ -9114,19 +9198,11 @@
         </w:rPr>
         <w:t xml:space="preserve">performed in accordance </w:t>
       </w:r>
-      <w:proofErr w:type="gramStart"/>
       <w:r>
         <w:rPr>
           <w:lang w:val="en-US"/>
         </w:rPr>
-        <w:t>to</w:t>
-      </w:r>
-      <w:proofErr w:type="gramEnd"/>
-      <w:r>
-        <w:rPr>
-          <w:lang w:val="en-US"/>
-        </w:rPr>
-        <w:t xml:space="preserve"> the </w:t>
+        <w:t xml:space="preserve">to the </w:t>
       </w:r>
       <w:r>
         <w:rPr>
@@ -9138,7 +9214,13 @@
         <w:rPr>
           <w:lang w:val="en-US"/>
         </w:rPr>
-        <w:t>in the modeling analysis plan [add reference]</w:t>
+        <w:t xml:space="preserve">in the modeling analysis plan </w:t>
+      </w:r>
+      <w:r>
+        <w:rPr>
+          <w:lang w:val="en-US"/>
+        </w:rPr>
+        <w:t>[add reference]</w:t>
       </w:r>
       <w:r>
         <w:rPr>
@@ -11766,71 +11848,65 @@
                 <w:sz w:val="22"/>
                 <w:szCs w:val="22"/>
               </w:rPr>
-              <w:t xml:space="preserve">The primary audience for this section </w:t>
-            </w:r>
-            <w:proofErr w:type="gramStart"/>
+              <w:t>The primary audience for this section</w:t>
+            </w:r>
             <w:r>
               <w:rPr>
                 <w:sz w:val="22"/>
                 <w:szCs w:val="22"/>
               </w:rPr>
-              <w:t>are</w:t>
-            </w:r>
-            <w:proofErr w:type="gramEnd"/>
+              <w:t xml:space="preserve"> are</w:t>
+            </w:r>
             <w:r>
               <w:rPr>
                 <w:sz w:val="22"/>
                 <w:szCs w:val="22"/>
               </w:rPr>
-              <w:t xml:space="preserve"> non-technical readers, stakeholders, and excerpts from this section may be used in regulatory related summary documents.</w:t>
-            </w:r>
-          </w:p>
-          <w:p>
-            <w:pPr>
-              <w:pStyle w:val="Paragraph"/>
+              <w:t xml:space="preserve"> non-technical reader</w:t>
+            </w:r>
+            <w:r>
               <w:rPr>
                 <w:sz w:val="22"/>
                 <w:szCs w:val="22"/>
               </w:rPr>
-            </w:pPr>
+              <w:t>s</w:t>
+            </w:r>
             <w:r>
               <w:rPr>
                 <w:sz w:val="22"/>
                 <w:szCs w:val="22"/>
               </w:rPr>
-              <w:t>Expected Content:</w:t>
-            </w:r>
-          </w:p>
-          <w:p>
-            <w:pPr>
-              <w:pStyle w:val="ListBullet"/>
+              <w:t>, stakeholders</w:t>
+            </w:r>
+            <w:r>
               <w:rPr>
                 <w:sz w:val="22"/>
                 <w:szCs w:val="22"/>
               </w:rPr>
-            </w:pPr>
-            <w:r>
+              <w:t>, and excerpts from this section may be used in regulatory related summary documents.</w:t>
+            </w:r>
+          </w:p>
+          <w:p>
+            <w:pPr>
+              <w:pStyle w:val="Paragraph"/>
               <w:rPr>
                 <w:sz w:val="22"/>
                 <w:szCs w:val="22"/>
               </w:rPr>
-              <w:t>Objectives of the analysis</w:t>
-            </w:r>
-          </w:p>
-          <w:p>
-            <w:pPr>
-              <w:pStyle w:val="ListBullet"/>
+            </w:pPr>
+            <w:r>
               <w:rPr>
                 <w:sz w:val="22"/>
                 <w:szCs w:val="22"/>
               </w:rPr>
-            </w:pPr>
+              <w:t>Expected Content</w:t>
+            </w:r>
             <w:r>
               <w:rPr>
                 <w:sz w:val="22"/>
                 <w:szCs w:val="22"/>
               </w:rPr>
-              <w:t>The key findings that affect drug use, labelling, or decision making</w:t>
+              <w:t>:</w:t>
             </w:r>
           </w:p>
           <w:p>
@@ -11846,7 +11922,7 @@
                 <w:sz w:val="22"/>
                 <w:szCs w:val="22"/>
               </w:rPr>
-              <w:t>A plain language summary of objectives, data, methodology, and conclusions</w:t>
+              <w:t>Objectives of the analysis</w:t>
             </w:r>
           </w:p>
           <w:p>
@@ -11862,7 +11938,53 @@
                 <w:sz w:val="22"/>
                 <w:szCs w:val="22"/>
               </w:rPr>
-              <w:t xml:space="preserve">Results presented as their effect on clinically relevant drug exposures or endpoints, </w:t>
+              <w:t>The key findings that affect drug use, labelling, or decision making</w:t>
+            </w:r>
+          </w:p>
+          <w:p>
+            <w:pPr>
+              <w:pStyle w:val="ListBullet"/>
+              <w:rPr>
+                <w:sz w:val="22"/>
+                <w:szCs w:val="22"/>
+              </w:rPr>
+            </w:pPr>
+            <w:r>
+              <w:rPr>
+                <w:sz w:val="22"/>
+                <w:szCs w:val="22"/>
+              </w:rPr>
+              <w:t>A plain language summary of objectives, data, methodology, and conclusions</w:t>
+            </w:r>
+          </w:p>
+          <w:p>
+            <w:pPr>
+              <w:pStyle w:val="ListBullet"/>
+              <w:rPr>
+                <w:sz w:val="22"/>
+                <w:szCs w:val="22"/>
+              </w:rPr>
+            </w:pPr>
+            <w:r>
+              <w:rPr>
+                <w:sz w:val="22"/>
+                <w:szCs w:val="22"/>
+              </w:rPr>
+              <w:t>Results presented as their effect on clinically relevant drug exposures</w:t>
+            </w:r>
+            <w:r>
+              <w:rPr>
+                <w:sz w:val="22"/>
+                <w:szCs w:val="22"/>
+              </w:rPr>
+              <w:t xml:space="preserve"> or endpoints</w:t>
+            </w:r>
+            <w:r>
+              <w:rPr>
+                <w:sz w:val="22"/>
+                <w:szCs w:val="22"/>
+              </w:rPr>
+              <w:t xml:space="preserve">, </w:t>
             </w:r>
             <w:r>
               <w:rPr>
@@ -11894,19 +12016,103 @@
                 <w:sz w:val="22"/>
                 <w:szCs w:val="22"/>
               </w:rPr>
-              <w:t>Model details such as structure or covariates should be avoided, or kept to a minimum if important for communicating conclusions</w:t>
-            </w:r>
-          </w:p>
-          <w:p>
-            <w:pPr>
-              <w:pStyle w:val="ListBullet"/>
-            </w:pPr>
+              <w:t>Model details such as s</w:t>
+            </w:r>
             <w:r>
               <w:rPr>
                 <w:sz w:val="22"/>
                 <w:szCs w:val="22"/>
               </w:rPr>
-              <w:t>Visual presentations of relevant results are acceptable, if key to decision making</w:t>
+              <w:t>tructu</w:t>
+            </w:r>
+            <w:r>
+              <w:rPr>
+                <w:sz w:val="22"/>
+                <w:szCs w:val="22"/>
+              </w:rPr>
+              <w:t>re or covariates should be avoided</w:t>
+            </w:r>
+            <w:r>
+              <w:rPr>
+                <w:sz w:val="22"/>
+                <w:szCs w:val="22"/>
+              </w:rPr>
+              <w:t>,</w:t>
+            </w:r>
+            <w:r>
+              <w:rPr>
+                <w:sz w:val="22"/>
+                <w:szCs w:val="22"/>
+              </w:rPr>
+              <w:t xml:space="preserve"> </w:t>
+            </w:r>
+            <w:r>
+              <w:rPr>
+                <w:sz w:val="22"/>
+                <w:szCs w:val="22"/>
+              </w:rPr>
+              <w:t>or kept to a minimum if</w:t>
+            </w:r>
+            <w:r>
+              <w:rPr>
+                <w:sz w:val="22"/>
+                <w:szCs w:val="22"/>
+              </w:rPr>
+              <w:t xml:space="preserve"> important f</w:t>
+            </w:r>
+            <w:r>
+              <w:rPr>
+                <w:sz w:val="22"/>
+                <w:szCs w:val="22"/>
+              </w:rPr>
+              <w:t>or communicating conclusions</w:t>
+            </w:r>
+          </w:p>
+          <w:p>
+            <w:pPr>
+              <w:pStyle w:val="ListBullet"/>
+            </w:pPr>
+            <w:r>
+              <w:rPr>
+                <w:sz w:val="22"/>
+                <w:szCs w:val="22"/>
+              </w:rPr>
+              <w:t>Visual presentations of relevant</w:t>
+            </w:r>
+            <w:r>
+              <w:rPr>
+                <w:sz w:val="22"/>
+                <w:szCs w:val="22"/>
+              </w:rPr>
+              <w:t xml:space="preserve"> results</w:t>
+            </w:r>
+            <w:r>
+              <w:rPr>
+                <w:sz w:val="22"/>
+                <w:szCs w:val="22"/>
+              </w:rPr>
+              <w:t xml:space="preserve"> are acceptable</w:t>
+            </w:r>
+            <w:r>
+              <w:rPr>
+                <w:sz w:val="22"/>
+                <w:szCs w:val="22"/>
+              </w:rPr>
+              <w:t xml:space="preserve">, if </w:t>
+            </w:r>
+            <w:r>
+              <w:rPr>
+                <w:sz w:val="22"/>
+                <w:szCs w:val="22"/>
+              </w:rPr>
+              <w:t>key to</w:t>
+            </w:r>
+            <w:r>
+              <w:rPr>
+                <w:sz w:val="22"/>
+                <w:szCs w:val="22"/>
+              </w:rPr>
+              <w:t xml:space="preserve"> decision making</w:t>
             </w:r>
           </w:p>
         </w:tc>
@@ -12035,16 +12241,15 @@
                 <w:szCs w:val="22"/>
                 <w:lang w:val="en-US"/>
               </w:rPr>
-              <w:t xml:space="preserve">Suggest </w:t>
-            </w:r>
-            <w:proofErr w:type="gramStart"/>
+              <w:t xml:space="preserve">Suggest to </w:t>
+            </w:r>
             <w:r>
               <w:rPr>
                 <w:sz w:val="22"/>
                 <w:szCs w:val="22"/>
                 <w:lang w:val="en-US"/>
               </w:rPr>
-              <w:t xml:space="preserve">to </w:t>
+              <w:t xml:space="preserve">use the same text as in the </w:t>
             </w:r>
             <w:r>
               <w:rPr>
@@ -12052,16 +12257,7 @@
                 <w:szCs w:val="22"/>
                 <w:lang w:val="en-US"/>
               </w:rPr>
-              <w:t>use</w:t>
-            </w:r>
-            <w:proofErr w:type="gramEnd"/>
-            <w:r>
-              <w:rPr>
-                <w:sz w:val="22"/>
-                <w:szCs w:val="22"/>
-                <w:lang w:val="en-US"/>
-              </w:rPr>
-              <w:t xml:space="preserve"> the same text as in the MAP</w:t>
+              <w:t>MAP</w:t>
             </w:r>
             <w:r>
               <w:rPr>
@@ -12238,7 +12434,10 @@
         <w:t xml:space="preserve">the Analysis </w:t>
       </w:r>
       <w:r>
-        <w:t>Data</w:t>
+        <w:t>D</w:t>
+      </w:r>
+      <w:r>
+        <w:t>ata</w:t>
       </w:r>
       <w:bookmarkEnd w:id="34"/>
       <w:bookmarkEnd w:id="35"/>
@@ -12366,25 +12565,7 @@
                 <w:szCs w:val="22"/>
                 <w:lang w:val="en-US"/>
               </w:rPr>
-              <w:t xml:space="preserve">Essential information </w:t>
-            </w:r>
-            <w:proofErr w:type="gramStart"/>
-            <w:r>
-              <w:rPr>
-                <w:sz w:val="22"/>
-                <w:szCs w:val="22"/>
-                <w:lang w:val="en-US"/>
-              </w:rPr>
-              <w:t>include</w:t>
-            </w:r>
-            <w:proofErr w:type="gramEnd"/>
-            <w:r>
-              <w:rPr>
-                <w:sz w:val="22"/>
-                <w:szCs w:val="22"/>
-                <w:lang w:val="en-US"/>
-              </w:rPr>
-              <w:t xml:space="preserve"> description of studies, population/design, samples/participant(range), and sampling design information.</w:t>
+              <w:t>Essential information include description of studies, population/design, samples/participant(range), and sampling design information.</w:t>
             </w:r>
           </w:p>
           <w:p>
@@ -13120,7 +13301,6 @@
       <w:tr>
         <w:trPr>
           <w:cantSplit/>
-          <w:hidden/>
         </w:trPr>
         <w:tc>
           <w:tcPr>
@@ -13138,7 +13318,41 @@
                 <w:highlight w:val="cyan"/>
                 <w:lang w:val="en-US"/>
               </w:rPr>
-              <w:t>{{add any additional studies}}</w:t>
+              <w:t>{{</w:t>
+            </w:r>
+            <w:r>
+              <w:rPr>
+                <w:highlight w:val="cyan"/>
+                <w:lang w:val="en-US"/>
+              </w:rPr>
+              <w:t xml:space="preserve">add </w:t>
+            </w:r>
+            <w:r>
+              <w:rPr>
+                <w:highlight w:val="cyan"/>
+                <w:lang w:val="en-US"/>
+              </w:rPr>
+              <w:t xml:space="preserve">any </w:t>
+            </w:r>
+            <w:r>
+              <w:rPr>
+                <w:highlight w:val="cyan"/>
+                <w:lang w:val="en-US"/>
+              </w:rPr>
+              <w:t>additional studies</w:t>
+            </w:r>
+            <w:r>
+              <w:rPr>
+                <w:highlight w:val="cyan"/>
+                <w:lang w:val="en-US"/>
+              </w:rPr>
+              <w:t>}}</w:t>
+            </w:r>
+            <w:r>
+              <w:rPr>
+                <w:vanish/>
+              </w:rPr>
+              <w:t/>
             </w:r>
             <w:r>
               <w:rPr>
@@ -13386,7 +13600,19 @@
         <w:t xml:space="preserve">and </w:t>
       </w:r>
       <w:r>
-        <w:t>Source Data File</w:t>
+        <w:t xml:space="preserve">Source </w:t>
+      </w:r>
+      <w:r>
+        <w:t>D</w:t>
+      </w:r>
+      <w:r>
+        <w:t xml:space="preserve">ata </w:t>
+      </w:r>
+      <w:r>
+        <w:t>F</w:t>
+      </w:r>
+      <w:r>
+        <w:t>ile</w:t>
       </w:r>
       <w:bookmarkEnd w:id="42"/>
       <w:bookmarkEnd w:id="43"/>
@@ -13403,10 +13629,31 @@
         <w:rPr>
           <w:highlight w:val="cyan"/>
         </w:rPr>
-        <w:t>{{ name of source data file }}</w:t>
-      </w:r>
-      <w:r>
-        <w:t xml:space="preserve"> was prepared according to AZ Clinical Data Standards. </w:t>
+        <w:t>{{</w:t>
+      </w:r>
+      <w:r>
+        <w:rPr>
+          <w:highlight w:val="cyan"/>
+        </w:rPr>
+        <w:t xml:space="preserve"> name of source data file </w:t>
+      </w:r>
+      <w:r>
+        <w:rPr>
+          <w:highlight w:val="cyan"/>
+        </w:rPr>
+        <w:t>}</w:t>
+      </w:r>
+      <w:r>
+        <w:t>}</w:t>
+      </w:r>
+      <w:r>
+        <w:t xml:space="preserve"> was prepared according to </w:t>
+      </w:r>
+      <w:r>
+        <w:t>AZ Clinical Data Standards</w:t>
+      </w:r>
+      <w:r>
+        <w:t xml:space="preserve">. </w:t>
       </w:r>
       <w:r>
         <w:rPr>
@@ -13466,7 +13713,22 @@
         <w:t xml:space="preserve"> </w:t>
       </w:r>
       <w:r>
-        <w:t>The dataset is described in the Pharmacometrics Data Specification</w:t>
+        <w:t xml:space="preserve">The dataset </w:t>
+      </w:r>
+      <w:r>
+        <w:t>is</w:t>
+      </w:r>
+      <w:r>
+        <w:t xml:space="preserve"> described in </w:t>
+      </w:r>
+      <w:r>
+        <w:t>the</w:t>
+      </w:r>
+      <w:r>
+        <w:t xml:space="preserve"> </w:t>
+      </w:r>
+      <w:r>
+        <w:t>Pharmacometrics Data Specification</w:t>
       </w:r>
       <w:r>
         <w:t xml:space="preserve"> (</w:t>
@@ -13501,7 +13763,19 @@
       <w:bookmarkStart w:id="47" w:name="_Toc57021180"/>
       <w:bookmarkStart w:id="48" w:name="_Toc224140064"/>
       <w:r>
-        <w:t>Derived Analysis Dataset</w:t>
+        <w:t xml:space="preserve">Derived </w:t>
+      </w:r>
+      <w:r>
+        <w:t>A</w:t>
+      </w:r>
+      <w:r>
+        <w:t xml:space="preserve">nalysis </w:t>
+      </w:r>
+      <w:r>
+        <w:t>D</w:t>
+      </w:r>
+      <w:r>
+        <w:t>ataset</w:t>
       </w:r>
       <w:bookmarkEnd w:id="46"/>
       <w:bookmarkEnd w:id="47"/>
@@ -13573,7 +13847,56 @@
                 <w:sz w:val="22"/>
                 <w:szCs w:val="22"/>
               </w:rPr>
-              <w:t xml:space="preserve"> description of any transformations performed on the source data file, if any, to arrive at the modelling dataset (e.g., binning of a continuous covariate into categories, logarithmic (or other) transformation, new variables, imputation, etc.)</w:t>
+              <w:t xml:space="preserve"> description of any </w:t>
+            </w:r>
+            <w:r>
+              <w:rPr>
+                <w:sz w:val="22"/>
+                <w:szCs w:val="22"/>
+              </w:rPr>
+              <w:t>transformations</w:t>
+            </w:r>
+            <w:r>
+              <w:rPr>
+                <w:sz w:val="22"/>
+                <w:szCs w:val="22"/>
+              </w:rPr>
+              <w:t xml:space="preserve"> performed on the source data file</w:t>
+            </w:r>
+            <w:r>
+              <w:rPr>
+                <w:sz w:val="22"/>
+                <w:szCs w:val="22"/>
+              </w:rPr>
+              <w:t>, if any,</w:t>
+            </w:r>
+            <w:r>
+              <w:rPr>
+                <w:sz w:val="22"/>
+                <w:szCs w:val="22"/>
+              </w:rPr>
+              <w:t xml:space="preserve"> to arrive at the modelling dataset (e.g., binning of a continuous covariate into categories, log</w:t>
+            </w:r>
+            <w:r>
+              <w:rPr>
+                <w:sz w:val="22"/>
+                <w:szCs w:val="22"/>
+              </w:rPr>
+              <w:t>arithmic</w:t>
+            </w:r>
+            <w:r>
+              <w:rPr>
+                <w:sz w:val="22"/>
+                <w:szCs w:val="22"/>
+              </w:rPr>
+              <w:t xml:space="preserve"> (or other) transformation, </w:t>
+            </w:r>
+            <w:r>
+              <w:rPr>
+                <w:sz w:val="22"/>
+                <w:szCs w:val="22"/>
+              </w:rPr>
+              <w:t>new variables, imputation, etc.)</w:t>
             </w:r>
           </w:p>
         </w:tc>
@@ -13694,7 +14017,21 @@
                 <w:sz w:val="22"/>
                 <w:szCs w:val="22"/>
               </w:rPr>
-              <w:t xml:space="preserve">Provide listings of specific data points removed from the dataset (pre-modelling), and the reason for omission in </w:t>
+              <w:t xml:space="preserve">Provide listings of specific data points removed from the dataset (pre-modelling), </w:t>
+            </w:r>
+            <w:r>
+              <w:rPr>
+                <w:sz w:val="22"/>
+                <w:szCs w:val="22"/>
+              </w:rPr>
+              <w:t>and</w:t>
+            </w:r>
+            <w:r>
+              <w:rPr>
+                <w:sz w:val="22"/>
+                <w:szCs w:val="22"/>
+              </w:rPr>
+              <w:t xml:space="preserve"> the reason for omission in </w:t>
             </w:r>
             <w:r>
               <w:rPr>
@@ -13728,7 +14065,13 @@
         <w:t xml:space="preserve"> </w:t>
       </w:r>
       <w:r>
-        <w:t xml:space="preserve">missing or erroneous data was performed as outlined in the MAP. </w:t>
+        <w:t xml:space="preserve">missing or erroneous data was </w:t>
+      </w:r>
+      <w:r>
+        <w:t>performed as outlined in the MAP</w:t>
+      </w:r>
+      <w:r>
+        <w:t xml:space="preserve">. </w:t>
       </w:r>
     </w:p>
     <w:p>
@@ -13888,14 +14231,27 @@
                 <w:sz w:val="22"/>
                 <w:szCs w:val="22"/>
               </w:rPr>
-              <w:t xml:space="preserve">Add description and justification of used LLOQ handling. </w:t>
+              <w:t>Add description and justification of used LLOQ handling.</w:t>
             </w:r>
             <w:r>
               <w:rPr>
                 <w:sz w:val="22"/>
                 <w:szCs w:val="22"/>
               </w:rPr>
+              <w:t xml:space="preserve"> </w:t>
+            </w:r>
+            <w:r>
+              <w:rPr>
+                <w:sz w:val="22"/>
+                <w:szCs w:val="22"/>
+              </w:rPr>
               <w:br/>
+            </w:r>
+            <w:r>
+              <w:rPr>
+                <w:sz w:val="22"/>
+                <w:szCs w:val="22"/>
+              </w:rPr>
               <w:t xml:space="preserve">(MAP states: </w:t>
             </w:r>
             <w:r>
@@ -13943,7 +14299,55 @@
           <w:highlight w:val="cyan"/>
           <w:lang w:val="en-US"/>
         </w:rPr>
-        <w:t>{{add selected strategy and justification}}</w:t>
+        <w:t>&lt;&lt;text:</w:t>
+      </w:r>
+      <w:r>
+        <w:rPr>
+          <w:highlight w:val="cyan"/>
+          <w:lang w:val="en-US"/>
+        </w:rPr>
+        <w:t>a</w:t>
+      </w:r>
+      <w:r>
+        <w:rPr>
+          <w:highlight w:val="cyan"/>
+          <w:lang w:val="en-US"/>
+        </w:rPr>
+        <w:t>dd</w:t>
+      </w:r>
+      <w:r>
+        <w:rPr>
+          <w:highlight w:val="cyan"/>
+          <w:lang w:val="en-US"/>
+        </w:rPr>
+        <w:t xml:space="preserve"> selected strategy </w:t>
+      </w:r>
+      <w:r>
+        <w:rPr>
+          <w:highlight w:val="cyan"/>
+          <w:lang w:val="en-US"/>
+        </w:rPr>
+        <w:t xml:space="preserve">and </w:t>
+      </w:r>
+      <w:r>
+        <w:rPr>
+          <w:highlight w:val="cyan"/>
+          <w:lang w:val="en-US"/>
+        </w:rPr>
+        <w:t>justification</w:t>
+      </w:r>
+      <w:r>
+        <w:rPr>
+          <w:highlight w:val="cyan"/>
+          <w:lang w:val="en-US"/>
+        </w:rPr>
+        <w:t>&gt;&gt;</w:t>
+      </w:r>
+      <w:r>
+        <w:rPr>
+          <w:vanish/>
+        </w:rPr>
+        <w:t/>
       </w:r>
       <w:r>
         <w:rPr>
@@ -14073,7 +14477,10 @@
         <w:pStyle w:val="Paragraph"/>
       </w:pPr>
       <w:r>
-        <w:t xml:space="preserve">Handling of outliers </w:t>
+        <w:t xml:space="preserve">Handling of </w:t>
+      </w:r>
+      <w:r>
+        <w:t xml:space="preserve">outliers </w:t>
       </w:r>
       <w:r>
         <w:t>w</w:t>
@@ -14100,7 +14507,43 @@
           <w:highlight w:val="cyan"/>
           <w:lang w:val="en-US"/>
         </w:rPr>
-        <w:t>{{Add specific considerations/strategies used}}</w:t>
+        <w:t>&lt;&lt;</w:t>
+      </w:r>
+      <w:r>
+        <w:rPr>
+          <w:highlight w:val="cyan"/>
+        </w:rPr>
+        <w:t>te</w:t>
+      </w:r>
+      <w:r>
+        <w:rPr>
+          <w:highlight w:val="cyan"/>
+        </w:rPr>
+        <w:t>x</w:t>
+      </w:r>
+      <w:r>
+        <w:rPr>
+          <w:highlight w:val="cyan"/>
+        </w:rPr>
+        <w:t>t:</w:t>
+      </w:r>
+      <w:r>
+        <w:rPr>
+          <w:highlight w:val="cyan"/>
+        </w:rPr>
+        <w:t>Add specific considerations/strategies used</w:t>
+      </w:r>
+      <w:r>
+        <w:rPr>
+          <w:highlight w:val="cyan"/>
+        </w:rPr>
+        <w:t>&gt;&gt;</w:t>
+      </w:r>
+      <w:r>
+        <w:rPr>
+          <w:vanish/>
+        </w:rPr>
+        <w:t/>
       </w:r>
       <w:r>
         <w:rPr>
@@ -14274,7 +14717,13 @@
         <w:pStyle w:val="Paragraph"/>
       </w:pPr>
       <w:r>
-        <w:t xml:space="preserve">Handling of covariates </w:t>
+        <w:t xml:space="preserve">Handling of </w:t>
+      </w:r>
+      <w:r>
+        <w:t>covariates</w:t>
+      </w:r>
+      <w:r>
+        <w:t xml:space="preserve"> </w:t>
       </w:r>
       <w:r>
         <w:t>w</w:t>
@@ -14454,7 +14903,19 @@
         <w:rPr>
           <w:highlight w:val="cyan"/>
         </w:rPr>
-        <w:t>{{4}}</w:t>
+        <w:t>{{</w:t>
+      </w:r>
+      <w:r>
+        <w:rPr>
+          <w:highlight w:val="cyan"/>
+        </w:rPr>
+        <w:t>4</w:t>
+      </w:r>
+      <w:r>
+        <w:rPr>
+          <w:highlight w:val="cyan"/>
+        </w:rPr>
+        <w:t>}}</w:t>
       </w:r>
       <w:r>
         <w:rPr>
@@ -14602,7 +15063,127 @@
                 <w:szCs w:val="22"/>
                 <w:lang w:val="en-US"/>
               </w:rPr>
-              <w:t xml:space="preserve">For all subsections across methods, please copy paste relevant text from the MAP. Make changes as necessary and detail which option that was used if several are provided in the MAP (e.g. specify transformations made and provide relevant functional forms). </w:t>
+              <w:t xml:space="preserve">For </w:t>
+            </w:r>
+            <w:r>
+              <w:rPr>
+                <w:sz w:val="22"/>
+                <w:szCs w:val="22"/>
+                <w:lang w:val="en-US"/>
+              </w:rPr>
+              <w:t xml:space="preserve">all subsections across </w:t>
+            </w:r>
+            <w:r>
+              <w:rPr>
+                <w:sz w:val="22"/>
+                <w:szCs w:val="22"/>
+                <w:lang w:val="en-US"/>
+              </w:rPr>
+              <w:t xml:space="preserve">methods, </w:t>
+            </w:r>
+            <w:r>
+              <w:rPr>
+                <w:sz w:val="22"/>
+                <w:szCs w:val="22"/>
+                <w:lang w:val="en-US"/>
+              </w:rPr>
+              <w:t xml:space="preserve">please copy paste relevant </w:t>
+            </w:r>
+            <w:r>
+              <w:rPr>
+                <w:sz w:val="22"/>
+                <w:szCs w:val="22"/>
+                <w:lang w:val="en-US"/>
+              </w:rPr>
+              <w:t>text from the MAP.</w:t>
+            </w:r>
+            <w:r>
+              <w:rPr>
+                <w:sz w:val="22"/>
+                <w:szCs w:val="22"/>
+                <w:lang w:val="en-US"/>
+              </w:rPr>
+              <w:t xml:space="preserve"> Make changes as necessary</w:t>
+            </w:r>
+            <w:r>
+              <w:rPr>
+                <w:sz w:val="22"/>
+                <w:szCs w:val="22"/>
+                <w:lang w:val="en-US"/>
+              </w:rPr>
+              <w:t xml:space="preserve"> and detail which option that was used if several are provided in </w:t>
+            </w:r>
+            <w:r>
+              <w:rPr>
+                <w:sz w:val="22"/>
+                <w:szCs w:val="22"/>
+                <w:lang w:val="en-US"/>
+              </w:rPr>
+              <w:t>the MAP</w:t>
+            </w:r>
+            <w:r>
+              <w:rPr>
+                <w:sz w:val="22"/>
+                <w:szCs w:val="22"/>
+                <w:lang w:val="en-US"/>
+              </w:rPr>
+              <w:t xml:space="preserve"> (e.g. </w:t>
+            </w:r>
+            <w:r>
+              <w:rPr>
+                <w:sz w:val="22"/>
+                <w:szCs w:val="22"/>
+                <w:lang w:val="en-US"/>
+              </w:rPr>
+              <w:t xml:space="preserve">specify </w:t>
+            </w:r>
+            <w:r>
+              <w:rPr>
+                <w:sz w:val="22"/>
+                <w:szCs w:val="22"/>
+                <w:lang w:val="en-US"/>
+              </w:rPr>
+              <w:t xml:space="preserve">transformations </w:t>
+            </w:r>
+            <w:r>
+              <w:rPr>
+                <w:sz w:val="22"/>
+                <w:szCs w:val="22"/>
+                <w:lang w:val="en-US"/>
+              </w:rPr>
+              <w:t>made and provide relevant</w:t>
+            </w:r>
+            <w:r>
+              <w:rPr>
+                <w:sz w:val="22"/>
+                <w:szCs w:val="22"/>
+                <w:lang w:val="en-US"/>
+              </w:rPr>
+              <w:t xml:space="preserve"> </w:t>
+            </w:r>
+            <w:r>
+              <w:rPr>
+                <w:sz w:val="22"/>
+                <w:szCs w:val="22"/>
+                <w:lang w:val="en-US"/>
+              </w:rPr>
+              <w:t>functional forms</w:t>
+            </w:r>
+            <w:r>
+              <w:rPr>
+                <w:sz w:val="22"/>
+                <w:szCs w:val="22"/>
+                <w:lang w:val="en-US"/>
+              </w:rPr>
+              <w:t>)</w:t>
+            </w:r>
+            <w:r>
+              <w:rPr>
+                <w:sz w:val="22"/>
+                <w:szCs w:val="22"/>
+                <w:lang w:val="en-US"/>
+              </w:rPr>
+              <w:t xml:space="preserve">. </w:t>
             </w:r>
             <w:r>
               <w:rPr>
@@ -14620,7 +15201,17 @@
                 <w:szCs w:val="22"/>
                 <w:lang w:val="en-US"/>
               </w:rPr>
-              <w:t>Please remember to change to past tense where relevant.</w:t>
+              <w:t>Please remember</w:t>
+            </w:r>
+            <w:r>
+              <w:rPr>
+                <w:i/>
+                <w:iCs/>
+                <w:sz w:val="22"/>
+                <w:szCs w:val="22"/>
+                <w:lang w:val="en-US"/>
+              </w:rPr>
+              <w:t xml:space="preserve"> to change to past tense where relevant.</w:t>
             </w:r>
           </w:p>
         </w:tc>
@@ -14993,13 +15584,7 @@
       </w:pPr>
       <w:r>
         <w:rPr>
-          <w:vanish/>
-        </w:rPr>
-        <w:t/>
-      </w:r>
-      <w:r>
-        <w:rPr>
-          <w:b/>
+          <w:lang w:val="en-US"/>
         </w:rPr>
         <w:t>&lt;&lt;Name:model run summary|Title:Model run summary table|Footnote:Summary of key model run outputs.|Files:106-pk-params.docx|Type:table&gt;&gt;</w:t>
       </w:r>
@@ -15014,29 +15599,6 @@
           <w:vanish/>
         </w:rPr>
         <w:t>[[BLOCK_ID:blk_model_run_summary]]</w:t>
-      </w:r>
-    </w:p>
-    <w:p>
-      <w:pPr>
-        <w:pStyle w:val="Paragraph"/>
-      </w:pPr>
-      <w:r>
-        <w:rPr>
-          <w:vanish/>
-        </w:rPr>
-        <w:t/>
-      </w:r>
-      <w:r>
-        <w:rPr>
-          <w:sz w:val="20"/>
-        </w:rPr>
-        <w:t/>
-      </w:r>
-      <w:r>
-        <w:rPr>
-          <w:vanish/>
-        </w:rPr>
-        <w:t/>
       </w:r>
     </w:p>
     <w:p>
@@ -15055,6 +15617,9 @@
       <w:pPr>
         <w:pStyle w:val="Paragraph"/>
       </w:pPr>
+      <w:r>
+        <w:t>&lt;&lt;Name:model bootstrap plot|Title:Bootstrap diagnostic plot|Footnote:Bootstrap plot for final model assessment.|Files:106-bootstrap.png|Type:image&gt;&gt;</w:t>
+      </w:r>
       <w:bookmarkStart w:id="71" w:name="_Toc422332964"/>
       <w:bookmarkStart w:id="72" w:name="_Toc57021195"/>
       <w:r>
@@ -15068,19 +15633,6 @@
         <w:rPr>
           <w:vanish/>
         </w:rPr>
-        <w:lastRenderedPageBreak/>
-        <w:t/>
-      </w:r>
-      <w:r>
-        <w:rPr>
-          <w:b/>
-        </w:rPr>
-        <w:t>&lt;&lt;Name:model bootstrap plot|Title:Bootstrap diagnostic plot|Footnote:Bootstrap plot for final model assessment.|Files:106-bootstrap.png|Type:image&gt;&gt;</w:t>
-      </w:r>
-      <w:r>
-        <w:rPr>
-          <w:vanish/>
-        </w:rPr>
         <w:t/>
       </w:r>
       <w:r>
@@ -15088,45 +15640,6 @@
           <w:vanish/>
         </w:rPr>
         <w:t>[[BLOCK_ID:blk_model_bootstrap_plot]]</w:t>
-      </w:r>
-    </w:p>
-    <w:p>
-      <w:pPr>
-        <w:jc w:val="center"/>
-      </w:pPr>
-      <w:r>
-        <w:rPr>
-          <w:noProof/>
-        </w:rPr>
-      </w:r>
-      <w:r>
-        <w:rPr>
-          <w:vanish/>
-        </w:rPr>
-        <w:t/>
-      </w:r>
-    </w:p>
-    <w:p>
-      <w:pPr>
-        <w:pStyle w:val="Paragraph"/>
-      </w:pPr>
-      <w:r>
-        <w:rPr>
-          <w:vanish/>
-        </w:rPr>
-        <w:t/>
-      </w:r>
-      <w:r>
-        <w:rPr>
-          <w:sz w:val="20"/>
-        </w:rPr>
-        <w:t/>
-      </w:r>
-      <w:r>
-        <w:rPr>
-          <w:vanish/>
-        </w:rPr>
-        <w:t/>
       </w:r>
     </w:p>
     <w:p>
@@ -15204,7 +15717,39 @@
                 <w:szCs w:val="22"/>
                 <w:lang w:val="en-US"/>
               </w:rPr>
-              <w:t>For this subsection, please refer to the MAP. Add any relevant additional information, e.g. number of simulations/samples used in the VPCs and bootstraps.</w:t>
+              <w:t xml:space="preserve">For this subsection, </w:t>
+            </w:r>
+            <w:r>
+              <w:rPr>
+                <w:sz w:val="22"/>
+                <w:szCs w:val="22"/>
+                <w:lang w:val="en-US"/>
+              </w:rPr>
+              <w:t>please refer to the MAP.</w:t>
+            </w:r>
+            <w:r>
+              <w:rPr>
+                <w:sz w:val="22"/>
+                <w:szCs w:val="22"/>
+                <w:lang w:val="en-US"/>
+              </w:rPr>
+              <w:t xml:space="preserve"> Add any relevant </w:t>
+            </w:r>
+            <w:r>
+              <w:rPr>
+                <w:sz w:val="22"/>
+                <w:szCs w:val="22"/>
+                <w:lang w:val="en-US"/>
+              </w:rPr>
+              <w:t>additional information, e.g. number of simulations/samples used in the VPCs and bootstraps</w:t>
+            </w:r>
+            <w:r>
+              <w:rPr>
+                <w:sz w:val="22"/>
+                <w:szCs w:val="22"/>
+                <w:lang w:val="en-US"/>
+              </w:rPr>
+              <w:t>.</w:t>
             </w:r>
             <w:r>
               <w:rPr>
@@ -15233,7 +15778,16 @@
         <w:pStyle w:val="Paragraph"/>
       </w:pPr>
       <w:r>
-        <w:t>Model evaluation was performed as outlined in the MAP.</w:t>
+        <w:t xml:space="preserve">Model evaluation was </w:t>
+      </w:r>
+      <w:r>
+        <w:t>performed</w:t>
+      </w:r>
+      <w:r>
+        <w:t xml:space="preserve"> a</w:t>
+      </w:r>
+      <w:r>
+        <w:t>s outlined in the MAP.</w:t>
       </w:r>
       <w:bookmarkStart w:id="74" w:name="_Toc422332972"/>
       <w:bookmarkStart w:id="75" w:name="_Toc57021203"/>
@@ -15244,7 +15798,6 @@
       </w:pPr>
       <w:bookmarkStart w:id="76" w:name="_Toc224140080"/>
       <w:r>
-        <w:lastRenderedPageBreak/>
         <w:t>Simulations</w:t>
       </w:r>
       <w:bookmarkEnd w:id="74"/>
@@ -15282,7 +15835,16 @@
         <w:t xml:space="preserve">Hardware and </w:t>
       </w:r>
       <w:r>
-        <w:t>Software Details</w:t>
+        <w:t>S</w:t>
+      </w:r>
+      <w:r>
+        <w:t xml:space="preserve">oftware </w:t>
+      </w:r>
+      <w:r>
+        <w:t>D</w:t>
+      </w:r>
+      <w:r>
+        <w:t>etails</w:t>
       </w:r>
       <w:bookmarkEnd w:id="79"/>
       <w:bookmarkEnd w:id="80"/>
@@ -15300,6 +15862,9 @@
       <w:bookmarkStart w:id="83" w:name="_Toc57021205"/>
       <w:bookmarkStart w:id="84" w:name="_Toc224140084"/>
       <w:r>
+        <w:t>&lt;&lt;Name:categorical covariate summary |Title:Categorical covariate summary|Footnote:Categorical covariate distribution by study.|Files:cat-cov-sum-study.docx|Type:table&gt;&gt;</w:t>
+      </w:r>
+      <w:r>
         <w:rPr>
           <w:vanish/>
         </w:rPr>
@@ -15307,44 +15872,9 @@
       </w:r>
       <w:r>
         <w:rPr>
-          <w:b/>
-        </w:rPr>
-        <w:t>&lt;&lt;Name:categorical covariate summary |Title:Categorical covariate summary|Footnote:Categorical covariate distribution by study.|Files:cat-cov-sum-study.docx|Type:table&gt;&gt;</w:t>
-      </w:r>
-      <w:r>
-        <w:rPr>
-          <w:vanish/>
-        </w:rPr>
-        <w:t/>
-      </w:r>
-      <w:r>
-        <w:rPr>
           <w:vanish/>
         </w:rPr>
         <w:t>[[BLOCK_ID:blk_categorical_covariate_summary]]</w:t>
-      </w:r>
-    </w:p>
-    <w:p>
-      <w:pPr>
-        <w:pStyle w:val="Paragraph"/>
-      </w:pPr>
-      <w:r>
-        <w:rPr>
-          <w:vanish/>
-        </w:rPr>
-        <w:t/>
-      </w:r>
-      <w:r>
-        <w:rPr>
-          <w:sz w:val="20"/>
-        </w:rPr>
-        <w:t/>
-      </w:r>
-      <w:r>
-        <w:rPr>
-          <w:vanish/>
-        </w:rPr>
-        <w:t/>
       </w:r>
     </w:p>
     <w:p>
@@ -15352,7 +15882,22 @@
         <w:pStyle w:val="Heading2"/>
       </w:pPr>
       <w:r>
-        <w:t>Deviations from Analysis Plan</w:t>
+        <w:t>Deviations from</w:t>
+      </w:r>
+      <w:r>
+        <w:t xml:space="preserve"> </w:t>
+      </w:r>
+      <w:r>
+        <w:t>A</w:t>
+      </w:r>
+      <w:r>
+        <w:t xml:space="preserve">nalysis </w:t>
+      </w:r>
+      <w:r>
+        <w:t>P</w:t>
+      </w:r>
+      <w:r>
+        <w:t>lan</w:t>
       </w:r>
       <w:bookmarkEnd w:id="82"/>
       <w:bookmarkEnd w:id="83"/>
@@ -15408,7 +15953,49 @@
                 <w:sz w:val="22"/>
                 <w:szCs w:val="22"/>
               </w:rPr>
-              <w:t>This section describes and explains rationale for any deviations in the conduct of the analysis from the Model Analysis Plan, e.g., changes in response to data review, or challenges in the specified approach.</w:t>
+              <w:t>This section describes</w:t>
+            </w:r>
+            <w:r>
+              <w:rPr>
+                <w:sz w:val="22"/>
+                <w:szCs w:val="22"/>
+              </w:rPr>
+              <w:t xml:space="preserve"> and explains rationale for</w:t>
+            </w:r>
+            <w:r>
+              <w:rPr>
+                <w:sz w:val="22"/>
+                <w:szCs w:val="22"/>
+              </w:rPr>
+              <w:t xml:space="preserve"> any deviations in the conduct of the analysis from the </w:t>
+            </w:r>
+            <w:r>
+              <w:rPr>
+                <w:sz w:val="22"/>
+                <w:szCs w:val="22"/>
+              </w:rPr>
+              <w:t xml:space="preserve">Model </w:t>
+            </w:r>
+            <w:r>
+              <w:rPr>
+                <w:sz w:val="22"/>
+                <w:szCs w:val="22"/>
+              </w:rPr>
+              <w:t>Analysis Plan</w:t>
+            </w:r>
+            <w:r>
+              <w:rPr>
+                <w:sz w:val="22"/>
+                <w:szCs w:val="22"/>
+              </w:rPr>
+              <w:t>, e.g., changes in response to data review, or challenges in the specified approach</w:t>
+            </w:r>
+            <w:r>
+              <w:rPr>
+                <w:sz w:val="22"/>
+                <w:szCs w:val="22"/>
+              </w:rPr>
+              <w:t>.</w:t>
             </w:r>
             <w:r>
               <w:t xml:space="preserve"> </w:t>
@@ -15422,7 +16009,16 @@
         <w:pStyle w:val="Paragraph"/>
       </w:pPr>
       <w:r>
-        <w:t>{{pa}}</w:t>
+        <w:t>{{pa</w:t>
+      </w:r>
+      <w:r>
+        <w:t>}}</w:t>
+      </w:r>
+      <w:r>
+        <w:rPr>
+          <w:vanish/>
+        </w:rPr>
+        <w:t/>
       </w:r>
       <w:r>
         <w:rPr>
@@ -15442,7 +16038,6 @@
         <w:rPr>
           <w:caps w:val="0"/>
         </w:rPr>
-        <w:lastRenderedPageBreak/>
         <w:t>RESULTS</w:t>
       </w:r>
       <w:bookmarkEnd w:id="85"/>
@@ -15503,7 +16098,14 @@
                 <w:sz w:val="22"/>
                 <w:szCs w:val="22"/>
               </w:rPr>
-              <w:t xml:space="preserve">This section focuses on results from exploration of the data, development of models, and subsequent simulations/inferences. The primary audience for this section: technical reader, reviewers. </w:t>
+              <w:t xml:space="preserve">This section focuses on results from exploration of the data, development of models, and subsequent simulations/inferences. </w:t>
+            </w:r>
+            <w:r>
+              <w:rPr>
+                <w:sz w:val="22"/>
+                <w:szCs w:val="22"/>
+              </w:rPr>
+              <w:t xml:space="preserve">The primary audience for this section: technical reader, reviewers. </w:t>
             </w:r>
           </w:p>
           <w:p>
@@ -15555,19 +16157,110 @@
                 <w:sz w:val="22"/>
                 <w:szCs w:val="22"/>
               </w:rPr>
-              <w:t>Description, diagnostics and qualification of key models including, but not limited to, the base and final models. The final model, model building steps, qualification, final parameter estimates, and deviations from planned analyses should be clear.</w:t>
-            </w:r>
-          </w:p>
-          <w:p>
-            <w:pPr>
-              <w:pStyle w:val="ListBullet"/>
-            </w:pPr>
+              <w:t>D</w:t>
+            </w:r>
             <w:r>
               <w:rPr>
                 <w:sz w:val="22"/>
                 <w:szCs w:val="22"/>
               </w:rPr>
-              <w:t>Tables and/or figures should be included as appropriate to explain the course of model development.</w:t>
+              <w:t>escription, diagnostics and qualification</w:t>
+            </w:r>
+            <w:r>
+              <w:rPr>
+                <w:sz w:val="22"/>
+                <w:szCs w:val="22"/>
+              </w:rPr>
+              <w:t xml:space="preserve"> of key models including</w:t>
+            </w:r>
+            <w:r>
+              <w:rPr>
+                <w:sz w:val="22"/>
+                <w:szCs w:val="22"/>
+              </w:rPr>
+              <w:t xml:space="preserve">, </w:t>
+            </w:r>
+            <w:r>
+              <w:rPr>
+                <w:sz w:val="22"/>
+                <w:szCs w:val="22"/>
+              </w:rPr>
+              <w:t>but not limited to</w:t>
+            </w:r>
+            <w:r>
+              <w:rPr>
+                <w:sz w:val="22"/>
+                <w:szCs w:val="22"/>
+              </w:rPr>
+              <w:t xml:space="preserve">, </w:t>
+            </w:r>
+            <w:r>
+              <w:rPr>
+                <w:sz w:val="22"/>
+                <w:szCs w:val="22"/>
+              </w:rPr>
+              <w:t xml:space="preserve">the </w:t>
+            </w:r>
+            <w:r>
+              <w:rPr>
+                <w:sz w:val="22"/>
+                <w:szCs w:val="22"/>
+              </w:rPr>
+              <w:t xml:space="preserve">base and </w:t>
+            </w:r>
+            <w:r>
+              <w:rPr>
+                <w:sz w:val="22"/>
+                <w:szCs w:val="22"/>
+              </w:rPr>
+              <w:t>final model</w:t>
+            </w:r>
+            <w:r>
+              <w:rPr>
+                <w:sz w:val="22"/>
+                <w:szCs w:val="22"/>
+              </w:rPr>
+              <w:t>s</w:t>
+            </w:r>
+            <w:r>
+              <w:rPr>
+                <w:sz w:val="22"/>
+                <w:szCs w:val="22"/>
+              </w:rPr>
+              <w:t>.</w:t>
+            </w:r>
+            <w:r>
+              <w:rPr>
+                <w:sz w:val="22"/>
+                <w:szCs w:val="22"/>
+              </w:rPr>
+              <w:t xml:space="preserve"> The final model, model building steps, qualification, final parameter estimates, and deviations from planned analyses should be clear.</w:t>
+            </w:r>
+          </w:p>
+          <w:p>
+            <w:pPr>
+              <w:pStyle w:val="ListBullet"/>
+            </w:pPr>
+            <w:r>
+              <w:rPr>
+                <w:sz w:val="22"/>
+                <w:szCs w:val="22"/>
+              </w:rPr>
+              <w:t xml:space="preserve">Tables and/or figures should be included </w:t>
+            </w:r>
+            <w:r>
+              <w:rPr>
+                <w:sz w:val="22"/>
+                <w:szCs w:val="22"/>
+              </w:rPr>
+              <w:t>as appropriate to explain the course of model development</w:t>
+            </w:r>
+            <w:r>
+              <w:rPr>
+                <w:sz w:val="22"/>
+                <w:szCs w:val="22"/>
+              </w:rPr>
+              <w:t>.</w:t>
             </w:r>
           </w:p>
         </w:tc>
@@ -15584,7 +16277,11 @@
       <w:bookmarkStart w:id="92" w:name="_Ref415477062"/>
       <w:bookmarkStart w:id="93" w:name="_Ref415477068"/>
       <w:r>
-        <w:t>Summary of Analysis Dataset</w:t>
+        <w:lastRenderedPageBreak/>
+        <w:t xml:space="preserve">Summary of Analysis </w:t>
+      </w:r>
+      <w:r>
+        <w:t>Dataset</w:t>
       </w:r>
       <w:bookmarkEnd w:id="88"/>
       <w:r>
@@ -15755,7 +16452,39 @@
           <w:szCs w:val="22"/>
           <w:highlight w:val="cyan"/>
         </w:rPr>
-        <w:t>{{dose}}</w:t>
+        <w:t>&lt;&lt;</w:t>
+      </w:r>
+      <w:r>
+        <w:rPr>
+          <w:sz w:val="22"/>
+          <w:szCs w:val="22"/>
+          <w:highlight w:val="cyan"/>
+        </w:rPr>
+        <w:t>t</w:t>
+      </w:r>
+      <w:r>
+        <w:rPr>
+          <w:sz w:val="22"/>
+          <w:szCs w:val="22"/>
+          <w:highlight w:val="cyan"/>
+        </w:rPr>
+        <w:t>ext</w:t>
+      </w:r>
+      <w:r>
+        <w:rPr>
+          <w:sz w:val="22"/>
+          <w:szCs w:val="22"/>
+          <w:highlight w:val="cyan"/>
+        </w:rPr>
+        <w:t>:</w:t>
+      </w:r>
+      <w:r>
+        <w:rPr>
+          <w:sz w:val="22"/>
+          <w:szCs w:val="22"/>
+          <w:highlight w:val="cyan"/>
+        </w:rPr>
+        <w:t>dose&gt;&gt;</w:t>
       </w:r>
       <w:r>
         <w:rPr>
@@ -15774,19 +16503,13 @@
         <w:rPr>
           <w:highlight w:val="cyan"/>
         </w:rPr>
-        <w:t>{{dose}}</w:t>
+        <w:t>{{dose}} are provi</w:t>
       </w:r>
       <w:r>
         <w:rPr>
           <w:highlight w:val="cyan"/>
         </w:rPr>
-        <w:t xml:space="preserve"> are provi</w:t>
-      </w:r>
-      <w:r>
-        <w:rPr>
-          <w:highlight w:val="cyan"/>
-        </w:rPr>
-        <w:t>ded in Appendix D</w:t>
+        <w:t xml:space="preserve">ded in Appendix D</w:t>
       </w:r>
       <w:r>
         <w:rPr>
@@ -15827,7 +16550,7 @@
         <w:rPr>
           <w:highlight w:val="cyan"/>
         </w:rPr>
-        <w:t>.</w:t>
+        <w:t xml:space="preserve">.</w:t>
       </w:r>
       <w:r>
         <w:rPr>
@@ -15853,10 +16576,25 @@
         <w:fldChar w:fldCharType="separate"/>
       </w:r>
       <w:r>
+        <w:t/>
+      </w:r>
+      <w:r>
+        <w:rPr>
+          <w:noProof/>
+        </w:rPr>
+        <w:t/>
+      </w:r>
+      <w:r>
         <w:rPr>
           <w:highlight w:val="cyan"/>
         </w:rPr>
         <w:fldChar w:fldCharType="end"/>
+      </w:r>
+      <w:r>
+        <w:rPr>
+          <w:highlight w:val="cyan"/>
+        </w:rPr>
+        <w:t/>
       </w:r>
       <w:r>
         <w:rPr>
@@ -15886,14 +16624,27 @@
       <w:r>
         <w:t>Table </w:t>
       </w:r>
-      <w:fldSimple w:instr=" SEQ Table \* ARABIC ">
-        <w:r>
-          <w:rPr>
-            <w:noProof/>
-          </w:rPr>
-          <w:t>2</w:t>
-        </w:r>
-      </w:fldSimple>
+      <w:r>
+        <w:fldChar w:fldCharType="begin"/>
+      </w:r>
+      <w:r>
+        <w:instrText xml:space="preserve"> SEQ Table \* ARABIC </w:instrText>
+      </w:r>
+      <w:r>
+        <w:fldChar w:fldCharType="separate"/>
+      </w:r>
+      <w:r>
+        <w:rPr>
+          <w:noProof/>
+        </w:rPr>
+        <w:t>2</w:t>
+      </w:r>
+      <w:r>
+        <w:rPr>
+          <w:noProof/>
+        </w:rPr>
+        <w:fldChar w:fldCharType="end"/>
+      </w:r>
       <w:bookmarkEnd w:id="94"/>
       <w:r>
         <w:tab/>
@@ -17369,7 +18120,22 @@
         <w:t xml:space="preserve"> </w:t>
       </w:r>
       <w:r>
-        <w:t>LLOQ: lower limit of quantification, MISS: missing observations (non-BLQ), SUBJ: subjects, OBS: observations above the LLOQ</w:t>
+        <w:t>LLOQ: lower limit of quantification,</w:t>
+      </w:r>
+      <w:r>
+        <w:t xml:space="preserve"> </w:t>
+      </w:r>
+      <w:r>
+        <w:t xml:space="preserve">MISS: missing observations (non-BLQ), </w:t>
+      </w:r>
+      <w:r>
+        <w:t>SUBJ: subjects</w:t>
+      </w:r>
+      <w:r>
+        <w:t xml:space="preserve">, </w:t>
+      </w:r>
+      <w:r>
+        <w:t>OBS: observations above the LLOQ</w:t>
       </w:r>
     </w:p>
     <w:p>
@@ -17377,7 +18143,10 @@
         <w:pStyle w:val="TableFootnoteInfo"/>
       </w:pPr>
       <w:r>
-        <w:t xml:space="preserve">Source activity: </w:t>
+        <w:t>Source activity:</w:t>
+      </w:r>
+      <w:r>
+        <w:t xml:space="preserve"> </w:t>
       </w:r>
     </w:p>
     <w:p>
@@ -17393,14 +18162,8 @@
         <w:pStyle w:val="TableFootnoteInfo"/>
       </w:pPr>
       <w:r>
-        <w:lastRenderedPageBreak/>
-        <w:t>Source code: eda-</w:t>
-      </w:r>
-      <w:proofErr w:type="gramStart"/>
-      <w:r>
-        <w:t>tables.R</w:t>
-      </w:r>
-      <w:proofErr w:type="gramEnd"/>
+        <w:t>Source code: eda-tables.R</w:t>
+      </w:r>
     </w:p>
     <w:p>
       <w:pPr>
@@ -17433,13 +18196,73 @@
         <w:rPr>
           <w:highlight w:val="cyan"/>
         </w:rPr>
-        <w:t>{{Add any relevant observation across selected strata for table}}</w:t>
+        <w:t>{{</w:t>
       </w:r>
       <w:r>
         <w:rPr>
           <w:highlight w:val="cyan"/>
         </w:rPr>
-        <w:t xml:space="preserve"> plasma/blood PK samples fr</w:t>
+        <w:t>A</w:t>
+      </w:r>
+      <w:r>
+        <w:rPr>
+          <w:highlight w:val="cyan"/>
+        </w:rPr>
+        <w:t>dd</w:t>
+      </w:r>
+      <w:r>
+        <w:rPr>
+          <w:highlight w:val="cyan"/>
+        </w:rPr>
+        <w:t xml:space="preserve"> any re</w:t>
+      </w:r>
+      <w:r>
+        <w:rPr>
+          <w:highlight w:val="cyan"/>
+        </w:rPr>
+        <w:t>levant</w:t>
+      </w:r>
+      <w:r>
+        <w:t xml:space="preserve"> observation acro</w:t>
+      </w:r>
+      <w:r>
+        <w:rPr>
+          <w:highlight w:val="cyan"/>
+        </w:rPr>
+        <w:t>ss</w:t>
+      </w:r>
+      <w:r>
+        <w:rPr>
+          <w:highlight w:val="cyan"/>
+        </w:rPr>
+        <w:t> </w:t>
+      </w:r>
+      <w:r>
+        <w:rPr>
+          <w:highlight w:val="cyan"/>
+        </w:rPr>
+        <w:t xml:space="preserve">sel</w:t>
+      </w:r>
+      <w:r>
+        <w:rPr>
+          <w:highlight w:val="cyan"/>
+        </w:rPr>
+        <w:t>ected st</w:t>
+      </w:r>
+      <w:r>
+        <w:t xml:space="preserve">rata for table</w:t>
+      </w:r>
+      <w:r>
+        <w:rPr>
+          <w:highlight w:val="cyan"/>
+        </w:rPr>
+        <w:t xml:space="preserve">}} plas</w:t>
+      </w:r>
+      <w:r>
+        <w:rPr>
+          <w:highlight w:val="cyan"/>
+        </w:rPr>
+        <w:t xml:space="preserve">ma/blood PK samples fr</w:t>
       </w:r>
       <w:r>
         <w:rPr>
@@ -17451,19 +18274,25 @@
         <w:rPr>
           <w:highlight w:val="cyan"/>
         </w:rPr>
-        <w:t>{{n}}</w:t>
+        <w:t>{{</w:t>
       </w:r>
       <w:r>
         <w:rPr>
           <w:highlight w:val="cyan"/>
         </w:rPr>
-        <w:t>p</w:t>
+        <w:t xml:space="preserve">n}}</w:t>
       </w:r>
       <w:r>
         <w:rPr>
           <w:highlight w:val="cyan"/>
         </w:rPr>
-        <w:t>atie</w:t>
+        <w:t> p</w:t>
+      </w:r>
+      <w:r>
+        <w:rPr>
+          <w:highlight w:val="cyan"/>
+        </w:rPr>
+        <w:t xml:space="preserve">atie</w:t>
       </w:r>
       <w:r>
         <w:rPr>
@@ -17475,7 +18304,13 @@
         <w:rPr>
           <w:highlight w:val="cyan"/>
         </w:rPr>
-        <w:t>stre</w:t>
+        <w:t>s </w:t>
+      </w:r>
+      <w:r>
+        <w:rPr>
+          <w:highlight w:val="cyan"/>
+        </w:rPr>
+        <w:t xml:space="preserve">tre</w:t>
       </w:r>
       <w:r>
         <w:rPr>
@@ -17484,13 +18319,10 @@
         <w:t>at</w:t>
       </w:r>
       <w:r>
-        <w:t xml:space="preserve">ed with AZDXXX across dose levels of  </w:t>
-      </w:r>
-      <w:r>
-        <w:t>{{XX mg}}</w:t>
-      </w:r>
-      <w:r>
-        <w:t xml:space="preserve"> </w:t>
+        <w:t xml:space="preserve">e</w:t>
+      </w:r>
+      <w:r>
+        <w:t xml:space="preserve">d with AZDXXX across dose levels of  {{XX mg}} </w:t>
       </w:r>
       <w:r>
         <w:rPr>
@@ -17502,37 +18334,25 @@
         <w:rPr>
           <w:highlight w:val="cyan"/>
         </w:rPr>
-        <w:t xml:space="preserve"> </w:t>
+        <w:t> {{XX mg}} were available for inclusion in this ana</w:t>
       </w:r>
       <w:r>
         <w:rPr>
           <w:highlight w:val="cyan"/>
         </w:rPr>
-        <w:t>{{XX mg}}</w:t>
+        <w:t xml:space="preserve">lysis. {{A</w:t>
       </w:r>
       <w:r>
         <w:rPr>
           <w:highlight w:val="cyan"/>
         </w:rPr>
-        <w:t xml:space="preserve"> were available for inclusion in this ana</w:t>
+        <w:t>dd</w:t>
       </w:r>
       <w:r>
         <w:rPr>
           <w:highlight w:val="cyan"/>
         </w:rPr>
-        <w:t xml:space="preserve">lysis. </w:t>
-      </w:r>
-      <w:r>
-        <w:rPr>
-          <w:highlight w:val="cyan"/>
-        </w:rPr>
-        <w:t>{{Add any relevant observation across selected strata for table}}</w:t>
-      </w:r>
-      <w:r>
-        <w:rPr>
-          <w:highlight w:val="cyan"/>
-        </w:rPr>
-        <w:t xml:space="preserve">. </w:t>
+        <w:t xml:space="preserve"> any relevant observation across selected strata for table}}. </w:t>
       </w:r>
       <w:r>
         <w:rPr>
@@ -17567,6 +18387,7 @@
       <w:bookmarkStart w:id="99" w:name="_Toc57021208"/>
       <w:bookmarkStart w:id="100" w:name="_Toc224140087"/>
       <w:r>
+        <w:lastRenderedPageBreak/>
         <w:t>Exploratory Data</w:t>
       </w:r>
       <w:bookmarkEnd w:id="91"/>
@@ -17650,71 +18471,148 @@
                 <w:sz w:val="22"/>
                 <w:szCs w:val="22"/>
               </w:rPr>
-              <w:t>Focus on relevant features of the data, PK(PD), dosing and covariates to enable the reader a good understanding of the general behaviour (stratified by dose, time, time after dose, and key covariates).</w:t>
-            </w:r>
-          </w:p>
-          <w:p>
-            <w:pPr>
-              <w:pStyle w:val="ListBullet"/>
+              <w:t xml:space="preserve">Focus on relevant features of the data, </w:t>
+            </w:r>
+            <w:r>
               <w:rPr>
                 <w:sz w:val="22"/>
                 <w:szCs w:val="22"/>
               </w:rPr>
-            </w:pPr>
+              <w:t>PK(PD)</w:t>
+            </w:r>
             <w:r>
               <w:rPr>
                 <w:sz w:val="22"/>
                 <w:szCs w:val="22"/>
               </w:rPr>
-              <w:t>Correlation of covariates (correlation plots, between important covariates), if needed</w:t>
-            </w:r>
-          </w:p>
-          <w:p>
-            <w:pPr>
-              <w:pStyle w:val="ListBullet"/>
+              <w:t>, dosing and covariates</w:t>
+            </w:r>
+            <w:r>
               <w:rPr>
                 <w:sz w:val="22"/>
                 <w:szCs w:val="22"/>
               </w:rPr>
-            </w:pPr>
-            <w:r>
+              <w:t xml:space="preserve"> to enable the reader a good understanding of the general behaviour (stratified by dose, time, time after dose, and key covariates).</w:t>
+            </w:r>
+          </w:p>
+          <w:p>
+            <w:pPr>
+              <w:pStyle w:val="ListBullet"/>
               <w:rPr>
                 <w:sz w:val="22"/>
                 <w:szCs w:val="22"/>
               </w:rPr>
-              <w:t>Typical outputs could be graphics, tabular summaries and simple statistical models.</w:t>
-            </w:r>
-          </w:p>
-          <w:p>
-            <w:pPr>
-              <w:pStyle w:val="ListBullet"/>
+            </w:pPr>
+            <w:r>
               <w:rPr>
                 <w:sz w:val="22"/>
                 <w:szCs w:val="22"/>
               </w:rPr>
-            </w:pPr>
-            <w:r>
+              <w:t>Correlation of covariates (correlation plots, between important covariates), if needed</w:t>
+            </w:r>
+          </w:p>
+          <w:p>
+            <w:pPr>
+              <w:pStyle w:val="ListBullet"/>
               <w:rPr>
                 <w:sz w:val="22"/>
                 <w:szCs w:val="22"/>
               </w:rPr>
-              <w:t xml:space="preserve">Retain high impact results in the main text, with supporting tables/figures in an appendix. </w:t>
-            </w:r>
-          </w:p>
-          <w:p>
-            <w:pPr>
-              <w:pStyle w:val="ListBullet"/>
+            </w:pPr>
+            <w:r>
               <w:rPr>
                 <w:sz w:val="22"/>
                 <w:szCs w:val="22"/>
               </w:rPr>
-            </w:pPr>
-            <w:r>
+              <w:t>Typical outputs could be graphics, tabular summaries and simple statistical models.</w:t>
+            </w:r>
+          </w:p>
+          <w:p>
+            <w:pPr>
+              <w:pStyle w:val="ListBullet"/>
               <w:rPr>
                 <w:sz w:val="22"/>
                 <w:szCs w:val="22"/>
               </w:rPr>
-              <w:t>Refer to GUID-0024307</w:t>
+            </w:pPr>
+            <w:r>
+              <w:rPr>
+                <w:sz w:val="22"/>
+                <w:szCs w:val="22"/>
+              </w:rPr>
+              <w:t>Retain</w:t>
+            </w:r>
+            <w:r>
+              <w:rPr>
+                <w:sz w:val="22"/>
+                <w:szCs w:val="22"/>
+              </w:rPr>
+              <w:t xml:space="preserve"> high impact results in the main text</w:t>
+            </w:r>
+            <w:r>
+              <w:rPr>
+                <w:sz w:val="22"/>
+                <w:szCs w:val="22"/>
+              </w:rPr>
+              <w:t>, with supporting</w:t>
+            </w:r>
+            <w:r>
+              <w:rPr>
+                <w:sz w:val="22"/>
+                <w:szCs w:val="22"/>
+              </w:rPr>
+              <w:t xml:space="preserve"> </w:t>
+            </w:r>
+            <w:r>
+              <w:rPr>
+                <w:sz w:val="22"/>
+                <w:szCs w:val="22"/>
+              </w:rPr>
+              <w:t>tables/figures</w:t>
+            </w:r>
+            <w:r>
+              <w:rPr>
+                <w:sz w:val="22"/>
+                <w:szCs w:val="22"/>
+              </w:rPr>
+              <w:t xml:space="preserve"> in </w:t>
+            </w:r>
+            <w:r>
+              <w:rPr>
+                <w:sz w:val="22"/>
+                <w:szCs w:val="22"/>
+              </w:rPr>
+              <w:t>an appendix.</w:t>
+            </w:r>
+            <w:r>
+              <w:rPr>
+                <w:sz w:val="22"/>
+                <w:szCs w:val="22"/>
+              </w:rPr>
+              <w:t xml:space="preserve"> </w:t>
+            </w:r>
+          </w:p>
+          <w:p>
+            <w:pPr>
+              <w:pStyle w:val="ListBullet"/>
+              <w:rPr>
+                <w:sz w:val="22"/>
+                <w:szCs w:val="22"/>
+              </w:rPr>
+            </w:pPr>
+            <w:r>
+              <w:rPr>
+                <w:sz w:val="22"/>
+                <w:szCs w:val="22"/>
+              </w:rPr>
+              <w:t xml:space="preserve">Refer to </w:t>
+            </w:r>
+            <w:r>
+              <w:rPr>
+                <w:sz w:val="22"/>
+                <w:szCs w:val="22"/>
+              </w:rPr>
+              <w:t>GUID-0024307</w:t>
             </w:r>
             <w:r>
               <w:rPr>
@@ -17724,7 +18622,7 @@
               </w:rPr>
               <w:t xml:space="preserve"> </w:t>
             </w:r>
-            <w:hyperlink r:id="rId16" w:anchor="doc_info/2119166?state_type=steady_state__v" w:history="1">
+            <w:hyperlink r:id="rId15" w:anchor="doc_info/2119166?state_type=steady_state__v" w:history="1">
               <w:r>
                 <w:rPr>
                   <w:rStyle w:val="cf01"/>
@@ -17789,7 +18687,10 @@
         <w:fldChar w:fldCharType="end"/>
       </w:r>
       <w:r>
-        <w:t xml:space="preserve">. The correlations between continuous covariates are shown in </w:t>
+        <w:t>. The correlations between continuous covariates are shown in</w:t>
+      </w:r>
+      <w:r>
+        <w:t xml:space="preserve"> </w:t>
       </w:r>
       <w:r>
         <w:fldChar w:fldCharType="begin"/>
@@ -17813,7 +18714,13 @@
         <w:fldChar w:fldCharType="end"/>
       </w:r>
       <w:r>
-        <w:t xml:space="preserve">. The correlation between continuous and most relevant categorical covariates are shown in </w:t>
+        <w:t xml:space="preserve">. The correlation between continuous and most </w:t>
+      </w:r>
+      <w:r>
+        <w:t xml:space="preserve">relevant </w:t>
+      </w:r>
+      <w:r>
+        <w:t xml:space="preserve">categorical covariates are shown in </w:t>
       </w:r>
       <w:r>
         <w:fldChar w:fldCharType="begin"/>
@@ -17837,7 +18744,10 @@
         <w:fldChar w:fldCharType="end"/>
       </w:r>
       <w:r>
-        <w:t xml:space="preserve"> and </w:t>
+        <w:t xml:space="preserve"> </w:t>
+      </w:r>
+      <w:r>
+        <w:t xml:space="preserve">and </w:t>
       </w:r>
       <w:r>
         <w:fldChar w:fldCharType="begin"/>
@@ -17893,6 +18803,9 @@
         <w:pStyle w:val="Paragraph"/>
       </w:pPr>
       <w:r>
+        <w:t>&lt;&lt;Name:eta pairs|Title:ETA pairwise relationship plot|Footnote:Pairwise ETA relationship overview.|Files:cont-vs-cont.png|Type:image&gt;&gt;</w:t>
+      </w:r>
+      <w:r>
         <w:rPr>
           <w:vanish/>
         </w:rPr>
@@ -17900,75 +18813,9 @@
       </w:r>
       <w:r>
         <w:rPr>
-          <w:b/>
-        </w:rPr>
-        <w:t xml:space="preserve">&lt;&lt;Name:eta pa</w:t>
-      </w:r>
-      <w:proofErr w:type="gramStart"/>
-      <w:r>
-        <w:rPr>
-          <w:b/>
-        </w:rPr>
-        <w:t>irs|Title:ETA pairwise jkhjkhjkhjkhj</w:t>
-      </w:r>
-      <w:proofErr w:type="gramEnd"/>
-      <w:r>
-        <w:rPr>
-          <w:b/>
-        </w:rPr>
-        <w:t xml:space="preserve">khjkhj  hjkhhkhkjhjkhkj hjhjkhjkh plot|Footnote:Pairwise ETA relationship overview.|Files:cont-vs-cont.png|Type:image&gt;&gt;</w:t>
-      </w:r>
-      <w:r>
-        <w:rPr>
-          <w:vanish/>
-        </w:rPr>
-        <w:t/>
-      </w:r>
-      <w:r>
-        <w:rPr>
           <w:vanish/>
         </w:rPr>
         <w:t>[[BLOCK_ID:blk_eta_pairs]]</w:t>
-      </w:r>
-    </w:p>
-    <w:p>
-      <w:pPr>
-        <w:jc w:val="center"/>
-      </w:pPr>
-      <w:r>
-        <w:rPr>
-          <w:noProof/>
-        </w:rPr>
-        <w:lastRenderedPageBreak/>
-      </w:r>
-      <w:r>
-        <w:rPr>
-          <w:vanish/>
-        </w:rPr>
-        <w:t/>
-      </w:r>
-    </w:p>
-    <w:p>
-      <w:pPr>
-        <w:pStyle w:val="Paragraph"/>
-      </w:pPr>
-      <w:r>
-        <w:rPr>
-          <w:vanish/>
-        </w:rPr>
-        <w:t/>
-      </w:r>
-      <w:r>
-        <w:rPr>
-          <w:sz w:val="20"/>
-        </w:rPr>
-        <w:t/>
-      </w:r>
-      <w:r>
-        <w:rPr>
-          <w:vanish/>
-        </w:rPr>
-        <w:t/>
       </w:r>
     </w:p>
     <w:p>
@@ -17997,14 +18844,27 @@
         <w:lastRenderedPageBreak/>
         <w:t>Table </w:t>
       </w:r>
-      <w:fldSimple w:instr=" SEQ Table \* ARABIC ">
-        <w:r>
-          <w:rPr>
-            <w:noProof/>
-          </w:rPr>
-          <w:t>3</w:t>
-        </w:r>
-      </w:fldSimple>
+      <w:r>
+        <w:fldChar w:fldCharType="begin"/>
+      </w:r>
+      <w:r>
+        <w:instrText xml:space="preserve"> SEQ Table \* ARABIC </w:instrText>
+      </w:r>
+      <w:r>
+        <w:fldChar w:fldCharType="separate"/>
+      </w:r>
+      <w:r>
+        <w:rPr>
+          <w:noProof/>
+        </w:rPr>
+        <w:t>3</w:t>
+      </w:r>
+      <w:r>
+        <w:rPr>
+          <w:noProof/>
+        </w:rPr>
+        <w:fldChar w:fldCharType="end"/>
+      </w:r>
       <w:bookmarkEnd w:id="102"/>
       <w:r>
         <w:tab/>
@@ -18019,7 +18879,10 @@
         <w:t xml:space="preserve">ovariates </w:t>
       </w:r>
       <w:r>
-        <w:t xml:space="preserve">Overall and </w:t>
+        <w:t>O</w:t>
+      </w:r>
+      <w:r>
+        <w:t xml:space="preserve">verall and </w:t>
       </w:r>
       <w:r>
         <w:t xml:space="preserve">by </w:t>
@@ -19543,13 +20406,8 @@
         <w:pStyle w:val="TableFootnoteInfo"/>
       </w:pPr>
       <w:r>
-        <w:t>Source code: eda-</w:t>
-      </w:r>
-      <w:proofErr w:type="gramStart"/>
-      <w:r>
-        <w:t>tables.R</w:t>
-      </w:r>
-      <w:proofErr w:type="gramEnd"/>
+        <w:t>Source code: eda-tables.R</w:t>
+      </w:r>
     </w:p>
     <w:p>
       <w:pPr>
@@ -19585,14 +20443,27 @@
         <w:lastRenderedPageBreak/>
         <w:t>Figure </w:t>
       </w:r>
-      <w:fldSimple w:instr=" SEQ Figure \* ARABIC ">
-        <w:r>
-          <w:rPr>
-            <w:noProof/>
-          </w:rPr>
-          <w:t>1</w:t>
-        </w:r>
-      </w:fldSimple>
+      <w:r>
+        <w:fldChar w:fldCharType="begin"/>
+      </w:r>
+      <w:r>
+        <w:instrText xml:space="preserve"> SEQ Figure \* ARABIC </w:instrText>
+      </w:r>
+      <w:r>
+        <w:fldChar w:fldCharType="separate"/>
+      </w:r>
+      <w:r>
+        <w:rPr>
+          <w:noProof/>
+        </w:rPr>
+        <w:t>1</w:t>
+      </w:r>
+      <w:r>
+        <w:rPr>
+          <w:noProof/>
+        </w:rPr>
+        <w:fldChar w:fldCharType="end"/>
+      </w:r>
       <w:bookmarkEnd w:id="104"/>
       <w:r>
         <w:tab/>
@@ -19646,7 +20517,7 @@
                     </pic:cNvPicPr>
                   </pic:nvPicPr>
                   <pic:blipFill>
-                    <a:blip r:embed="rId18">
+                    <a:blip r:embed="rId16">
                       <a:extLst>
                         <a:ext uri="{28A0092B-C50C-407E-A947-70E740481C1C}">
                           <a14:useLocalDpi xmlns:a14="http://schemas.microsoft.com/office/drawing/2010/main" val="0"/>
@@ -19683,6 +20554,9 @@
         <w:pStyle w:val="TableFootnoteInfo"/>
       </w:pPr>
       <w:r>
+        <w:t>&lt;&lt;Name:studies|Title:Clinical studies listing|Footnote:List of studies included in analysis.|Files:pk-data-sum-dose-study.docx|Type:table&gt;&gt;</w:t>
+      </w:r>
+      <w:r>
         <w:rPr>
           <w:vanish/>
         </w:rPr>
@@ -19690,42 +20564,9 @@
       </w:r>
       <w:r>
         <w:rPr>
-          <w:b/>
-          <w:sz w:val="24"/>
-        </w:rPr>
-        <w:t>&lt;&lt;Name:studies|Title:Clinical studies listing|Footnote:List of studies included in analysis.|Files:pk-data-sum-dose-study.docx|Type:table&gt;&gt;</w:t>
-      </w:r>
-      <w:r>
-        <w:rPr>
-          <w:vanish/>
-        </w:rPr>
-        <w:t/>
-      </w:r>
-      <w:r>
-        <w:rPr>
           <w:vanish/>
         </w:rPr>
         <w:t>[[BLOCK_ID:blk_studies]]</w:t>
-      </w:r>
-    </w:p>
-    <w:p>
-      <w:pPr>
-        <w:pStyle w:val="TableFootnoteInfo"/>
-      </w:pPr>
-      <w:r>
-        <w:rPr>
-          <w:vanish/>
-        </w:rPr>
-        <w:t/>
-      </w:r>
-      <w:r>
-        <w:t/>
-      </w:r>
-      <w:r>
-        <w:rPr>
-          <w:vanish/>
-        </w:rPr>
-        <w:t/>
       </w:r>
     </w:p>
     <w:p>
@@ -19743,14 +20584,27 @@
         <w:lastRenderedPageBreak/>
         <w:t>Figure </w:t>
       </w:r>
-      <w:fldSimple w:instr=" SEQ Figure \* ARABIC ">
-        <w:r>
-          <w:rPr>
-            <w:noProof/>
-          </w:rPr>
-          <w:t>3</w:t>
-        </w:r>
-      </w:fldSimple>
+      <w:r>
+        <w:fldChar w:fldCharType="begin"/>
+      </w:r>
+      <w:r>
+        <w:instrText xml:space="preserve"> SEQ Figure \* ARABIC </w:instrText>
+      </w:r>
+      <w:r>
+        <w:fldChar w:fldCharType="separate"/>
+      </w:r>
+      <w:r>
+        <w:rPr>
+          <w:noProof/>
+        </w:rPr>
+        <w:t>3</w:t>
+      </w:r>
+      <w:r>
+        <w:rPr>
+          <w:noProof/>
+        </w:rPr>
+        <w:fldChar w:fldCharType="end"/>
+      </w:r>
       <w:bookmarkEnd w:id="106"/>
       <w:r>
         <w:tab/>
@@ -19801,7 +20655,7 @@
                     </pic:cNvPicPr>
                   </pic:nvPicPr>
                   <pic:blipFill>
-                    <a:blip r:embed="rId19">
+                    <a:blip r:embed="rId17">
                       <a:extLst>
                         <a:ext uri="{28A0092B-C50C-407E-A947-70E740481C1C}">
                           <a14:useLocalDpi xmlns:a14="http://schemas.microsoft.com/office/drawing/2010/main" val="0"/>
@@ -19865,14 +20719,27 @@
         <w:lastRenderedPageBreak/>
         <w:t>Figure </w:t>
       </w:r>
-      <w:fldSimple w:instr=" SEQ Figure \* ARABIC ">
-        <w:r>
-          <w:rPr>
-            <w:noProof/>
-          </w:rPr>
-          <w:t>4</w:t>
-        </w:r>
-      </w:fldSimple>
+      <w:r>
+        <w:fldChar w:fldCharType="begin"/>
+      </w:r>
+      <w:r>
+        <w:instrText xml:space="preserve"> SEQ Figure \* ARABIC </w:instrText>
+      </w:r>
+      <w:r>
+        <w:fldChar w:fldCharType="separate"/>
+      </w:r>
+      <w:r>
+        <w:rPr>
+          <w:noProof/>
+        </w:rPr>
+        <w:t>4</w:t>
+      </w:r>
+      <w:r>
+        <w:rPr>
+          <w:noProof/>
+        </w:rPr>
+        <w:fldChar w:fldCharType="end"/>
+      </w:r>
       <w:bookmarkEnd w:id="108"/>
       <w:r>
         <w:tab/>
@@ -19920,7 +20787,7 @@
                     </pic:cNvPicPr>
                   </pic:nvPicPr>
                   <pic:blipFill>
-                    <a:blip r:embed="rId20" cstate="print">
+                    <a:blip r:embed="rId18" cstate="print">
                       <a:extLst>
                         <a:ext uri="{28A0092B-C50C-407E-A947-70E740481C1C}">
                           <a14:useLocalDpi xmlns:a14="http://schemas.microsoft.com/office/drawing/2010/main" val="0"/>
@@ -20001,7 +20868,31 @@
         <w:rPr>
           <w:highlight w:val="cyan"/>
         </w:rPr>
-        <w:t>{{fast/slow}}</w:t>
+        <w:t>{{</w:t>
+      </w:r>
+      <w:r>
+        <w:rPr>
+          <w:highlight w:val="cyan"/>
+        </w:rPr>
+        <w:t>fast</w:t>
+      </w:r>
+      <w:r>
+        <w:rPr>
+          <w:highlight w:val="cyan"/>
+        </w:rPr>
+        <w:t>/</w:t>
+      </w:r>
+      <w:r>
+        <w:rPr>
+          <w:highlight w:val="cyan"/>
+        </w:rPr>
+        <w:t>slow</w:t>
+      </w:r>
+      <w:r>
+        <w:rPr>
+          <w:highlight w:val="cyan"/>
+        </w:rPr>
+        <w:t>}}</w:t>
       </w:r>
       <w:r>
         <w:rPr>
@@ -20271,14 +21162,27 @@
         <w:lastRenderedPageBreak/>
         <w:t>Figure </w:t>
       </w:r>
-      <w:fldSimple w:instr=" SEQ Figure \* ARABIC ">
-        <w:r>
-          <w:rPr>
-            <w:noProof/>
-          </w:rPr>
-          <w:t>6</w:t>
-        </w:r>
-      </w:fldSimple>
+      <w:r>
+        <w:fldChar w:fldCharType="begin"/>
+      </w:r>
+      <w:r>
+        <w:instrText xml:space="preserve"> SEQ Figure \* ARABIC </w:instrText>
+      </w:r>
+      <w:r>
+        <w:fldChar w:fldCharType="separate"/>
+      </w:r>
+      <w:r>
+        <w:rPr>
+          <w:noProof/>
+        </w:rPr>
+        <w:t>6</w:t>
+      </w:r>
+      <w:r>
+        <w:rPr>
+          <w:noProof/>
+        </w:rPr>
+        <w:fldChar w:fldCharType="end"/>
+      </w:r>
       <w:bookmarkEnd w:id="111"/>
       <w:r>
         <w:tab/>
@@ -20353,7 +21257,7 @@
                     </pic:cNvPicPr>
                   </pic:nvPicPr>
                   <pic:blipFill>
-                    <a:blip r:embed="rId21">
+                    <a:blip r:embed="rId19">
                       <a:extLst>
                         <a:ext uri="{28A0092B-C50C-407E-A947-70E740481C1C}">
                           <a14:useLocalDpi xmlns:a14="http://schemas.microsoft.com/office/drawing/2010/main" val="0"/>
@@ -20487,44 +21391,40 @@
                 <w:sz w:val="22"/>
                 <w:szCs w:val="22"/>
               </w:rPr>
-              <w:t>This section describes the results of the PK model development from base model to final model.</w:t>
-            </w:r>
-          </w:p>
-          <w:p>
-            <w:pPr>
-              <w:pStyle w:val="Paragraph"/>
+              <w:t xml:space="preserve">This section describes the </w:t>
+            </w:r>
+            <w:r>
               <w:rPr>
                 <w:sz w:val="22"/>
                 <w:szCs w:val="22"/>
               </w:rPr>
-            </w:pPr>
+              <w:t xml:space="preserve">results of the </w:t>
+            </w:r>
             <w:r>
               <w:rPr>
                 <w:sz w:val="22"/>
                 <w:szCs w:val="22"/>
               </w:rPr>
-              <w:t>Suggestions</w:t>
-            </w:r>
-          </w:p>
-          <w:p>
-            <w:pPr>
-              <w:pStyle w:val="ListBullet"/>
+              <w:t>PK</w:t>
+            </w:r>
+            <w:r>
               <w:rPr>
                 <w:sz w:val="22"/>
                 <w:szCs w:val="22"/>
               </w:rPr>
-            </w:pPr>
+              <w:t xml:space="preserve"> model development from </w:t>
+            </w:r>
             <w:r>
               <w:rPr>
                 <w:sz w:val="22"/>
                 <w:szCs w:val="22"/>
               </w:rPr>
-              <w:t xml:space="preserve">Reasoning for model selection at each stage of the model development process. </w:t>
-            </w:r>
-          </w:p>
-          <w:p>
-            <w:pPr>
-              <w:pStyle w:val="ListBullet"/>
+              <w:t>base model to final model.</w:t>
+            </w:r>
+          </w:p>
+          <w:p>
+            <w:pPr>
+              <w:pStyle w:val="Paragraph"/>
               <w:rPr>
                 <w:sz w:val="22"/>
                 <w:szCs w:val="22"/>
@@ -20535,7 +21435,7 @@
                 <w:sz w:val="22"/>
                 <w:szCs w:val="22"/>
               </w:rPr>
-              <w:t xml:space="preserve">Table for specific details of the model and change in likelihood. </w:t>
+              <w:t>Suggestions</w:t>
             </w:r>
           </w:p>
           <w:p>
@@ -20551,7 +21451,7 @@
                 <w:sz w:val="22"/>
                 <w:szCs w:val="22"/>
               </w:rPr>
-              <w:t xml:space="preserve">Description of the base and final models with emphasis on key attributes. Additional considerations provided in an appendix and referred to in these sections. </w:t>
+              <w:t xml:space="preserve">Reasoning for model selection at each stage of the model development process. </w:t>
             </w:r>
           </w:p>
           <w:p>
@@ -20567,7 +21467,7 @@
                 <w:sz w:val="22"/>
                 <w:szCs w:val="22"/>
               </w:rPr>
-              <w:t>Table with parameter estimates of base and final models.</w:t>
+              <w:t xml:space="preserve">Table for specific details of the model and change in likelihood. </w:t>
             </w:r>
           </w:p>
           <w:p>
@@ -20583,23 +21483,174 @@
                 <w:sz w:val="22"/>
                 <w:szCs w:val="22"/>
               </w:rPr>
-              <w:t xml:space="preserve">Consider placing model diagnostic plots in an appendix. </w:t>
-            </w:r>
-          </w:p>
-          <w:p>
-            <w:pPr>
-              <w:pStyle w:val="ListBullet"/>
+              <w:t xml:space="preserve">Description of the base </w:t>
+            </w:r>
+            <w:r>
               <w:rPr>
                 <w:sz w:val="22"/>
                 <w:szCs w:val="22"/>
               </w:rPr>
-            </w:pPr>
+              <w:t xml:space="preserve">and final </w:t>
+            </w:r>
             <w:r>
               <w:rPr>
                 <w:sz w:val="22"/>
                 <w:szCs w:val="22"/>
               </w:rPr>
-              <w:t xml:space="preserve">Include individual graphs in appendix and include only for the final model. </w:t>
+              <w:t>model</w:t>
+            </w:r>
+            <w:r>
+              <w:rPr>
+                <w:sz w:val="22"/>
+                <w:szCs w:val="22"/>
+              </w:rPr>
+              <w:t>s</w:t>
+            </w:r>
+            <w:r>
+              <w:rPr>
+                <w:sz w:val="22"/>
+                <w:szCs w:val="22"/>
+              </w:rPr>
+              <w:t xml:space="preserve"> with emphasis on key attributes</w:t>
+            </w:r>
+            <w:r>
+              <w:rPr>
+                <w:sz w:val="22"/>
+                <w:szCs w:val="22"/>
+              </w:rPr>
+              <w:t>. Additional considerations provided in an appendix and referred to</w:t>
+            </w:r>
+            <w:r>
+              <w:rPr>
+                <w:sz w:val="22"/>
+                <w:szCs w:val="22"/>
+              </w:rPr>
+              <w:t xml:space="preserve"> in these sections</w:t>
+            </w:r>
+            <w:r>
+              <w:rPr>
+                <w:sz w:val="22"/>
+                <w:szCs w:val="22"/>
+              </w:rPr>
+              <w:t xml:space="preserve">. </w:t>
+            </w:r>
+          </w:p>
+          <w:p>
+            <w:pPr>
+              <w:pStyle w:val="ListBullet"/>
+              <w:rPr>
+                <w:sz w:val="22"/>
+                <w:szCs w:val="22"/>
+              </w:rPr>
+            </w:pPr>
+            <w:r>
+              <w:rPr>
+                <w:sz w:val="22"/>
+                <w:szCs w:val="22"/>
+              </w:rPr>
+              <w:t>T</w:t>
+            </w:r>
+            <w:r>
+              <w:rPr>
+                <w:sz w:val="22"/>
+                <w:szCs w:val="22"/>
+              </w:rPr>
+              <w:t xml:space="preserve">able with parameter estimates of </w:t>
+            </w:r>
+            <w:r>
+              <w:rPr>
+                <w:sz w:val="22"/>
+                <w:szCs w:val="22"/>
+              </w:rPr>
+              <w:t>base and final</w:t>
+            </w:r>
+            <w:r>
+              <w:rPr>
+                <w:sz w:val="22"/>
+                <w:szCs w:val="22"/>
+              </w:rPr>
+              <w:t xml:space="preserve"> </w:t>
+            </w:r>
+            <w:r>
+              <w:rPr>
+                <w:sz w:val="22"/>
+                <w:szCs w:val="22"/>
+              </w:rPr>
+              <w:t>models</w:t>
+            </w:r>
+            <w:r>
+              <w:rPr>
+                <w:sz w:val="22"/>
+                <w:szCs w:val="22"/>
+              </w:rPr>
+              <w:t>.</w:t>
+            </w:r>
+          </w:p>
+          <w:p>
+            <w:pPr>
+              <w:pStyle w:val="ListBullet"/>
+              <w:rPr>
+                <w:sz w:val="22"/>
+                <w:szCs w:val="22"/>
+              </w:rPr>
+            </w:pPr>
+            <w:r>
+              <w:rPr>
+                <w:sz w:val="22"/>
+                <w:szCs w:val="22"/>
+              </w:rPr>
+              <w:t>Consider placing model diagnostic plots in an appendix</w:t>
+            </w:r>
+            <w:r>
+              <w:rPr>
+                <w:sz w:val="22"/>
+                <w:szCs w:val="22"/>
+              </w:rPr>
+              <w:t xml:space="preserve">. </w:t>
+            </w:r>
+          </w:p>
+          <w:p>
+            <w:pPr>
+              <w:pStyle w:val="ListBullet"/>
+              <w:rPr>
+                <w:sz w:val="22"/>
+                <w:szCs w:val="22"/>
+              </w:rPr>
+            </w:pPr>
+            <w:r>
+              <w:rPr>
+                <w:sz w:val="22"/>
+                <w:szCs w:val="22"/>
+              </w:rPr>
+              <w:t xml:space="preserve">Include </w:t>
+            </w:r>
+            <w:r>
+              <w:rPr>
+                <w:sz w:val="22"/>
+                <w:szCs w:val="22"/>
+              </w:rPr>
+              <w:t xml:space="preserve">individual graphs in appendix </w:t>
+            </w:r>
+            <w:r>
+              <w:rPr>
+                <w:sz w:val="22"/>
+                <w:szCs w:val="22"/>
+              </w:rPr>
+              <w:t xml:space="preserve">and </w:t>
+            </w:r>
+            <w:r>
+              <w:rPr>
+                <w:sz w:val="22"/>
+                <w:szCs w:val="22"/>
+              </w:rPr>
+              <w:t xml:space="preserve">include </w:t>
+            </w:r>
+            <w:r>
+              <w:rPr>
+                <w:sz w:val="22"/>
+                <w:szCs w:val="22"/>
+              </w:rPr>
+              <w:t xml:space="preserve">only for the final model. </w:t>
             </w:r>
             <w:r>
               <w:rPr>
@@ -20675,7 +21726,7 @@
               </w:rPr>
               <w:t xml:space="preserve"> </w:t>
             </w:r>
-            <w:hyperlink r:id="rId22" w:anchor="doc_info/2119166?state_type=steady_state__v" w:history="1">
+            <w:hyperlink r:id="rId20" w:anchor="doc_info/2119166?state_type=steady_state__v" w:history="1">
               <w:r>
                 <w:rPr>
                   <w:rStyle w:val="cf01"/>
@@ -20732,14 +21783,27 @@
       <w:r>
         <w:t>Table </w:t>
       </w:r>
-      <w:fldSimple w:instr=" SEQ Table \* ARABIC ">
-        <w:r>
-          <w:rPr>
-            <w:noProof/>
-          </w:rPr>
-          <w:t>4</w:t>
-        </w:r>
-      </w:fldSimple>
+      <w:r>
+        <w:fldChar w:fldCharType="begin"/>
+      </w:r>
+      <w:r>
+        <w:instrText xml:space="preserve"> SEQ Table \* ARABIC </w:instrText>
+      </w:r>
+      <w:r>
+        <w:fldChar w:fldCharType="separate"/>
+      </w:r>
+      <w:r>
+        <w:rPr>
+          <w:noProof/>
+        </w:rPr>
+        <w:t>4</w:t>
+      </w:r>
+      <w:r>
+        <w:rPr>
+          <w:noProof/>
+        </w:rPr>
+        <w:fldChar w:fldCharType="end"/>
+      </w:r>
       <w:bookmarkEnd w:id="118"/>
       <w:r>
         <w:tab/>
@@ -21188,7 +22252,16 @@
         <w:pStyle w:val="TableFootnoteInfo"/>
       </w:pPr>
       <w:r>
-        <w:t>BSV: between subject variability; OFV: objective function value; Cond. no.: condition number</w:t>
+        <w:t>BS</w:t>
+      </w:r>
+      <w:r>
+        <w:t xml:space="preserve">V: </w:t>
+      </w:r>
+      <w:r>
+        <w:t xml:space="preserve">between subject </w:t>
+      </w:r>
+      <w:r>
+        <w:t>variability; OFV: objective function value; Cond. no.: condition number</w:t>
       </w:r>
     </w:p>
     <w:p>
@@ -21196,13 +22269,8 @@
         <w:pStyle w:val="TableFootnoteInfo"/>
       </w:pPr>
       <w:r>
-        <w:t>Source code: run-</w:t>
-      </w:r>
-      <w:proofErr w:type="gramStart"/>
-      <w:r>
-        <w:t>log.R</w:t>
-      </w:r>
-      <w:proofErr w:type="gramEnd"/>
+        <w:t>Source code: run-log.R</w:t>
+      </w:r>
     </w:p>
     <w:p>
       <w:pPr>
@@ -21216,22 +22284,6 @@
       <w:pPr>
         <w:pStyle w:val="Paragraph"/>
       </w:pPr>
-    </w:p>
-    <w:p>
-      <w:pPr>
-        <w:pStyle w:val="Paragraph"/>
-      </w:pPr>
-      <w:r>
-        <w:t xml:space="preserve">Djkfhjsdfajlk </w:t>
-      </w:r>
-      <w:proofErr w:type="gramStart"/>
-      <w:r>
-        <w:t>mghj ,</w:t>
-      </w:r>
-      <w:proofErr w:type="gramEnd"/>
-      <w:r>
-        <w:t xml:space="preserve"> sgeiuhjodsf nksjdfei wefkhwiefj ajoiefn iowjefoij wenfh iuehfjfoj iwef yhiewfjo uwef yiefwu jo</w:t>
-      </w:r>
     </w:p>
     <w:p>
       <w:pPr>
@@ -21282,7 +22334,10 @@
         <w:pStyle w:val="AppendixAlphaSub2"/>
       </w:pPr>
       <w:r>
-        <w:t>Available Data</w:t>
+        <w:t>Available Dat</w:t>
+      </w:r>
+      <w:r>
+        <w:t>a</w:t>
       </w:r>
     </w:p>
     <w:p>
@@ -21294,25 +22349,53 @@
       <w:r>
         <w:t>Table </w:t>
       </w:r>
-      <w:fldSimple w:instr=" STYLEREF  &quot;Appendix Alpha&quot; \n \t  ">
-        <w:r>
-          <w:rPr>
-            <w:noProof/>
-          </w:rPr>
-          <w:t>D</w:t>
-        </w:r>
-      </w:fldSimple>
-      <w:fldSimple w:instr=" SEQ Table \* ARABIC ">
-        <w:r>
-          <w:rPr>
-            <w:noProof/>
-          </w:rPr>
-          <w:t>1</w:t>
-        </w:r>
-      </w:fldSimple>
+      <w:r>
+        <w:fldChar w:fldCharType="begin"/>
+      </w:r>
+      <w:r>
+        <w:instrText xml:space="preserve"> STYLEREF  "Appendix Alpha" \n \t  </w:instrText>
+      </w:r>
+      <w:r>
+        <w:fldChar w:fldCharType="separate"/>
+      </w:r>
+      <w:r>
+        <w:rPr>
+          <w:noProof/>
+        </w:rPr>
+        <w:t>D</w:t>
+      </w:r>
+      <w:r>
+        <w:rPr>
+          <w:noProof/>
+        </w:rPr>
+        <w:fldChar w:fldCharType="end"/>
+      </w:r>
+      <w:r>
+        <w:fldChar w:fldCharType="begin"/>
+      </w:r>
+      <w:r>
+        <w:instrText xml:space="preserve"> SEQ Table \* ARABIC </w:instrText>
+      </w:r>
+      <w:r>
+        <w:fldChar w:fldCharType="separate"/>
+      </w:r>
+      <w:r>
+        <w:rPr>
+          <w:noProof/>
+        </w:rPr>
+        <w:t>1</w:t>
+      </w:r>
+      <w:r>
+        <w:rPr>
+          <w:noProof/>
+        </w:rPr>
+        <w:fldChar w:fldCharType="end"/>
+      </w:r>
       <w:bookmarkEnd w:id="122"/>
       <w:r>
         <w:tab/>
+      </w:r>
+      <w:r>
         <w:t>Summary of available data by study and dose</w:t>
       </w:r>
       <w:bookmarkEnd w:id="123"/>
@@ -24031,15 +25114,7 @@
         <w:pStyle w:val="TableFootnoteInfo"/>
       </w:pPr>
       <w:r>
-        <w:t>Source code: eda-</w:t>
-      </w:r>
-      <w:proofErr w:type="gramStart"/>
-      <w:r>
-        <w:t>tables.R</w:t>
-      </w:r>
-      <w:proofErr w:type="gramEnd"/>
-      <w:r>
-        <w:t xml:space="preserve"> </w:t>
+        <w:t xml:space="preserve">Source code: eda-tables.R </w:t>
       </w:r>
     </w:p>
     <w:p>
@@ -24061,7 +25136,19 @@
       </w:pPr>
       <w:r>
         <w:lastRenderedPageBreak/>
-        <w:t>R environment and Package Details</w:t>
+        <w:t xml:space="preserve">R environment and </w:t>
+      </w:r>
+      <w:r>
+        <w:t>P</w:t>
+      </w:r>
+      <w:r>
+        <w:t xml:space="preserve">ackage </w:t>
+      </w:r>
+      <w:r>
+        <w:t>D</w:t>
+      </w:r>
+      <w:r>
+        <w:t>etails</w:t>
       </w:r>
     </w:p>
     <w:p>
@@ -24077,6 +25164,18 @@
         </w:rPr>
       </w:pPr>
       <w:r>
+        <w:rPr/>
+        <w:t xml:space="preserve">&lt;&lt;Name:gof cwres |Title:GOF CWRES </w:t>
+      </w:r>
+      <w:r>
+        <w:rPr/>
+        <w:t xml:space="preserve"> O sfdjkhjdfs </w:t>
+      </w:r>
+      <w:r>
+        <w:rPr/>
+        <w:t>plot|Footnote:H sfj sf nlasd ,sdf sfkl lsdfkldfslk l|Files:dn-conc-time-linear.png|Type:image&gt;&gt;</w:t>
+      </w:r>
+      <w:r>
         <w:rPr>
           <w:vanish/>
         </w:rPr>
@@ -24084,53 +25183,9 @@
       </w:r>
       <w:r>
         <w:rPr>
-          <w:b/>
-          <w:color w:val="FF0000"/>
-        </w:rPr>
-        <w:t>&lt;&lt;Name:gof cwres |Title:GOF Title The same aswlerj sjfd seoijfuowe fjoerfjio ergjioej foiueoru erjiouroi joiruiohergio|Footnote:this smw as above we can do that his amslq3r jlk wefjio jowe ewffioj|Files:MISSING_VALUE(Files)|Type:image&gt;&gt;</w:t>
-      </w:r>
-      <w:r>
-        <w:rPr>
-          <w:vanish/>
-        </w:rPr>
-        <w:t/>
-      </w:r>
-      <w:r>
-        <w:rPr>
           <w:vanish/>
         </w:rPr>
         <w:t>[[BLOCK_ID:blk_gof_cwres]]</w:t>
-      </w:r>
-    </w:p>
-    <w:p>
-      <w:pPr>
-        <w:jc w:val="center"/>
-      </w:pPr>
-      <w:r>
-        <w:rPr>
-          <w:vanish/>
-        </w:rPr>
-        <w:t/>
-      </w:r>
-    </w:p>
-    <w:p>
-      <w:r>
-        <w:rPr>
-          <w:vanish/>
-        </w:rPr>
-        <w:t/>
-      </w:r>
-      <w:r>
-        <w:rPr>
-          <w:sz w:val="20"/>
-        </w:rPr>
-        <w:t/>
-      </w:r>
-      <w:r>
-        <w:rPr>
-          <w:vanish/>
-        </w:rPr>
-        <w:t/>
       </w:r>
     </w:p>
     <w:sectPr>
@@ -24367,7 +25422,31 @@
         <w:vanish/>
         <w:color w:val="008080"/>
       </w:rPr>
-      <w:t>Template Version Number:3.0</w:t>
+      <w:t>Template Version Number</w:t>
+    </w:r>
+    <w:r>
+      <w:rPr>
+        <w:i/>
+        <w:vanish/>
+        <w:color w:val="008080"/>
+      </w:rPr>
+      <w:t>:</w:t>
+    </w:r>
+    <w:r>
+      <w:rPr>
+        <w:i/>
+        <w:vanish/>
+        <w:color w:val="008080"/>
+      </w:rPr>
+      <w:t>3</w:t>
+    </w:r>
+    <w:r>
+      <w:rPr>
+        <w:i/>
+        <w:vanish/>
+        <w:color w:val="008080"/>
+      </w:rPr>
+      <w:t>.0</w:t>
     </w:r>
   </w:p>
 </w:ftr>
@@ -24404,14 +25483,27 @@
     <w:pPr>
       <w:pStyle w:val="Header"/>
     </w:pPr>
-    <w:fldSimple w:instr="STYLEREF  &quot;Z-Document Name&quot;  \* MERGEFORMAT">
-      <w:r>
-        <w:rPr>
-          <w:noProof/>
-        </w:rPr>
-        <w:t>Model Analysis Report</w:t>
-      </w:r>
-    </w:fldSimple>
+    <w:r>
+      <w:fldChar w:fldCharType="begin"/>
+    </w:r>
+    <w:r>
+      <w:instrText>STYLEREF  "Z-Document Name"  \* MERGEFORMAT</w:instrText>
+    </w:r>
+    <w:r>
+      <w:fldChar w:fldCharType="separate"/>
+    </w:r>
+    <w:r>
+      <w:rPr>
+        <w:noProof/>
+      </w:rPr>
+      <w:t>Model Analysis Report</w:t>
+    </w:r>
+    <w:r>
+      <w:rPr>
+        <w:noProof/>
+      </w:rPr>
+      <w:fldChar w:fldCharType="end"/>
+    </w:r>
     <w:r>
       <w:ptab w:relativeTo="margin" w:alignment="right" w:leader="none"/>
     </w:r>
@@ -24426,25 +25518,51 @@
     <w:pPr>
       <w:pStyle w:val="Header"/>
     </w:pPr>
-    <w:fldSimple w:instr="STYLEREF  &quot;Z-Line R 2&quot;  \* MERGEFORMAT">
-      <w:r>
-        <w:rPr>
-          <w:noProof/>
-        </w:rPr>
-        <w:t>jjj</w:t>
-      </w:r>
-    </w:fldSimple>
+    <w:r>
+      <w:fldChar w:fldCharType="begin"/>
+    </w:r>
+    <w:r>
+      <w:instrText>STYLEREF  "Z-Line R 2"  \* MERGEFORMAT</w:instrText>
+    </w:r>
+    <w:r>
+      <w:fldChar w:fldCharType="separate"/>
+    </w:r>
+    <w:r>
+      <w:rPr>
+        <w:noProof/>
+      </w:rPr>
+      <w:t>jjj</w:t>
+    </w:r>
+    <w:r>
+      <w:rPr>
+        <w:noProof/>
+      </w:rPr>
+      <w:fldChar w:fldCharType="end"/>
+    </w:r>
     <w:r>
       <w:ptab w:relativeTo="margin" w:alignment="right" w:leader="none"/>
     </w:r>
-    <w:fldSimple w:instr="STYLEREF  &quot;Z-Line R 4&quot;  \* MERGEFORMAT">
-      <w:r>
-        <w:rPr>
-          <w:noProof/>
-        </w:rPr>
-        <w:t>jkjkhjk</w:t>
-      </w:r>
-    </w:fldSimple>
+    <w:r>
+      <w:fldChar w:fldCharType="begin"/>
+    </w:r>
+    <w:r>
+      <w:instrText>STYLEREF  "Z-Line R 4"  \* MERGEFORMAT</w:instrText>
+    </w:r>
+    <w:r>
+      <w:fldChar w:fldCharType="separate"/>
+    </w:r>
+    <w:r>
+      <w:rPr>
+        <w:noProof/>
+      </w:rPr>
+      <w:t>jkjkhjk</w:t>
+    </w:r>
+    <w:r>
+      <w:rPr>
+        <w:noProof/>
+      </w:rPr>
+      <w:fldChar w:fldCharType="end"/>
+    </w:r>
   </w:p>
 </w:hdr>
 </file>
@@ -53664,37 +54782,6 @@
 </file>
 
 <file path=customXml/item1.xml><?xml version="1.0" encoding="utf-8"?>
-<?mso-contentType ?>
-<FormTemplates xmlns="http://schemas.microsoft.com/sharepoint/v3/contenttype/forms">
-  <Display>DocumentLibraryForm</Display>
-  <Edit>DocumentLibraryForm</Edit>
-  <New>DocumentLibraryForm</New>
-</FormTemplates>
-</file>
-
-<file path=customXml/item2.xml><?xml version="1.0" encoding="utf-8"?>
-<b:Sources xmlns:b="http://schemas.openxmlformats.org/officeDocument/2006/bibliography" xmlns="http://schemas.openxmlformats.org/officeDocument/2006/bibliography" SelectedStyle="\APASixthEditionOfficeOnline.xsl" StyleName="APA" Version="6"/>
-</file>
-
-<file path=customXml/item3.xml><?xml version="1.0" encoding="utf-8"?>
-<p:properties xmlns:p="http://schemas.microsoft.com/office/2006/metadata/properties" xmlns:xsi="http://www.w3.org/2001/XMLSchema-instance" xmlns:pc="http://schemas.microsoft.com/office/infopath/2007/PartnerControls">
-  <documentManagement>
-    <Keyword xmlns="44a56295-c29e-4898-8136-a54736c65b82" xsi:nil="true"/>
-    <Descriptions xmlns="44a56295-c29e-4898-8136-a54736c65b82" xsi:nil="true"/>
-    <lcf76f155ced4ddcb4097134ff3c332f xmlns="8aa277c1-d1ea-4c39-998d-13590e101e7f">
-      <Terms xmlns="http://schemas.microsoft.com/office/infopath/2007/PartnerControls"/>
-    </lcf76f155ced4ddcb4097134ff3c332f>
-    <TaxCatchAll xmlns="a3bda4ac-f0aa-484b-b750-bde5783238e8" xsi:nil="true"/>
-  </documentManagement>
-</p:properties>
-</file>
-
-<file path=customXml/item4.xml><?xml version="1.0" encoding="utf-8"?>
-<?mso-contentType ?>
-<SharedContentType xmlns="Microsoft.SharePoint.Taxonomy.ContentTypeSync" SourceId="1ee89e71-04cd-405e-9ca3-99e020c1694d" ContentTypeId="0x0101" PreviousValue="false"/>
-</file>
-
-<file path=customXml/item5.xml><?xml version="1.0" encoding="utf-8"?>
 <ct:contentTypeSchema xmlns:ct="http://schemas.microsoft.com/office/2006/metadata/contentType" xmlns:ma="http://schemas.microsoft.com/office/2006/metadata/properties/metaAttributes" ct:_="" ma:_="" ma:contentTypeName="Document" ma:contentTypeID="0x010100A7762C85E483334AB8222100ECB11BCE" ma:contentTypeVersion="13" ma:contentTypeDescription="Create a new document." ma:contentTypeScope="" ma:versionID="75b332414a0816cfcde876ee00c40d9c">
   <xsd:schema xmlns:xsd="http://www.w3.org/2001/XMLSchema" xmlns:xs="http://www.w3.org/2001/XMLSchema" xmlns:p="http://schemas.microsoft.com/office/2006/metadata/properties" xmlns:ns2="44a56295-c29e-4898-8136-a54736c65b82" xmlns:ns3="8aa277c1-d1ea-4c39-998d-13590e101e7f" xmlns:ns4="a3bda4ac-f0aa-484b-b750-bde5783238e8" targetNamespace="http://schemas.microsoft.com/office/2006/metadata/properties" ma:root="true" ma:fieldsID="94fde33dd5881b75a2eab763bf6462c7" ns2:_="" ns3:_="" ns4:_="">
     <xsd:import namespace="44a56295-c29e-4898-8136-a54736c65b82"/>
@@ -53910,18 +54997,61 @@
 </ct:contentTypeSchema>
 </file>
 
+<file path=customXml/item2.xml><?xml version="1.0" encoding="utf-8"?>
+<?mso-contentType ?>
+<SharedContentType xmlns="Microsoft.SharePoint.Taxonomy.ContentTypeSync" SourceId="1ee89e71-04cd-405e-9ca3-99e020c1694d" ContentTypeId="0x0101" PreviousValue="false"/>
+</file>
+
+<file path=customXml/item3.xml><?xml version="1.0" encoding="utf-8"?>
+<p:properties xmlns:p="http://schemas.microsoft.com/office/2006/metadata/properties" xmlns:xsi="http://www.w3.org/2001/XMLSchema-instance" xmlns:pc="http://schemas.microsoft.com/office/infopath/2007/PartnerControls">
+  <documentManagement>
+    <Keyword xmlns="44a56295-c29e-4898-8136-a54736c65b82" xsi:nil="true"/>
+    <Descriptions xmlns="44a56295-c29e-4898-8136-a54736c65b82" xsi:nil="true"/>
+    <lcf76f155ced4ddcb4097134ff3c332f xmlns="8aa277c1-d1ea-4c39-998d-13590e101e7f">
+      <Terms xmlns="http://schemas.microsoft.com/office/infopath/2007/PartnerControls"/>
+    </lcf76f155ced4ddcb4097134ff3c332f>
+    <TaxCatchAll xmlns="a3bda4ac-f0aa-484b-b750-bde5783238e8" xsi:nil="true"/>
+  </documentManagement>
+</p:properties>
+</file>
+
+<file path=customXml/item4.xml><?xml version="1.0" encoding="utf-8"?>
+<b:Sources xmlns:b="http://schemas.openxmlformats.org/officeDocument/2006/bibliography" xmlns="http://schemas.openxmlformats.org/officeDocument/2006/bibliography" SelectedStyle="\APASixthEditionOfficeOnline.xsl" StyleName="APA" Version="6"/>
+</file>
+
+<file path=customXml/item5.xml><?xml version="1.0" encoding="utf-8"?>
+<?mso-contentType ?>
+<FormTemplates xmlns="http://schemas.microsoft.com/sharepoint/v3/contenttype/forms">
+  <Display>DocumentLibraryForm</Display>
+  <Edit>DocumentLibraryForm</Edit>
+  <New>DocumentLibraryForm</New>
+</FormTemplates>
+</file>
+
 <file path=customXml/itemProps1.xml><?xml version="1.0" encoding="utf-8"?>
-<ds:datastoreItem xmlns:ds="http://schemas.openxmlformats.org/officeDocument/2006/customXml" ds:itemID="{6ADEFE45-D4E9-47EC-8556-818C9058A4BE}">
+<ds:datastoreItem xmlns:ds="http://schemas.openxmlformats.org/officeDocument/2006/customXml" ds:itemID="{6859E1BC-91BD-4D67-B1E7-6630A4CB2439}">
   <ds:schemaRefs>
-    <ds:schemaRef ds:uri="http://schemas.microsoft.com/sharepoint/v3/contenttype/forms"/>
+    <ds:schemaRef ds:uri="http://schemas.microsoft.com/office/2006/metadata/contentType"/>
+    <ds:schemaRef ds:uri="http://schemas.microsoft.com/office/2006/metadata/properties/metaAttributes"/>
+    <ds:schemaRef ds:uri="http://www.w3.org/2001/XMLSchema"/>
+    <ds:schemaRef ds:uri="http://schemas.microsoft.com/office/2006/metadata/properties"/>
+    <ds:schemaRef ds:uri="44a56295-c29e-4898-8136-a54736c65b82"/>
+    <ds:schemaRef ds:uri="8aa277c1-d1ea-4c39-998d-13590e101e7f"/>
+    <ds:schemaRef ds:uri="a3bda4ac-f0aa-484b-b750-bde5783238e8"/>
+    <ds:schemaRef ds:uri="http://schemas.microsoft.com/office/2006/documentManagement/types"/>
+    <ds:schemaRef ds:uri="http://schemas.microsoft.com/office/infopath/2007/PartnerControls"/>
+    <ds:schemaRef ds:uri="http://schemas.openxmlformats.org/package/2006/metadata/core-properties"/>
+    <ds:schemaRef ds:uri="http://purl.org/dc/elements/1.1/"/>
+    <ds:schemaRef ds:uri="http://purl.org/dc/terms/"/>
+    <ds:schemaRef ds:uri="http://schemas.microsoft.com/internal/obd"/>
   </ds:schemaRefs>
 </ds:datastoreItem>
 </file>
 
 <file path=customXml/itemProps2.xml><?xml version="1.0" encoding="utf-8"?>
-<ds:datastoreItem xmlns:ds="http://schemas.openxmlformats.org/officeDocument/2006/customXml" ds:itemID="{0CB43EF1-53E0-4B1B-AB67-503CDEF86374}">
+<ds:datastoreItem xmlns:ds="http://schemas.openxmlformats.org/officeDocument/2006/customXml" ds:itemID="{8EF5C56D-9B05-4CE4-B93C-919EF597165D}">
   <ds:schemaRefs>
-    <ds:schemaRef ds:uri="http://schemas.openxmlformats.org/officeDocument/2006/bibliography"/>
+    <ds:schemaRef ds:uri="Microsoft.SharePoint.Taxonomy.ContentTypeSync"/>
   </ds:schemaRefs>
 </ds:datastoreItem>
 </file>
@@ -53939,29 +55069,17 @@
 </file>
 
 <file path=customXml/itemProps4.xml><?xml version="1.0" encoding="utf-8"?>
-<ds:datastoreItem xmlns:ds="http://schemas.openxmlformats.org/officeDocument/2006/customXml" ds:itemID="{8EF5C56D-9B05-4CE4-B93C-919EF597165D}">
+<ds:datastoreItem xmlns:ds="http://schemas.openxmlformats.org/officeDocument/2006/customXml" ds:itemID="{0CB43EF1-53E0-4B1B-AB67-503CDEF86374}">
   <ds:schemaRefs>
-    <ds:schemaRef ds:uri="Microsoft.SharePoint.Taxonomy.ContentTypeSync"/>
+    <ds:schemaRef ds:uri="http://schemas.openxmlformats.org/officeDocument/2006/bibliography"/>
   </ds:schemaRefs>
 </ds:datastoreItem>
 </file>
 
 <file path=customXml/itemProps5.xml><?xml version="1.0" encoding="utf-8"?>
-<ds:datastoreItem xmlns:ds="http://schemas.openxmlformats.org/officeDocument/2006/customXml" ds:itemID="{6859E1BC-91BD-4D67-B1E7-6630A4CB2439}">
+<ds:datastoreItem xmlns:ds="http://schemas.openxmlformats.org/officeDocument/2006/customXml" ds:itemID="{6ADEFE45-D4E9-47EC-8556-818C9058A4BE}">
   <ds:schemaRefs>
-    <ds:schemaRef ds:uri="http://schemas.microsoft.com/office/2006/metadata/contentType"/>
-    <ds:schemaRef ds:uri="http://schemas.microsoft.com/office/2006/metadata/properties/metaAttributes"/>
-    <ds:schemaRef ds:uri="http://www.w3.org/2001/XMLSchema"/>
-    <ds:schemaRef ds:uri="http://schemas.microsoft.com/office/2006/metadata/properties"/>
-    <ds:schemaRef ds:uri="44a56295-c29e-4898-8136-a54736c65b82"/>
-    <ds:schemaRef ds:uri="8aa277c1-d1ea-4c39-998d-13590e101e7f"/>
-    <ds:schemaRef ds:uri="a3bda4ac-f0aa-484b-b750-bde5783238e8"/>
-    <ds:schemaRef ds:uri="http://schemas.microsoft.com/office/2006/documentManagement/types"/>
-    <ds:schemaRef ds:uri="http://schemas.microsoft.com/office/infopath/2007/PartnerControls"/>
-    <ds:schemaRef ds:uri="http://schemas.openxmlformats.org/package/2006/metadata/core-properties"/>
-    <ds:schemaRef ds:uri="http://purl.org/dc/elements/1.1/"/>
-    <ds:schemaRef ds:uri="http://purl.org/dc/terms/"/>
-    <ds:schemaRef ds:uri="http://schemas.microsoft.com/internal/obd"/>
+    <ds:schemaRef ds:uri="http://schemas.microsoft.com/sharepoint/v3/contenttype/forms"/>
   </ds:schemaRefs>
 </ds:datastoreItem>
 </file>
--- a/output/intermediate/PopPK_Report_merge_TFL_filled_draft-magic.docx
+++ b/output/intermediate/PopPK_Report_merge_TFL_filled_draft-magic.docx
@@ -474,12 +474,6 @@
               <w:rPr>
                 <w:vanish/>
               </w:rPr>
-              <w:t/>
-            </w:r>
-            <w:r>
-              <w:rPr>
-                <w:vanish/>
-              </w:rPr>
               <w:t>[[INLINE_ID:inl_specify_relevant_scope_including_patient_population_age_etc]]</w:t>
             </w:r>
           </w:p>
@@ -498,12 +492,6 @@
             </w:r>
             <w:r>
               <w:t>}}</w:t>
-            </w:r>
-            <w:r>
-              <w:rPr>
-                <w:vanish/>
-              </w:rPr>
-              <w:t/>
             </w:r>
             <w:r>
               <w:rPr>
@@ -5192,12 +5180,6 @@
         <w:rPr>
           <w:vanish/>
         </w:rPr>
-        <w:t/>
-      </w:r>
-      <w:r>
-        <w:rPr>
-          <w:vanish/>
-        </w:rPr>
         <w:t>[[INLINE_ID:inl_study]]</w:t>
       </w:r>
     </w:p>
@@ -5954,12 +5936,6 @@
         <w:rPr>
           <w:vanish/>
         </w:rPr>
-        <w:t/>
-      </w:r>
-      <w:r>
-        <w:rPr>
-          <w:vanish/>
-        </w:rPr>
         <w:t>[[INLINE_ID:inl_study_and_dose]]</w:t>
       </w:r>
     </w:p>
@@ -6046,12 +6022,6 @@
           <w:fldChar w:fldCharType="end"/>
         </w:r>
       </w:hyperlink>
-      <w:r>
-        <w:rPr>
-          <w:vanish/>
-        </w:rPr>
-        <w:t/>
-      </w:r>
       <w:r>
         <w:rPr>
           <w:vanish/>
@@ -6779,12 +6749,6 @@
         <w:rPr>
           <w:vanish/>
         </w:rPr>
-        <w:t/>
-      </w:r>
-      <w:r>
-        <w:rPr>
-          <w:vanish/>
-        </w:rPr>
         <w:t>[[INLINE_ID:inl_study_and_dose]]</w:t>
       </w:r>
     </w:p>
@@ -6875,12 +6839,6 @@
         <w:rPr>
           <w:vanish/>
         </w:rPr>
-        <w:t/>
-      </w:r>
-      <w:r>
-        <w:rPr>
-          <w:vanish/>
-        </w:rPr>
         <w:t>[[INLINE_ID:inl_study_and_dose]]</w:t>
       </w:r>
     </w:p>
@@ -6966,12 +6924,6 @@
           <w:fldChar w:fldCharType="end"/>
         </w:r>
       </w:hyperlink>
-      <w:r>
-        <w:rPr>
-          <w:vanish/>
-        </w:rPr>
-        <w:t/>
-      </w:r>
       <w:r>
         <w:rPr>
           <w:vanish/>
@@ -7148,14 +7100,14 @@
             <w:noProof/>
             <w:highlight w:val="cyan"/>
           </w:rPr>
-          <w:t>{{Stud</w:t>
+          <w:t>{{pc}}</w:t>
         </w:r>
         <w:r>
           <w:rPr>
             <w:rStyle w:val="Hyperlink"/>
             <w:noProof/>
           </w:rPr>
-          <w:t xml:space="preserve">y}}VPC </w:t>
+          <w:t xml:space="preserve">VPC of </w:t>
         </w:r>
         <w:r>
           <w:rPr>
@@ -7163,14 +7115,14 @@
             <w:noProof/>
             <w:highlight w:val="cyan"/>
           </w:rPr>
-          <w:t>of {{dose-normalize</w:t>
+          <w:t>{{dose-normalized}}</w:t>
         </w:r>
         <w:r>
           <w:rPr>
             <w:rStyle w:val="Hyperlink"/>
             <w:noProof/>
           </w:rPr>
-          <w:t xml:space="preserve">d}} Concentration versus Time after dose </w:t>
+          <w:t xml:space="preserve"> Concentration versus Time after dose by </w:t>
         </w:r>
         <w:r>
           <w:rPr>
@@ -7178,14 +7130,14 @@
             <w:noProof/>
             <w:highlight w:val="cyan"/>
           </w:rPr>
-          <w:t>by {{Stud</w:t>
+          <w:t>{{Study}}</w:t>
         </w:r>
         <w:r>
           <w:rPr>
             <w:rStyle w:val="Hyperlink"/>
             <w:noProof/>
           </w:rPr>
-          <w:t xml:space="preserve">y}} for Base Mo</w:t>
+          <w:t xml:space="preserve"> for Base Model</w:t>
         </w:r>
         <w:r>
           <w:rPr>
@@ -7220,7 +7172,7 @@
           <w:rPr>
             <w:noProof/>
           </w:rPr>
-          <w:t>del46</w:t>
+          <w:t>46</w:t>
         </w:r>
         <w:r>
           <w:rPr>
@@ -7233,19 +7185,7 @@
         <w:rPr>
           <w:vanish/>
         </w:rPr>
-        <w:t/>
-      </w:r>
-      <w:r>
-        <w:rPr>
-          <w:vanish/>
-        </w:rPr>
-        <w:t>[[INLINE_ID:inl_study]]</w:t>
-      </w:r>
-      <w:r>
-        <w:rPr>
-          <w:vanish/>
-        </w:rPr>
-        <w:t>[[INLINE_ID:inl_dose_normalized]]</w:t>
+        <w:t>[[INLINE_ID:inl_pc]][[INLINE_ID:inl_dose_normalized]][[INLINE_ID:inl_study]]</w:t>
       </w:r>
     </w:p>
     <w:p>
@@ -7279,14 +7219,14 @@
             <w:noProof/>
             <w:highlight w:val="cyan"/>
           </w:rPr>
-          <w:t>{{rena</w:t>
+          <w:t>{{pc}}</w:t>
         </w:r>
         <w:r>
           <w:rPr>
             <w:rStyle w:val="Hyperlink"/>
             <w:noProof/>
           </w:rPr>
-          <w:t xml:space="preserve">l funct</w:t>
+          <w:t xml:space="preserve">VPC of </w:t>
         </w:r>
         <w:r>
           <w:rPr>
@@ -7294,14 +7234,14 @@
             <w:noProof/>
             <w:highlight w:val="cyan"/>
           </w:rPr>
-          <w:t>ion}}VPC of {{dose-</w:t>
+          <w:t>{{dose-normalized}}</w:t>
         </w:r>
         <w:r>
           <w:rPr>
             <w:rStyle w:val="Hyperlink"/>
             <w:noProof/>
           </w:rPr>
-          <w:t xml:space="preserve">normalized}} Concentration versus Time af</w:t>
+          <w:t xml:space="preserve"> Concentration versus Time after dose by </w:t>
         </w:r>
         <w:r>
           <w:rPr>
@@ -7309,14 +7249,14 @@
             <w:noProof/>
             <w:highlight w:val="cyan"/>
           </w:rPr>
-          <w:t>ter dose by {{rena</w:t>
+          <w:t>{{renal function}}</w:t>
         </w:r>
         <w:r>
           <w:rPr>
             <w:rStyle w:val="Hyperlink"/>
             <w:noProof/>
           </w:rPr>
-          <w:t xml:space="preserve">l function}} fo</w:t>
+          <w:t xml:space="preserve"> for Base Model</w:t>
         </w:r>
         <w:r>
           <w:rPr>
@@ -7351,7 +7291,7 @@
           <w:rPr>
             <w:noProof/>
           </w:rPr>
-          <w:t>r Base Model47</w:t>
+          <w:t>47</w:t>
         </w:r>
         <w:r>
           <w:rPr>
@@ -7364,19 +7304,7 @@
         <w:rPr>
           <w:vanish/>
         </w:rPr>
-        <w:t/>
-      </w:r>
-      <w:r>
-        <w:rPr>
-          <w:vanish/>
-        </w:rPr>
-        <w:t>[[INLINE_ID:inl_renal_function]]</w:t>
-      </w:r>
-      <w:r>
-        <w:rPr>
-          <w:vanish/>
-        </w:rPr>
-        <w:t>[[INLINE_ID:inl_dose_normalized]]</w:t>
+        <w:t>[[INLINE_ID:inl_pc]][[INLINE_ID:inl_dose_normalized]][[INLINE_ID:inl_renal_function]]</w:t>
       </w:r>
     </w:p>
     <w:p>
@@ -9128,12 +9056,6 @@
                 <w:lang w:val="en-US"/>
               </w:rPr>
               <w:t>{{Title of MAR}}</w:t>
-            </w:r>
-            <w:r>
-              <w:rPr>
-                <w:vanish/>
-              </w:rPr>
-              <w:t/>
             </w:r>
             <w:r>
               <w:rPr>
@@ -13352,12 +13274,6 @@
               <w:rPr>
                 <w:vanish/>
               </w:rPr>
-              <w:t/>
-            </w:r>
-            <w:r>
-              <w:rPr>
-                <w:vanish/>
-              </w:rPr>
               <w:t>[[INLINE_ID:inl_add_any_additional_studies]]</w:t>
             </w:r>
           </w:p>
@@ -14347,12 +14263,6 @@
         <w:rPr>
           <w:vanish/>
         </w:rPr>
-        <w:t/>
-      </w:r>
-      <w:r>
-        <w:rPr>
-          <w:vanish/>
-        </w:rPr>
         <w:t>[[INLINE_ID:inl_add_selected_strategy_and_justification]]</w:t>
       </w:r>
     </w:p>
@@ -14538,12 +14448,6 @@
           <w:highlight w:val="cyan"/>
         </w:rPr>
         <w:t>&gt;&gt;</w:t>
-      </w:r>
-      <w:r>
-        <w:rPr>
-          <w:vanish/>
-        </w:rPr>
-        <w:t/>
       </w:r>
       <w:r>
         <w:rPr>
@@ -14974,12 +14878,6 @@
         <w:rPr>
           <w:vanish/>
         </w:rPr>
-        <w:t/>
-      </w:r>
-      <w:r>
-        <w:rPr>
-          <w:vanish/>
-        </w:rPr>
         <w:t>[[INLINE_ID:inl_4]]</w:t>
       </w:r>
     </w:p>
@@ -15592,12 +15490,6 @@
         <w:rPr>
           <w:vanish/>
         </w:rPr>
-        <w:t/>
-      </w:r>
-      <w:r>
-        <w:rPr>
-          <w:vanish/>
-        </w:rPr>
         <w:t>[[BLOCK_ID:blk_model_run_summary]]</w:t>
       </w:r>
     </w:p>
@@ -15628,12 +15520,6 @@
           <w:lang w:val="en-US"/>
         </w:rPr>
         <w:br w:type="page"/>
-      </w:r>
-      <w:r>
-        <w:rPr>
-          <w:vanish/>
-        </w:rPr>
-        <w:t/>
       </w:r>
       <w:r>
         <w:rPr>
@@ -15868,12 +15754,6 @@
         <w:rPr>
           <w:vanish/>
         </w:rPr>
-        <w:t/>
-      </w:r>
-      <w:r>
-        <w:rPr>
-          <w:vanish/>
-        </w:rPr>
         <w:t>[[BLOCK_ID:blk_categorical_covariate_summary]]</w:t>
       </w:r>
     </w:p>
@@ -16018,12 +15898,6 @@
         <w:rPr>
           <w:vanish/>
         </w:rPr>
-        <w:t/>
-      </w:r>
-      <w:r>
-        <w:rPr>
-          <w:vanish/>
-        </w:rPr>
         <w:t>[[INLINE_ID:inl_pa]]</w:t>
       </w:r>
     </w:p>
@@ -16503,13 +16377,13 @@
         <w:rPr>
           <w:highlight w:val="cyan"/>
         </w:rPr>
-        <w:t>{{dose}} are provi</w:t>
+        <w:t>{{Study and Dose}}</w:t>
       </w:r>
       <w:r>
         <w:rPr>
           <w:highlight w:val="cyan"/>
         </w:rPr>
-        <w:t xml:space="preserve">ded in Appendix D</w:t>
+        <w:t xml:space="preserve"> are provided in </w:t>
       </w:r>
       <w:r>
         <w:rPr>
@@ -16538,7 +16412,7 @@
         <w:rPr>
           <w:highlight w:val="cyan"/>
         </w:rPr>
-        <w:t>, Table D1</w:t>
+        <w:t>Appendix D</w:t>
       </w:r>
       <w:r>
         <w:rPr>
@@ -16550,7 +16424,7 @@
         <w:rPr>
           <w:highlight w:val="cyan"/>
         </w:rPr>
-        <w:t xml:space="preserve">.</w:t>
+        <w:t xml:space="preserve">, </w:t>
       </w:r>
       <w:r>
         <w:rPr>
@@ -16576,13 +16450,13 @@
         <w:fldChar w:fldCharType="separate"/>
       </w:r>
       <w:r>
-        <w:t/>
+        <w:t>Table </w:t>
       </w:r>
       <w:r>
         <w:rPr>
           <w:noProof/>
         </w:rPr>
-        <w:t/>
+        <w:t>D1</w:t>
       </w:r>
       <w:r>
         <w:rPr>
@@ -16594,19 +16468,13 @@
         <w:rPr>
           <w:highlight w:val="cyan"/>
         </w:rPr>
-        <w:t/>
+        <w:t>.</w:t>
       </w:r>
       <w:r>
         <w:rPr>
           <w:vanish/>
         </w:rPr>
-        <w:t/>
-      </w:r>
-      <w:r>
-        <w:rPr>
-          <w:vanish/>
-        </w:rPr>
-        <w:t>[[INLINE_ID:inl_dose]]</w:t>
+        <w:t>[[INLINE_ID:inl_study_and_dose]][[INLINE_ID:inl_dose]]</w:t>
       </w:r>
     </w:p>
     <w:p>
@@ -18202,73 +18070,28 @@
         <w:rPr>
           <w:highlight w:val="cyan"/>
         </w:rPr>
-        <w:t>A</w:t>
+        <w:t>n</w:t>
       </w:r>
       <w:r>
         <w:rPr>
           <w:highlight w:val="cyan"/>
         </w:rPr>
-        <w:t>dd</w:t>
+        <w:t>}}</w:t>
       </w:r>
       <w:r>
         <w:rPr>
           <w:highlight w:val="cyan"/>
         </w:rPr>
-        <w:t xml:space="preserve"> any re</w:t>
+        <w:t xml:space="preserve"> plasma</w:t>
       </w:r>
       <w:r>
         <w:rPr>
           <w:highlight w:val="cyan"/>
         </w:rPr>
-        <w:t>levant</w:t>
-      </w:r>
-      <w:r>
-        <w:t xml:space="preserve"> observation acro</w:t>
-      </w:r>
-      <w:r>
-        <w:rPr>
-          <w:highlight w:val="cyan"/>
-        </w:rPr>
-        <w:t>ss</w:t>
-      </w:r>
-      <w:r>
-        <w:rPr>
-          <w:highlight w:val="cyan"/>
-        </w:rPr>
-        <w:t> </w:t>
-      </w:r>
-      <w:r>
-        <w:rPr>
-          <w:highlight w:val="cyan"/>
-        </w:rPr>
-        <w:t xml:space="preserve">sel</w:t>
-      </w:r>
-      <w:r>
-        <w:rPr>
-          <w:highlight w:val="cyan"/>
-        </w:rPr>
-        <w:t>ected st</w:t>
-      </w:r>
-      <w:r>
-        <w:t xml:space="preserve">rata for table</w:t>
-      </w:r>
-      <w:r>
-        <w:rPr>
-          <w:highlight w:val="cyan"/>
-        </w:rPr>
-        <w:t xml:space="preserve">}} plas</w:t>
-      </w:r>
-      <w:r>
-        <w:rPr>
-          <w:highlight w:val="cyan"/>
-        </w:rPr>
-        <w:t xml:space="preserve">ma/blood PK samples fr</w:t>
-      </w:r>
-      <w:r>
-        <w:rPr>
-          <w:highlight w:val="cyan"/>
-        </w:rPr>
-        <w:t xml:space="preserve">om </w:t>
+        <w:t>/blood</w:t>
+      </w:r>
+      <w:r>
+        <w:t xml:space="preserve"> PK samples from </w:t>
       </w:r>
       <w:r>
         <w:rPr>
@@ -18280,103 +18103,130 @@
         <w:rPr>
           <w:highlight w:val="cyan"/>
         </w:rPr>
-        <w:t xml:space="preserve">n}}</w:t>
+        <w:t>n</w:t>
       </w:r>
       <w:r>
         <w:rPr>
           <w:highlight w:val="cyan"/>
         </w:rPr>
-        <w:t> p</w:t>
+        <w:t xml:space="preserve">}} </w:t>
       </w:r>
       <w:r>
         <w:rPr>
           <w:highlight w:val="cyan"/>
         </w:rPr>
-        <w:t xml:space="preserve">atie</w:t>
+        <w:t>patients</w:t>
+      </w:r>
+      <w:r>
+        <w:t xml:space="preserve"> treated with </w:t>
       </w:r>
       <w:r>
         <w:rPr>
           <w:highlight w:val="cyan"/>
         </w:rPr>
-        <w:t>nt</w:t>
+        <w:t xml:space="preserve">AZDXXX </w:t>
       </w:r>
       <w:r>
         <w:rPr>
           <w:highlight w:val="cyan"/>
         </w:rPr>
-        <w:t>s </w:t>
+        <w:t xml:space="preserve">across dose levels of </w:t>
       </w:r>
       <w:r>
         <w:rPr>
           <w:highlight w:val="cyan"/>
         </w:rPr>
-        <w:t xml:space="preserve">tre</w:t>
+        <w:t xml:space="preserve"> {{</w:t>
       </w:r>
       <w:r>
         <w:rPr>
           <w:highlight w:val="cyan"/>
         </w:rPr>
-        <w:t>at</w:t>
-      </w:r>
-      <w:r>
-        <w:t xml:space="preserve">e</w:t>
-      </w:r>
-      <w:r>
-        <w:t xml:space="preserve">d with AZDXXX across dose levels of  {{XX mg}} </w:t>
+        <w:t>XX</w:t>
       </w:r>
       <w:r>
         <w:rPr>
           <w:highlight w:val="cyan"/>
         </w:rPr>
-        <w:t>to</w:t>
+        <w:t xml:space="preserve"> mg</w:t>
       </w:r>
       <w:r>
         <w:rPr>
           <w:highlight w:val="cyan"/>
         </w:rPr>
-        <w:t> {{XX mg}} were available for inclusion in this ana</w:t>
+        <w:t>}}</w:t>
       </w:r>
       <w:r>
         <w:rPr>
           <w:highlight w:val="cyan"/>
         </w:rPr>
-        <w:t xml:space="preserve">lysis. {{A</w:t>
+        <w:t xml:space="preserve"> to </w:t>
       </w:r>
       <w:r>
         <w:rPr>
           <w:highlight w:val="cyan"/>
         </w:rPr>
-        <w:t>dd</w:t>
+        <w:t>{{</w:t>
       </w:r>
       <w:r>
         <w:rPr>
           <w:highlight w:val="cyan"/>
         </w:rPr>
-        <w:t xml:space="preserve"> any relevant observation across selected strata for table}}. </w:t>
+        <w:t>XX</w:t>
+      </w:r>
+      <w:r>
+        <w:rPr>
+          <w:highlight w:val="cyan"/>
+        </w:rPr>
+        <w:t xml:space="preserve"> mg</w:t>
+      </w:r>
+      <w:r>
+        <w:rPr>
+          <w:highlight w:val="cyan"/>
+        </w:rPr>
+        <w:t>}}</w:t>
+      </w:r>
+      <w:r>
+        <w:t xml:space="preserve"> </w:t>
+      </w:r>
+      <w:r>
+        <w:t xml:space="preserve">were available for inclusion in this analysis. </w:t>
+      </w:r>
+      <w:r>
+        <w:rPr>
+          <w:highlight w:val="cyan"/>
+        </w:rPr>
+        <w:t>{{</w:t>
+      </w:r>
+      <w:r>
+        <w:rPr>
+          <w:highlight w:val="cyan"/>
+        </w:rPr>
+        <w:t>Add any relevant observation across selected strata</w:t>
+      </w:r>
+      <w:r>
+        <w:rPr>
+          <w:highlight w:val="cyan"/>
+        </w:rPr>
+        <w:t xml:space="preserve"> for table</w:t>
+      </w:r>
+      <w:r>
+        <w:rPr>
+          <w:highlight w:val="cyan"/>
+        </w:rPr>
+        <w:t>}}</w:t>
+      </w:r>
+      <w:r>
+        <w:rPr>
+          <w:highlight w:val="cyan"/>
+        </w:rPr>
+        <w:t xml:space="preserve">. </w:t>
       </w:r>
       <w:r>
         <w:rPr>
           <w:vanish/>
         </w:rPr>
-        <w:t/>
-      </w:r>
-      <w:r>
-        <w:rPr>
-          <w:vanish/>
-        </w:rPr>
-        <w:t>[[INLINE_ID:inl_add_any_relevant_observation_across_selected_strata_for_table]]</w:t>
-      </w:r>
-      <w:r>
-        <w:rPr>
-          <w:vanish/>
-        </w:rPr>
-        <w:t>[[INLINE_ID:inl_n]]</w:t>
-      </w:r>
-      <w:r>
-        <w:rPr>
-          <w:vanish/>
-        </w:rPr>
-        <w:t>[[INLINE_ID:inl_xx_mg]]</w:t>
+        <w:t>[[INLINE_ID:inl_n]][[INLINE_ID:inl_xx_mg]][[INLINE_ID:inl_add_any_relevant_observation_across_selected_strata_for_table]]</w:t>
       </w:r>
     </w:p>
     <w:p>
@@ -18809,12 +18659,6 @@
         <w:rPr>
           <w:vanish/>
         </w:rPr>
-        <w:t/>
-      </w:r>
-      <w:r>
-        <w:rPr>
-          <w:vanish/>
-        </w:rPr>
         <w:t>[[BLOCK_ID:blk_eta_pairs]]</w:t>
       </w:r>
     </w:p>
@@ -18894,12 +18738,6 @@
         <w:t>{{Study}}</w:t>
       </w:r>
       <w:bookmarkEnd w:id="103"/>
-      <w:r>
-        <w:rPr>
-          <w:vanish/>
-        </w:rPr>
-        <w:t/>
-      </w:r>
       <w:r>
         <w:rPr>
           <w:vanish/>
@@ -20554,13 +20392,7 @@
         <w:pStyle w:val="TableFootnoteInfo"/>
       </w:pPr>
       <w:r>
-        <w:t>&lt;&lt;Name:studies|Title:Clinical studies listing|Footnote:List of studies included in analysis.|Files:pk-data-sum-dose-study.docx|Type:table&gt;&gt;</w:t>
-      </w:r>
-      <w:r>
-        <w:rPr>
-          <w:vanish/>
-        </w:rPr>
-        <w:t/>
+        <w:t>The diagonal plots show histograms of each covariate across &lt;&lt;Name:studies|Title:Clinical studies listing|Footnote:List of studies included in analysis.|Files:pk-data-sum-dose-study.docx|Type:table&gt;&gt;. The lower plots are scatter plots with points coloured by study and a study-independent LOESS smoother. The upper plots show the Pearson’s correlation coefficient and number of underlying observations.</w:t>
       </w:r>
       <w:r>
         <w:rPr>
@@ -20979,12 +20811,6 @@
         <w:rPr>
           <w:vanish/>
         </w:rPr>
-        <w:t/>
-      </w:r>
-      <w:r>
-        <w:rPr>
-          <w:vanish/>
-        </w:rPr>
         <w:t>[[INLINE_ID:inl_fast_slow]]</w:t>
       </w:r>
     </w:p>
@@ -21218,12 +21044,6 @@
         <w:t xml:space="preserve"> (log scale)</w:t>
       </w:r>
       <w:bookmarkEnd w:id="112"/>
-      <w:r>
-        <w:rPr>
-          <w:vanish/>
-        </w:rPr>
-        <w:t/>
-      </w:r>
       <w:r>
         <w:rPr>
           <w:vanish/>
@@ -25164,22 +24984,13 @@
         </w:rPr>
       </w:pPr>
       <w:r>
-        <w:rPr/>
-        <w:t xml:space="preserve">&lt;&lt;Name:gof cwres |Title:GOF CWRES </w:t>
-      </w:r>
-      <w:r>
-        <w:rPr/>
-        <w:t xml:space="preserve"> O sfdjkhjdfs </w:t>
-      </w:r>
-      <w:r>
-        <w:rPr/>
-        <w:t>plot|Footnote:H sfj sf nlasd ,sdf sfkl lsdfkldfslk l|Files:dn-conc-time-linear.png|Type:image&gt;&gt;</w:t>
-      </w:r>
-      <w:r>
-        <w:rPr>
-          <w:vanish/>
-        </w:rPr>
-        <w:t/>
+        <w:t>&lt;&lt;Name:gof cwres |Title:GOF CWRES plot|Footnote:</w:t>
+      </w:r>
+      <w:r>
+        <w:t xml:space="preserve">Not having </w:t>
+      </w:r>
+      <w:r>
+        <w:t>l weighted residuals versus time.|Files:dn-conc-time-linear.png|Type:image&gt;&gt;</w:t>
       </w:r>
       <w:r>
         <w:rPr>
@@ -25196,11 +25007,6 @@
     </w:sectPr>
   </w:body>
 </w:document>
-</file>
-
-<file path=word/comments.xml><?xml version="1.0" encoding="utf-8"?>
-<w:comments xmlns:wpc="http://schemas.microsoft.com/office/word/2010/wordprocessingCanvas" xmlns:mo="http://schemas.microsoft.com/office/mac/office/2008/main" xmlns:mc="http://schemas.openxmlformats.org/markup-compatibility/2006" xmlns:mv="urn:schemas-microsoft-com:mac:vml" xmlns:o="urn:schemas-microsoft-com:office:office" xmlns:r="http://schemas.openxmlformats.org/officeDocument/2006/relationships" xmlns:m="http://schemas.openxmlformats.org/officeDocument/2006/math" xmlns:v="urn:schemas-microsoft-com:vml" xmlns:wp14="http://schemas.microsoft.com/office/word/2010/wordprocessingDrawing" xmlns:wp="http://schemas.openxmlformats.org/drawingml/2006/wordprocessingDrawing" xmlns:w10="urn:schemas-microsoft-com:office:word" xmlns:w="http://schemas.openxmlformats.org/wordprocessingml/2006/main" xmlns:w14="http://schemas.microsoft.com/office/word/2010/wordml" xmlns:wpg="http://schemas.microsoft.com/office/word/2010/wordprocessingGroup" xmlns:wpi="http://schemas.microsoft.com/office/word/2010/wordprocessingInk" xmlns:wne="http://schemas.microsoft.com/office/word/2006/wordml" xmlns:wps="http://schemas.microsoft.com/office/word/2010/wordprocessingShape" mc:Ignorable="w14 wp14">
-</w:comments>
 </file>
 
 <file path=word/customizations.xml><?xml version="1.0" encoding="utf-8"?>
@@ -54782,6 +54588,19 @@
 </file>
 
 <file path=customXml/item1.xml><?xml version="1.0" encoding="utf-8"?>
+<b:Sources xmlns:b="http://schemas.openxmlformats.org/officeDocument/2006/bibliography" xmlns="http://schemas.openxmlformats.org/officeDocument/2006/bibliography" SelectedStyle="\APASixthEditionOfficeOnline.xsl" StyleName="APA" Version="6"/>
+</file>
+
+<file path=customXml/item2.xml><?xml version="1.0" encoding="utf-8"?>
+<?mso-contentType ?>
+<FormTemplates xmlns="http://schemas.microsoft.com/sharepoint/v3/contenttype/forms">
+  <Display>DocumentLibraryForm</Display>
+  <Edit>DocumentLibraryForm</Edit>
+  <New>DocumentLibraryForm</New>
+</FormTemplates>
+</file>
+
+<file path=customXml/item3.xml><?xml version="1.0" encoding="utf-8"?>
 <ct:contentTypeSchema xmlns:ct="http://schemas.microsoft.com/office/2006/metadata/contentType" xmlns:ma="http://schemas.microsoft.com/office/2006/metadata/properties/metaAttributes" ct:_="" ma:_="" ma:contentTypeName="Document" ma:contentTypeID="0x010100A7762C85E483334AB8222100ECB11BCE" ma:contentTypeVersion="13" ma:contentTypeDescription="Create a new document." ma:contentTypeScope="" ma:versionID="75b332414a0816cfcde876ee00c40d9c">
   <xsd:schema xmlns:xsd="http://www.w3.org/2001/XMLSchema" xmlns:xs="http://www.w3.org/2001/XMLSchema" xmlns:p="http://schemas.microsoft.com/office/2006/metadata/properties" xmlns:ns2="44a56295-c29e-4898-8136-a54736c65b82" xmlns:ns3="8aa277c1-d1ea-4c39-998d-13590e101e7f" xmlns:ns4="a3bda4ac-f0aa-484b-b750-bde5783238e8" targetNamespace="http://schemas.microsoft.com/office/2006/metadata/properties" ma:root="true" ma:fieldsID="94fde33dd5881b75a2eab763bf6462c7" ns2:_="" ns3:_="" ns4:_="">
     <xsd:import namespace="44a56295-c29e-4898-8136-a54736c65b82"/>
@@ -54997,12 +54816,12 @@
 </ct:contentTypeSchema>
 </file>
 
-<file path=customXml/item2.xml><?xml version="1.0" encoding="utf-8"?>
+<file path=customXml/item4.xml><?xml version="1.0" encoding="utf-8"?>
 <?mso-contentType ?>
 <SharedContentType xmlns="Microsoft.SharePoint.Taxonomy.ContentTypeSync" SourceId="1ee89e71-04cd-405e-9ca3-99e020c1694d" ContentTypeId="0x0101" PreviousValue="false"/>
 </file>
 
-<file path=customXml/item3.xml><?xml version="1.0" encoding="utf-8"?>
+<file path=customXml/item5.xml><?xml version="1.0" encoding="utf-8"?>
 <p:properties xmlns:p="http://schemas.microsoft.com/office/2006/metadata/properties" xmlns:xsi="http://www.w3.org/2001/XMLSchema-instance" xmlns:pc="http://schemas.microsoft.com/office/infopath/2007/PartnerControls">
   <documentManagement>
     <Keyword xmlns="44a56295-c29e-4898-8136-a54736c65b82" xsi:nil="true"/>
@@ -55015,20 +54834,23 @@
 </p:properties>
 </file>
 
-<file path=customXml/item4.xml><?xml version="1.0" encoding="utf-8"?>
-<b:Sources xmlns:b="http://schemas.openxmlformats.org/officeDocument/2006/bibliography" xmlns="http://schemas.openxmlformats.org/officeDocument/2006/bibliography" SelectedStyle="\APASixthEditionOfficeOnline.xsl" StyleName="APA" Version="6"/>
+<file path=customXml/itemProps1.xml><?xml version="1.0" encoding="utf-8"?>
+<ds:datastoreItem xmlns:ds="http://schemas.openxmlformats.org/officeDocument/2006/customXml" ds:itemID="{0CB43EF1-53E0-4B1B-AB67-503CDEF86374}">
+  <ds:schemaRefs>
+    <ds:schemaRef ds:uri="http://schemas.openxmlformats.org/officeDocument/2006/bibliography"/>
+  </ds:schemaRefs>
+</ds:datastoreItem>
 </file>
 
-<file path=customXml/item5.xml><?xml version="1.0" encoding="utf-8"?>
-<?mso-contentType ?>
-<FormTemplates xmlns="http://schemas.microsoft.com/sharepoint/v3/contenttype/forms">
-  <Display>DocumentLibraryForm</Display>
-  <Edit>DocumentLibraryForm</Edit>
-  <New>DocumentLibraryForm</New>
-</FormTemplates>
+<file path=customXml/itemProps2.xml><?xml version="1.0" encoding="utf-8"?>
+<ds:datastoreItem xmlns:ds="http://schemas.openxmlformats.org/officeDocument/2006/customXml" ds:itemID="{6ADEFE45-D4E9-47EC-8556-818C9058A4BE}">
+  <ds:schemaRefs>
+    <ds:schemaRef ds:uri="http://schemas.microsoft.com/sharepoint/v3/contenttype/forms"/>
+  </ds:schemaRefs>
+</ds:datastoreItem>
 </file>
 
-<file path=customXml/itemProps1.xml><?xml version="1.0" encoding="utf-8"?>
+<file path=customXml/itemProps3.xml><?xml version="1.0" encoding="utf-8"?>
 <ds:datastoreItem xmlns:ds="http://schemas.openxmlformats.org/officeDocument/2006/customXml" ds:itemID="{6859E1BC-91BD-4D67-B1E7-6630A4CB2439}">
   <ds:schemaRefs>
     <ds:schemaRef ds:uri="http://schemas.microsoft.com/office/2006/metadata/contentType"/>
@@ -55048,7 +54870,7 @@
 </ds:datastoreItem>
 </file>
 
-<file path=customXml/itemProps2.xml><?xml version="1.0" encoding="utf-8"?>
+<file path=customXml/itemProps4.xml><?xml version="1.0" encoding="utf-8"?>
 <ds:datastoreItem xmlns:ds="http://schemas.openxmlformats.org/officeDocument/2006/customXml" ds:itemID="{8EF5C56D-9B05-4CE4-B93C-919EF597165D}">
   <ds:schemaRefs>
     <ds:schemaRef ds:uri="Microsoft.SharePoint.Taxonomy.ContentTypeSync"/>
@@ -55056,7 +54878,7 @@
 </ds:datastoreItem>
 </file>
 
-<file path=customXml/itemProps3.xml><?xml version="1.0" encoding="utf-8"?>
+<file path=customXml/itemProps5.xml><?xml version="1.0" encoding="utf-8"?>
 <ds:datastoreItem xmlns:ds="http://schemas.openxmlformats.org/officeDocument/2006/customXml" ds:itemID="{A468AB16-E26C-4EEC-963F-FFAE87E41854}">
   <ds:schemaRefs>
     <ds:schemaRef ds:uri="http://schemas.microsoft.com/office/2006/metadata/properties"/>
@@ -55066,20 +54888,4 @@
     <ds:schemaRef ds:uri="a3bda4ac-f0aa-484b-b750-bde5783238e8"/>
   </ds:schemaRefs>
 </ds:datastoreItem>
-</file>
-
-<file path=customXml/itemProps4.xml><?xml version="1.0" encoding="utf-8"?>
-<ds:datastoreItem xmlns:ds="http://schemas.openxmlformats.org/officeDocument/2006/customXml" ds:itemID="{0CB43EF1-53E0-4B1B-AB67-503CDEF86374}">
-  <ds:schemaRefs>
-    <ds:schemaRef ds:uri="http://schemas.openxmlformats.org/officeDocument/2006/bibliography"/>
-  </ds:schemaRefs>
-</ds:datastoreItem>
-</file>
-
-<file path=customXml/itemProps5.xml><?xml version="1.0" encoding="utf-8"?>
-<ds:datastoreItem xmlns:ds="http://schemas.openxmlformats.org/officeDocument/2006/customXml" ds:itemID="{6ADEFE45-D4E9-47EC-8556-818C9058A4BE}">
-  <ds:schemaRefs>
-    <ds:schemaRef ds:uri="http://schemas.microsoft.com/sharepoint/v3/contenttype/forms"/>
-  </ds:schemaRefs>
-</ds:datastoreItem>
 </file>
--- a/output/intermediate/PopPK_Report_merge_TFL_filled_draft-magic.docx
+++ b/output/intermediate/PopPK_Report_merge_TFL_filled_draft-magic.docx
@@ -44,16 +44,7 @@
               <w:pStyle w:val="Z-DocumentName"/>
             </w:pPr>
             <w:r>
-              <w:t>Model</w:t>
-            </w:r>
-            <w:r>
-              <w:t xml:space="preserve"> </w:t>
-            </w:r>
-            <w:r>
-              <w:t xml:space="preserve">Analysis </w:t>
-            </w:r>
-            <w:r>
-              <w:t>Report</w:t>
+              <w:t>Model Analysis Report</w:t>
             </w:r>
           </w:p>
         </w:tc>
@@ -95,11 +86,9 @@
             <w:pPr>
               <w:pStyle w:val="Z-LineR1"/>
             </w:pPr>
-            <w:proofErr w:type="spellStart"/>
             <w:r>
               <w:t>hhh</w:t>
             </w:r>
-            <w:proofErr w:type="spellEnd"/>
           </w:p>
         </w:tc>
       </w:tr>
@@ -127,13 +116,7 @@
               <w:pStyle w:val="Z-LineL2"/>
             </w:pPr>
             <w:r>
-              <w:t xml:space="preserve">Study </w:t>
-            </w:r>
-            <w:r>
-              <w:t>C</w:t>
-            </w:r>
-            <w:r>
-              <w:t>ode</w:t>
+              <w:t>Study Code</w:t>
             </w:r>
           </w:p>
         </w:tc>
@@ -146,11 +129,9 @@
             <w:pPr>
               <w:pStyle w:val="Z-LineR2"/>
             </w:pPr>
-            <w:proofErr w:type="spellStart"/>
             <w:r>
               <w:t>jjj</w:t>
             </w:r>
-            <w:proofErr w:type="spellEnd"/>
           </w:p>
         </w:tc>
       </w:tr>
@@ -191,11 +172,9 @@
             <w:pPr>
               <w:pStyle w:val="Z-LineR3"/>
             </w:pPr>
-            <w:proofErr w:type="spellStart"/>
             <w:r>
               <w:t>jjj</w:t>
             </w:r>
-            <w:proofErr w:type="spellEnd"/>
           </w:p>
         </w:tc>
       </w:tr>
@@ -236,11 +215,9 @@
             <w:pPr>
               <w:pStyle w:val="Z-LineR4"/>
             </w:pPr>
-            <w:proofErr w:type="spellStart"/>
             <w:r>
               <w:t>jkjkhjk</w:t>
             </w:r>
-            <w:proofErr w:type="spellEnd"/>
           </w:p>
         </w:tc>
       </w:tr>
@@ -434,7 +411,7 @@
             </w:pPr>
             <w:bookmarkStart w:id="0" w:name="_Toc422332941"/>
             <w:bookmarkStart w:id="1" w:name="_Toc57021172"/>
-            <w:bookmarkStart w:id="2" w:name="_Toc225771618"/>
+            <w:bookmarkStart w:id="2" w:name="_Toc224140052"/>
             <w:r>
               <w:t>Title Page</w:t>
             </w:r>
@@ -458,31 +435,10 @@
               <w:pStyle w:val="Title"/>
             </w:pPr>
             <w:r>
-              <w:t>Population PK Model</w:t>
-            </w:r>
-            <w:r>
-              <w:t xml:space="preserve"> </w:t>
-            </w:r>
-            <w:r>
-              <w:t xml:space="preserve">Analysis </w:t>
-            </w:r>
-            <w:r>
-              <w:t xml:space="preserve">Report of </w:t>
-            </w:r>
-            <w:r>
-              <w:t>{{</w:t>
-            </w:r>
-            <w:r>
-              <w:t>specify relevant scope including patient population, age etc</w:t>
-            </w:r>
-            <w:r>
-              <w:t>}}</w:t>
-            </w:r>
-            <w:r>
-              <w:rPr>
-                <w:vanish/>
-              </w:rPr>
-              <w:t/>
+              <w:t xml:space="preserve">Population PK Model Analysis Report of </w:t>
+            </w:r>
+            <w:r>
+              <w:t>{{specify relevant scope including patient population, age etc}}</w:t>
             </w:r>
             <w:r>
               <w:rPr>
@@ -499,19 +455,7 @@
               <w:t xml:space="preserve">Clinical Studies: </w:t>
             </w:r>
             <w:r>
-              <w:t>{{</w:t>
-            </w:r>
-            <w:r>
-              <w:t>list all clinical studies used</w:t>
-            </w:r>
-            <w:r>
-              <w:t>}}</w:t>
-            </w:r>
-            <w:r>
-              <w:rPr>
-                <w:vanish/>
-              </w:rPr>
-              <w:t/>
+              <w:t>{{list all clinical studies used}}</w:t>
             </w:r>
             <w:r>
               <w:rPr>
@@ -724,16 +668,7 @@
                 <w:sz w:val="22"/>
                 <w:szCs w:val="22"/>
               </w:rPr>
-              <w:t xml:space="preserve"> a previously developed model with new data (such as a Phase 3 update), use the template </w:t>
-            </w:r>
-            <w:proofErr w:type="spellStart"/>
-            <w:r>
-              <w:rPr>
-                <w:rFonts w:ascii="Times New Roman" w:hAnsi="Times New Roman"/>
-                <w:sz w:val="22"/>
-                <w:szCs w:val="22"/>
-              </w:rPr>
-              <w:t>PopPK_</w:t>
+              <w:t xml:space="preserve"> a previously developed model with new data (such as a Phase 3 update), use the template PopPK_</w:t>
             </w:r>
             <w:r>
               <w:rPr>
@@ -751,7 +686,6 @@
               </w:rPr>
               <w:t>_ModelUpdate</w:t>
             </w:r>
-            <w:proofErr w:type="spellEnd"/>
           </w:p>
           <w:p>
             <w:pPr>
@@ -767,23 +701,7 @@
                 <w:sz w:val="22"/>
                 <w:szCs w:val="22"/>
               </w:rPr>
-              <w:t xml:space="preserve">The Study code(s) in the upper corner should contain the study </w:t>
-            </w:r>
-            <w:r>
-              <w:rPr>
-                <w:rFonts w:ascii="Times New Roman" w:hAnsi="Times New Roman"/>
-                <w:sz w:val="22"/>
-                <w:szCs w:val="22"/>
-              </w:rPr>
-              <w:t>analysed</w:t>
-            </w:r>
-            <w:r>
-              <w:rPr>
-                <w:rFonts w:ascii="Times New Roman" w:hAnsi="Times New Roman"/>
-                <w:sz w:val="22"/>
-                <w:szCs w:val="22"/>
-              </w:rPr>
-              <w:t xml:space="preserve"> (e.g., D1234C00001). If analysis of a single study or focused on a single study, put that study code here. If analysis is of a pool, then put “Various” here and list the codes in the full title under “Clinical Studies:”.</w:t>
+              <w:t>The Study code(s) in the upper corner should contain the study analysed (e.g., D1234C00001). If analysis of a single study or focused on a single study, put that study code here. If analysis is of a pool, then put “Various” here and list the codes in the full title under “Clinical Studies:”.</w:t>
             </w:r>
           </w:p>
           <w:p>
@@ -1017,15 +935,7 @@
               <w:t>should not be modified unless strictly necessary</w:t>
             </w:r>
             <w:r>
-              <w:t xml:space="preserve"> since they have corresponding sections in the templated analysis report and the TFLs are pre-coded within the MERGE </w:t>
-            </w:r>
-            <w:proofErr w:type="spellStart"/>
-            <w:r>
-              <w:t>popPK</w:t>
-            </w:r>
-            <w:proofErr w:type="spellEnd"/>
-            <w:r>
-              <w:t xml:space="preserve"> activity templates.</w:t>
+              <w:t xml:space="preserve"> since they have corresponding sections in the templated analysis report and the TFLs are pre-coded within the MERGE popPK activity templates.</w:t>
             </w:r>
           </w:p>
           <w:p>
@@ -1042,65 +952,7 @@
                 <w:sz w:val="24"/>
                 <w:szCs w:val="24"/>
               </w:rPr>
-              <w:t xml:space="preserve">Where several </w:t>
-            </w:r>
-            <w:r>
-              <w:rPr>
-                <w:sz w:val="24"/>
-                <w:szCs w:val="24"/>
-              </w:rPr>
-              <w:fldChar w:fldCharType="begin"/>
-            </w:r>
-            <w:r>
-              <w:rPr>
-                <w:sz w:val="24"/>
-                <w:szCs w:val="24"/>
-              </w:rPr>
-              <w:instrText xml:space="preserve"> DOCPROPERTY study </w:instrText>
-            </w:r>
-            <w:r>
-              <w:rPr>
-                <w:sz w:val="24"/>
-                <w:szCs w:val="24"/>
-              </w:rPr>
-              <w:fldChar w:fldCharType="separate"/>
-            </w:r>
-            <w:r>
-              <w:rPr>
-                <w:sz w:val="24"/>
-                <w:szCs w:val="24"/>
-              </w:rPr>
-              <w:t>My Study Name</w:t>
-            </w:r>
-            <w:r>
-              <w:rPr>
-                <w:sz w:val="24"/>
-                <w:szCs w:val="24"/>
-              </w:rPr>
-              <w:fldChar w:fldCharType="end"/>
-            </w:r>
-            <w:r>
-              <w:rPr>
-                <w:sz w:val="24"/>
-                <w:szCs w:val="24"/>
-              </w:rPr>
-              <w:t xml:space="preserve"> are provided, please choose which one to use and delete the other version. The option-specific text refers to the one paragraph including the [Option x</w:t>
-            </w:r>
-            <w:proofErr w:type="gramStart"/>
-            <w:r>
-              <w:rPr>
-                <w:sz w:val="24"/>
-                <w:szCs w:val="24"/>
-              </w:rPr>
-              <w:t>: ]</w:t>
-            </w:r>
-            <w:proofErr w:type="gramEnd"/>
-            <w:r>
-              <w:rPr>
-                <w:sz w:val="24"/>
-                <w:szCs w:val="24"/>
-              </w:rPr>
-              <w:t>. Subsequent paragraphs below/above the option should be kept, irrespectively of which option you choose.</w:t>
+              <w:t>Where several options are provided, please choose which one to use and delete the other version. The option-specific text refers to the one paragraph including the [Option x: ]. Subsequent paragraphs below/above the option should be kept, irrespectively of which option you choose.</w:t>
             </w:r>
           </w:p>
         </w:tc>
@@ -1113,20 +965,10 @@
     </w:p>
     <w:p>
       <w:pPr>
-        <w:pStyle w:val="Paragraph"/>
-      </w:pPr>
-    </w:p>
-    <w:p>
-      <w:pPr>
-        <w:pStyle w:val="Paragraph"/>
-      </w:pPr>
-    </w:p>
-    <w:p>
-      <w:pPr>
         <w:pStyle w:val="Heading1Unnumbered"/>
         <w:pageBreakBefore/>
       </w:pPr>
-      <w:bookmarkStart w:id="3" w:name="_Toc225771619"/>
+      <w:bookmarkStart w:id="3" w:name="_Toc224140053"/>
       <w:r>
         <w:lastRenderedPageBreak/>
         <w:t>TABLE OF CONTENTS</w:t>
@@ -1194,25 +1036,7 @@
                 <w:szCs w:val="22"/>
                 <w:lang w:val="en-US"/>
               </w:rPr>
-              <w:t xml:space="preserve">Refresh all </w:t>
-            </w:r>
-            <w:proofErr w:type="spellStart"/>
-            <w:r>
-              <w:rPr>
-                <w:sz w:val="22"/>
-                <w:szCs w:val="22"/>
-                <w:lang w:val="en-US"/>
-              </w:rPr>
-              <w:t>ToCs</w:t>
-            </w:r>
-            <w:proofErr w:type="spellEnd"/>
-            <w:r>
-              <w:rPr>
-                <w:sz w:val="22"/>
-                <w:szCs w:val="22"/>
-                <w:lang w:val="en-US"/>
-              </w:rPr>
-              <w:t xml:space="preserve"> before finalization.</w:t>
+              <w:t>Refresh all ToCs before finalization.</w:t>
             </w:r>
           </w:p>
           <w:p>
@@ -1245,7 +1069,6 @@
           <w:caps w:val="0"/>
           <w:kern w:val="2"/>
           <w:szCs w:val="24"/>
-          <w:lang w:val="en-IN" w:eastAsia="en-GB"/>
           <w14:ligatures w14:val="standardContextual"/>
         </w:rPr>
       </w:pPr>
@@ -1258,7 +1081,7 @@
       <w:r>
         <w:fldChar w:fldCharType="separate"/>
       </w:r>
-      <w:hyperlink w:anchor="_Toc225771618" w:history="1">
+      <w:hyperlink w:anchor="_Toc224140052" w:history="1">
         <w:r>
           <w:rPr>
             <w:rStyle w:val="Hyperlink"/>
@@ -1272,7 +1095,7 @@
           <w:fldChar w:fldCharType="begin"/>
         </w:r>
         <w:r>
-          <w:instrText xml:space="preserve"> PAGEREF _Toc225771618 \h </w:instrText>
+          <w:instrText xml:space="preserve"> PAGEREF _Toc224140052 \h </w:instrText>
         </w:r>
         <w:r>
           <w:fldChar w:fldCharType="separate"/>
@@ -1293,11 +1116,10 @@
           <w:caps w:val="0"/>
           <w:kern w:val="2"/>
           <w:szCs w:val="24"/>
-          <w:lang w:val="en-IN" w:eastAsia="en-GB"/>
           <w14:ligatures w14:val="standardContextual"/>
         </w:rPr>
       </w:pPr>
-      <w:hyperlink w:anchor="_Toc225771619" w:history="1">
+      <w:hyperlink w:anchor="_Toc224140053" w:history="1">
         <w:r>
           <w:rPr>
             <w:rStyle w:val="Hyperlink"/>
@@ -1311,7 +1133,7 @@
           <w:fldChar w:fldCharType="begin"/>
         </w:r>
         <w:r>
-          <w:instrText xml:space="preserve"> PAGEREF _Toc225771619 \h </w:instrText>
+          <w:instrText xml:space="preserve"> PAGEREF _Toc224140053 \h </w:instrText>
         </w:r>
         <w:r>
           <w:fldChar w:fldCharType="separate"/>
@@ -1332,11 +1154,10 @@
           <w:caps w:val="0"/>
           <w:kern w:val="2"/>
           <w:szCs w:val="24"/>
-          <w:lang w:val="en-IN" w:eastAsia="en-GB"/>
           <w14:ligatures w14:val="standardContextual"/>
         </w:rPr>
       </w:pPr>
-      <w:hyperlink w:anchor="_Toc225771620" w:history="1">
+      <w:hyperlink w:anchor="_Toc224140054" w:history="1">
         <w:r>
           <w:rPr>
             <w:rStyle w:val="Hyperlink"/>
@@ -1351,13 +1172,13 @@
           <w:fldChar w:fldCharType="begin"/>
         </w:r>
         <w:r>
-          <w:instrText xml:space="preserve"> PAGEREF _Toc225771620 \h </w:instrText>
+          <w:instrText xml:space="preserve"> PAGEREF _Toc224140054 \h </w:instrText>
         </w:r>
         <w:r>
           <w:fldChar w:fldCharType="separate"/>
         </w:r>
         <w:r>
-          <w:t>5</w:t>
+          <w:t>7</w:t>
         </w:r>
         <w:r>
           <w:fldChar w:fldCharType="end"/>
@@ -1372,11 +1193,10 @@
           <w:caps w:val="0"/>
           <w:kern w:val="2"/>
           <w:szCs w:val="24"/>
-          <w:lang w:val="en-IN" w:eastAsia="en-GB"/>
           <w14:ligatures w14:val="standardContextual"/>
         </w:rPr>
       </w:pPr>
-      <w:hyperlink w:anchor="_Toc225771621" w:history="1">
+      <w:hyperlink w:anchor="_Toc224140055" w:history="1">
         <w:r>
           <w:rPr>
             <w:rStyle w:val="Hyperlink"/>
@@ -1391,13 +1211,13 @@
           <w:fldChar w:fldCharType="begin"/>
         </w:r>
         <w:r>
-          <w:instrText xml:space="preserve"> PAGEREF _Toc225771621 \h </w:instrText>
+          <w:instrText xml:space="preserve"> PAGEREF _Toc224140055 \h </w:instrText>
         </w:r>
         <w:r>
           <w:fldChar w:fldCharType="separate"/>
         </w:r>
         <w:r>
-          <w:t>6</w:t>
+          <w:t>8</w:t>
         </w:r>
         <w:r>
           <w:fldChar w:fldCharType="end"/>
@@ -1412,11 +1232,10 @@
           <w:caps w:val="0"/>
           <w:kern w:val="2"/>
           <w:szCs w:val="24"/>
-          <w:lang w:val="en-IN" w:eastAsia="en-GB"/>
           <w14:ligatures w14:val="standardContextual"/>
         </w:rPr>
       </w:pPr>
-      <w:hyperlink w:anchor="_Toc225771622" w:history="1">
+      <w:hyperlink w:anchor="_Toc224140056" w:history="1">
         <w:r>
           <w:rPr>
             <w:rStyle w:val="Hyperlink"/>
@@ -1430,13 +1249,13 @@
           <w:fldChar w:fldCharType="begin"/>
         </w:r>
         <w:r>
-          <w:instrText xml:space="preserve"> PAGEREF _Toc225771622 \h </w:instrText>
+          <w:instrText xml:space="preserve"> PAGEREF _Toc224140056 \h </w:instrText>
         </w:r>
         <w:r>
           <w:fldChar w:fldCharType="separate"/>
         </w:r>
         <w:r>
-          <w:t>7</w:t>
+          <w:t>9</w:t>
         </w:r>
         <w:r>
           <w:fldChar w:fldCharType="end"/>
@@ -1452,11 +1271,10 @@
           <w:noProof/>
           <w:kern w:val="2"/>
           <w:szCs w:val="24"/>
-          <w:lang w:val="en-IN" w:eastAsia="en-GB"/>
           <w14:ligatures w14:val="standardContextual"/>
         </w:rPr>
       </w:pPr>
-      <w:hyperlink w:anchor="_Toc225771623" w:history="1">
+      <w:hyperlink w:anchor="_Toc224140057" w:history="1">
         <w:r>
           <w:rPr>
             <w:rStyle w:val="Hyperlink"/>
@@ -1471,7 +1289,6 @@
             <w:noProof/>
             <w:kern w:val="2"/>
             <w:szCs w:val="24"/>
-            <w:lang w:val="en-IN" w:eastAsia="en-GB"/>
             <w14:ligatures w14:val="standardContextual"/>
           </w:rPr>
           <w:tab/>
@@ -1499,7 +1316,7 @@
           <w:rPr>
             <w:noProof/>
           </w:rPr>
-          <w:instrText xml:space="preserve"> PAGEREF _Toc225771623 \h </w:instrText>
+          <w:instrText xml:space="preserve"> PAGEREF _Toc224140057 \h </w:instrText>
         </w:r>
         <w:r>
           <w:rPr>
@@ -1516,7 +1333,7 @@
           <w:rPr>
             <w:noProof/>
           </w:rPr>
-          <w:t>9</w:t>
+          <w:t>11</w:t>
         </w:r>
         <w:r>
           <w:rPr>
@@ -1535,11 +1352,10 @@
           <w:noProof/>
           <w:kern w:val="2"/>
           <w:szCs w:val="24"/>
-          <w:lang w:val="en-IN" w:eastAsia="en-GB"/>
           <w14:ligatures w14:val="standardContextual"/>
         </w:rPr>
       </w:pPr>
-      <w:hyperlink w:anchor="_Toc225771624" w:history="1">
+      <w:hyperlink w:anchor="_Toc224140058" w:history="1">
         <w:r>
           <w:rPr>
             <w:rStyle w:val="Hyperlink"/>
@@ -1554,7 +1370,6 @@
             <w:noProof/>
             <w:kern w:val="2"/>
             <w:szCs w:val="24"/>
-            <w:lang w:val="en-IN" w:eastAsia="en-GB"/>
             <w14:ligatures w14:val="standardContextual"/>
           </w:rPr>
           <w:tab/>
@@ -1582,7 +1397,7 @@
           <w:rPr>
             <w:noProof/>
           </w:rPr>
-          <w:instrText xml:space="preserve"> PAGEREF _Toc225771624 \h </w:instrText>
+          <w:instrText xml:space="preserve"> PAGEREF _Toc224140058 \h </w:instrText>
         </w:r>
         <w:r>
           <w:rPr>
@@ -1599,7 +1414,7 @@
           <w:rPr>
             <w:noProof/>
           </w:rPr>
-          <w:t>9</w:t>
+          <w:t>11</w:t>
         </w:r>
         <w:r>
           <w:rPr>
@@ -1618,11 +1433,10 @@
           <w:noProof/>
           <w:kern w:val="2"/>
           <w:szCs w:val="24"/>
-          <w:lang w:val="en-IN" w:eastAsia="en-GB"/>
           <w14:ligatures w14:val="standardContextual"/>
         </w:rPr>
       </w:pPr>
-      <w:hyperlink w:anchor="_Toc225771625" w:history="1">
+      <w:hyperlink w:anchor="_Toc224140059" w:history="1">
         <w:r>
           <w:rPr>
             <w:rStyle w:val="Hyperlink"/>
@@ -1637,7 +1451,6 @@
             <w:noProof/>
             <w:kern w:val="2"/>
             <w:szCs w:val="24"/>
-            <w:lang w:val="en-IN" w:eastAsia="en-GB"/>
             <w14:ligatures w14:val="standardContextual"/>
           </w:rPr>
           <w:tab/>
@@ -1665,7 +1478,7 @@
           <w:rPr>
             <w:noProof/>
           </w:rPr>
-          <w:instrText xml:space="preserve"> PAGEREF _Toc225771625 \h </w:instrText>
+          <w:instrText xml:space="preserve"> PAGEREF _Toc224140059 \h </w:instrText>
         </w:r>
         <w:r>
           <w:rPr>
@@ -1682,7 +1495,7 @@
           <w:rPr>
             <w:noProof/>
           </w:rPr>
-          <w:t>9</w:t>
+          <w:t>11</w:t>
         </w:r>
         <w:r>
           <w:rPr>
@@ -1701,11 +1514,10 @@
           <w:noProof/>
           <w:kern w:val="2"/>
           <w:szCs w:val="24"/>
-          <w:lang w:val="en-IN" w:eastAsia="en-GB"/>
           <w14:ligatures w14:val="standardContextual"/>
         </w:rPr>
       </w:pPr>
-      <w:hyperlink w:anchor="_Toc225771626" w:history="1">
+      <w:hyperlink w:anchor="_Toc224140060" w:history="1">
         <w:r>
           <w:rPr>
             <w:rStyle w:val="Hyperlink"/>
@@ -1720,7 +1532,6 @@
             <w:noProof/>
             <w:kern w:val="2"/>
             <w:szCs w:val="24"/>
-            <w:lang w:val="en-IN" w:eastAsia="en-GB"/>
             <w14:ligatures w14:val="standardContextual"/>
           </w:rPr>
           <w:tab/>
@@ -1748,7 +1559,7 @@
           <w:rPr>
             <w:noProof/>
           </w:rPr>
-          <w:instrText xml:space="preserve"> PAGEREF _Toc225771626 \h </w:instrText>
+          <w:instrText xml:space="preserve"> PAGEREF _Toc224140060 \h </w:instrText>
         </w:r>
         <w:r>
           <w:rPr>
@@ -1765,7 +1576,7 @@
           <w:rPr>
             <w:noProof/>
           </w:rPr>
-          <w:t>10</w:t>
+          <w:t>12</w:t>
         </w:r>
         <w:r>
           <w:rPr>
@@ -1782,11 +1593,10 @@
           <w:rFonts w:asciiTheme="minorHAnsi" w:eastAsiaTheme="minorEastAsia" w:hAnsiTheme="minorHAnsi" w:cstheme="minorBidi"/>
           <w:noProof/>
           <w:kern w:val="2"/>
-          <w:lang w:val="en-IN" w:eastAsia="en-GB"/>
           <w14:ligatures w14:val="standardContextual"/>
         </w:rPr>
       </w:pPr>
-      <w:hyperlink w:anchor="_Toc225771627" w:history="1">
+      <w:hyperlink w:anchor="_Toc224140061" w:history="1">
         <w:r>
           <w:rPr>
             <w:rStyle w:val="Hyperlink"/>
@@ -1799,7 +1609,6 @@
             <w:rFonts w:asciiTheme="minorHAnsi" w:eastAsiaTheme="minorEastAsia" w:hAnsiTheme="minorHAnsi" w:cstheme="minorBidi"/>
             <w:noProof/>
             <w:kern w:val="2"/>
-            <w:lang w:val="en-IN" w:eastAsia="en-GB"/>
             <w14:ligatures w14:val="standardContextual"/>
           </w:rPr>
           <w:tab/>
@@ -1827,7 +1636,7 @@
           <w:rPr>
             <w:noProof/>
           </w:rPr>
-          <w:instrText xml:space="preserve"> PAGEREF _Toc225771627 \h </w:instrText>
+          <w:instrText xml:space="preserve"> PAGEREF _Toc224140061 \h </w:instrText>
         </w:r>
         <w:r>
           <w:rPr>
@@ -1844,7 +1653,7 @@
           <w:rPr>
             <w:noProof/>
           </w:rPr>
-          <w:t>10</w:t>
+          <w:t>12</w:t>
         </w:r>
         <w:r>
           <w:rPr>
@@ -1861,11 +1670,10 @@
           <w:rFonts w:asciiTheme="minorHAnsi" w:eastAsiaTheme="minorEastAsia" w:hAnsiTheme="minorHAnsi" w:cstheme="minorBidi"/>
           <w:noProof/>
           <w:kern w:val="2"/>
-          <w:lang w:val="en-IN" w:eastAsia="en-GB"/>
           <w14:ligatures w14:val="standardContextual"/>
         </w:rPr>
       </w:pPr>
-      <w:hyperlink w:anchor="_Toc225771628" w:history="1">
+      <w:hyperlink w:anchor="_Toc224140062" w:history="1">
         <w:r>
           <w:rPr>
             <w:rStyle w:val="Hyperlink"/>
@@ -1879,7 +1687,6 @@
             <w:rFonts w:asciiTheme="minorHAnsi" w:eastAsiaTheme="minorEastAsia" w:hAnsiTheme="minorHAnsi" w:cstheme="minorBidi"/>
             <w:noProof/>
             <w:kern w:val="2"/>
-            <w:lang w:val="en-IN" w:eastAsia="en-GB"/>
             <w14:ligatures w14:val="standardContextual"/>
           </w:rPr>
           <w:tab/>
@@ -1908,7 +1715,7 @@
           <w:rPr>
             <w:noProof/>
           </w:rPr>
-          <w:instrText xml:space="preserve"> PAGEREF _Toc225771628 \h </w:instrText>
+          <w:instrText xml:space="preserve"> PAGEREF _Toc224140062 \h </w:instrText>
         </w:r>
         <w:r>
           <w:rPr>
@@ -1925,7 +1732,7 @@
           <w:rPr>
             <w:noProof/>
           </w:rPr>
-          <w:t>12</w:t>
+          <w:t>14</w:t>
         </w:r>
         <w:r>
           <w:rPr>
@@ -1942,11 +1749,10 @@
           <w:rFonts w:asciiTheme="minorHAnsi" w:eastAsiaTheme="minorEastAsia" w:hAnsiTheme="minorHAnsi" w:cstheme="minorBidi"/>
           <w:noProof/>
           <w:kern w:val="2"/>
-          <w:lang w:val="en-IN" w:eastAsia="en-GB"/>
           <w14:ligatures w14:val="standardContextual"/>
         </w:rPr>
       </w:pPr>
-      <w:hyperlink w:anchor="_Toc225771629" w:history="1">
+      <w:hyperlink w:anchor="_Toc224140063" w:history="1">
         <w:r>
           <w:rPr>
             <w:rStyle w:val="Hyperlink"/>
@@ -1959,7 +1765,6 @@
             <w:rFonts w:asciiTheme="minorHAnsi" w:eastAsiaTheme="minorEastAsia" w:hAnsiTheme="minorHAnsi" w:cstheme="minorBidi"/>
             <w:noProof/>
             <w:kern w:val="2"/>
-            <w:lang w:val="en-IN" w:eastAsia="en-GB"/>
             <w14:ligatures w14:val="standardContextual"/>
           </w:rPr>
           <w:tab/>
@@ -1995,7 +1800,7 @@
           <w:rPr>
             <w:noProof/>
           </w:rPr>
-          <w:instrText xml:space="preserve"> PAGEREF _Toc225771629 \h </w:instrText>
+          <w:instrText xml:space="preserve"> PAGEREF _Toc224140063 \h </w:instrText>
         </w:r>
         <w:r>
           <w:rPr>
@@ -2012,7 +1817,7 @@
           <w:rPr>
             <w:noProof/>
           </w:rPr>
-          <w:t>12</w:t>
+          <w:t>14</w:t>
         </w:r>
         <w:r>
           <w:rPr>
@@ -2029,11 +1834,10 @@
           <w:rFonts w:asciiTheme="minorHAnsi" w:eastAsiaTheme="minorEastAsia" w:hAnsiTheme="minorHAnsi" w:cstheme="minorBidi"/>
           <w:noProof/>
           <w:kern w:val="2"/>
-          <w:lang w:val="en-IN" w:eastAsia="en-GB"/>
           <w14:ligatures w14:val="standardContextual"/>
         </w:rPr>
       </w:pPr>
-      <w:hyperlink w:anchor="_Toc225771630" w:history="1">
+      <w:hyperlink w:anchor="_Toc224140064" w:history="1">
         <w:r>
           <w:rPr>
             <w:rStyle w:val="Hyperlink"/>
@@ -2046,7 +1850,6 @@
             <w:rFonts w:asciiTheme="minorHAnsi" w:eastAsiaTheme="minorEastAsia" w:hAnsiTheme="minorHAnsi" w:cstheme="minorBidi"/>
             <w:noProof/>
             <w:kern w:val="2"/>
-            <w:lang w:val="en-IN" w:eastAsia="en-GB"/>
             <w14:ligatures w14:val="standardContextual"/>
           </w:rPr>
           <w:tab/>
@@ -2074,7 +1877,7 @@
           <w:rPr>
             <w:noProof/>
           </w:rPr>
-          <w:instrText xml:space="preserve"> PAGEREF _Toc225771630 \h </w:instrText>
+          <w:instrText xml:space="preserve"> PAGEREF _Toc224140064 \h </w:instrText>
         </w:r>
         <w:r>
           <w:rPr>
@@ -2091,7 +1894,7 @@
           <w:rPr>
             <w:noProof/>
           </w:rPr>
-          <w:t>12</w:t>
+          <w:t>14</w:t>
         </w:r>
         <w:r>
           <w:rPr>
@@ -2108,11 +1911,10 @@
           <w:rFonts w:asciiTheme="minorHAnsi" w:eastAsiaTheme="minorEastAsia" w:hAnsiTheme="minorHAnsi" w:cstheme="minorBidi"/>
           <w:noProof/>
           <w:kern w:val="2"/>
-          <w:lang w:val="en-IN" w:eastAsia="en-GB"/>
           <w14:ligatures w14:val="standardContextual"/>
         </w:rPr>
       </w:pPr>
-      <w:hyperlink w:anchor="_Toc225771631" w:history="1">
+      <w:hyperlink w:anchor="_Toc224140065" w:history="1">
         <w:r>
           <w:rPr>
             <w:rStyle w:val="Hyperlink"/>
@@ -2125,7 +1927,6 @@
             <w:rFonts w:asciiTheme="minorHAnsi" w:eastAsiaTheme="minorEastAsia" w:hAnsiTheme="minorHAnsi" w:cstheme="minorBidi"/>
             <w:noProof/>
             <w:kern w:val="2"/>
-            <w:lang w:val="en-IN" w:eastAsia="en-GB"/>
             <w14:ligatures w14:val="standardContextual"/>
           </w:rPr>
           <w:tab/>
@@ -2153,7 +1954,7 @@
           <w:rPr>
             <w:noProof/>
           </w:rPr>
-          <w:instrText xml:space="preserve"> PAGEREF _Toc225771631 \h </w:instrText>
+          <w:instrText xml:space="preserve"> PAGEREF _Toc224140065 \h </w:instrText>
         </w:r>
         <w:r>
           <w:rPr>
@@ -2170,7 +1971,7 @@
           <w:rPr>
             <w:noProof/>
           </w:rPr>
-          <w:t>12</w:t>
+          <w:t>14</w:t>
         </w:r>
         <w:r>
           <w:rPr>
@@ -2187,11 +1988,10 @@
           <w:rFonts w:asciiTheme="minorHAnsi" w:eastAsiaTheme="minorEastAsia" w:hAnsiTheme="minorHAnsi" w:cstheme="minorBidi"/>
           <w:noProof/>
           <w:kern w:val="2"/>
-          <w:lang w:val="en-IN" w:eastAsia="en-GB"/>
           <w14:ligatures w14:val="standardContextual"/>
         </w:rPr>
       </w:pPr>
-      <w:hyperlink w:anchor="_Toc225771632" w:history="1">
+      <w:hyperlink w:anchor="_Toc224140066" w:history="1">
         <w:r>
           <w:rPr>
             <w:rStyle w:val="Hyperlink"/>
@@ -2205,7 +2005,6 @@
             <w:rFonts w:asciiTheme="minorHAnsi" w:eastAsiaTheme="minorEastAsia" w:hAnsiTheme="minorHAnsi" w:cstheme="minorBidi"/>
             <w:noProof/>
             <w:kern w:val="2"/>
-            <w:lang w:val="en-IN" w:eastAsia="en-GB"/>
             <w14:ligatures w14:val="standardContextual"/>
           </w:rPr>
           <w:tab/>
@@ -2234,7 +2033,7 @@
           <w:rPr>
             <w:noProof/>
           </w:rPr>
-          <w:instrText xml:space="preserve"> PAGEREF _Toc225771632 \h </w:instrText>
+          <w:instrText xml:space="preserve"> PAGEREF _Toc224140066 \h </w:instrText>
         </w:r>
         <w:r>
           <w:rPr>
@@ -2251,7 +2050,7 @@
           <w:rPr>
             <w:noProof/>
           </w:rPr>
-          <w:t>13</w:t>
+          <w:t>15</w:t>
         </w:r>
         <w:r>
           <w:rPr>
@@ -2268,11 +2067,10 @@
           <w:rFonts w:asciiTheme="minorHAnsi" w:eastAsiaTheme="minorEastAsia" w:hAnsiTheme="minorHAnsi" w:cstheme="minorBidi"/>
           <w:noProof/>
           <w:kern w:val="2"/>
-          <w:lang w:val="en-IN" w:eastAsia="en-GB"/>
           <w14:ligatures w14:val="standardContextual"/>
         </w:rPr>
       </w:pPr>
-      <w:hyperlink w:anchor="_Toc225771633" w:history="1">
+      <w:hyperlink w:anchor="_Toc224140067" w:history="1">
         <w:r>
           <w:rPr>
             <w:rStyle w:val="Hyperlink"/>
@@ -2285,7 +2083,6 @@
             <w:rFonts w:asciiTheme="minorHAnsi" w:eastAsiaTheme="minorEastAsia" w:hAnsiTheme="minorHAnsi" w:cstheme="minorBidi"/>
             <w:noProof/>
             <w:kern w:val="2"/>
-            <w:lang w:val="en-IN" w:eastAsia="en-GB"/>
             <w14:ligatures w14:val="standardContextual"/>
           </w:rPr>
           <w:tab/>
@@ -2313,7 +2110,7 @@
           <w:rPr>
             <w:noProof/>
           </w:rPr>
-          <w:instrText xml:space="preserve"> PAGEREF _Toc225771633 \h </w:instrText>
+          <w:instrText xml:space="preserve"> PAGEREF _Toc224140067 \h </w:instrText>
         </w:r>
         <w:r>
           <w:rPr>
@@ -2330,7 +2127,7 @@
           <w:rPr>
             <w:noProof/>
           </w:rPr>
-          <w:t>13</w:t>
+          <w:t>15</w:t>
         </w:r>
         <w:r>
           <w:rPr>
@@ -2347,11 +2144,10 @@
           <w:rFonts w:asciiTheme="minorHAnsi" w:eastAsiaTheme="minorEastAsia" w:hAnsiTheme="minorHAnsi" w:cstheme="minorBidi"/>
           <w:noProof/>
           <w:kern w:val="2"/>
-          <w:lang w:val="en-IN" w:eastAsia="en-GB"/>
           <w14:ligatures w14:val="standardContextual"/>
         </w:rPr>
       </w:pPr>
-      <w:hyperlink w:anchor="_Toc225771634" w:history="1">
+      <w:hyperlink w:anchor="_Toc224140068" w:history="1">
         <w:r>
           <w:rPr>
             <w:rStyle w:val="Hyperlink"/>
@@ -2364,7 +2160,6 @@
             <w:rFonts w:asciiTheme="minorHAnsi" w:eastAsiaTheme="minorEastAsia" w:hAnsiTheme="minorHAnsi" w:cstheme="minorBidi"/>
             <w:noProof/>
             <w:kern w:val="2"/>
-            <w:lang w:val="en-IN" w:eastAsia="en-GB"/>
             <w14:ligatures w14:val="standardContextual"/>
           </w:rPr>
           <w:tab/>
@@ -2392,7 +2187,7 @@
           <w:rPr>
             <w:noProof/>
           </w:rPr>
-          <w:instrText xml:space="preserve"> PAGEREF _Toc225771634 \h </w:instrText>
+          <w:instrText xml:space="preserve"> PAGEREF _Toc224140068 \h </w:instrText>
         </w:r>
         <w:r>
           <w:rPr>
@@ -2409,7 +2204,7 @@
           <w:rPr>
             <w:noProof/>
           </w:rPr>
-          <w:t>13</w:t>
+          <w:t>15</w:t>
         </w:r>
         <w:r>
           <w:rPr>
@@ -2428,11 +2223,10 @@
           <w:noProof/>
           <w:kern w:val="2"/>
           <w:szCs w:val="24"/>
-          <w:lang w:val="en-IN" w:eastAsia="en-GB"/>
           <w14:ligatures w14:val="standardContextual"/>
         </w:rPr>
       </w:pPr>
-      <w:hyperlink w:anchor="_Toc225771635" w:history="1">
+      <w:hyperlink w:anchor="_Toc224140069" w:history="1">
         <w:r>
           <w:rPr>
             <w:rStyle w:val="Hyperlink"/>
@@ -2447,7 +2241,6 @@
             <w:noProof/>
             <w:kern w:val="2"/>
             <w:szCs w:val="24"/>
-            <w:lang w:val="en-IN" w:eastAsia="en-GB"/>
             <w14:ligatures w14:val="standardContextual"/>
           </w:rPr>
           <w:tab/>
@@ -2477,7 +2270,7 @@
           <w:rPr>
             <w:noProof/>
           </w:rPr>
-          <w:instrText xml:space="preserve"> PAGEREF _Toc225771635 \h </w:instrText>
+          <w:instrText xml:space="preserve"> PAGEREF _Toc224140069 \h </w:instrText>
         </w:r>
         <w:r>
           <w:rPr>
@@ -2494,7 +2287,7 @@
           <w:rPr>
             <w:noProof/>
           </w:rPr>
-          <w:t>14</w:t>
+          <w:t>15</w:t>
         </w:r>
         <w:r>
           <w:rPr>
@@ -2511,11 +2304,10 @@
           <w:rFonts w:asciiTheme="minorHAnsi" w:eastAsiaTheme="minorEastAsia" w:hAnsiTheme="minorHAnsi" w:cstheme="minorBidi"/>
           <w:noProof/>
           <w:kern w:val="2"/>
-          <w:lang w:val="en-IN" w:eastAsia="en-GB"/>
           <w14:ligatures w14:val="standardContextual"/>
         </w:rPr>
       </w:pPr>
-      <w:hyperlink w:anchor="_Toc225771636" w:history="1">
+      <w:hyperlink w:anchor="_Toc224140070" w:history="1">
         <w:r>
           <w:rPr>
             <w:rStyle w:val="Hyperlink"/>
@@ -2528,7 +2320,6 @@
             <w:rFonts w:asciiTheme="minorHAnsi" w:eastAsiaTheme="minorEastAsia" w:hAnsiTheme="minorHAnsi" w:cstheme="minorBidi"/>
             <w:noProof/>
             <w:kern w:val="2"/>
-            <w:lang w:val="en-IN" w:eastAsia="en-GB"/>
             <w14:ligatures w14:val="standardContextual"/>
           </w:rPr>
           <w:tab/>
@@ -2557,7 +2348,7 @@
           <w:rPr>
             <w:noProof/>
           </w:rPr>
-          <w:instrText xml:space="preserve"> PAGEREF _Toc225771636 \h </w:instrText>
+          <w:instrText xml:space="preserve"> PAGEREF _Toc224140070 \h </w:instrText>
         </w:r>
         <w:r>
           <w:rPr>
@@ -2574,7 +2365,7 @@
           <w:rPr>
             <w:noProof/>
           </w:rPr>
-          <w:t>14</w:t>
+          <w:t>15</w:t>
         </w:r>
         <w:r>
           <w:rPr>
@@ -2593,11 +2384,10 @@
           <w:noProof/>
           <w:kern w:val="2"/>
           <w:szCs w:val="24"/>
-          <w:lang w:val="en-IN" w:eastAsia="en-GB"/>
           <w14:ligatures w14:val="standardContextual"/>
         </w:rPr>
       </w:pPr>
-      <w:hyperlink w:anchor="_Toc225771637" w:history="1">
+      <w:hyperlink w:anchor="_Toc224140071" w:history="1">
         <w:r>
           <w:rPr>
             <w:rStyle w:val="Hyperlink"/>
@@ -2612,7 +2402,6 @@
             <w:noProof/>
             <w:kern w:val="2"/>
             <w:szCs w:val="24"/>
-            <w:lang w:val="en-IN" w:eastAsia="en-GB"/>
             <w14:ligatures w14:val="standardContextual"/>
           </w:rPr>
           <w:tab/>
@@ -2640,7 +2429,7 @@
           <w:rPr>
             <w:noProof/>
           </w:rPr>
-          <w:instrText xml:space="preserve"> PAGEREF _Toc225771637 \h </w:instrText>
+          <w:instrText xml:space="preserve"> PAGEREF _Toc224140071 \h </w:instrText>
         </w:r>
         <w:r>
           <w:rPr>
@@ -2657,7 +2446,7 @@
           <w:rPr>
             <w:noProof/>
           </w:rPr>
-          <w:t>14</w:t>
+          <w:t>16</w:t>
         </w:r>
         <w:r>
           <w:rPr>
@@ -2674,11 +2463,10 @@
           <w:rFonts w:asciiTheme="minorHAnsi" w:eastAsiaTheme="minorEastAsia" w:hAnsiTheme="minorHAnsi" w:cstheme="minorBidi"/>
           <w:noProof/>
           <w:kern w:val="2"/>
-          <w:lang w:val="en-IN" w:eastAsia="en-GB"/>
           <w14:ligatures w14:val="standardContextual"/>
         </w:rPr>
       </w:pPr>
-      <w:hyperlink w:anchor="_Toc225771638" w:history="1">
+      <w:hyperlink w:anchor="_Toc224140072" w:history="1">
         <w:r>
           <w:rPr>
             <w:rStyle w:val="Hyperlink"/>
@@ -2691,7 +2479,6 @@
             <w:rFonts w:asciiTheme="minorHAnsi" w:eastAsiaTheme="minorEastAsia" w:hAnsiTheme="minorHAnsi" w:cstheme="minorBidi"/>
             <w:noProof/>
             <w:kern w:val="2"/>
-            <w:lang w:val="en-IN" w:eastAsia="en-GB"/>
             <w14:ligatures w14:val="standardContextual"/>
           </w:rPr>
           <w:tab/>
@@ -2719,7 +2506,7 @@
           <w:rPr>
             <w:noProof/>
           </w:rPr>
-          <w:instrText xml:space="preserve"> PAGEREF _Toc225771638 \h </w:instrText>
+          <w:instrText xml:space="preserve"> PAGEREF _Toc224140072 \h </w:instrText>
         </w:r>
         <w:r>
           <w:rPr>
@@ -2736,7 +2523,7 @@
           <w:rPr>
             <w:noProof/>
           </w:rPr>
-          <w:t>14</w:t>
+          <w:t>16</w:t>
         </w:r>
         <w:r>
           <w:rPr>
@@ -2753,11 +2540,10 @@
           <w:rFonts w:asciiTheme="minorHAnsi" w:eastAsiaTheme="minorEastAsia" w:hAnsiTheme="minorHAnsi" w:cstheme="minorBidi"/>
           <w:noProof/>
           <w:kern w:val="2"/>
-          <w:lang w:val="en-IN" w:eastAsia="en-GB"/>
           <w14:ligatures w14:val="standardContextual"/>
         </w:rPr>
       </w:pPr>
-      <w:hyperlink w:anchor="_Toc225771639" w:history="1">
+      <w:hyperlink w:anchor="_Toc224140073" w:history="1">
         <w:r>
           <w:rPr>
             <w:rStyle w:val="Hyperlink"/>
@@ -2770,7 +2556,6 @@
             <w:rFonts w:asciiTheme="minorHAnsi" w:eastAsiaTheme="minorEastAsia" w:hAnsiTheme="minorHAnsi" w:cstheme="minorBidi"/>
             <w:noProof/>
             <w:kern w:val="2"/>
-            <w:lang w:val="en-IN" w:eastAsia="en-GB"/>
             <w14:ligatures w14:val="standardContextual"/>
           </w:rPr>
           <w:tab/>
@@ -2798,7 +2583,7 @@
           <w:rPr>
             <w:noProof/>
           </w:rPr>
-          <w:instrText xml:space="preserve"> PAGEREF _Toc225771639 \h </w:instrText>
+          <w:instrText xml:space="preserve"> PAGEREF _Toc224140073 \h </w:instrText>
         </w:r>
         <w:r>
           <w:rPr>
@@ -2815,7 +2600,7 @@
           <w:rPr>
             <w:noProof/>
           </w:rPr>
-          <w:t>14</w:t>
+          <w:t>16</w:t>
         </w:r>
         <w:r>
           <w:rPr>
@@ -2832,11 +2617,10 @@
           <w:rFonts w:asciiTheme="minorHAnsi" w:eastAsiaTheme="minorEastAsia" w:hAnsiTheme="minorHAnsi" w:cstheme="minorBidi"/>
           <w:noProof/>
           <w:kern w:val="2"/>
-          <w:lang w:val="en-IN" w:eastAsia="en-GB"/>
           <w14:ligatures w14:val="standardContextual"/>
         </w:rPr>
       </w:pPr>
-      <w:hyperlink w:anchor="_Toc225771640" w:history="1">
+      <w:hyperlink w:anchor="_Toc224140074" w:history="1">
         <w:r>
           <w:rPr>
             <w:rStyle w:val="Hyperlink"/>
@@ -2849,7 +2633,6 @@
             <w:rFonts w:asciiTheme="minorHAnsi" w:eastAsiaTheme="minorEastAsia" w:hAnsiTheme="minorHAnsi" w:cstheme="minorBidi"/>
             <w:noProof/>
             <w:kern w:val="2"/>
-            <w:lang w:val="en-IN" w:eastAsia="en-GB"/>
             <w14:ligatures w14:val="standardContextual"/>
           </w:rPr>
           <w:tab/>
@@ -2859,7 +2642,7 @@
             <w:rStyle w:val="Hyperlink"/>
             <w:noProof/>
           </w:rPr>
-          <w:t>Model Evaluation</w:t>
+          <w:t>Population PK Model Building</w:t>
         </w:r>
         <w:r>
           <w:rPr>
@@ -2877,7 +2660,7 @@
           <w:rPr>
             <w:noProof/>
           </w:rPr>
-          <w:instrText xml:space="preserve"> PAGEREF _Toc225771640 \h </w:instrText>
+          <w:instrText xml:space="preserve"> PAGEREF _Toc224140074 \h </w:instrText>
         </w:r>
         <w:r>
           <w:rPr>
@@ -2894,7 +2677,317 @@
           <w:rPr>
             <w:noProof/>
           </w:rPr>
-          <w:t>15</w:t>
+          <w:t>16</w:t>
+        </w:r>
+        <w:r>
+          <w:rPr>
+            <w:noProof/>
+          </w:rPr>
+          <w:fldChar w:fldCharType="end"/>
+        </w:r>
+      </w:hyperlink>
+    </w:p>
+    <w:p>
+      <w:pPr>
+        <w:pStyle w:val="TOC3"/>
+        <w:rPr>
+          <w:rFonts w:asciiTheme="minorHAnsi" w:eastAsiaTheme="minorEastAsia" w:hAnsiTheme="minorHAnsi" w:cstheme="minorBidi"/>
+          <w:noProof/>
+          <w:kern w:val="2"/>
+          <w14:ligatures w14:val="standardContextual"/>
+        </w:rPr>
+      </w:pPr>
+      <w:hyperlink w:anchor="_Toc224140075" w:history="1">
+        <w:r>
+          <w:rPr>
+            <w:rStyle w:val="Hyperlink"/>
+            <w:noProof/>
+          </w:rPr>
+          <w:t>6.3.1</w:t>
+        </w:r>
+        <w:r>
+          <w:rPr>
+            <w:rFonts w:asciiTheme="minorHAnsi" w:eastAsiaTheme="minorEastAsia" w:hAnsiTheme="minorHAnsi" w:cstheme="minorBidi"/>
+            <w:noProof/>
+            <w:kern w:val="2"/>
+            <w14:ligatures w14:val="standardContextual"/>
+          </w:rPr>
+          <w:tab/>
+        </w:r>
+        <w:r>
+          <w:rPr>
+            <w:rStyle w:val="Hyperlink"/>
+            <w:noProof/>
+          </w:rPr>
+          <w:t>Structural Model Development</w:t>
+        </w:r>
+        <w:r>
+          <w:rPr>
+            <w:noProof/>
+          </w:rPr>
+          <w:tab/>
+        </w:r>
+        <w:r>
+          <w:rPr>
+            <w:noProof/>
+          </w:rPr>
+          <w:fldChar w:fldCharType="begin"/>
+        </w:r>
+        <w:r>
+          <w:rPr>
+            <w:noProof/>
+          </w:rPr>
+          <w:instrText xml:space="preserve"> PAGEREF _Toc224140075 \h </w:instrText>
+        </w:r>
+        <w:r>
+          <w:rPr>
+            <w:noProof/>
+          </w:rPr>
+        </w:r>
+        <w:r>
+          <w:rPr>
+            <w:noProof/>
+          </w:rPr>
+          <w:fldChar w:fldCharType="separate"/>
+        </w:r>
+        <w:r>
+          <w:rPr>
+            <w:noProof/>
+          </w:rPr>
+          <w:t>16</w:t>
+        </w:r>
+        <w:r>
+          <w:rPr>
+            <w:noProof/>
+          </w:rPr>
+          <w:fldChar w:fldCharType="end"/>
+        </w:r>
+      </w:hyperlink>
+    </w:p>
+    <w:p>
+      <w:pPr>
+        <w:pStyle w:val="TOC3"/>
+        <w:rPr>
+          <w:rFonts w:asciiTheme="minorHAnsi" w:eastAsiaTheme="minorEastAsia" w:hAnsiTheme="minorHAnsi" w:cstheme="minorBidi"/>
+          <w:noProof/>
+          <w:kern w:val="2"/>
+          <w14:ligatures w14:val="standardContextual"/>
+        </w:rPr>
+      </w:pPr>
+      <w:hyperlink w:anchor="_Toc224140076" w:history="1">
+        <w:r>
+          <w:rPr>
+            <w:rStyle w:val="Hyperlink"/>
+            <w:noProof/>
+          </w:rPr>
+          <w:t>6.3.2</w:t>
+        </w:r>
+        <w:r>
+          <w:rPr>
+            <w:rFonts w:asciiTheme="minorHAnsi" w:eastAsiaTheme="minorEastAsia" w:hAnsiTheme="minorHAnsi" w:cstheme="minorBidi"/>
+            <w:noProof/>
+            <w:kern w:val="2"/>
+            <w14:ligatures w14:val="standardContextual"/>
+          </w:rPr>
+          <w:tab/>
+        </w:r>
+        <w:r>
+          <w:rPr>
+            <w:rStyle w:val="Hyperlink"/>
+            <w:noProof/>
+            <w:lang w:val="en-US"/>
+          </w:rPr>
+          <w:t>Between Subject Random Effect Model</w:t>
+        </w:r>
+        <w:r>
+          <w:rPr>
+            <w:noProof/>
+          </w:rPr>
+          <w:tab/>
+        </w:r>
+        <w:r>
+          <w:rPr>
+            <w:noProof/>
+          </w:rPr>
+          <w:fldChar w:fldCharType="begin"/>
+        </w:r>
+        <w:r>
+          <w:rPr>
+            <w:noProof/>
+          </w:rPr>
+          <w:instrText xml:space="preserve"> PAGEREF _Toc224140076 \h </w:instrText>
+        </w:r>
+        <w:r>
+          <w:rPr>
+            <w:noProof/>
+          </w:rPr>
+        </w:r>
+        <w:r>
+          <w:rPr>
+            <w:noProof/>
+          </w:rPr>
+          <w:fldChar w:fldCharType="separate"/>
+        </w:r>
+        <w:r>
+          <w:rPr>
+            <w:noProof/>
+          </w:rPr>
+          <w:t>16</w:t>
+        </w:r>
+        <w:r>
+          <w:rPr>
+            <w:noProof/>
+          </w:rPr>
+          <w:fldChar w:fldCharType="end"/>
+        </w:r>
+      </w:hyperlink>
+    </w:p>
+    <w:p>
+      <w:pPr>
+        <w:pStyle w:val="TOC3"/>
+        <w:rPr>
+          <w:rFonts w:asciiTheme="minorHAnsi" w:eastAsiaTheme="minorEastAsia" w:hAnsiTheme="minorHAnsi" w:cstheme="minorBidi"/>
+          <w:noProof/>
+          <w:kern w:val="2"/>
+          <w14:ligatures w14:val="standardContextual"/>
+        </w:rPr>
+      </w:pPr>
+      <w:hyperlink w:anchor="_Toc224140077" w:history="1">
+        <w:r>
+          <w:rPr>
+            <w:rStyle w:val="Hyperlink"/>
+            <w:noProof/>
+          </w:rPr>
+          <w:t>6.3.3</w:t>
+        </w:r>
+        <w:r>
+          <w:rPr>
+            <w:rFonts w:asciiTheme="minorHAnsi" w:eastAsiaTheme="minorEastAsia" w:hAnsiTheme="minorHAnsi" w:cstheme="minorBidi"/>
+            <w:noProof/>
+            <w:kern w:val="2"/>
+            <w14:ligatures w14:val="standardContextual"/>
+          </w:rPr>
+          <w:tab/>
+        </w:r>
+        <w:r>
+          <w:rPr>
+            <w:rStyle w:val="Hyperlink"/>
+            <w:noProof/>
+            <w:lang w:val="en-US"/>
+          </w:rPr>
+          <w:t>Residual Variability Random Effect Model</w:t>
+        </w:r>
+        <w:r>
+          <w:rPr>
+            <w:noProof/>
+          </w:rPr>
+          <w:tab/>
+        </w:r>
+        <w:r>
+          <w:rPr>
+            <w:noProof/>
+          </w:rPr>
+          <w:fldChar w:fldCharType="begin"/>
+        </w:r>
+        <w:r>
+          <w:rPr>
+            <w:noProof/>
+          </w:rPr>
+          <w:instrText xml:space="preserve"> PAGEREF _Toc224140077 \h </w:instrText>
+        </w:r>
+        <w:r>
+          <w:rPr>
+            <w:noProof/>
+          </w:rPr>
+        </w:r>
+        <w:r>
+          <w:rPr>
+            <w:noProof/>
+          </w:rPr>
+          <w:fldChar w:fldCharType="separate"/>
+        </w:r>
+        <w:r>
+          <w:rPr>
+            <w:noProof/>
+          </w:rPr>
+          <w:t>16</w:t>
+        </w:r>
+        <w:r>
+          <w:rPr>
+            <w:noProof/>
+          </w:rPr>
+          <w:fldChar w:fldCharType="end"/>
+        </w:r>
+      </w:hyperlink>
+    </w:p>
+    <w:p>
+      <w:pPr>
+        <w:pStyle w:val="TOC3"/>
+        <w:rPr>
+          <w:rFonts w:asciiTheme="minorHAnsi" w:eastAsiaTheme="minorEastAsia" w:hAnsiTheme="minorHAnsi" w:cstheme="minorBidi"/>
+          <w:noProof/>
+          <w:kern w:val="2"/>
+          <w14:ligatures w14:val="standardContextual"/>
+        </w:rPr>
+      </w:pPr>
+      <w:hyperlink w:anchor="_Toc224140078" w:history="1">
+        <w:r>
+          <w:rPr>
+            <w:rStyle w:val="Hyperlink"/>
+            <w:noProof/>
+          </w:rPr>
+          <w:t>6.3.4</w:t>
+        </w:r>
+        <w:r>
+          <w:rPr>
+            <w:rFonts w:asciiTheme="minorHAnsi" w:eastAsiaTheme="minorEastAsia" w:hAnsiTheme="minorHAnsi" w:cstheme="minorBidi"/>
+            <w:noProof/>
+            <w:kern w:val="2"/>
+            <w14:ligatures w14:val="standardContextual"/>
+          </w:rPr>
+          <w:tab/>
+        </w:r>
+        <w:r>
+          <w:rPr>
+            <w:rStyle w:val="Hyperlink"/>
+            <w:noProof/>
+          </w:rPr>
+          <w:t>Evaluation of Covariates</w:t>
+        </w:r>
+        <w:r>
+          <w:rPr>
+            <w:noProof/>
+          </w:rPr>
+          <w:tab/>
+        </w:r>
+        <w:r>
+          <w:rPr>
+            <w:noProof/>
+          </w:rPr>
+          <w:fldChar w:fldCharType="begin"/>
+        </w:r>
+        <w:r>
+          <w:rPr>
+            <w:noProof/>
+          </w:rPr>
+          <w:instrText xml:space="preserve"> PAGEREF _Toc224140078 \h </w:instrText>
+        </w:r>
+        <w:r>
+          <w:rPr>
+            <w:noProof/>
+          </w:rPr>
+        </w:r>
+        <w:r>
+          <w:rPr>
+            <w:noProof/>
+          </w:rPr>
+          <w:fldChar w:fldCharType="separate"/>
+        </w:r>
+        <w:r>
+          <w:rPr>
+            <w:noProof/>
+          </w:rPr>
+          <w:t>16</w:t>
         </w:r>
         <w:r>
           <w:rPr>
@@ -2911,11 +3004,10 @@
           <w:rFonts w:asciiTheme="minorHAnsi" w:eastAsiaTheme="minorEastAsia" w:hAnsiTheme="minorHAnsi" w:cstheme="minorBidi"/>
           <w:noProof/>
           <w:kern w:val="2"/>
-          <w:lang w:val="en-IN" w:eastAsia="en-GB"/>
           <w14:ligatures w14:val="standardContextual"/>
         </w:rPr>
       </w:pPr>
-      <w:hyperlink w:anchor="_Toc225771641" w:history="1">
+      <w:hyperlink w:anchor="_Toc224140079" w:history="1">
         <w:r>
           <w:rPr>
             <w:rStyle w:val="Hyperlink"/>
@@ -2928,7 +3020,6 @@
             <w:rFonts w:asciiTheme="minorHAnsi" w:eastAsiaTheme="minorEastAsia" w:hAnsiTheme="minorHAnsi" w:cstheme="minorBidi"/>
             <w:noProof/>
             <w:kern w:val="2"/>
-            <w:lang w:val="en-IN" w:eastAsia="en-GB"/>
             <w14:ligatures w14:val="standardContextual"/>
           </w:rPr>
           <w:tab/>
@@ -2938,6 +3029,83 @@
             <w:rStyle w:val="Hyperlink"/>
             <w:noProof/>
           </w:rPr>
+          <w:t>Model Evaluation</w:t>
+        </w:r>
+        <w:r>
+          <w:rPr>
+            <w:noProof/>
+          </w:rPr>
+          <w:tab/>
+        </w:r>
+        <w:r>
+          <w:rPr>
+            <w:noProof/>
+          </w:rPr>
+          <w:fldChar w:fldCharType="begin"/>
+        </w:r>
+        <w:r>
+          <w:rPr>
+            <w:noProof/>
+          </w:rPr>
+          <w:instrText xml:space="preserve"> PAGEREF _Toc224140079 \h </w:instrText>
+        </w:r>
+        <w:r>
+          <w:rPr>
+            <w:noProof/>
+          </w:rPr>
+        </w:r>
+        <w:r>
+          <w:rPr>
+            <w:noProof/>
+          </w:rPr>
+          <w:fldChar w:fldCharType="separate"/>
+        </w:r>
+        <w:r>
+          <w:rPr>
+            <w:noProof/>
+          </w:rPr>
+          <w:t>17</w:t>
+        </w:r>
+        <w:r>
+          <w:rPr>
+            <w:noProof/>
+          </w:rPr>
+          <w:fldChar w:fldCharType="end"/>
+        </w:r>
+      </w:hyperlink>
+    </w:p>
+    <w:p>
+      <w:pPr>
+        <w:pStyle w:val="TOC2"/>
+        <w:rPr>
+          <w:rFonts w:asciiTheme="minorHAnsi" w:eastAsiaTheme="minorEastAsia" w:hAnsiTheme="minorHAnsi" w:cstheme="minorBidi"/>
+          <w:noProof/>
+          <w:kern w:val="2"/>
+          <w14:ligatures w14:val="standardContextual"/>
+        </w:rPr>
+      </w:pPr>
+      <w:hyperlink w:anchor="_Toc224140080" w:history="1">
+        <w:r>
+          <w:rPr>
+            <w:rStyle w:val="Hyperlink"/>
+            <w:noProof/>
+          </w:rPr>
+          <w:t>6.5</w:t>
+        </w:r>
+        <w:r>
+          <w:rPr>
+            <w:rFonts w:asciiTheme="minorHAnsi" w:eastAsiaTheme="minorEastAsia" w:hAnsiTheme="minorHAnsi" w:cstheme="minorBidi"/>
+            <w:noProof/>
+            <w:kern w:val="2"/>
+            <w14:ligatures w14:val="standardContextual"/>
+          </w:rPr>
+          <w:tab/>
+        </w:r>
+        <w:r>
+          <w:rPr>
+            <w:rStyle w:val="Hyperlink"/>
+            <w:noProof/>
+          </w:rPr>
           <w:t>Simulations</w:t>
         </w:r>
         <w:r>
@@ -2956,7 +3124,7 @@
           <w:rPr>
             <w:noProof/>
           </w:rPr>
-          <w:instrText xml:space="preserve"> PAGEREF _Toc225771641 \h </w:instrText>
+          <w:instrText xml:space="preserve"> PAGEREF _Toc224140080 \h </w:instrText>
         </w:r>
         <w:r>
           <w:rPr>
@@ -2973,7 +3141,7 @@
           <w:rPr>
             <w:noProof/>
           </w:rPr>
-          <w:t>15</w:t>
+          <w:t>17</w:t>
         </w:r>
         <w:r>
           <w:rPr>
@@ -2990,11 +3158,10 @@
           <w:rFonts w:asciiTheme="minorHAnsi" w:eastAsiaTheme="minorEastAsia" w:hAnsiTheme="minorHAnsi" w:cstheme="minorBidi"/>
           <w:noProof/>
           <w:kern w:val="2"/>
-          <w:lang w:val="en-IN" w:eastAsia="en-GB"/>
           <w14:ligatures w14:val="standardContextual"/>
         </w:rPr>
       </w:pPr>
-      <w:hyperlink w:anchor="_Toc225771642" w:history="1">
+      <w:hyperlink w:anchor="_Toc224140081" w:history="1">
         <w:r>
           <w:rPr>
             <w:rStyle w:val="Hyperlink"/>
@@ -3002,14 +3169,13 @@
             <w:highlight w:val="cyan"/>
             <w:lang w:val="en-US"/>
           </w:rPr>
-          <w:t>6.4.1</w:t>
+          <w:t>6.5.1</w:t>
         </w:r>
         <w:r>
           <w:rPr>
             <w:rFonts w:asciiTheme="minorHAnsi" w:eastAsiaTheme="minorEastAsia" w:hAnsiTheme="minorHAnsi" w:cstheme="minorBidi"/>
             <w:noProof/>
             <w:kern w:val="2"/>
-            <w:lang w:val="en-IN" w:eastAsia="en-GB"/>
             <w14:ligatures w14:val="standardContextual"/>
           </w:rPr>
           <w:tab/>
@@ -3039,7 +3205,7 @@
           <w:rPr>
             <w:noProof/>
           </w:rPr>
-          <w:instrText xml:space="preserve"> PAGEREF _Toc225771642 \h </w:instrText>
+          <w:instrText xml:space="preserve"> PAGEREF _Toc224140081 \h </w:instrText>
         </w:r>
         <w:r>
           <w:rPr>
@@ -3056,7 +3222,86 @@
           <w:rPr>
             <w:noProof/>
           </w:rPr>
-          <w:t>15</w:t>
+          <w:t>17</w:t>
+        </w:r>
+        <w:r>
+          <w:rPr>
+            <w:noProof/>
+          </w:rPr>
+          <w:fldChar w:fldCharType="end"/>
+        </w:r>
+      </w:hyperlink>
+    </w:p>
+    <w:p>
+      <w:pPr>
+        <w:pStyle w:val="TOC3"/>
+        <w:rPr>
+          <w:rFonts w:asciiTheme="minorHAnsi" w:eastAsiaTheme="minorEastAsia" w:hAnsiTheme="minorHAnsi" w:cstheme="minorBidi"/>
+          <w:noProof/>
+          <w:kern w:val="2"/>
+          <w14:ligatures w14:val="standardContextual"/>
+        </w:rPr>
+      </w:pPr>
+      <w:hyperlink w:anchor="_Toc224140082" w:history="1">
+        <w:r>
+          <w:rPr>
+            <w:rStyle w:val="Hyperlink"/>
+            <w:noProof/>
+            <w:lang w:val="en-US"/>
+          </w:rPr>
+          <w:t>6.5.2</w:t>
+        </w:r>
+        <w:r>
+          <w:rPr>
+            <w:rFonts w:asciiTheme="minorHAnsi" w:eastAsiaTheme="minorEastAsia" w:hAnsiTheme="minorHAnsi" w:cstheme="minorBidi"/>
+            <w:noProof/>
+            <w:kern w:val="2"/>
+            <w14:ligatures w14:val="standardContextual"/>
+          </w:rPr>
+          <w:tab/>
+        </w:r>
+        <w:r>
+          <w:rPr>
+            <w:rStyle w:val="Hyperlink"/>
+            <w:noProof/>
+            <w:lang w:val="en-US"/>
+          </w:rPr>
+          <w:t>Exposure metrics</w:t>
+        </w:r>
+        <w:r>
+          <w:rPr>
+            <w:noProof/>
+          </w:rPr>
+          <w:tab/>
+        </w:r>
+        <w:r>
+          <w:rPr>
+            <w:noProof/>
+          </w:rPr>
+          <w:fldChar w:fldCharType="begin"/>
+        </w:r>
+        <w:r>
+          <w:rPr>
+            <w:noProof/>
+          </w:rPr>
+          <w:instrText xml:space="preserve"> PAGEREF _Toc224140082 \h </w:instrText>
+        </w:r>
+        <w:r>
+          <w:rPr>
+            <w:noProof/>
+          </w:rPr>
+        </w:r>
+        <w:r>
+          <w:rPr>
+            <w:noProof/>
+          </w:rPr>
+          <w:fldChar w:fldCharType="separate"/>
+        </w:r>
+        <w:r>
+          <w:rPr>
+            <w:noProof/>
+          </w:rPr>
+          <w:t>17</w:t>
         </w:r>
         <w:r>
           <w:rPr>
@@ -3073,24 +3318,22 @@
           <w:rFonts w:asciiTheme="minorHAnsi" w:eastAsiaTheme="minorEastAsia" w:hAnsiTheme="minorHAnsi" w:cstheme="minorBidi"/>
           <w:noProof/>
           <w:kern w:val="2"/>
-          <w:lang w:val="en-IN" w:eastAsia="en-GB"/>
           <w14:ligatures w14:val="standardContextual"/>
         </w:rPr>
       </w:pPr>
-      <w:hyperlink w:anchor="_Toc225771643" w:history="1">
+      <w:hyperlink w:anchor="_Toc224140083" w:history="1">
         <w:r>
           <w:rPr>
             <w:rStyle w:val="Hyperlink"/>
             <w:noProof/>
           </w:rPr>
-          <w:t>6.5</w:t>
+          <w:t>6.6</w:t>
         </w:r>
         <w:r>
           <w:rPr>
             <w:rFonts w:asciiTheme="minorHAnsi" w:eastAsiaTheme="minorEastAsia" w:hAnsiTheme="minorHAnsi" w:cstheme="minorBidi"/>
             <w:noProof/>
             <w:kern w:val="2"/>
-            <w:lang w:val="en-IN" w:eastAsia="en-GB"/>
             <w14:ligatures w14:val="standardContextual"/>
           </w:rPr>
           <w:tab/>
@@ -3118,7 +3361,7 @@
           <w:rPr>
             <w:noProof/>
           </w:rPr>
-          <w:instrText xml:space="preserve"> PAGEREF _Toc225771643 \h </w:instrText>
+          <w:instrText xml:space="preserve"> PAGEREF _Toc224140083 \h </w:instrText>
         </w:r>
         <w:r>
           <w:rPr>
@@ -3135,7 +3378,7 @@
           <w:rPr>
             <w:noProof/>
           </w:rPr>
-          <w:t>15</w:t>
+          <w:t>17</w:t>
         </w:r>
         <w:r>
           <w:rPr>
@@ -3152,24 +3395,22 @@
           <w:rFonts w:asciiTheme="minorHAnsi" w:eastAsiaTheme="minorEastAsia" w:hAnsiTheme="minorHAnsi" w:cstheme="minorBidi"/>
           <w:noProof/>
           <w:kern w:val="2"/>
-          <w:lang w:val="en-IN" w:eastAsia="en-GB"/>
           <w14:ligatures w14:val="standardContextual"/>
         </w:rPr>
       </w:pPr>
-      <w:hyperlink w:anchor="_Toc225771644" w:history="1">
+      <w:hyperlink w:anchor="_Toc224140084" w:history="1">
         <w:r>
           <w:rPr>
             <w:rStyle w:val="Hyperlink"/>
             <w:noProof/>
           </w:rPr>
-          <w:t>6.6</w:t>
+          <w:t>6.7</w:t>
         </w:r>
         <w:r>
           <w:rPr>
             <w:rFonts w:asciiTheme="minorHAnsi" w:eastAsiaTheme="minorEastAsia" w:hAnsiTheme="minorHAnsi" w:cstheme="minorBidi"/>
             <w:noProof/>
             <w:kern w:val="2"/>
-            <w:lang w:val="en-IN" w:eastAsia="en-GB"/>
             <w14:ligatures w14:val="standardContextual"/>
           </w:rPr>
           <w:tab/>
@@ -3197,7 +3438,7 @@
           <w:rPr>
             <w:noProof/>
           </w:rPr>
-          <w:instrText xml:space="preserve"> PAGEREF _Toc225771644 \h </w:instrText>
+          <w:instrText xml:space="preserve"> PAGEREF _Toc224140084 \h </w:instrText>
         </w:r>
         <w:r>
           <w:rPr>
@@ -3214,7 +3455,7 @@
           <w:rPr>
             <w:noProof/>
           </w:rPr>
-          <w:t>15</w:t>
+          <w:t>17</w:t>
         </w:r>
         <w:r>
           <w:rPr>
@@ -3233,11 +3474,10 @@
           <w:noProof/>
           <w:kern w:val="2"/>
           <w:szCs w:val="24"/>
-          <w:lang w:val="en-IN" w:eastAsia="en-GB"/>
           <w14:ligatures w14:val="standardContextual"/>
         </w:rPr>
       </w:pPr>
-      <w:hyperlink w:anchor="_Toc225771645" w:history="1">
+      <w:hyperlink w:anchor="_Toc224140085" w:history="1">
         <w:r>
           <w:rPr>
             <w:rStyle w:val="Hyperlink"/>
@@ -3252,7 +3492,6 @@
             <w:noProof/>
             <w:kern w:val="2"/>
             <w:szCs w:val="24"/>
-            <w:lang w:val="en-IN" w:eastAsia="en-GB"/>
             <w14:ligatures w14:val="standardContextual"/>
           </w:rPr>
           <w:tab/>
@@ -3280,7 +3519,7 @@
           <w:rPr>
             <w:noProof/>
           </w:rPr>
-          <w:instrText xml:space="preserve"> PAGEREF _Toc225771645 \h </w:instrText>
+          <w:instrText xml:space="preserve"> PAGEREF _Toc224140085 \h </w:instrText>
         </w:r>
         <w:r>
           <w:rPr>
@@ -3297,7 +3536,7 @@
           <w:rPr>
             <w:noProof/>
           </w:rPr>
-          <w:t>15</w:t>
+          <w:t>17</w:t>
         </w:r>
         <w:r>
           <w:rPr>
@@ -3314,11 +3553,10 @@
           <w:rFonts w:asciiTheme="minorHAnsi" w:eastAsiaTheme="minorEastAsia" w:hAnsiTheme="minorHAnsi" w:cstheme="minorBidi"/>
           <w:noProof/>
           <w:kern w:val="2"/>
-          <w:lang w:val="en-IN" w:eastAsia="en-GB"/>
           <w14:ligatures w14:val="standardContextual"/>
         </w:rPr>
       </w:pPr>
-      <w:hyperlink w:anchor="_Toc225771646" w:history="1">
+      <w:hyperlink w:anchor="_Toc224140086" w:history="1">
         <w:r>
           <w:rPr>
             <w:rStyle w:val="Hyperlink"/>
@@ -3331,7 +3569,6 @@
             <w:rFonts w:asciiTheme="minorHAnsi" w:eastAsiaTheme="minorEastAsia" w:hAnsiTheme="minorHAnsi" w:cstheme="minorBidi"/>
             <w:noProof/>
             <w:kern w:val="2"/>
-            <w:lang w:val="en-IN" w:eastAsia="en-GB"/>
             <w14:ligatures w14:val="standardContextual"/>
           </w:rPr>
           <w:tab/>
@@ -3359,7 +3596,7 @@
           <w:rPr>
             <w:noProof/>
           </w:rPr>
-          <w:instrText xml:space="preserve"> PAGEREF _Toc225771646 \h </w:instrText>
+          <w:instrText xml:space="preserve"> PAGEREF _Toc224140086 \h </w:instrText>
         </w:r>
         <w:r>
           <w:rPr>
@@ -3376,7 +3613,7 @@
           <w:rPr>
             <w:noProof/>
           </w:rPr>
-          <w:t>16</w:t>
+          <w:t>18</w:t>
         </w:r>
         <w:r>
           <w:rPr>
@@ -3393,11 +3630,10 @@
           <w:rFonts w:asciiTheme="minorHAnsi" w:eastAsiaTheme="minorEastAsia" w:hAnsiTheme="minorHAnsi" w:cstheme="minorBidi"/>
           <w:noProof/>
           <w:kern w:val="2"/>
-          <w:lang w:val="en-IN" w:eastAsia="en-GB"/>
           <w14:ligatures w14:val="standardContextual"/>
         </w:rPr>
       </w:pPr>
-      <w:hyperlink w:anchor="_Toc225771647" w:history="1">
+      <w:hyperlink w:anchor="_Toc224140087" w:history="1">
         <w:r>
           <w:rPr>
             <w:rStyle w:val="Hyperlink"/>
@@ -3410,7 +3646,6 @@
             <w:rFonts w:asciiTheme="minorHAnsi" w:eastAsiaTheme="minorEastAsia" w:hAnsiTheme="minorHAnsi" w:cstheme="minorBidi"/>
             <w:noProof/>
             <w:kern w:val="2"/>
-            <w:lang w:val="en-IN" w:eastAsia="en-GB"/>
             <w14:ligatures w14:val="standardContextual"/>
           </w:rPr>
           <w:tab/>
@@ -3438,7 +3673,7 @@
           <w:rPr>
             <w:noProof/>
           </w:rPr>
-          <w:instrText xml:space="preserve"> PAGEREF _Toc225771647 \h </w:instrText>
+          <w:instrText xml:space="preserve"> PAGEREF _Toc224140087 \h </w:instrText>
         </w:r>
         <w:r>
           <w:rPr>
@@ -3455,7 +3690,7 @@
           <w:rPr>
             <w:noProof/>
           </w:rPr>
-          <w:t>17</w:t>
+          <w:t>19</w:t>
         </w:r>
         <w:r>
           <w:rPr>
@@ -3472,11 +3707,10 @@
           <w:rFonts w:asciiTheme="minorHAnsi" w:eastAsiaTheme="minorEastAsia" w:hAnsiTheme="minorHAnsi" w:cstheme="minorBidi"/>
           <w:noProof/>
           <w:kern w:val="2"/>
-          <w:lang w:val="en-IN" w:eastAsia="en-GB"/>
           <w14:ligatures w14:val="standardContextual"/>
         </w:rPr>
       </w:pPr>
-      <w:hyperlink w:anchor="_Toc225771648" w:history="1">
+      <w:hyperlink w:anchor="_Toc224140088" w:history="1">
         <w:r>
           <w:rPr>
             <w:rStyle w:val="Hyperlink"/>
@@ -3489,7 +3723,6 @@
             <w:rFonts w:asciiTheme="minorHAnsi" w:eastAsiaTheme="minorEastAsia" w:hAnsiTheme="minorHAnsi" w:cstheme="minorBidi"/>
             <w:noProof/>
             <w:kern w:val="2"/>
-            <w:lang w:val="en-IN" w:eastAsia="en-GB"/>
             <w14:ligatures w14:val="standardContextual"/>
           </w:rPr>
           <w:tab/>
@@ -3517,7 +3750,7 @@
           <w:rPr>
             <w:noProof/>
           </w:rPr>
-          <w:instrText xml:space="preserve"> PAGEREF _Toc225771648 \h </w:instrText>
+          <w:instrText xml:space="preserve"> PAGEREF _Toc224140088 \h </w:instrText>
         </w:r>
         <w:r>
           <w:rPr>
@@ -3534,7 +3767,7 @@
           <w:rPr>
             <w:noProof/>
           </w:rPr>
-          <w:t>17</w:t>
+          <w:t>19</w:t>
         </w:r>
         <w:r>
           <w:rPr>
@@ -3551,11 +3784,10 @@
           <w:rFonts w:asciiTheme="minorHAnsi" w:eastAsiaTheme="minorEastAsia" w:hAnsiTheme="minorHAnsi" w:cstheme="minorBidi"/>
           <w:noProof/>
           <w:kern w:val="2"/>
-          <w:lang w:val="en-IN" w:eastAsia="en-GB"/>
           <w14:ligatures w14:val="standardContextual"/>
         </w:rPr>
       </w:pPr>
-      <w:hyperlink w:anchor="_Toc225771649" w:history="1">
+      <w:hyperlink w:anchor="_Toc224140089" w:history="1">
         <w:r>
           <w:rPr>
             <w:rStyle w:val="Hyperlink"/>
@@ -3568,7 +3800,6 @@
             <w:rFonts w:asciiTheme="minorHAnsi" w:eastAsiaTheme="minorEastAsia" w:hAnsiTheme="minorHAnsi" w:cstheme="minorBidi"/>
             <w:noProof/>
             <w:kern w:val="2"/>
-            <w:lang w:val="en-IN" w:eastAsia="en-GB"/>
             <w14:ligatures w14:val="standardContextual"/>
           </w:rPr>
           <w:tab/>
@@ -3596,7 +3827,7 @@
           <w:rPr>
             <w:noProof/>
           </w:rPr>
-          <w:instrText xml:space="preserve"> PAGEREF _Toc225771649 \h </w:instrText>
+          <w:instrText xml:space="preserve"> PAGEREF _Toc224140089 \h </w:instrText>
         </w:r>
         <w:r>
           <w:rPr>
@@ -3613,7 +3844,7 @@
           <w:rPr>
             <w:noProof/>
           </w:rPr>
-          <w:t>21</w:t>
+          <w:t>24</w:t>
         </w:r>
         <w:r>
           <w:rPr>
@@ -3630,11 +3861,10 @@
           <w:rFonts w:asciiTheme="minorHAnsi" w:eastAsiaTheme="minorEastAsia" w:hAnsiTheme="minorHAnsi" w:cstheme="minorBidi"/>
           <w:noProof/>
           <w:kern w:val="2"/>
-          <w:lang w:val="en-IN" w:eastAsia="en-GB"/>
           <w14:ligatures w14:val="standardContextual"/>
         </w:rPr>
       </w:pPr>
-      <w:hyperlink w:anchor="_Toc225771650" w:history="1">
+      <w:hyperlink w:anchor="_Toc224140090" w:history="1">
         <w:r>
           <w:rPr>
             <w:rStyle w:val="Hyperlink"/>
@@ -3647,7 +3877,6 @@
             <w:rFonts w:asciiTheme="minorHAnsi" w:eastAsiaTheme="minorEastAsia" w:hAnsiTheme="minorHAnsi" w:cstheme="minorBidi"/>
             <w:noProof/>
             <w:kern w:val="2"/>
-            <w:lang w:val="en-IN" w:eastAsia="en-GB"/>
             <w14:ligatures w14:val="standardContextual"/>
           </w:rPr>
           <w:tab/>
@@ -3675,7 +3904,7 @@
           <w:rPr>
             <w:noProof/>
           </w:rPr>
-          <w:instrText xml:space="preserve"> PAGEREF _Toc225771650 \h </w:instrText>
+          <w:instrText xml:space="preserve"> PAGEREF _Toc224140090 \h </w:instrText>
         </w:r>
         <w:r>
           <w:rPr>
@@ -3692,7 +3921,7 @@
           <w:rPr>
             <w:noProof/>
           </w:rPr>
-          <w:t>23</w:t>
+          <w:t>28</w:t>
         </w:r>
         <w:r>
           <w:rPr>
@@ -3709,11 +3938,10 @@
           <w:rFonts w:asciiTheme="minorHAnsi" w:eastAsiaTheme="minorEastAsia" w:hAnsiTheme="minorHAnsi" w:cstheme="minorBidi"/>
           <w:noProof/>
           <w:kern w:val="2"/>
-          <w:lang w:val="en-IN" w:eastAsia="en-GB"/>
           <w14:ligatures w14:val="standardContextual"/>
         </w:rPr>
       </w:pPr>
-      <w:hyperlink w:anchor="_Toc225771651" w:history="1">
+      <w:hyperlink w:anchor="_Toc224140091" w:history="1">
         <w:r>
           <w:rPr>
             <w:rStyle w:val="Hyperlink"/>
@@ -3726,7 +3954,6 @@
             <w:rFonts w:asciiTheme="minorHAnsi" w:eastAsiaTheme="minorEastAsia" w:hAnsiTheme="minorHAnsi" w:cstheme="minorBidi"/>
             <w:noProof/>
             <w:kern w:val="2"/>
-            <w:lang w:val="en-IN" w:eastAsia="en-GB"/>
             <w14:ligatures w14:val="standardContextual"/>
           </w:rPr>
           <w:tab/>
@@ -3754,7 +3981,7 @@
           <w:rPr>
             <w:noProof/>
           </w:rPr>
-          <w:instrText xml:space="preserve"> PAGEREF _Toc225771651 \h </w:instrText>
+          <w:instrText xml:space="preserve"> PAGEREF _Toc224140091 \h </w:instrText>
         </w:r>
         <w:r>
           <w:rPr>
@@ -3771,7 +3998,882 @@
           <w:rPr>
             <w:noProof/>
           </w:rPr>
-          <w:t>24</w:t>
+          <w:t>28</w:t>
+        </w:r>
+        <w:r>
+          <w:rPr>
+            <w:noProof/>
+          </w:rPr>
+          <w:fldChar w:fldCharType="end"/>
+        </w:r>
+      </w:hyperlink>
+    </w:p>
+    <w:p>
+      <w:pPr>
+        <w:pStyle w:val="TOC3"/>
+        <w:rPr>
+          <w:rFonts w:asciiTheme="minorHAnsi" w:eastAsiaTheme="minorEastAsia" w:hAnsiTheme="minorHAnsi" w:cstheme="minorBidi"/>
+          <w:noProof/>
+          <w:kern w:val="2"/>
+          <w14:ligatures w14:val="standardContextual"/>
+        </w:rPr>
+      </w:pPr>
+      <w:hyperlink w:anchor="_Toc224140092" w:history="1">
+        <w:r>
+          <w:rPr>
+            <w:rStyle w:val="Hyperlink"/>
+            <w:noProof/>
+          </w:rPr>
+          <w:t>7.3.2</w:t>
+        </w:r>
+        <w:r>
+          <w:rPr>
+            <w:rFonts w:asciiTheme="minorHAnsi" w:eastAsiaTheme="minorEastAsia" w:hAnsiTheme="minorHAnsi" w:cstheme="minorBidi"/>
+            <w:noProof/>
+            <w:kern w:val="2"/>
+            <w14:ligatures w14:val="standardContextual"/>
+          </w:rPr>
+          <w:tab/>
+        </w:r>
+        <w:r>
+          <w:rPr>
+            <w:rStyle w:val="Hyperlink"/>
+            <w:noProof/>
+          </w:rPr>
+          <w:t>Covariate Model</w:t>
+        </w:r>
+        <w:r>
+          <w:rPr>
+            <w:noProof/>
+          </w:rPr>
+          <w:tab/>
+        </w:r>
+        <w:r>
+          <w:rPr>
+            <w:noProof/>
+          </w:rPr>
+          <w:fldChar w:fldCharType="begin"/>
+        </w:r>
+        <w:r>
+          <w:rPr>
+            <w:noProof/>
+          </w:rPr>
+          <w:instrText xml:space="preserve"> PAGEREF _Toc224140092 \h </w:instrText>
+        </w:r>
+        <w:r>
+          <w:rPr>
+            <w:noProof/>
+          </w:rPr>
+        </w:r>
+        <w:r>
+          <w:rPr>
+            <w:noProof/>
+          </w:rPr>
+          <w:fldChar w:fldCharType="separate"/>
+        </w:r>
+        <w:r>
+          <w:rPr>
+            <w:noProof/>
+          </w:rPr>
+          <w:t>30</w:t>
+        </w:r>
+        <w:r>
+          <w:rPr>
+            <w:noProof/>
+          </w:rPr>
+          <w:fldChar w:fldCharType="end"/>
+        </w:r>
+      </w:hyperlink>
+    </w:p>
+    <w:p>
+      <w:pPr>
+        <w:pStyle w:val="TOC3"/>
+        <w:rPr>
+          <w:rFonts w:asciiTheme="minorHAnsi" w:eastAsiaTheme="minorEastAsia" w:hAnsiTheme="minorHAnsi" w:cstheme="minorBidi"/>
+          <w:noProof/>
+          <w:kern w:val="2"/>
+          <w14:ligatures w14:val="standardContextual"/>
+        </w:rPr>
+      </w:pPr>
+      <w:hyperlink w:anchor="_Toc224140093" w:history="1">
+        <w:r>
+          <w:rPr>
+            <w:rStyle w:val="Hyperlink"/>
+            <w:noProof/>
+          </w:rPr>
+          <w:t>7.3.3</w:t>
+        </w:r>
+        <w:r>
+          <w:rPr>
+            <w:rFonts w:asciiTheme="minorHAnsi" w:eastAsiaTheme="minorEastAsia" w:hAnsiTheme="minorHAnsi" w:cstheme="minorBidi"/>
+            <w:noProof/>
+            <w:kern w:val="2"/>
+            <w14:ligatures w14:val="standardContextual"/>
+          </w:rPr>
+          <w:tab/>
+        </w:r>
+        <w:r>
+          <w:rPr>
+            <w:rStyle w:val="Hyperlink"/>
+            <w:noProof/>
+          </w:rPr>
+          <w:t>Final Model</w:t>
+        </w:r>
+        <w:r>
+          <w:rPr>
+            <w:noProof/>
+          </w:rPr>
+          <w:tab/>
+        </w:r>
+        <w:r>
+          <w:rPr>
+            <w:noProof/>
+          </w:rPr>
+          <w:fldChar w:fldCharType="begin"/>
+        </w:r>
+        <w:r>
+          <w:rPr>
+            <w:noProof/>
+          </w:rPr>
+          <w:instrText xml:space="preserve"> PAGEREF _Toc224140093 \h </w:instrText>
+        </w:r>
+        <w:r>
+          <w:rPr>
+            <w:noProof/>
+          </w:rPr>
+        </w:r>
+        <w:r>
+          <w:rPr>
+            <w:noProof/>
+          </w:rPr>
+          <w:fldChar w:fldCharType="separate"/>
+        </w:r>
+        <w:r>
+          <w:rPr>
+            <w:noProof/>
+          </w:rPr>
+          <w:t>31</w:t>
+        </w:r>
+        <w:r>
+          <w:rPr>
+            <w:noProof/>
+          </w:rPr>
+          <w:fldChar w:fldCharType="end"/>
+        </w:r>
+      </w:hyperlink>
+    </w:p>
+    <w:p>
+      <w:pPr>
+        <w:pStyle w:val="TOC3"/>
+        <w:rPr>
+          <w:rFonts w:asciiTheme="minorHAnsi" w:eastAsiaTheme="minorEastAsia" w:hAnsiTheme="minorHAnsi" w:cstheme="minorBidi"/>
+          <w:noProof/>
+          <w:kern w:val="2"/>
+          <w14:ligatures w14:val="standardContextual"/>
+        </w:rPr>
+      </w:pPr>
+      <w:hyperlink w:anchor="_Toc224140094" w:history="1">
+        <w:r>
+          <w:rPr>
+            <w:rStyle w:val="Hyperlink"/>
+            <w:noProof/>
+          </w:rPr>
+          <w:t>7.3.4</w:t>
+        </w:r>
+        <w:r>
+          <w:rPr>
+            <w:rFonts w:asciiTheme="minorHAnsi" w:eastAsiaTheme="minorEastAsia" w:hAnsiTheme="minorHAnsi" w:cstheme="minorBidi"/>
+            <w:noProof/>
+            <w:kern w:val="2"/>
+            <w14:ligatures w14:val="standardContextual"/>
+          </w:rPr>
+          <w:tab/>
+        </w:r>
+        <w:r>
+          <w:rPr>
+            <w:rStyle w:val="Hyperlink"/>
+            <w:noProof/>
+          </w:rPr>
+          <w:t>Handling of Outliers</w:t>
+        </w:r>
+        <w:r>
+          <w:rPr>
+            <w:noProof/>
+          </w:rPr>
+          <w:tab/>
+        </w:r>
+        <w:r>
+          <w:rPr>
+            <w:noProof/>
+          </w:rPr>
+          <w:fldChar w:fldCharType="begin"/>
+        </w:r>
+        <w:r>
+          <w:rPr>
+            <w:noProof/>
+          </w:rPr>
+          <w:instrText xml:space="preserve"> PAGEREF _Toc224140094 \h </w:instrText>
+        </w:r>
+        <w:r>
+          <w:rPr>
+            <w:noProof/>
+          </w:rPr>
+        </w:r>
+        <w:r>
+          <w:rPr>
+            <w:noProof/>
+          </w:rPr>
+          <w:fldChar w:fldCharType="separate"/>
+        </w:r>
+        <w:r>
+          <w:rPr>
+            <w:noProof/>
+          </w:rPr>
+          <w:t>31</w:t>
+        </w:r>
+        <w:r>
+          <w:rPr>
+            <w:noProof/>
+          </w:rPr>
+          <w:fldChar w:fldCharType="end"/>
+        </w:r>
+      </w:hyperlink>
+    </w:p>
+    <w:p>
+      <w:pPr>
+        <w:pStyle w:val="TOC3"/>
+        <w:rPr>
+          <w:rFonts w:asciiTheme="minorHAnsi" w:eastAsiaTheme="minorEastAsia" w:hAnsiTheme="minorHAnsi" w:cstheme="minorBidi"/>
+          <w:noProof/>
+          <w:kern w:val="2"/>
+          <w14:ligatures w14:val="standardContextual"/>
+        </w:rPr>
+      </w:pPr>
+      <w:hyperlink w:anchor="_Toc224140095" w:history="1">
+        <w:r>
+          <w:rPr>
+            <w:rStyle w:val="Hyperlink"/>
+            <w:noProof/>
+          </w:rPr>
+          <w:t>7.3.5</w:t>
+        </w:r>
+        <w:r>
+          <w:rPr>
+            <w:rFonts w:asciiTheme="minorHAnsi" w:eastAsiaTheme="minorEastAsia" w:hAnsiTheme="minorHAnsi" w:cstheme="minorBidi"/>
+            <w:noProof/>
+            <w:kern w:val="2"/>
+            <w14:ligatures w14:val="standardContextual"/>
+          </w:rPr>
+          <w:tab/>
+        </w:r>
+        <w:r>
+          <w:rPr>
+            <w:rStyle w:val="Hyperlink"/>
+            <w:noProof/>
+          </w:rPr>
+          <w:t>Sensitivity Analyses</w:t>
+        </w:r>
+        <w:r>
+          <w:rPr>
+            <w:noProof/>
+          </w:rPr>
+          <w:tab/>
+        </w:r>
+        <w:r>
+          <w:rPr>
+            <w:noProof/>
+          </w:rPr>
+          <w:fldChar w:fldCharType="begin"/>
+        </w:r>
+        <w:r>
+          <w:rPr>
+            <w:noProof/>
+          </w:rPr>
+          <w:instrText xml:space="preserve"> PAGEREF _Toc224140095 \h </w:instrText>
+        </w:r>
+        <w:r>
+          <w:rPr>
+            <w:noProof/>
+          </w:rPr>
+        </w:r>
+        <w:r>
+          <w:rPr>
+            <w:noProof/>
+          </w:rPr>
+          <w:fldChar w:fldCharType="separate"/>
+        </w:r>
+        <w:r>
+          <w:rPr>
+            <w:noProof/>
+          </w:rPr>
+          <w:t>32</w:t>
+        </w:r>
+        <w:r>
+          <w:rPr>
+            <w:noProof/>
+          </w:rPr>
+          <w:fldChar w:fldCharType="end"/>
+        </w:r>
+      </w:hyperlink>
+    </w:p>
+    <w:p>
+      <w:pPr>
+        <w:pStyle w:val="TOC2"/>
+        <w:rPr>
+          <w:rFonts w:asciiTheme="minorHAnsi" w:eastAsiaTheme="minorEastAsia" w:hAnsiTheme="minorHAnsi" w:cstheme="minorBidi"/>
+          <w:noProof/>
+          <w:kern w:val="2"/>
+          <w14:ligatures w14:val="standardContextual"/>
+        </w:rPr>
+      </w:pPr>
+      <w:hyperlink w:anchor="_Toc224140096" w:history="1">
+        <w:r>
+          <w:rPr>
+            <w:rStyle w:val="Hyperlink"/>
+            <w:noProof/>
+          </w:rPr>
+          <w:t>7.4</w:t>
+        </w:r>
+        <w:r>
+          <w:rPr>
+            <w:rFonts w:asciiTheme="minorHAnsi" w:eastAsiaTheme="minorEastAsia" w:hAnsiTheme="minorHAnsi" w:cstheme="minorBidi"/>
+            <w:noProof/>
+            <w:kern w:val="2"/>
+            <w14:ligatures w14:val="standardContextual"/>
+          </w:rPr>
+          <w:tab/>
+        </w:r>
+        <w:r>
+          <w:rPr>
+            <w:rStyle w:val="Hyperlink"/>
+            <w:noProof/>
+          </w:rPr>
+          <w:t>Simulations/Predictions</w:t>
+        </w:r>
+        <w:r>
+          <w:rPr>
+            <w:noProof/>
+          </w:rPr>
+          <w:tab/>
+        </w:r>
+        <w:r>
+          <w:rPr>
+            <w:noProof/>
+          </w:rPr>
+          <w:fldChar w:fldCharType="begin"/>
+        </w:r>
+        <w:r>
+          <w:rPr>
+            <w:noProof/>
+          </w:rPr>
+          <w:instrText xml:space="preserve"> PAGEREF _Toc224140096 \h </w:instrText>
+        </w:r>
+        <w:r>
+          <w:rPr>
+            <w:noProof/>
+          </w:rPr>
+        </w:r>
+        <w:r>
+          <w:rPr>
+            <w:noProof/>
+          </w:rPr>
+          <w:fldChar w:fldCharType="separate"/>
+        </w:r>
+        <w:r>
+          <w:rPr>
+            <w:noProof/>
+          </w:rPr>
+          <w:t>32</w:t>
+        </w:r>
+        <w:r>
+          <w:rPr>
+            <w:noProof/>
+          </w:rPr>
+          <w:fldChar w:fldCharType="end"/>
+        </w:r>
+      </w:hyperlink>
+    </w:p>
+    <w:p>
+      <w:pPr>
+        <w:pStyle w:val="TOC3"/>
+        <w:rPr>
+          <w:rFonts w:asciiTheme="minorHAnsi" w:eastAsiaTheme="minorEastAsia" w:hAnsiTheme="minorHAnsi" w:cstheme="minorBidi"/>
+          <w:noProof/>
+          <w:kern w:val="2"/>
+          <w14:ligatures w14:val="standardContextual"/>
+        </w:rPr>
+      </w:pPr>
+      <w:hyperlink w:anchor="_Toc224140097" w:history="1">
+        <w:r>
+          <w:rPr>
+            <w:rStyle w:val="Hyperlink"/>
+            <w:noProof/>
+          </w:rPr>
+          <w:t>7.4.1</w:t>
+        </w:r>
+        <w:r>
+          <w:rPr>
+            <w:rFonts w:asciiTheme="minorHAnsi" w:eastAsiaTheme="minorEastAsia" w:hAnsiTheme="minorHAnsi" w:cstheme="minorBidi"/>
+            <w:noProof/>
+            <w:kern w:val="2"/>
+            <w14:ligatures w14:val="standardContextual"/>
+          </w:rPr>
+          <w:tab/>
+        </w:r>
+        <w:r>
+          <w:rPr>
+            <w:rStyle w:val="Hyperlink"/>
+            <w:noProof/>
+            <w:lang w:eastAsia="ja-JP"/>
+          </w:rPr>
+          <w:t>Clinical Impact of Covariates</w:t>
+        </w:r>
+        <w:r>
+          <w:rPr>
+            <w:noProof/>
+          </w:rPr>
+          <w:tab/>
+        </w:r>
+        <w:r>
+          <w:rPr>
+            <w:noProof/>
+          </w:rPr>
+          <w:fldChar w:fldCharType="begin"/>
+        </w:r>
+        <w:r>
+          <w:rPr>
+            <w:noProof/>
+          </w:rPr>
+          <w:instrText xml:space="preserve"> PAGEREF _Toc224140097 \h </w:instrText>
+        </w:r>
+        <w:r>
+          <w:rPr>
+            <w:noProof/>
+          </w:rPr>
+        </w:r>
+        <w:r>
+          <w:rPr>
+            <w:noProof/>
+          </w:rPr>
+          <w:fldChar w:fldCharType="separate"/>
+        </w:r>
+        <w:r>
+          <w:rPr>
+            <w:noProof/>
+          </w:rPr>
+          <w:t>32</w:t>
+        </w:r>
+        <w:r>
+          <w:rPr>
+            <w:noProof/>
+          </w:rPr>
+          <w:fldChar w:fldCharType="end"/>
+        </w:r>
+      </w:hyperlink>
+    </w:p>
+    <w:p>
+      <w:pPr>
+        <w:pStyle w:val="TOC3"/>
+        <w:rPr>
+          <w:rFonts w:asciiTheme="minorHAnsi" w:eastAsiaTheme="minorEastAsia" w:hAnsiTheme="minorHAnsi" w:cstheme="minorBidi"/>
+          <w:noProof/>
+          <w:kern w:val="2"/>
+          <w14:ligatures w14:val="standardContextual"/>
+        </w:rPr>
+      </w:pPr>
+      <w:hyperlink w:anchor="_Toc224140098" w:history="1">
+        <w:r>
+          <w:rPr>
+            <w:rStyle w:val="Hyperlink"/>
+            <w:noProof/>
+            <w:lang w:eastAsia="ja-JP"/>
+          </w:rPr>
+          <w:t>7.4.2</w:t>
+        </w:r>
+        <w:r>
+          <w:rPr>
+            <w:rFonts w:asciiTheme="minorHAnsi" w:eastAsiaTheme="minorEastAsia" w:hAnsiTheme="minorHAnsi" w:cstheme="minorBidi"/>
+            <w:noProof/>
+            <w:kern w:val="2"/>
+            <w14:ligatures w14:val="standardContextual"/>
+          </w:rPr>
+          <w:tab/>
+        </w:r>
+        <w:r>
+          <w:rPr>
+            <w:rStyle w:val="Hyperlink"/>
+            <w:noProof/>
+            <w:lang w:eastAsia="ja-JP"/>
+          </w:rPr>
+          <w:t xml:space="preserve">Exposures at </w:t>
+        </w:r>
+        <w:r>
+          <w:rPr>
+            <w:rStyle w:val="Hyperlink"/>
+            <w:noProof/>
+            <w:highlight w:val="cyan"/>
+            <w:lang w:eastAsia="ja-JP"/>
+          </w:rPr>
+          <w:t>X mg daily dosing</w:t>
+        </w:r>
+        <w:r>
+          <w:rPr>
+            <w:noProof/>
+          </w:rPr>
+          <w:tab/>
+        </w:r>
+        <w:r>
+          <w:rPr>
+            <w:noProof/>
+          </w:rPr>
+          <w:fldChar w:fldCharType="begin"/>
+        </w:r>
+        <w:r>
+          <w:rPr>
+            <w:noProof/>
+          </w:rPr>
+          <w:instrText xml:space="preserve"> PAGEREF _Toc224140098 \h </w:instrText>
+        </w:r>
+        <w:r>
+          <w:rPr>
+            <w:noProof/>
+          </w:rPr>
+        </w:r>
+        <w:r>
+          <w:rPr>
+            <w:noProof/>
+          </w:rPr>
+          <w:fldChar w:fldCharType="separate"/>
+        </w:r>
+        <w:r>
+          <w:rPr>
+            <w:noProof/>
+          </w:rPr>
+          <w:t>33</w:t>
+        </w:r>
+        <w:r>
+          <w:rPr>
+            <w:noProof/>
+          </w:rPr>
+          <w:fldChar w:fldCharType="end"/>
+        </w:r>
+      </w:hyperlink>
+    </w:p>
+    <w:p>
+      <w:pPr>
+        <w:pStyle w:val="TOC1"/>
+        <w:rPr>
+          <w:rFonts w:asciiTheme="minorHAnsi" w:eastAsiaTheme="minorEastAsia" w:hAnsiTheme="minorHAnsi" w:cstheme="minorBidi"/>
+          <w:caps w:val="0"/>
+          <w:noProof/>
+          <w:kern w:val="2"/>
+          <w:szCs w:val="24"/>
+          <w14:ligatures w14:val="standardContextual"/>
+        </w:rPr>
+      </w:pPr>
+      <w:hyperlink w:anchor="_Toc224140099" w:history="1">
+        <w:r>
+          <w:rPr>
+            <w:rStyle w:val="Hyperlink"/>
+            <w:noProof/>
+          </w:rPr>
+          <w:t>8</w:t>
+        </w:r>
+        <w:r>
+          <w:rPr>
+            <w:rFonts w:asciiTheme="minorHAnsi" w:eastAsiaTheme="minorEastAsia" w:hAnsiTheme="minorHAnsi" w:cstheme="minorBidi"/>
+            <w:caps w:val="0"/>
+            <w:noProof/>
+            <w:kern w:val="2"/>
+            <w:szCs w:val="24"/>
+            <w14:ligatures w14:val="standardContextual"/>
+          </w:rPr>
+          <w:tab/>
+        </w:r>
+        <w:r>
+          <w:rPr>
+            <w:rStyle w:val="Hyperlink"/>
+            <w:noProof/>
+          </w:rPr>
+          <w:t>DISCUSSION</w:t>
+        </w:r>
+        <w:r>
+          <w:rPr>
+            <w:noProof/>
+          </w:rPr>
+          <w:tab/>
+        </w:r>
+        <w:r>
+          <w:rPr>
+            <w:noProof/>
+          </w:rPr>
+          <w:fldChar w:fldCharType="begin"/>
+        </w:r>
+        <w:r>
+          <w:rPr>
+            <w:noProof/>
+          </w:rPr>
+          <w:instrText xml:space="preserve"> PAGEREF _Toc224140099 \h </w:instrText>
+        </w:r>
+        <w:r>
+          <w:rPr>
+            <w:noProof/>
+          </w:rPr>
+        </w:r>
+        <w:r>
+          <w:rPr>
+            <w:noProof/>
+          </w:rPr>
+          <w:fldChar w:fldCharType="separate"/>
+        </w:r>
+        <w:r>
+          <w:rPr>
+            <w:noProof/>
+          </w:rPr>
+          <w:t>33</w:t>
+        </w:r>
+        <w:r>
+          <w:rPr>
+            <w:noProof/>
+          </w:rPr>
+          <w:fldChar w:fldCharType="end"/>
+        </w:r>
+      </w:hyperlink>
+    </w:p>
+    <w:p>
+      <w:pPr>
+        <w:pStyle w:val="TOC1"/>
+        <w:rPr>
+          <w:rFonts w:asciiTheme="minorHAnsi" w:eastAsiaTheme="minorEastAsia" w:hAnsiTheme="minorHAnsi" w:cstheme="minorBidi"/>
+          <w:caps w:val="0"/>
+          <w:noProof/>
+          <w:kern w:val="2"/>
+          <w:szCs w:val="24"/>
+          <w14:ligatures w14:val="standardContextual"/>
+        </w:rPr>
+      </w:pPr>
+      <w:hyperlink w:anchor="_Toc224140100" w:history="1">
+        <w:r>
+          <w:rPr>
+            <w:rStyle w:val="Hyperlink"/>
+            <w:noProof/>
+          </w:rPr>
+          <w:t>9</w:t>
+        </w:r>
+        <w:r>
+          <w:rPr>
+            <w:rFonts w:asciiTheme="minorHAnsi" w:eastAsiaTheme="minorEastAsia" w:hAnsiTheme="minorHAnsi" w:cstheme="minorBidi"/>
+            <w:caps w:val="0"/>
+            <w:noProof/>
+            <w:kern w:val="2"/>
+            <w:szCs w:val="24"/>
+            <w14:ligatures w14:val="standardContextual"/>
+          </w:rPr>
+          <w:tab/>
+        </w:r>
+        <w:r>
+          <w:rPr>
+            <w:rStyle w:val="Hyperlink"/>
+            <w:noProof/>
+          </w:rPr>
+          <w:t>CONCLUSIONS</w:t>
+        </w:r>
+        <w:r>
+          <w:rPr>
+            <w:noProof/>
+          </w:rPr>
+          <w:tab/>
+        </w:r>
+        <w:r>
+          <w:rPr>
+            <w:noProof/>
+          </w:rPr>
+          <w:fldChar w:fldCharType="begin"/>
+        </w:r>
+        <w:r>
+          <w:rPr>
+            <w:noProof/>
+          </w:rPr>
+          <w:instrText xml:space="preserve"> PAGEREF _Toc224140100 \h </w:instrText>
+        </w:r>
+        <w:r>
+          <w:rPr>
+            <w:noProof/>
+          </w:rPr>
+        </w:r>
+        <w:r>
+          <w:rPr>
+            <w:noProof/>
+          </w:rPr>
+          <w:fldChar w:fldCharType="separate"/>
+        </w:r>
+        <w:r>
+          <w:rPr>
+            <w:noProof/>
+          </w:rPr>
+          <w:t>33</w:t>
+        </w:r>
+        <w:r>
+          <w:rPr>
+            <w:noProof/>
+          </w:rPr>
+          <w:fldChar w:fldCharType="end"/>
+        </w:r>
+      </w:hyperlink>
+    </w:p>
+    <w:p>
+      <w:pPr>
+        <w:pStyle w:val="TOC1"/>
+        <w:rPr>
+          <w:rFonts w:asciiTheme="minorHAnsi" w:eastAsiaTheme="minorEastAsia" w:hAnsiTheme="minorHAnsi" w:cstheme="minorBidi"/>
+          <w:caps w:val="0"/>
+          <w:noProof/>
+          <w:kern w:val="2"/>
+          <w:szCs w:val="24"/>
+          <w14:ligatures w14:val="standardContextual"/>
+        </w:rPr>
+      </w:pPr>
+      <w:hyperlink w:anchor="_Toc224140101" w:history="1">
+        <w:r>
+          <w:rPr>
+            <w:rStyle w:val="Hyperlink"/>
+            <w:noProof/>
+          </w:rPr>
+          <w:t>10</w:t>
+        </w:r>
+        <w:r>
+          <w:rPr>
+            <w:rFonts w:asciiTheme="minorHAnsi" w:eastAsiaTheme="minorEastAsia" w:hAnsiTheme="minorHAnsi" w:cstheme="minorBidi"/>
+            <w:caps w:val="0"/>
+            <w:noProof/>
+            <w:kern w:val="2"/>
+            <w:szCs w:val="24"/>
+            <w14:ligatures w14:val="standardContextual"/>
+          </w:rPr>
+          <w:tab/>
+        </w:r>
+        <w:r>
+          <w:rPr>
+            <w:rStyle w:val="Hyperlink"/>
+            <w:noProof/>
+          </w:rPr>
+          <w:t>REFERENCES</w:t>
+        </w:r>
+        <w:r>
+          <w:rPr>
+            <w:noProof/>
+          </w:rPr>
+          <w:tab/>
+        </w:r>
+        <w:r>
+          <w:rPr>
+            <w:noProof/>
+          </w:rPr>
+          <w:fldChar w:fldCharType="begin"/>
+        </w:r>
+        <w:r>
+          <w:rPr>
+            <w:noProof/>
+          </w:rPr>
+          <w:instrText xml:space="preserve"> PAGEREF _Toc224140101 \h </w:instrText>
+        </w:r>
+        <w:r>
+          <w:rPr>
+            <w:noProof/>
+          </w:rPr>
+        </w:r>
+        <w:r>
+          <w:rPr>
+            <w:noProof/>
+          </w:rPr>
+          <w:fldChar w:fldCharType="separate"/>
+        </w:r>
+        <w:r>
+          <w:rPr>
+            <w:noProof/>
+          </w:rPr>
+          <w:t>34</w:t>
+        </w:r>
+        <w:r>
+          <w:rPr>
+            <w:noProof/>
+          </w:rPr>
+          <w:fldChar w:fldCharType="end"/>
+        </w:r>
+      </w:hyperlink>
+    </w:p>
+    <w:p>
+      <w:pPr>
+        <w:pStyle w:val="TOC1"/>
+        <w:rPr>
+          <w:rFonts w:asciiTheme="minorHAnsi" w:eastAsiaTheme="minorEastAsia" w:hAnsiTheme="minorHAnsi" w:cstheme="minorBidi"/>
+          <w:caps w:val="0"/>
+          <w:noProof/>
+          <w:kern w:val="2"/>
+          <w:szCs w:val="24"/>
+          <w14:ligatures w14:val="standardContextual"/>
+        </w:rPr>
+      </w:pPr>
+      <w:hyperlink w:anchor="_Toc224140102" w:history="1">
+        <w:r>
+          <w:rPr>
+            <w:rStyle w:val="Hyperlink"/>
+            <w:noProof/>
+          </w:rPr>
+          <w:t>11</w:t>
+        </w:r>
+        <w:r>
+          <w:rPr>
+            <w:rFonts w:asciiTheme="minorHAnsi" w:eastAsiaTheme="minorEastAsia" w:hAnsiTheme="minorHAnsi" w:cstheme="minorBidi"/>
+            <w:caps w:val="0"/>
+            <w:noProof/>
+            <w:kern w:val="2"/>
+            <w:szCs w:val="24"/>
+            <w14:ligatures w14:val="standardContextual"/>
+          </w:rPr>
+          <w:tab/>
+        </w:r>
+        <w:r>
+          <w:rPr>
+            <w:rStyle w:val="Hyperlink"/>
+            <w:noProof/>
+          </w:rPr>
+          <w:t>Appendices</w:t>
+        </w:r>
+        <w:r>
+          <w:rPr>
+            <w:noProof/>
+          </w:rPr>
+          <w:tab/>
+        </w:r>
+        <w:r>
+          <w:rPr>
+            <w:noProof/>
+          </w:rPr>
+          <w:fldChar w:fldCharType="begin"/>
+        </w:r>
+        <w:r>
+          <w:rPr>
+            <w:noProof/>
+          </w:rPr>
+          <w:instrText xml:space="preserve"> PAGEREF _Toc224140102 \h </w:instrText>
+        </w:r>
+        <w:r>
+          <w:rPr>
+            <w:noProof/>
+          </w:rPr>
+        </w:r>
+        <w:r>
+          <w:rPr>
+            <w:noProof/>
+          </w:rPr>
+          <w:fldChar w:fldCharType="separate"/>
+        </w:r>
+        <w:r>
+          <w:rPr>
+            <w:noProof/>
+          </w:rPr>
+          <w:t>34</w:t>
         </w:r>
         <w:r>
           <w:rPr>
@@ -3795,6 +4897,530 @@
       </w:pPr>
       <w:r>
         <w:t>LIST OF TABLES</w:t>
+      </w:r>
+    </w:p>
+    <w:p>
+      <w:pPr>
+        <w:pStyle w:val="TableofFigures"/>
+        <w:rPr>
+          <w:rFonts w:eastAsiaTheme="minorEastAsia" w:cstheme="minorBidi"/>
+          <w:noProof/>
+          <w:kern w:val="2"/>
+          <w14:ligatures w14:val="standardContextual"/>
+        </w:rPr>
+      </w:pPr>
+      <w:r>
+        <w:fldChar w:fldCharType="begin"/>
+      </w:r>
+      <w:r>
+        <w:instrText xml:space="preserve"> TOC \t "Table title" \w \c \h </w:instrText>
+      </w:r>
+      <w:r>
+        <w:fldChar w:fldCharType="separate"/>
+      </w:r>
+      <w:hyperlink w:anchor="_Toc224140103" w:history="1">
+        <w:r>
+          <w:rPr>
+            <w:rStyle w:val="Hyperlink"/>
+            <w:noProof/>
+            <w:lang w:val="en-US"/>
+          </w:rPr>
+          <w:t>Table 1</w:t>
+        </w:r>
+        <w:r>
+          <w:rPr>
+            <w:rStyle w:val="Hyperlink"/>
+            <w:noProof/>
+            <w:lang w:val="en-US"/>
+          </w:rPr>
+          <w:tab/>
+          <w:t>Summary of Studies Included in the Population PK Analysis</w:t>
+        </w:r>
+        <w:r>
+          <w:rPr>
+            <w:noProof/>
+          </w:rPr>
+          <w:tab/>
+        </w:r>
+        <w:r>
+          <w:rPr>
+            <w:noProof/>
+          </w:rPr>
+          <w:fldChar w:fldCharType="begin"/>
+        </w:r>
+        <w:r>
+          <w:rPr>
+            <w:noProof/>
+          </w:rPr>
+          <w:instrText xml:space="preserve"> PAGEREF _Toc224140103 \h </w:instrText>
+        </w:r>
+        <w:r>
+          <w:rPr>
+            <w:noProof/>
+          </w:rPr>
+        </w:r>
+        <w:r>
+          <w:rPr>
+            <w:noProof/>
+          </w:rPr>
+          <w:fldChar w:fldCharType="separate"/>
+        </w:r>
+        <w:r>
+          <w:rPr>
+            <w:noProof/>
+          </w:rPr>
+          <w:t>13</w:t>
+        </w:r>
+        <w:r>
+          <w:rPr>
+            <w:noProof/>
+          </w:rPr>
+          <w:fldChar w:fldCharType="end"/>
+        </w:r>
+      </w:hyperlink>
+    </w:p>
+    <w:p>
+      <w:pPr>
+        <w:pStyle w:val="TableofFigures"/>
+        <w:rPr>
+          <w:rFonts w:eastAsiaTheme="minorEastAsia" w:cstheme="minorBidi"/>
+          <w:noProof/>
+          <w:kern w:val="2"/>
+          <w14:ligatures w14:val="standardContextual"/>
+        </w:rPr>
+      </w:pPr>
+      <w:hyperlink w:anchor="_Toc224140104" w:history="1">
+        <w:r>
+          <w:rPr>
+            <w:rStyle w:val="Hyperlink"/>
+            <w:noProof/>
+          </w:rPr>
+          <w:t>Table 2</w:t>
+        </w:r>
+        <w:r>
+          <w:rPr>
+            <w:rStyle w:val="Hyperlink"/>
+            <w:noProof/>
+          </w:rPr>
+          <w:tab/>
+          <w:t>Summary of Analysis Dataset</w:t>
+        </w:r>
+        <w:r>
+          <w:rPr>
+            <w:noProof/>
+          </w:rPr>
+          <w:tab/>
+        </w:r>
+        <w:r>
+          <w:rPr>
+            <w:noProof/>
+          </w:rPr>
+          <w:fldChar w:fldCharType="begin"/>
+        </w:r>
+        <w:r>
+          <w:rPr>
+            <w:noProof/>
+          </w:rPr>
+          <w:instrText xml:space="preserve"> PAGEREF _Toc224140104 \h </w:instrText>
+        </w:r>
+        <w:r>
+          <w:rPr>
+            <w:noProof/>
+          </w:rPr>
+        </w:r>
+        <w:r>
+          <w:rPr>
+            <w:noProof/>
+          </w:rPr>
+          <w:fldChar w:fldCharType="separate"/>
+        </w:r>
+        <w:r>
+          <w:rPr>
+            <w:noProof/>
+          </w:rPr>
+          <w:t>18</w:t>
+        </w:r>
+        <w:r>
+          <w:rPr>
+            <w:noProof/>
+          </w:rPr>
+          <w:fldChar w:fldCharType="end"/>
+        </w:r>
+      </w:hyperlink>
+    </w:p>
+    <w:p>
+      <w:pPr>
+        <w:pStyle w:val="TableofFigures"/>
+        <w:rPr>
+          <w:rFonts w:eastAsiaTheme="minorEastAsia" w:cstheme="minorBidi"/>
+          <w:noProof/>
+          <w:kern w:val="2"/>
+          <w14:ligatures w14:val="standardContextual"/>
+        </w:rPr>
+      </w:pPr>
+      <w:hyperlink w:anchor="_Toc224140105" w:history="1">
+        <w:r>
+          <w:rPr>
+            <w:rStyle w:val="Hyperlink"/>
+            <w:noProof/>
+          </w:rPr>
+          <w:t>Table 3</w:t>
+        </w:r>
+        <w:r>
+          <w:rPr>
+            <w:rStyle w:val="Hyperlink"/>
+            <w:noProof/>
+          </w:rPr>
+          <w:tab/>
+          <w:t xml:space="preserve">Summary of Covariates Overall and by </w:t>
+        </w:r>
+        <w:r>
+          <w:rPr>
+            <w:rStyle w:val="Hyperlink"/>
+            <w:noProof/>
+            <w:highlight w:val="cyan"/>
+          </w:rPr>
+          <w:t>20</w:t>
+        </w:r>
+        <w:r>
+          <w:rPr>
+            <w:noProof/>
+          </w:rPr>
+          <w:tab/>
+        </w:r>
+        <w:r>
+          <w:rPr>
+            <w:noProof/>
+          </w:rPr>
+          <w:fldChar w:fldCharType="begin"/>
+        </w:r>
+        <w:r>
+          <w:rPr>
+            <w:noProof/>
+          </w:rPr>
+          <w:instrText xml:space="preserve"> PAGEREF _Toc224140105 \h </w:instrText>
+        </w:r>
+        <w:r>
+          <w:rPr>
+            <w:noProof/>
+          </w:rPr>
+        </w:r>
+        <w:r>
+          <w:rPr>
+            <w:noProof/>
+          </w:rPr>
+          <w:fldChar w:fldCharType="separate"/>
+        </w:r>
+        <w:r>
+          <w:rPr>
+            <w:noProof/>
+          </w:rPr>
+          <w:t/>
+        </w:r>
+        <w:r>
+          <w:rPr>
+            <w:noProof/>
+          </w:rPr>
+          <w:fldChar w:fldCharType="end"/>
+        </w:r>
+      </w:hyperlink>
+      <w:r>
+        <w:rPr>
+          <w:vanish/>
+        </w:rPr>
+        <w:t/>
+      </w:r>
+    </w:p>
+    <w:p>
+      <w:pPr>
+        <w:pStyle w:val="TableofFigures"/>
+        <w:rPr>
+          <w:rFonts w:eastAsiaTheme="minorEastAsia" w:cstheme="minorBidi"/>
+          <w:noProof/>
+          <w:kern w:val="2"/>
+          <w14:ligatures w14:val="standardContextual"/>
+        </w:rPr>
+      </w:pPr>
+      <w:hyperlink w:anchor="_Toc224140106" w:history="1">
+        <w:r>
+          <w:rPr>
+            <w:rStyle w:val="Hyperlink"/>
+            <w:noProof/>
+          </w:rPr>
+          <w:t>Table 4</w:t>
+        </w:r>
+        <w:r>
+          <w:rPr>
+            <w:rStyle w:val="Hyperlink"/>
+            <w:noProof/>
+          </w:rPr>
+          <w:tab/>
+          <w:t>Summary of key models considered during model development</w:t>
+        </w:r>
+        <w:r>
+          <w:rPr>
+            <w:noProof/>
+          </w:rPr>
+          <w:tab/>
+        </w:r>
+        <w:r>
+          <w:rPr>
+            <w:noProof/>
+          </w:rPr>
+          <w:fldChar w:fldCharType="begin"/>
+        </w:r>
+        <w:r>
+          <w:rPr>
+            <w:noProof/>
+          </w:rPr>
+          <w:instrText xml:space="preserve"> PAGEREF _Toc224140106 \h </w:instrText>
+        </w:r>
+        <w:r>
+          <w:rPr>
+            <w:noProof/>
+          </w:rPr>
+        </w:r>
+        <w:r>
+          <w:rPr>
+            <w:noProof/>
+          </w:rPr>
+          <w:fldChar w:fldCharType="separate"/>
+        </w:r>
+        <w:r>
+          <w:rPr>
+            <w:noProof/>
+          </w:rPr>
+          <w:t>28</w:t>
+        </w:r>
+        <w:r>
+          <w:rPr>
+            <w:noProof/>
+          </w:rPr>
+          <w:fldChar w:fldCharType="end"/>
+        </w:r>
+      </w:hyperlink>
+    </w:p>
+    <w:p>
+      <w:pPr>
+        <w:pStyle w:val="TableofFigures"/>
+        <w:rPr>
+          <w:rFonts w:eastAsiaTheme="minorEastAsia" w:cstheme="minorBidi"/>
+          <w:noProof/>
+          <w:kern w:val="2"/>
+          <w14:ligatures w14:val="standardContextual"/>
+        </w:rPr>
+      </w:pPr>
+      <w:hyperlink w:anchor="_Toc224140107" w:history="1">
+        <w:r>
+          <w:rPr>
+            <w:rStyle w:val="Hyperlink"/>
+            <w:noProof/>
+          </w:rPr>
+          <w:t>Table 5</w:t>
+        </w:r>
+        <w:r>
+          <w:rPr>
+            <w:rStyle w:val="Hyperlink"/>
+            <w:noProof/>
+          </w:rPr>
+          <w:tab/>
+          <w:t>Base Model Parameter Estimates</w:t>
+        </w:r>
+        <w:r>
+          <w:rPr>
+            <w:noProof/>
+          </w:rPr>
+          <w:tab/>
+        </w:r>
+        <w:r>
+          <w:rPr>
+            <w:noProof/>
+          </w:rPr>
+          <w:fldChar w:fldCharType="begin"/>
+        </w:r>
+        <w:r>
+          <w:rPr>
+            <w:noProof/>
+          </w:rPr>
+          <w:instrText xml:space="preserve"> PAGEREF _Toc224140107 \h </w:instrText>
+        </w:r>
+        <w:r>
+          <w:rPr>
+            <w:noProof/>
+          </w:rPr>
+        </w:r>
+        <w:r>
+          <w:rPr>
+            <w:noProof/>
+          </w:rPr>
+          <w:fldChar w:fldCharType="separate"/>
+        </w:r>
+        <w:r>
+          <w:rPr>
+            <w:noProof/>
+          </w:rPr>
+          <w:t>29</w:t>
+        </w:r>
+        <w:r>
+          <w:rPr>
+            <w:noProof/>
+          </w:rPr>
+          <w:fldChar w:fldCharType="end"/>
+        </w:r>
+      </w:hyperlink>
+    </w:p>
+    <w:p>
+      <w:pPr>
+        <w:pStyle w:val="TableofFigures"/>
+        <w:rPr>
+          <w:rFonts w:eastAsiaTheme="minorEastAsia" w:cstheme="minorBidi"/>
+          <w:noProof/>
+          <w:kern w:val="2"/>
+          <w14:ligatures w14:val="standardContextual"/>
+        </w:rPr>
+      </w:pPr>
+      <w:hyperlink w:anchor="_Toc224140108" w:history="1">
+        <w:r>
+          <w:rPr>
+            <w:rStyle w:val="Hyperlink"/>
+            <w:noProof/>
+          </w:rPr>
+          <w:t>Table 6</w:t>
+        </w:r>
+        <w:r>
+          <w:rPr>
+            <w:rStyle w:val="Hyperlink"/>
+            <w:noProof/>
+          </w:rPr>
+          <w:tab/>
+          <w:t>Final Model Parameter Estimates</w:t>
+        </w:r>
+        <w:r>
+          <w:rPr>
+            <w:noProof/>
+          </w:rPr>
+          <w:tab/>
+        </w:r>
+        <w:r>
+          <w:rPr>
+            <w:noProof/>
+          </w:rPr>
+          <w:fldChar w:fldCharType="begin"/>
+        </w:r>
+        <w:r>
+          <w:rPr>
+            <w:noProof/>
+          </w:rPr>
+          <w:instrText xml:space="preserve"> PAGEREF _Toc224140108 \h </w:instrText>
+        </w:r>
+        <w:r>
+          <w:rPr>
+            <w:noProof/>
+          </w:rPr>
+        </w:r>
+        <w:r>
+          <w:rPr>
+            <w:noProof/>
+          </w:rPr>
+          <w:fldChar w:fldCharType="separate"/>
+        </w:r>
+        <w:r>
+          <w:rPr>
+            <w:noProof/>
+          </w:rPr>
+          <w:t>31</w:t>
+        </w:r>
+        <w:r>
+          <w:rPr>
+            <w:noProof/>
+          </w:rPr>
+          <w:fldChar w:fldCharType="end"/>
+        </w:r>
+      </w:hyperlink>
+    </w:p>
+    <w:p>
+      <w:pPr>
+        <w:pStyle w:val="TableofFigures"/>
+        <w:rPr>
+          <w:rFonts w:eastAsiaTheme="minorEastAsia" w:cstheme="minorBidi"/>
+          <w:noProof/>
+          <w:kern w:val="2"/>
+          <w14:ligatures w14:val="standardContextual"/>
+        </w:rPr>
+      </w:pPr>
+      <w:hyperlink w:anchor="_Toc224140109" w:history="1">
+        <w:r>
+          <w:rPr>
+            <w:rStyle w:val="Hyperlink"/>
+            <w:noProof/>
+          </w:rPr>
+          <w:t>Table D1</w:t>
+        </w:r>
+        <w:r>
+          <w:rPr>
+            <w:rStyle w:val="Hyperlink"/>
+            <w:noProof/>
+          </w:rPr>
+          <w:tab/>
+          <w:t>Summary of available data by study and dose</w:t>
+        </w:r>
+        <w:r>
+          <w:rPr>
+            <w:noProof/>
+          </w:rPr>
+          <w:tab/>
+        </w:r>
+        <w:r>
+          <w:rPr>
+            <w:noProof/>
+          </w:rPr>
+          <w:fldChar w:fldCharType="begin"/>
+        </w:r>
+        <w:r>
+          <w:rPr>
+            <w:noProof/>
+          </w:rPr>
+          <w:instrText xml:space="preserve"> PAGEREF _Toc224140109 \h </w:instrText>
+        </w:r>
+        <w:r>
+          <w:rPr>
+            <w:noProof/>
+          </w:rPr>
+        </w:r>
+        <w:r>
+          <w:rPr>
+            <w:noProof/>
+          </w:rPr>
+          <w:fldChar w:fldCharType="separate"/>
+        </w:r>
+        <w:r>
+          <w:rPr>
+            <w:noProof/>
+          </w:rPr>
+          <w:t>38</w:t>
+        </w:r>
+        <w:r>
+          <w:rPr>
+            <w:noProof/>
+          </w:rPr>
+          <w:fldChar w:fldCharType="end"/>
+        </w:r>
+      </w:hyperlink>
+    </w:p>
+    <w:p>
+      <w:pPr>
+        <w:pStyle w:val="Paragraph"/>
+      </w:pPr>
+      <w:r>
+        <w:fldChar w:fldCharType="end"/>
+      </w:r>
+    </w:p>
+    <w:p>
+      <w:pPr>
+        <w:pStyle w:val="Heading1NoTOC"/>
+      </w:pPr>
+      <w:r>
+        <w:t>LIST OF FIGURES</w:t>
       </w:r>
     </w:p>
     <w:p>
@@ -3812,28 +5438,26 @@
         <w:fldChar w:fldCharType="begin"/>
       </w:r>
       <w:r>
-        <w:instrText xml:space="preserve"> TOC \t "Table title" \w \c \h </w:instrText>
+        <w:instrText xml:space="preserve"> TOC \t "Figure title" \w \c \h </w:instrText>
       </w:r>
       <w:r>
         <w:fldChar w:fldCharType="separate"/>
       </w:r>
-      <w:hyperlink w:anchor="_Toc225771612" w:history="1">
+      <w:hyperlink w:anchor="_Toc225770145" w:history="1">
         <w:r>
           <w:rPr>
             <w:rStyle w:val="Hyperlink"/>
             <w:noProof/>
-            <w:lang w:val="en-US"/>
-          </w:rPr>
-          <w:t>Table 1</w:t>
+          </w:rPr>
+          <w:t>Figure 1</w:t>
         </w:r>
         <w:r>
           <w:rPr>
             <w:rStyle w:val="Hyperlink"/>
             <w:noProof/>
-            <w:lang w:val="en-US"/>
           </w:rPr>
           <w:tab/>
-          <w:t>Summary of Studies Included in the Population PK Analysis</w:t>
+          <w:t>Distributions and Correlations of Continuous Covariates</w:t>
         </w:r>
         <w:r>
           <w:rPr>
@@ -3851,7 +5475,7 @@
           <w:rPr>
             <w:noProof/>
           </w:rPr>
-          <w:instrText xml:space="preserve"> PAGEREF _Toc225771612 \h </w:instrText>
+          <w:instrText xml:space="preserve"> PAGEREF _Toc225770145 \h </w:instrText>
         </w:r>
         <w:r>
           <w:rPr>
@@ -3868,7 +5492,7 @@
           <w:rPr>
             <w:noProof/>
           </w:rPr>
-          <w:t>11</w:t>
+          <w:t>20</w:t>
         </w:r>
         <w:r>
           <w:rPr>
@@ -3889,13 +5513,13 @@
           <w14:ligatures w14:val="standardContextual"/>
         </w:rPr>
       </w:pPr>
-      <w:hyperlink w:anchor="_Toc225771613" w:history="1">
+      <w:hyperlink w:anchor="_Toc225770146" w:history="1">
         <w:r>
           <w:rPr>
             <w:rStyle w:val="Hyperlink"/>
             <w:noProof/>
           </w:rPr>
-          <w:t>Table 2</w:t>
+          <w:t>Figure 3</w:t>
         </w:r>
         <w:r>
           <w:rPr>
@@ -3903,7 +5527,7 @@
             <w:noProof/>
           </w:rPr>
           <w:tab/>
-          <w:t>Summary of Analysis Dataset</w:t>
+          <w:t>Correlation between Continuous Covariates and Renal Function</w:t>
         </w:r>
         <w:r>
           <w:rPr>
@@ -3921,7 +5545,7 @@
           <w:rPr>
             <w:noProof/>
           </w:rPr>
-          <w:instrText xml:space="preserve"> PAGEREF _Toc225771613 \h </w:instrText>
+          <w:instrText xml:space="preserve"> PAGEREF _Toc225770146 \h </w:instrText>
         </w:r>
         <w:r>
           <w:rPr>
@@ -3938,7 +5562,7 @@
           <w:rPr>
             <w:noProof/>
           </w:rPr>
-          <w:t>16</w:t>
+          <w:t>21</w:t>
         </w:r>
         <w:r>
           <w:rPr>
@@ -3959,13 +5583,13 @@
           <w14:ligatures w14:val="standardContextual"/>
         </w:rPr>
       </w:pPr>
-      <w:hyperlink w:anchor="_Toc225771614" w:history="1">
+      <w:hyperlink w:anchor="_Toc225770147" w:history="1">
         <w:r>
           <w:rPr>
             <w:rStyle w:val="Hyperlink"/>
             <w:noProof/>
           </w:rPr>
-          <w:t>Table 3</w:t>
+          <w:t>Figure 4</w:t>
         </w:r>
         <w:r>
           <w:rPr>
@@ -3973,15 +5597,7 @@
             <w:noProof/>
           </w:rPr>
           <w:tab/>
-          <w:t xml:space="preserve">Summary of Covariates Overall and by </w:t>
-        </w:r>
-        <w:r>
-          <w:rPr>
-            <w:rStyle w:val="Hyperlink"/>
-            <w:noProof/>
-            <w:highlight w:val="cyan"/>
-          </w:rPr>
-          <w:t>{{Study}}</w:t>
+          <w:t>Distributions and Correlations of Categorical Covariates</w:t>
         </w:r>
         <w:r>
           <w:rPr>
@@ -3999,7 +5615,7 @@
           <w:rPr>
             <w:noProof/>
           </w:rPr>
-          <w:instrText xml:space="preserve"> PAGEREF _Toc225771614 \h </w:instrText>
+          <w:instrText xml:space="preserve"> PAGEREF _Toc225770147 \h </w:instrText>
         </w:r>
         <w:r>
           <w:rPr>
@@ -4016,89 +5632,7 @@
           <w:rPr>
             <w:noProof/>
           </w:rPr>
-          <w:t>18</w:t>
-        </w:r>
-        <w:r>
-          <w:rPr>
-            <w:noProof/>
-          </w:rPr>
-          <w:fldChar w:fldCharType="end"/>
-        </w:r>
-      </w:hyperlink>
-      <w:r>
-        <w:rPr>
-          <w:vanish/>
-        </w:rPr>
-        <w:t/>
-      </w:r>
-      <w:r>
-        <w:rPr>
-          <w:vanish/>
-        </w:rPr>
-        <w:t>[[INLINE_ID:inl_study]]</w:t>
-      </w:r>
-    </w:p>
-    <w:p>
-      <w:pPr>
-        <w:pStyle w:val="TableofFigures"/>
-        <w:rPr>
-          <w:rFonts w:eastAsiaTheme="minorEastAsia" w:cstheme="minorBidi"/>
-          <w:noProof/>
-          <w:kern w:val="2"/>
-          <w:lang w:val="en-IN" w:eastAsia="en-GB"/>
-          <w14:ligatures w14:val="standardContextual"/>
-        </w:rPr>
-      </w:pPr>
-      <w:hyperlink w:anchor="_Toc225771615" w:history="1">
-        <w:r>
-          <w:rPr>
-            <w:rStyle w:val="Hyperlink"/>
-            <w:noProof/>
-          </w:rPr>
-          <w:t>Table 4</w:t>
-        </w:r>
-        <w:r>
-          <w:rPr>
-            <w:rStyle w:val="Hyperlink"/>
-            <w:noProof/>
-          </w:rPr>
-          <w:tab/>
-          <w:t>Summary of key models considered during model development</w:t>
-        </w:r>
-        <w:r>
-          <w:rPr>
-            <w:noProof/>
-          </w:rPr>
-          <w:tab/>
-        </w:r>
-        <w:r>
-          <w:rPr>
-            <w:noProof/>
-          </w:rPr>
-          <w:fldChar w:fldCharType="begin"/>
-        </w:r>
-        <w:r>
-          <w:rPr>
-            <w:noProof/>
-          </w:rPr>
-          <w:instrText xml:space="preserve"> PAGEREF _Toc225771615 \h </w:instrText>
-        </w:r>
-        <w:r>
-          <w:rPr>
-            <w:noProof/>
-          </w:rPr>
-        </w:r>
-        <w:r>
-          <w:rPr>
-            <w:noProof/>
-          </w:rPr>
-          <w:fldChar w:fldCharType="separate"/>
-        </w:r>
-        <w:r>
-          <w:rPr>
-            <w:noProof/>
-          </w:rPr>
-          <w:t>23</w:t>
+          <w:t>22</w:t>
         </w:r>
         <w:r>
           <w:rPr>
@@ -4119,13 +5653,13 @@
           <w14:ligatures w14:val="standardContextual"/>
         </w:rPr>
       </w:pPr>
-      <w:hyperlink w:anchor="_Toc225771616" w:history="1">
+      <w:hyperlink w:anchor="_Toc225770148" w:history="1">
         <w:r>
           <w:rPr>
             <w:rStyle w:val="Hyperlink"/>
             <w:noProof/>
           </w:rPr>
-          <w:t>Table D1</w:t>
+          <w:t>Figure 6</w:t>
         </w:r>
         <w:r>
           <w:rPr>
@@ -4133,7 +5667,7 @@
             <w:noProof/>
           </w:rPr>
           <w:tab/>
-          <w:t>Summary of available data by study and dose</w:t>
+          <w:t>Concentrations versus Time after Dose by Study 106 - 100 mg QD Study 10</w:t>
         </w:r>
         <w:r>
           <w:rPr>
@@ -4151,7 +5685,7 @@
           <w:rPr>
             <w:noProof/>
           </w:rPr>
-          <w:instrText xml:space="preserve"> PAGEREF _Toc225771616 \h </w:instrText>
+          <w:instrText xml:space="preserve"> PAGEREF _Toc225770148 \h </w:instrText>
         </w:r>
         <w:r>
           <w:rPr>
@@ -4168,7 +5702,7 @@
           <w:rPr>
             <w:noProof/>
           </w:rPr>
-          <w:t>24</w:t>
+          <w:t>6- 100 mg QD Study 106 - 100 mg QD Study 106 - 100 mg QD (log scale)23</w:t>
         </w:r>
         <w:r>
           <w:rPr>
@@ -4177,6 +5711,12 @@
           <w:fldChar w:fldCharType="end"/>
         </w:r>
       </w:hyperlink>
+      <w:r>
+        <w:rPr>
+          <w:vanish/>
+        </w:rPr>
+        <w:t/>
+      </w:r>
     </w:p>
     <w:p>
       <w:pPr>
@@ -4191,7 +5731,8 @@
         <w:pStyle w:val="Heading1NoTOC"/>
       </w:pPr>
       <w:r>
-        <w:t>LIST OF FIGURES</w:t>
+        <w:lastRenderedPageBreak/>
+        <w:t>LIST OF APPENDICES</w:t>
       </w:r>
     </w:p>
     <w:p>
@@ -4201,7 +5742,6 @@
           <w:rFonts w:eastAsiaTheme="minorEastAsia" w:cstheme="minorBidi"/>
           <w:noProof/>
           <w:kern w:val="2"/>
-          <w:lang w:val="en-IN" w:eastAsia="en-GB"/>
           <w14:ligatures w14:val="standardContextual"/>
         </w:rPr>
       </w:pPr>
@@ -4209,18 +5749,19 @@
         <w:fldChar w:fldCharType="begin"/>
       </w:r>
       <w:r>
-        <w:instrText xml:space="preserve"> TOC \t "Figure title" \w \c \h </w:instrText>
+        <w:instrText xml:space="preserve"> TOC \t "Appendix Numeric,9,Appendix Alpha,9" \w \c \h </w:instrText>
       </w:r>
       <w:r>
         <w:fldChar w:fldCharType="separate"/>
       </w:r>
-      <w:hyperlink w:anchor="_Toc225771652" w:history="1">
+      <w:hyperlink w:anchor="_Toc224140519" w:history="1">
         <w:r>
           <w:rPr>
             <w:rStyle w:val="Hyperlink"/>
-            <w:noProof/>
-          </w:rPr>
-          <w:t>Figure 1</w:t>
+            <w:rFonts w:ascii="Times New Roman Bold" w:hAnsi="Times New Roman Bold"/>
+            <w:noProof/>
+          </w:rPr>
+          <w:t>Appendix A</w:t>
         </w:r>
         <w:r>
           <w:rPr>
@@ -4228,7 +5769,7 @@
             <w:noProof/>
           </w:rPr>
           <w:tab/>
-          <w:t>Distributions and Correlations of Continuous Covariates</w:t>
+          <w:t>Model Analysis Plan</w:t>
         </w:r>
         <w:r>
           <w:rPr>
@@ -4246,7 +5787,7 @@
           <w:rPr>
             <w:noProof/>
           </w:rPr>
-          <w:instrText xml:space="preserve"> PAGEREF _Toc225771652 \h </w:instrText>
+          <w:instrText xml:space="preserve"> PAGEREF _Toc224140519 \h </w:instrText>
         </w:r>
         <w:r>
           <w:rPr>
@@ -4263,7 +5804,7 @@
           <w:rPr>
             <w:noProof/>
           </w:rPr>
-          <w:t>19</w:t>
+          <w:t>35</w:t>
         </w:r>
         <w:r>
           <w:rPr>
@@ -4280,17 +5821,17 @@
           <w:rFonts w:eastAsiaTheme="minorEastAsia" w:cstheme="minorBidi"/>
           <w:noProof/>
           <w:kern w:val="2"/>
-          <w:lang w:val="en-IN" w:eastAsia="en-GB"/>
           <w14:ligatures w14:val="standardContextual"/>
         </w:rPr>
       </w:pPr>
-      <w:hyperlink w:anchor="_Toc225771653" w:history="1">
+      <w:hyperlink w:anchor="_Toc224140520" w:history="1">
         <w:r>
           <w:rPr>
             <w:rStyle w:val="Hyperlink"/>
-            <w:noProof/>
-          </w:rPr>
-          <w:t>Figure 2</w:t>
+            <w:rFonts w:ascii="Times New Roman Bold" w:hAnsi="Times New Roman Bold"/>
+            <w:noProof/>
+          </w:rPr>
+          <w:t>Appendix B</w:t>
         </w:r>
         <w:r>
           <w:rPr>
@@ -4298,7 +5839,7 @@
             <w:noProof/>
           </w:rPr>
           <w:tab/>
-          <w:t>Correlation between Continuous Covariates and Renal Function</w:t>
+          <w:t>Dataset Specification</w:t>
         </w:r>
         <w:r>
           <w:rPr>
@@ -4316,7 +5857,7 @@
           <w:rPr>
             <w:noProof/>
           </w:rPr>
-          <w:instrText xml:space="preserve"> PAGEREF _Toc225771653 \h </w:instrText>
+          <w:instrText xml:space="preserve"> PAGEREF _Toc224140520 \h </w:instrText>
         </w:r>
         <w:r>
           <w:rPr>
@@ -4333,7 +5874,7 @@
           <w:rPr>
             <w:noProof/>
           </w:rPr>
-          <w:t>20</w:t>
+          <w:t>36</w:t>
         </w:r>
         <w:r>
           <w:rPr>
@@ -4350,17 +5891,17 @@
           <w:rFonts w:eastAsiaTheme="minorEastAsia" w:cstheme="minorBidi"/>
           <w:noProof/>
           <w:kern w:val="2"/>
-          <w:lang w:val="en-IN" w:eastAsia="en-GB"/>
           <w14:ligatures w14:val="standardContextual"/>
         </w:rPr>
       </w:pPr>
-      <w:hyperlink w:anchor="_Toc225771654" w:history="1">
+      <w:hyperlink w:anchor="_Toc224140521" w:history="1">
         <w:r>
           <w:rPr>
             <w:rStyle w:val="Hyperlink"/>
-            <w:noProof/>
-          </w:rPr>
-          <w:t>Figure 3</w:t>
+            <w:rFonts w:ascii="Times New Roman Bold" w:hAnsi="Times New Roman Bold"/>
+            <w:noProof/>
+          </w:rPr>
+          <w:t>Appendix C</w:t>
         </w:r>
         <w:r>
           <w:rPr>
@@ -4368,7 +5909,7 @@
             <w:noProof/>
           </w:rPr>
           <w:tab/>
-          <w:t>Distributions and Correlations of Categorical Covariates</w:t>
+          <w:t>Data Exclusions</w:t>
         </w:r>
         <w:r>
           <w:rPr>
@@ -4386,7 +5927,7 @@
           <w:rPr>
             <w:noProof/>
           </w:rPr>
-          <w:instrText xml:space="preserve"> PAGEREF _Toc225771654 \h </w:instrText>
+          <w:instrText xml:space="preserve"> PAGEREF _Toc224140521 \h </w:instrText>
         </w:r>
         <w:r>
           <w:rPr>
@@ -4403,7 +5944,7 @@
           <w:rPr>
             <w:noProof/>
           </w:rPr>
-          <w:t>21</w:t>
+          <w:t>37</w:t>
         </w:r>
         <w:r>
           <w:rPr>
@@ -4420,125 +5961,17 @@
           <w:rFonts w:eastAsiaTheme="minorEastAsia" w:cstheme="minorBidi"/>
           <w:noProof/>
           <w:kern w:val="2"/>
-          <w:lang w:val="en-IN" w:eastAsia="en-GB"/>
           <w14:ligatures w14:val="standardContextual"/>
         </w:rPr>
       </w:pPr>
-      <w:hyperlink w:anchor="_Toc225771655" w:history="1">
-        <w:r>
-          <w:rPr>
-            <w:rStyle w:val="Hyperlink"/>
-            <w:noProof/>
-          </w:rPr>
-          <w:t>Figure 4</w:t>
-        </w:r>
-        <w:r>
-          <w:rPr>
-            <w:rStyle w:val="Hyperlink"/>
-            <w:noProof/>
-          </w:rPr>
-          <w:tab/>
-          <w:t>Concentrations versus Time after Dose by {{Study and Dose}} (log scale)</w:t>
-        </w:r>
-        <w:r>
-          <w:rPr>
-            <w:noProof/>
-          </w:rPr>
-          <w:tab/>
-        </w:r>
-        <w:r>
-          <w:rPr>
-            <w:noProof/>
-          </w:rPr>
-          <w:fldChar w:fldCharType="begin"/>
-        </w:r>
-        <w:r>
-          <w:rPr>
-            <w:noProof/>
-          </w:rPr>
-          <w:instrText xml:space="preserve"> PAGEREF _Toc225771655 \h </w:instrText>
-        </w:r>
-        <w:r>
-          <w:rPr>
-            <w:noProof/>
-          </w:rPr>
-        </w:r>
-        <w:r>
-          <w:rPr>
-            <w:noProof/>
-          </w:rPr>
-          <w:fldChar w:fldCharType="separate"/>
-        </w:r>
-        <w:r>
-          <w:rPr>
-            <w:noProof/>
-          </w:rPr>
-          <w:t>22</w:t>
-        </w:r>
-        <w:r>
-          <w:rPr>
-            <w:noProof/>
-          </w:rPr>
-          <w:fldChar w:fldCharType="end"/>
-        </w:r>
-      </w:hyperlink>
-      <w:r>
-        <w:rPr>
-          <w:vanish/>
-        </w:rPr>
-        <w:t/>
-      </w:r>
-      <w:r>
-        <w:rPr>
-          <w:vanish/>
-        </w:rPr>
-        <w:t>[[INLINE_ID:inl_study_and_dose]]</w:t>
-      </w:r>
-    </w:p>
-    <w:p>
-      <w:pPr>
-        <w:pStyle w:val="Paragraph"/>
-      </w:pPr>
-      <w:r>
-        <w:fldChar w:fldCharType="end"/>
-      </w:r>
-    </w:p>
-    <w:p>
-      <w:pPr>
-        <w:pStyle w:val="Heading1NoTOC"/>
-      </w:pPr>
-      <w:r>
-        <w:t>LIST OF APPENDICES</w:t>
-      </w:r>
-    </w:p>
-    <w:p>
-      <w:pPr>
-        <w:pStyle w:val="TableofFigures"/>
-        <w:rPr>
-          <w:rFonts w:eastAsiaTheme="minorEastAsia" w:cstheme="minorBidi"/>
-          <w:noProof/>
-          <w:kern w:val="2"/>
-          <w:lang w:val="en-IN" w:eastAsia="en-GB"/>
-          <w14:ligatures w14:val="standardContextual"/>
-        </w:rPr>
-      </w:pPr>
-      <w:r>
-        <w:fldChar w:fldCharType="begin"/>
-      </w:r>
-      <w:r>
-        <w:instrText xml:space="preserve"> TOC \t "Appendix Numeric,9,Appendix Alpha,9" \w \c \h </w:instrText>
-      </w:r>
-      <w:r>
-        <w:fldChar w:fldCharType="separate"/>
-      </w:r>
-      <w:hyperlink w:anchor="_Toc225771617" w:history="1">
+      <w:hyperlink w:anchor="_Toc224140522" w:history="1">
         <w:r>
           <w:rPr>
             <w:rStyle w:val="Hyperlink"/>
             <w:rFonts w:ascii="Times New Roman Bold" w:hAnsi="Times New Roman Bold"/>
             <w:noProof/>
           </w:rPr>
-          <w:t>Appendix B</w:t>
+          <w:t>Appendix D</w:t>
         </w:r>
         <w:r>
           <w:rPr>
@@ -4546,7 +5979,7 @@
             <w:noProof/>
           </w:rPr>
           <w:tab/>
-          <w:t>R environment and Package Details</w:t>
+          <w:t>Additional Results</w:t>
         </w:r>
         <w:r>
           <w:rPr>
@@ -4564,7 +5997,7 @@
           <w:rPr>
             <w:noProof/>
           </w:rPr>
-          <w:instrText xml:space="preserve"> PAGEREF _Toc225771617 \h </w:instrText>
+          <w:instrText xml:space="preserve"> PAGEREF _Toc224140522 \h </w:instrText>
         </w:r>
         <w:r>
           <w:rPr>
@@ -4581,7 +6014,7 @@
           <w:rPr>
             <w:noProof/>
           </w:rPr>
-          <w:t>25</w:t>
+          <w:t>38</w:t>
         </w:r>
         <w:r>
           <w:rPr>
@@ -4619,8 +6052,8 @@
       <w:bookmarkStart w:id="5" w:name="_Toc180766116"/>
       <w:bookmarkStart w:id="6" w:name="_Toc181102624"/>
       <w:bookmarkStart w:id="7" w:name="_Toc215825077"/>
-      <w:bookmarkStart w:id="8" w:name="_Hlk181111013"/>
-      <w:bookmarkStart w:id="9" w:name="_Toc225771620"/>
+      <w:bookmarkStart w:id="8" w:name="_Toc224140054"/>
+      <w:bookmarkStart w:id="9" w:name="_Hlk181111013"/>
       <w:r>
         <w:rPr>
           <w:lang w:val="en-US"/>
@@ -4632,9 +6065,9 @@
       <w:bookmarkEnd w:id="5"/>
       <w:bookmarkEnd w:id="6"/>
       <w:bookmarkEnd w:id="7"/>
-      <w:bookmarkEnd w:id="9"/>
+      <w:bookmarkEnd w:id="8"/>
     </w:p>
-    <w:bookmarkEnd w:id="8"/>
+    <w:bookmarkEnd w:id="9"/>
     <w:p>
       <w:pPr>
         <w:rPr>
@@ -4932,9 +6365,9 @@
       <w:bookmarkStart w:id="12" w:name="_Toc180766117"/>
       <w:bookmarkStart w:id="13" w:name="_Toc181102625"/>
       <w:bookmarkStart w:id="14" w:name="_Toc215825110"/>
-      <w:bookmarkStart w:id="15" w:name="_Hlk181110898"/>
-      <w:bookmarkStart w:id="16" w:name="_Hlk181110840"/>
-      <w:bookmarkStart w:id="17" w:name="_Toc225771621"/>
+      <w:bookmarkStart w:id="15" w:name="_Toc224140055"/>
+      <w:bookmarkStart w:id="16" w:name="_Hlk181110898"/>
+      <w:bookmarkStart w:id="17" w:name="_Hlk181110840"/>
       <w:r>
         <w:rPr>
           <w:lang w:val="en-US"/>
@@ -4947,7 +6380,7 @@
       <w:bookmarkEnd w:id="12"/>
       <w:bookmarkEnd w:id="13"/>
       <w:bookmarkEnd w:id="14"/>
-      <w:bookmarkEnd w:id="17"/>
+      <w:bookmarkEnd w:id="15"/>
     </w:p>
     <w:tbl>
       <w:tblPr>
@@ -4987,7 +6420,7 @@
               </w:rPr>
             </w:pPr>
             <w:bookmarkStart w:id="18" w:name="_Hlk181110906"/>
-            <w:bookmarkEnd w:id="15"/>
+            <w:bookmarkEnd w:id="16"/>
             <w:r>
               <w:rPr>
                 <w:b/>
@@ -5057,12 +6490,6 @@
                 <w:lang w:val="en-US"/>
               </w:rPr>
               <w:t>{{Title of MAR}}</w:t>
-            </w:r>
-            <w:r>
-              <w:rPr>
-                <w:vanish/>
-              </w:rPr>
-              <w:t/>
             </w:r>
             <w:r>
               <w:rPr>
@@ -5113,13 +6540,7 @@
         <w:rPr>
           <w:lang w:val="en-US"/>
         </w:rPr>
-        <w:t>has</w:t>
-      </w:r>
-      <w:r>
-        <w:rPr>
-          <w:lang w:val="en-US"/>
-        </w:rPr>
-        <w:t xml:space="preserve"> been </w:t>
+        <w:t xml:space="preserve">has been </w:t>
       </w:r>
       <w:r>
         <w:rPr>
@@ -5127,19 +6548,11 @@
         </w:rPr>
         <w:t xml:space="preserve">performed in accordance </w:t>
       </w:r>
-      <w:proofErr w:type="gramStart"/>
       <w:r>
         <w:rPr>
           <w:lang w:val="en-US"/>
         </w:rPr>
-        <w:t>to</w:t>
-      </w:r>
-      <w:proofErr w:type="gramEnd"/>
-      <w:r>
-        <w:rPr>
-          <w:lang w:val="en-US"/>
-        </w:rPr>
-        <w:t xml:space="preserve"> the </w:t>
+        <w:t xml:space="preserve">to the </w:t>
       </w:r>
       <w:r>
         <w:rPr>
@@ -5151,13 +6564,7 @@
         <w:rPr>
           <w:lang w:val="en-US"/>
         </w:rPr>
-        <w:t xml:space="preserve">in the modeling analysis plan </w:t>
-      </w:r>
-      <w:r>
-        <w:rPr>
-          <w:lang w:val="en-US"/>
-        </w:rPr>
-        <w:t>[add reference]</w:t>
+        <w:t>in the modeling analysis plan [add reference]</w:t>
       </w:r>
       <w:r>
         <w:rPr>
@@ -5375,7 +6782,7 @@
           </w:p>
         </w:tc>
       </w:tr>
-      <w:bookmarkEnd w:id="16"/>
+      <w:bookmarkEnd w:id="17"/>
       <w:bookmarkEnd w:id="20"/>
     </w:tbl>
     <w:p>
@@ -5405,7 +6812,7 @@
         <w:pStyle w:val="Heading1Unnumbered"/>
         <w:pageBreakBefore/>
       </w:pPr>
-      <w:bookmarkStart w:id="21" w:name="_Toc225771622"/>
+      <w:bookmarkStart w:id="21" w:name="_Toc224140056"/>
       <w:r>
         <w:lastRenderedPageBreak/>
         <w:t>ABBREVIATIONS AND DEFINITIONS OF TERMS</w:t>
@@ -6156,7 +7563,6 @@
             <w:pPr>
               <w:pStyle w:val="TableLeft"/>
             </w:pPr>
-            <w:proofErr w:type="spellStart"/>
             <w:r>
               <w:rPr>
                 <w:lang w:val="en-US"/>
@@ -6170,7 +7576,6 @@
               </w:rPr>
               <w:t>max</w:t>
             </w:r>
-            <w:proofErr w:type="spellEnd"/>
           </w:p>
         </w:tc>
         <w:tc>
@@ -6202,7 +7607,6 @@
             <w:pPr>
               <w:pStyle w:val="TableLeft"/>
             </w:pPr>
-            <w:proofErr w:type="spellStart"/>
             <w:r>
               <w:rPr>
                 <w:lang w:val="en-US"/>
@@ -6216,7 +7620,6 @@
               </w:rPr>
               <w:t>trough</w:t>
             </w:r>
-            <w:proofErr w:type="spellEnd"/>
           </w:p>
         </w:tc>
         <w:tc>
@@ -7001,14 +8404,12 @@
             <w:pPr>
               <w:pStyle w:val="TableLeft"/>
             </w:pPr>
-            <w:proofErr w:type="spellStart"/>
             <w:r>
               <w:rPr>
                 <w:lang w:val="en-US"/>
               </w:rPr>
               <w:t>popPK</w:t>
             </w:r>
-            <w:proofErr w:type="spellEnd"/>
           </w:p>
         </w:tc>
         <w:tc>
@@ -7465,7 +8866,6 @@
             <w:pPr>
               <w:pStyle w:val="TableLeft"/>
             </w:pPr>
-            <w:proofErr w:type="spellStart"/>
             <w:r>
               <w:rPr>
                 <w:lang w:val="en-US"/>
@@ -7479,7 +8879,6 @@
               </w:rPr>
               <w:t>max</w:t>
             </w:r>
-            <w:proofErr w:type="spellEnd"/>
           </w:p>
         </w:tc>
         <w:tc>
@@ -7548,19 +8947,11 @@
             <w:pPr>
               <w:pStyle w:val="TableLeft"/>
             </w:pPr>
-            <w:proofErr w:type="spellStart"/>
             <w:r>
               <w:rPr>
                 <w:lang w:val="en-US"/>
               </w:rPr>
-              <w:t>Vc</w:t>
-            </w:r>
-            <w:proofErr w:type="spellEnd"/>
-            <w:r>
-              <w:rPr>
-                <w:lang w:val="en-US"/>
-              </w:rPr>
-              <w:t>/F</w:t>
+              <w:t>Vc/F</w:t>
             </w:r>
           </w:p>
         </w:tc>
@@ -7593,19 +8984,11 @@
             <w:pPr>
               <w:pStyle w:val="TableLeft"/>
             </w:pPr>
-            <w:proofErr w:type="spellStart"/>
             <w:r>
               <w:rPr>
                 <w:lang w:val="en-US"/>
               </w:rPr>
-              <w:t>Vp</w:t>
-            </w:r>
-            <w:proofErr w:type="spellEnd"/>
-            <w:r>
-              <w:rPr>
-                <w:lang w:val="en-US"/>
-              </w:rPr>
-              <w:t>/F</w:t>
+              <w:t>Vp/F</w:t>
             </w:r>
           </w:p>
         </w:tc>
@@ -7725,9 +9108,9 @@
       </w:pPr>
       <w:bookmarkStart w:id="22" w:name="_Toc422332943"/>
       <w:bookmarkStart w:id="23" w:name="_Toc57021174"/>
-      <w:bookmarkStart w:id="24" w:name="OLE_LINK20"/>
-      <w:bookmarkStart w:id="25" w:name="OLE_LINK21"/>
-      <w:bookmarkStart w:id="26" w:name="_Toc225771623"/>
+      <w:bookmarkStart w:id="24" w:name="_Toc224140057"/>
+      <w:bookmarkStart w:id="25" w:name="OLE_LINK20"/>
+      <w:bookmarkStart w:id="26" w:name="OLE_LINK21"/>
       <w:r>
         <w:rPr>
           <w:caps w:val="0"/>
@@ -7737,7 +9120,7 @@
       </w:r>
       <w:bookmarkEnd w:id="22"/>
       <w:bookmarkEnd w:id="23"/>
-      <w:bookmarkEnd w:id="26"/>
+      <w:bookmarkEnd w:id="24"/>
     </w:p>
     <w:tbl>
       <w:tblPr>
@@ -7809,51 +9192,7 @@
                 <w:sz w:val="22"/>
                 <w:szCs w:val="22"/>
               </w:rPr>
-              <w:t>The primary audience for this section</w:t>
-            </w:r>
-            <w:r>
-              <w:rPr>
-                <w:sz w:val="22"/>
-                <w:szCs w:val="22"/>
-              </w:rPr>
-              <w:t xml:space="preserve"> </w:t>
-            </w:r>
-            <w:proofErr w:type="gramStart"/>
-            <w:r>
-              <w:rPr>
-                <w:sz w:val="22"/>
-                <w:szCs w:val="22"/>
-              </w:rPr>
-              <w:t>are</w:t>
-            </w:r>
-            <w:proofErr w:type="gramEnd"/>
-            <w:r>
-              <w:rPr>
-                <w:sz w:val="22"/>
-                <w:szCs w:val="22"/>
-              </w:rPr>
-              <w:t xml:space="preserve"> non-technical reader</w:t>
-            </w:r>
-            <w:r>
-              <w:rPr>
-                <w:sz w:val="22"/>
-                <w:szCs w:val="22"/>
-              </w:rPr>
-              <w:t>s</w:t>
-            </w:r>
-            <w:r>
-              <w:rPr>
-                <w:sz w:val="22"/>
-                <w:szCs w:val="22"/>
-              </w:rPr>
-              <w:t>, stakeholders</w:t>
-            </w:r>
-            <w:r>
-              <w:rPr>
-                <w:sz w:val="22"/>
-                <w:szCs w:val="22"/>
-              </w:rPr>
-              <w:t>, and excerpts from this section may be used in regulatory related summary documents.</w:t>
+              <w:t>The primary audience for this section are non-technical readers, stakeholders, and excerpts from this section may be used in regulatory related summary documents.</w:t>
             </w:r>
           </w:p>
           <w:p>
@@ -7869,14 +9208,7 @@
                 <w:sz w:val="22"/>
                 <w:szCs w:val="22"/>
               </w:rPr>
-              <w:t>Expected Content</w:t>
-            </w:r>
-            <w:r>
-              <w:rPr>
-                <w:sz w:val="22"/>
-                <w:szCs w:val="22"/>
-              </w:rPr>
-              <w:t>:</w:t>
+              <w:t>Expected Content:</w:t>
             </w:r>
           </w:p>
           <w:p>
@@ -7940,21 +9272,7 @@
                 <w:sz w:val="22"/>
                 <w:szCs w:val="22"/>
               </w:rPr>
-              <w:t>Results presented as their effect on clinically relevant drug exposures</w:t>
-            </w:r>
-            <w:r>
-              <w:rPr>
-                <w:sz w:val="22"/>
-                <w:szCs w:val="22"/>
-              </w:rPr>
-              <w:t xml:space="preserve"> or endpoints</w:t>
-            </w:r>
-            <w:r>
-              <w:rPr>
-                <w:sz w:val="22"/>
-                <w:szCs w:val="22"/>
-              </w:rPr>
-              <w:t xml:space="preserve">, </w:t>
+              <w:t xml:space="preserve">Results presented as their effect on clinically relevant drug exposures or endpoints, </w:t>
             </w:r>
             <w:r>
               <w:rPr>
@@ -7986,103 +9304,19 @@
                 <w:sz w:val="22"/>
                 <w:szCs w:val="22"/>
               </w:rPr>
-              <w:t>Model details such as s</w:t>
-            </w:r>
+              <w:t>Model details such as structure or covariates should be avoided, or kept to a minimum if important for communicating conclusions</w:t>
+            </w:r>
+          </w:p>
+          <w:p>
+            <w:pPr>
+              <w:pStyle w:val="ListBullet"/>
+            </w:pPr>
             <w:r>
               <w:rPr>
                 <w:sz w:val="22"/>
                 <w:szCs w:val="22"/>
               </w:rPr>
-              <w:t>tructu</w:t>
-            </w:r>
-            <w:r>
-              <w:rPr>
-                <w:sz w:val="22"/>
-                <w:szCs w:val="22"/>
-              </w:rPr>
-              <w:t>re or covariates should be avoided</w:t>
-            </w:r>
-            <w:r>
-              <w:rPr>
-                <w:sz w:val="22"/>
-                <w:szCs w:val="22"/>
-              </w:rPr>
-              <w:t>,</w:t>
-            </w:r>
-            <w:r>
-              <w:rPr>
-                <w:sz w:val="22"/>
-                <w:szCs w:val="22"/>
-              </w:rPr>
-              <w:t xml:space="preserve"> </w:t>
-            </w:r>
-            <w:r>
-              <w:rPr>
-                <w:sz w:val="22"/>
-                <w:szCs w:val="22"/>
-              </w:rPr>
-              <w:t>or kept to a minimum if</w:t>
-            </w:r>
-            <w:r>
-              <w:rPr>
-                <w:sz w:val="22"/>
-                <w:szCs w:val="22"/>
-              </w:rPr>
-              <w:t xml:space="preserve"> important f</w:t>
-            </w:r>
-            <w:r>
-              <w:rPr>
-                <w:sz w:val="22"/>
-                <w:szCs w:val="22"/>
-              </w:rPr>
-              <w:t>or communicating conclusions</w:t>
-            </w:r>
-          </w:p>
-          <w:p>
-            <w:pPr>
-              <w:pStyle w:val="ListBullet"/>
-            </w:pPr>
-            <w:r>
-              <w:rPr>
-                <w:sz w:val="22"/>
-                <w:szCs w:val="22"/>
-              </w:rPr>
-              <w:t>Visual presentations of relevant</w:t>
-            </w:r>
-            <w:r>
-              <w:rPr>
-                <w:sz w:val="22"/>
-                <w:szCs w:val="22"/>
-              </w:rPr>
-              <w:t xml:space="preserve"> results</w:t>
-            </w:r>
-            <w:r>
-              <w:rPr>
-                <w:sz w:val="22"/>
-                <w:szCs w:val="22"/>
-              </w:rPr>
-              <w:t xml:space="preserve"> are acceptable</w:t>
-            </w:r>
-            <w:r>
-              <w:rPr>
-                <w:sz w:val="22"/>
-                <w:szCs w:val="22"/>
-              </w:rPr>
-              <w:t xml:space="preserve">, if </w:t>
-            </w:r>
-            <w:r>
-              <w:rPr>
-                <w:sz w:val="22"/>
-                <w:szCs w:val="22"/>
-              </w:rPr>
-              <w:t>key to</w:t>
-            </w:r>
-            <w:r>
-              <w:rPr>
-                <w:sz w:val="22"/>
-                <w:szCs w:val="22"/>
-              </w:rPr>
-              <w:t xml:space="preserve"> decision making</w:t>
+              <w:t>Visual presentations of relevant results are acceptable, if key to decision making</w:t>
             </w:r>
           </w:p>
         </w:tc>
@@ -8094,9 +9328,9 @@
       </w:pPr>
       <w:bookmarkStart w:id="27" w:name="_Toc422332944"/>
       <w:bookmarkStart w:id="28" w:name="_Toc57021175"/>
-      <w:bookmarkStart w:id="29" w:name="_Toc225771624"/>
-      <w:bookmarkEnd w:id="24"/>
+      <w:bookmarkStart w:id="29" w:name="_Toc224140058"/>
       <w:bookmarkEnd w:id="25"/>
+      <w:bookmarkEnd w:id="26"/>
       <w:r>
         <w:t>INTRODUCTION</w:t>
       </w:r>
@@ -8211,41 +9445,15 @@
                 <w:szCs w:val="22"/>
                 <w:lang w:val="en-US"/>
               </w:rPr>
-              <w:t xml:space="preserve">Suggest </w:t>
-            </w:r>
-            <w:proofErr w:type="gramStart"/>
+              <w:t xml:space="preserve">Suggest to </w:t>
+            </w:r>
             <w:r>
               <w:rPr>
                 <w:sz w:val="22"/>
                 <w:szCs w:val="22"/>
                 <w:lang w:val="en-US"/>
               </w:rPr>
-              <w:t xml:space="preserve">to </w:t>
-            </w:r>
-            <w:r>
-              <w:rPr>
-                <w:sz w:val="22"/>
-                <w:szCs w:val="22"/>
-                <w:lang w:val="en-US"/>
-              </w:rPr>
-              <w:t>use</w:t>
-            </w:r>
-            <w:proofErr w:type="gramEnd"/>
-            <w:r>
-              <w:rPr>
-                <w:sz w:val="22"/>
-                <w:szCs w:val="22"/>
-                <w:lang w:val="en-US"/>
-              </w:rPr>
-              <w:t xml:space="preserve"> the same text as in the </w:t>
-            </w:r>
-            <w:r>
-              <w:rPr>
-                <w:sz w:val="22"/>
-                <w:szCs w:val="22"/>
-                <w:lang w:val="en-US"/>
-              </w:rPr>
-              <w:t>MAP</w:t>
+              <w:t>use the same text as in the MAP</w:t>
             </w:r>
             <w:r>
               <w:rPr>
@@ -8276,7 +9484,7 @@
       </w:pPr>
       <w:bookmarkStart w:id="30" w:name="_Toc422332945"/>
       <w:bookmarkStart w:id="31" w:name="_Toc57021176"/>
-      <w:bookmarkStart w:id="32" w:name="_Toc225771625"/>
+      <w:bookmarkStart w:id="32" w:name="_Toc224140059"/>
       <w:r>
         <w:rPr>
           <w:caps w:val="0"/>
@@ -8391,25 +9599,7 @@
                 <w:iCs/>
                 <w:lang w:val="en-US"/>
               </w:rPr>
-              <w:t xml:space="preserve">If developing a joint </w:t>
-            </w:r>
-            <w:proofErr w:type="spellStart"/>
-            <w:r>
-              <w:rPr>
-                <w:i/>
-                <w:iCs/>
-                <w:lang w:val="en-US"/>
-              </w:rPr>
-              <w:t>popPK</w:t>
-            </w:r>
-            <w:proofErr w:type="spellEnd"/>
-            <w:r>
-              <w:rPr>
-                <w:i/>
-                <w:iCs/>
-                <w:lang w:val="en-US"/>
-              </w:rPr>
-              <w:t xml:space="preserve"> E-R MAP, please include efficacy/safety objectives here as well.</w:t>
+              <w:t>If developing a joint popPK E-R MAP, please include efficacy/safety objectives here as well.</w:t>
             </w:r>
           </w:p>
         </w:tc>
@@ -8419,7 +9609,7 @@
       <w:pPr>
         <w:pStyle w:val="Heading1"/>
       </w:pPr>
-      <w:bookmarkStart w:id="33" w:name="_Toc225771626"/>
+      <w:bookmarkStart w:id="33" w:name="_Toc224140060"/>
       <w:r>
         <w:lastRenderedPageBreak/>
         <w:t>DATA</w:t>
@@ -8432,7 +9622,7 @@
       </w:pPr>
       <w:bookmarkStart w:id="34" w:name="_Toc422332947"/>
       <w:bookmarkStart w:id="35" w:name="_Toc57021178"/>
-      <w:bookmarkStart w:id="36" w:name="_Toc225771627"/>
+      <w:bookmarkStart w:id="36" w:name="_Toc224140061"/>
       <w:r>
         <w:t xml:space="preserve">Description of </w:t>
       </w:r>
@@ -8440,10 +9630,7 @@
         <w:t xml:space="preserve">the Analysis </w:t>
       </w:r>
       <w:r>
-        <w:t>D</w:t>
-      </w:r>
-      <w:r>
-        <w:t>ata</w:t>
+        <w:t>Data</w:t>
       </w:r>
       <w:bookmarkEnd w:id="34"/>
       <w:bookmarkEnd w:id="35"/>
@@ -8571,25 +9758,7 @@
                 <w:szCs w:val="22"/>
                 <w:lang w:val="en-US"/>
               </w:rPr>
-              <w:t xml:space="preserve">Essential information </w:t>
-            </w:r>
-            <w:proofErr w:type="gramStart"/>
-            <w:r>
-              <w:rPr>
-                <w:sz w:val="22"/>
-                <w:szCs w:val="22"/>
-                <w:lang w:val="en-US"/>
-              </w:rPr>
-              <w:t>include</w:t>
-            </w:r>
-            <w:proofErr w:type="gramEnd"/>
-            <w:r>
-              <w:rPr>
-                <w:sz w:val="22"/>
-                <w:szCs w:val="22"/>
-                <w:lang w:val="en-US"/>
-              </w:rPr>
-              <w:t xml:space="preserve"> description of studies, population/design, samples/participant(range), and sampling design information.</w:t>
+              <w:t>Essential information include description of studies, population/design, samples/participant(range), and sampling design information.</w:t>
             </w:r>
           </w:p>
           <w:p>
@@ -8618,25 +9787,7 @@
                 <w:iCs/>
                 <w:lang w:val="en-US"/>
               </w:rPr>
-              <w:t xml:space="preserve">If developing a joint </w:t>
-            </w:r>
-            <w:proofErr w:type="spellStart"/>
-            <w:r>
-              <w:rPr>
-                <w:i/>
-                <w:iCs/>
-                <w:lang w:val="en-US"/>
-              </w:rPr>
-              <w:t>popPK</w:t>
-            </w:r>
-            <w:proofErr w:type="spellEnd"/>
-            <w:r>
-              <w:rPr>
-                <w:i/>
-                <w:iCs/>
-                <w:lang w:val="en-US"/>
-              </w:rPr>
-              <w:t xml:space="preserve"> E-R MAP, please add a separate table for E/S data (if different from PK).</w:t>
+              <w:t>If developing a joint popPK E-R MAP, please add a separate table for E/S data (if different from PK).</w:t>
             </w:r>
           </w:p>
         </w:tc>
@@ -8715,7 +9866,7 @@
             </w:pPr>
             <w:bookmarkStart w:id="37" w:name="_Ref200373308"/>
             <w:bookmarkStart w:id="38" w:name="_Toc215825111"/>
-            <w:bookmarkStart w:id="39" w:name="_Toc225771612"/>
+            <w:bookmarkStart w:id="39" w:name="_Toc224140103"/>
             <w:r>
               <w:rPr>
                 <w:lang w:val="en-US"/>
@@ -8972,21 +10123,12 @@
                 <w:lang w:val="en-US"/>
               </w:rPr>
             </w:pPr>
-            <w:proofErr w:type="spellStart"/>
             <w:r>
               <w:rPr>
                 <w:highlight w:val="cyan"/>
                 <w:lang w:val="en-US"/>
               </w:rPr>
-              <w:t>DxxxCxxxxx</w:t>
-            </w:r>
-            <w:proofErr w:type="spellEnd"/>
-            <w:r>
-              <w:rPr>
-                <w:highlight w:val="cyan"/>
-                <w:lang w:val="en-US"/>
-              </w:rPr>
-              <w:t xml:space="preserve"> </w:t>
+              <w:t xml:space="preserve">DxxxCxxxxx </w:t>
             </w:r>
             <w:r>
               <w:rPr>
@@ -9016,17 +10158,8 @@
                 <w:highlight w:val="cyan"/>
                 <w:lang w:val="en-US"/>
               </w:rPr>
-              <w:t>DCO: dd/mm/</w:t>
-            </w:r>
-            <w:proofErr w:type="spellStart"/>
-            <w:r>
-              <w:rPr>
-                <w:highlight w:val="cyan"/>
-                <w:lang w:val="en-US"/>
-              </w:rPr>
-              <w:t>yyyy</w:t>
-            </w:r>
-            <w:proofErr w:type="spellEnd"/>
+              <w:t>DCO: dd/mm/yyyy</w:t>
+            </w:r>
           </w:p>
         </w:tc>
         <w:tc>
@@ -9151,7 +10284,6 @@
                 <w:lang w:val="en-US"/>
               </w:rPr>
             </w:pPr>
-            <w:proofErr w:type="spellStart"/>
             <w:r>
               <w:rPr>
                 <w:highlight w:val="cyan"/>
@@ -9159,7 +10291,6 @@
               </w:rPr>
               <w:t>DxxxCxxxxx</w:t>
             </w:r>
-            <w:proofErr w:type="spellEnd"/>
             <w:r>
               <w:rPr>
                 <w:highlight w:val="cyan"/>
@@ -9188,17 +10319,8 @@
                 <w:highlight w:val="cyan"/>
                 <w:lang w:val="en-US"/>
               </w:rPr>
-              <w:t>DCO: dd/mm/</w:t>
-            </w:r>
-            <w:proofErr w:type="spellStart"/>
-            <w:r>
-              <w:rPr>
-                <w:highlight w:val="cyan"/>
-                <w:lang w:val="en-US"/>
-              </w:rPr>
-              <w:t>yyyy</w:t>
-            </w:r>
-            <w:proofErr w:type="spellEnd"/>
+              <w:t>DCO: dd/mm/yyyy</w:t>
+            </w:r>
           </w:p>
         </w:tc>
         <w:tc>
@@ -9278,7 +10400,6 @@
                 <w:lang w:val="en-US"/>
               </w:rPr>
             </w:pPr>
-            <w:proofErr w:type="spellStart"/>
             <w:r>
               <w:rPr>
                 <w:highlight w:val="cyan"/>
@@ -9294,7 +10415,6 @@
               </w:rPr>
               <w:t>total</w:t>
             </w:r>
-            <w:proofErr w:type="spellEnd"/>
             <w:r>
               <w:rPr>
                 <w:highlight w:val="cyan"/>
@@ -9374,6 +10494,7 @@
       <w:tr>
         <w:trPr>
           <w:cantSplit/>
+          <w:hidden/>
         </w:trPr>
         <w:tc>
           <w:tcPr>
@@ -9391,41 +10512,7 @@
                 <w:highlight w:val="cyan"/>
                 <w:lang w:val="en-US"/>
               </w:rPr>
-              <w:t>{{</w:t>
-            </w:r>
-            <w:r>
-              <w:rPr>
-                <w:highlight w:val="cyan"/>
-                <w:lang w:val="en-US"/>
-              </w:rPr>
-              <w:t xml:space="preserve">add </w:t>
-            </w:r>
-            <w:r>
-              <w:rPr>
-                <w:highlight w:val="cyan"/>
-                <w:lang w:val="en-US"/>
-              </w:rPr>
-              <w:t xml:space="preserve">any </w:t>
-            </w:r>
-            <w:r>
-              <w:rPr>
-                <w:highlight w:val="cyan"/>
-                <w:lang w:val="en-US"/>
-              </w:rPr>
-              <w:t>additional studies</w:t>
-            </w:r>
-            <w:r>
-              <w:rPr>
-                <w:highlight w:val="cyan"/>
-                <w:lang w:val="en-US"/>
-              </w:rPr>
-              <w:t>}}</w:t>
-            </w:r>
-            <w:r>
-              <w:rPr>
-                <w:vanish/>
-              </w:rPr>
-              <w:t/>
+              <w:t>{{add any additional studies}}</w:t>
             </w:r>
             <w:r>
               <w:rPr>
@@ -9531,9 +10618,9 @@
         </w:rPr>
       </w:pPr>
       <w:bookmarkStart w:id="40" w:name="_Toc215825083"/>
-      <w:bookmarkStart w:id="41" w:name="_Toc422332948"/>
-      <w:bookmarkStart w:id="42" w:name="_Toc57021179"/>
-      <w:bookmarkStart w:id="43" w:name="_Toc225771628"/>
+      <w:bookmarkStart w:id="41" w:name="_Toc224140062"/>
+      <w:bookmarkStart w:id="42" w:name="_Toc422332948"/>
+      <w:bookmarkStart w:id="43" w:name="_Toc57021179"/>
       <w:r>
         <w:rPr>
           <w:lang w:val="en-US"/>
@@ -9542,7 +10629,7 @@
         <w:t>Bioanalytical Methods</w:t>
       </w:r>
       <w:bookmarkEnd w:id="40"/>
-      <w:bookmarkEnd w:id="43"/>
+      <w:bookmarkEnd w:id="41"/>
     </w:p>
     <w:tbl>
       <w:tblPr>
@@ -9653,12 +10740,12 @@
         <w:ind w:left="1134"/>
       </w:pPr>
       <w:bookmarkStart w:id="44" w:name="_Toc215825084"/>
+      <w:bookmarkStart w:id="45" w:name="_Toc224140063"/>
     </w:p>
     <w:p>
       <w:pPr>
         <w:pStyle w:val="Heading2"/>
       </w:pPr>
-      <w:bookmarkStart w:id="45" w:name="_Toc225771629"/>
       <w:r>
         <w:rPr>
           <w:lang w:val="en-US"/>
@@ -9673,22 +10760,10 @@
         <w:t xml:space="preserve">and </w:t>
       </w:r>
       <w:r>
-        <w:t xml:space="preserve">Source </w:t>
-      </w:r>
-      <w:r>
-        <w:t>D</w:t>
-      </w:r>
-      <w:r>
-        <w:t xml:space="preserve">ata </w:t>
-      </w:r>
-      <w:r>
-        <w:t>F</w:t>
-      </w:r>
-      <w:r>
-        <w:t>ile</w:t>
-      </w:r>
-      <w:bookmarkEnd w:id="41"/>
+        <w:t>Source Data File</w:t>
+      </w:r>
       <w:bookmarkEnd w:id="42"/>
+      <w:bookmarkEnd w:id="43"/>
       <w:bookmarkEnd w:id="45"/>
     </w:p>
     <w:p>
@@ -9698,51 +10773,14 @@
       <w:r>
         <w:t xml:space="preserve">An analysis dataset </w:t>
       </w:r>
-      <w:proofErr w:type="gramStart"/>
       <w:r>
         <w:rPr>
           <w:highlight w:val="cyan"/>
         </w:rPr>
-        <w:t>{{</w:t>
-      </w:r>
-      <w:r>
-        <w:rPr>
-          <w:highlight w:val="cyan"/>
-        </w:rPr>
-        <w:t xml:space="preserve"> name</w:t>
-      </w:r>
-      <w:proofErr w:type="gramEnd"/>
-      <w:r>
-        <w:rPr>
-          <w:highlight w:val="cyan"/>
-        </w:rPr>
-        <w:t xml:space="preserve"> of source data </w:t>
-      </w:r>
-      <w:proofErr w:type="gramStart"/>
-      <w:r>
-        <w:rPr>
-          <w:highlight w:val="cyan"/>
-        </w:rPr>
-        <w:t xml:space="preserve">file </w:t>
-      </w:r>
-      <w:r>
-        <w:rPr>
-          <w:highlight w:val="cyan"/>
-        </w:rPr>
-        <w:t>}</w:t>
-      </w:r>
-      <w:proofErr w:type="gramEnd"/>
-      <w:r>
-        <w:t>}</w:t>
-      </w:r>
-      <w:r>
-        <w:t xml:space="preserve"> was prepared according to </w:t>
-      </w:r>
-      <w:r>
-        <w:t>AZ Clinical Data Standards</w:t>
-      </w:r>
-      <w:r>
-        <w:t xml:space="preserve">. </w:t>
+        <w:t>{{ name of source data file }}</w:t>
+      </w:r>
+      <w:r>
+        <w:t xml:space="preserve"> was prepared according to AZ Clinical Data Standards. </w:t>
       </w:r>
       <w:r>
         <w:rPr>
@@ -9802,22 +10840,7 @@
         <w:t xml:space="preserve"> </w:t>
       </w:r>
       <w:r>
-        <w:t xml:space="preserve">The dataset </w:t>
-      </w:r>
-      <w:r>
-        <w:t>is</w:t>
-      </w:r>
-      <w:r>
-        <w:t xml:space="preserve"> described in </w:t>
-      </w:r>
-      <w:r>
-        <w:t>the</w:t>
-      </w:r>
-      <w:r>
-        <w:t xml:space="preserve"> </w:t>
-      </w:r>
-      <w:r>
-        <w:t>Pharmacometrics Data Specification</w:t>
+        <w:t>The dataset is described in the Pharmacometrics Data Specification</w:t>
       </w:r>
       <w:r>
         <w:t xml:space="preserve"> (</w:t>
@@ -9832,11 +10855,7 @@
         <w:fldChar w:fldCharType="separate"/>
       </w:r>
       <w:r>
-        <w:rPr>
-          <w:b/>
-          <w:bCs/>
-        </w:rPr>
-        <w:t>Error! Reference source not found.</w:t>
+        <w:t>Appendix B</w:t>
       </w:r>
       <w:r>
         <w:fldChar w:fldCharType="end"/>
@@ -9854,21 +10873,9 @@
       </w:pPr>
       <w:bookmarkStart w:id="46" w:name="_Toc422332949"/>
       <w:bookmarkStart w:id="47" w:name="_Toc57021180"/>
-      <w:bookmarkStart w:id="48" w:name="_Toc225771630"/>
-      <w:r>
-        <w:t xml:space="preserve">Derived </w:t>
-      </w:r>
-      <w:r>
-        <w:t>A</w:t>
-      </w:r>
-      <w:r>
-        <w:t xml:space="preserve">nalysis </w:t>
-      </w:r>
-      <w:r>
-        <w:t>D</w:t>
-      </w:r>
-      <w:r>
-        <w:t>ataset</w:t>
+      <w:bookmarkStart w:id="48" w:name="_Toc224140064"/>
+      <w:r>
+        <w:t>Derived Analysis Dataset</w:t>
       </w:r>
       <w:bookmarkEnd w:id="46"/>
       <w:bookmarkEnd w:id="47"/>
@@ -9940,56 +10947,7 @@
                 <w:sz w:val="22"/>
                 <w:szCs w:val="22"/>
               </w:rPr>
-              <w:t xml:space="preserve"> description of any </w:t>
-            </w:r>
-            <w:r>
-              <w:rPr>
-                <w:sz w:val="22"/>
-                <w:szCs w:val="22"/>
-              </w:rPr>
-              <w:t>transformations</w:t>
-            </w:r>
-            <w:r>
-              <w:rPr>
-                <w:sz w:val="22"/>
-                <w:szCs w:val="22"/>
-              </w:rPr>
-              <w:t xml:space="preserve"> performed on the source data file</w:t>
-            </w:r>
-            <w:r>
-              <w:rPr>
-                <w:sz w:val="22"/>
-                <w:szCs w:val="22"/>
-              </w:rPr>
-              <w:t>, if any,</w:t>
-            </w:r>
-            <w:r>
-              <w:rPr>
-                <w:sz w:val="22"/>
-                <w:szCs w:val="22"/>
-              </w:rPr>
-              <w:t xml:space="preserve"> to arrive at the modelling dataset (e.g., binning of a continuous covariate into categories, log</w:t>
-            </w:r>
-            <w:r>
-              <w:rPr>
-                <w:sz w:val="22"/>
-                <w:szCs w:val="22"/>
-              </w:rPr>
-              <w:t>arithmic</w:t>
-            </w:r>
-            <w:r>
-              <w:rPr>
-                <w:sz w:val="22"/>
-                <w:szCs w:val="22"/>
-              </w:rPr>
-              <w:t xml:space="preserve"> (or other) transformation, </w:t>
-            </w:r>
-            <w:r>
-              <w:rPr>
-                <w:sz w:val="22"/>
-                <w:szCs w:val="22"/>
-              </w:rPr>
-              <w:t>new variables, imputation, etc.)</w:t>
+              <w:t xml:space="preserve"> description of any transformations performed on the source data file, if any, to arrive at the modelling dataset (e.g., binning of a continuous covariate into categories, logarithmic (or other) transformation, new variables, imputation, etc.)</w:t>
             </w:r>
           </w:p>
         </w:tc>
@@ -10004,13 +10962,13 @@
       <w:pPr>
         <w:pStyle w:val="Heading2"/>
       </w:pPr>
-      <w:bookmarkStart w:id="49" w:name="_Toc422332953"/>
-      <w:bookmarkStart w:id="50" w:name="_Toc57021184"/>
-      <w:bookmarkStart w:id="51" w:name="_Toc225771631"/>
+      <w:bookmarkStart w:id="49" w:name="_Toc224140065"/>
+      <w:bookmarkStart w:id="50" w:name="_Toc422332953"/>
+      <w:bookmarkStart w:id="51" w:name="_Toc57021184"/>
       <w:r>
         <w:t>Handling of Missing and Erroneous Data</w:t>
       </w:r>
-      <w:bookmarkEnd w:id="51"/>
+      <w:bookmarkEnd w:id="49"/>
       <w:r>
         <w:t xml:space="preserve"> </w:t>
       </w:r>
@@ -10110,21 +11068,7 @@
                 <w:sz w:val="22"/>
                 <w:szCs w:val="22"/>
               </w:rPr>
-              <w:t xml:space="preserve">Provide listings of specific data points removed from the dataset (pre-modelling), </w:t>
-            </w:r>
-            <w:r>
-              <w:rPr>
-                <w:sz w:val="22"/>
-                <w:szCs w:val="22"/>
-              </w:rPr>
-              <w:t>and</w:t>
-            </w:r>
-            <w:r>
-              <w:rPr>
-                <w:sz w:val="22"/>
-                <w:szCs w:val="22"/>
-              </w:rPr>
-              <w:t xml:space="preserve"> the reason for omission in </w:t>
+              <w:t xml:space="preserve">Provide listings of specific data points removed from the dataset (pre-modelling), and the reason for omission in </w:t>
             </w:r>
             <w:r>
               <w:rPr>
@@ -10158,13 +11102,7 @@
         <w:t xml:space="preserve"> </w:t>
       </w:r>
       <w:r>
-        <w:t xml:space="preserve">missing or erroneous data was </w:t>
-      </w:r>
-      <w:r>
-        <w:t>performed as outlined in the MAP</w:t>
-      </w:r>
-      <w:r>
-        <w:t xml:space="preserve">. </w:t>
+        <w:t xml:space="preserve">missing or erroneous data was performed as outlined in the MAP. </w:t>
       </w:r>
     </w:p>
     <w:p>
@@ -10208,14 +11146,18 @@
         <w:rPr>
           <w:lang w:val="en-US"/>
         </w:rPr>
+      </w:r>
+      <w:r>
+        <w:rPr>
+          <w:lang w:val="en-US"/>
+        </w:rPr>
         <w:fldChar w:fldCharType="separate"/>
       </w:r>
       <w:r>
         <w:rPr>
-          <w:b/>
-          <w:bCs/>
+          <w:lang w:val="en-US"/>
         </w:rPr>
-        <w:t>Error! Reference source not found.</w:t>
+        <w:t>Appendix C</w:t>
       </w:r>
       <w:r>
         <w:rPr>
@@ -10254,7 +11196,7 @@
         </w:rPr>
       </w:pPr>
       <w:bookmarkStart w:id="52" w:name="_Toc215825086"/>
-      <w:bookmarkStart w:id="53" w:name="_Toc225771632"/>
+      <w:bookmarkStart w:id="53" w:name="_Toc224140066"/>
       <w:r>
         <w:rPr>
           <w:lang w:val="en-US"/>
@@ -10320,14 +11262,7 @@
                 <w:sz w:val="22"/>
                 <w:szCs w:val="22"/>
               </w:rPr>
-              <w:t>Add description and justification of used LLOQ handling.</w:t>
-            </w:r>
-            <w:r>
-              <w:rPr>
-                <w:sz w:val="22"/>
-                <w:szCs w:val="22"/>
-              </w:rPr>
-              <w:t xml:space="preserve"> </w:t>
+              <w:t xml:space="preserve">Add description and justification of used LLOQ handling. </w:t>
             </w:r>
             <w:r>
               <w:rPr>
@@ -10335,12 +11270,6 @@
                 <w:szCs w:val="22"/>
               </w:rPr>
               <w:br/>
-            </w:r>
-            <w:r>
-              <w:rPr>
-                <w:sz w:val="22"/>
-                <w:szCs w:val="22"/>
-              </w:rPr>
               <w:t xml:space="preserve">(MAP states: </w:t>
             </w:r>
             <w:r>
@@ -10377,6 +11306,7 @@
     </w:p>
     <w:p>
       <w:pPr>
+        <w:pStyle w:val="Paragraph"/>
         <w:rPr>
           <w:sz w:val="22"/>
           <w:szCs w:val="22"/>
@@ -10387,79 +11317,7 @@
           <w:highlight w:val="cyan"/>
           <w:lang w:val="en-US"/>
         </w:rPr>
-        <w:t>&lt;&lt;</w:t>
-      </w:r>
-      <w:proofErr w:type="spellStart"/>
-      <w:proofErr w:type="gramStart"/>
-      <w:r>
-        <w:rPr>
-          <w:highlight w:val="cyan"/>
-          <w:lang w:val="en-US"/>
-        </w:rPr>
-        <w:t>text:</w:t>
-      </w:r>
-      <w:r>
-        <w:rPr>
-          <w:highlight w:val="cyan"/>
-          <w:lang w:val="en-US"/>
-        </w:rPr>
-        <w:t>a</w:t>
-      </w:r>
-      <w:r>
-        <w:rPr>
-          <w:highlight w:val="cyan"/>
-          <w:lang w:val="en-US"/>
-        </w:rPr>
-        <w:t>dd</w:t>
-      </w:r>
-      <w:proofErr w:type="spellEnd"/>
-      <w:proofErr w:type="gramEnd"/>
-      <w:r>
-        <w:rPr>
-          <w:highlight w:val="cyan"/>
-          <w:lang w:val="en-US"/>
-        </w:rPr>
-        <w:t xml:space="preserve"> selected </w:t>
-      </w:r>
-      <w:r>
-        <w:rPr>
-          <w:highlight w:val="cyan"/>
-        </w:rPr>
-        <w:t>strategy</w:t>
-      </w:r>
-      <w:r>
-        <w:rPr>
-          <w:highlight w:val="cyan"/>
-          <w:lang w:val="en-US"/>
-        </w:rPr>
-        <w:t xml:space="preserve"> </w:t>
-      </w:r>
-      <w:r>
-        <w:rPr>
-          <w:highlight w:val="cyan"/>
-          <w:lang w:val="en-US"/>
-        </w:rPr>
-        <w:t xml:space="preserve">and </w:t>
-      </w:r>
-      <w:r>
-        <w:rPr>
-          <w:highlight w:val="cyan"/>
-          <w:lang w:val="en-US"/>
-        </w:rPr>
-        <w:t>justification</w:t>
-      </w:r>
-      <w:r>
-        <w:rPr>
-          <w:highlight w:val="cyan"/>
-          <w:lang w:val="en-US"/>
-        </w:rPr>
-        <w:t>&gt;&gt;</w:t>
-      </w:r>
-      <w:r>
-        <w:rPr>
-          <w:vanish/>
-        </w:rPr>
-        <w:t/>
+        <w:t>{{add selected strategy and justification}}</w:t>
       </w:r>
       <w:r>
         <w:rPr>
@@ -10472,7 +11330,7 @@
       <w:pPr>
         <w:pStyle w:val="Heading2"/>
       </w:pPr>
-      <w:bookmarkStart w:id="54" w:name="_Toc225771633"/>
+      <w:bookmarkStart w:id="54" w:name="_Toc224140067"/>
       <w:r>
         <w:t xml:space="preserve">Handling of </w:t>
       </w:r>
@@ -10589,10 +11447,7 @@
         <w:pStyle w:val="Paragraph"/>
       </w:pPr>
       <w:r>
-        <w:t xml:space="preserve">Handling of </w:t>
-      </w:r>
-      <w:r>
-        <w:t xml:space="preserve">outliers </w:t>
+        <w:t xml:space="preserve">Handling of outliers </w:t>
       </w:r>
       <w:r>
         <w:t>w</w:t>
@@ -10608,57 +11463,18 @@
       </w:r>
     </w:p>
     <w:p>
+      <w:pPr>
+        <w:pStyle w:val="Paragraph"/>
+        <w:rPr>
+          <w:lang w:val="en-US"/>
+        </w:rPr>
+      </w:pPr>
       <w:r>
         <w:rPr>
           <w:highlight w:val="cyan"/>
+          <w:lang w:val="en-US"/>
         </w:rPr>
-        <w:t>&lt;&lt;</w:t>
-      </w:r>
-      <w:proofErr w:type="spellStart"/>
-      <w:proofErr w:type="gramStart"/>
-      <w:r>
-        <w:rPr>
-          <w:highlight w:val="cyan"/>
-        </w:rPr>
-        <w:t>te</w:t>
-      </w:r>
-      <w:r>
-        <w:rPr>
-          <w:highlight w:val="cyan"/>
-        </w:rPr>
-        <w:t>x</w:t>
-      </w:r>
-      <w:r>
-        <w:rPr>
-          <w:highlight w:val="cyan"/>
-        </w:rPr>
-        <w:t>t:</w:t>
-      </w:r>
-      <w:r>
-        <w:rPr>
-          <w:highlight w:val="cyan"/>
-        </w:rPr>
-        <w:t>Add</w:t>
-      </w:r>
-      <w:proofErr w:type="spellEnd"/>
-      <w:proofErr w:type="gramEnd"/>
-      <w:r>
-        <w:rPr>
-          <w:highlight w:val="cyan"/>
-        </w:rPr>
-        <w:t xml:space="preserve"> specific considerations/strategies used</w:t>
-      </w:r>
-      <w:r>
-        <w:rPr>
-          <w:highlight w:val="cyan"/>
-        </w:rPr>
-        <w:t>&gt;&gt;</w:t>
-      </w:r>
-      <w:r>
-        <w:rPr>
-          <w:vanish/>
-        </w:rPr>
-        <w:t/>
+        <w:t>{{Add specific considerations/strategies used}}</w:t>
       </w:r>
       <w:r>
         <w:rPr>
@@ -10705,14 +11521,18 @@
         <w:rPr>
           <w:lang w:val="en-US"/>
         </w:rPr>
+      </w:r>
+      <w:r>
+        <w:rPr>
+          <w:lang w:val="en-US"/>
+        </w:rPr>
         <w:fldChar w:fldCharType="separate"/>
       </w:r>
       <w:r>
         <w:rPr>
-          <w:b/>
-          <w:bCs/>
+          <w:lang w:val="en-US"/>
         </w:rPr>
-        <w:t>Error! Reference source not found.</w:t>
+        <w:t>Appendix C</w:t>
       </w:r>
       <w:r>
         <w:rPr>
@@ -10727,7 +11547,7 @@
       </w:pPr>
       <w:bookmarkStart w:id="55" w:name="_Toc422332952"/>
       <w:bookmarkStart w:id="56" w:name="_Toc57021183"/>
-      <w:bookmarkStart w:id="57" w:name="_Toc225771634"/>
+      <w:bookmarkStart w:id="57" w:name="_Toc224140068"/>
       <w:r>
         <w:t>Handling of C</w:t>
       </w:r>
@@ -10828,13 +11648,7 @@
         <w:pStyle w:val="Paragraph"/>
       </w:pPr>
       <w:r>
-        <w:t xml:space="preserve">Handling of </w:t>
-      </w:r>
-      <w:r>
-        <w:t>covariates</w:t>
-      </w:r>
-      <w:r>
-        <w:t xml:space="preserve"> </w:t>
+        <w:t xml:space="preserve">Handling of covariates </w:t>
       </w:r>
       <w:r>
         <w:t>w</w:t>
@@ -10867,6 +11681,7 @@
       <w:bookmarkStart w:id="59" w:name="_Toc57021136"/>
       <w:bookmarkStart w:id="60" w:name="_Toc135660963"/>
       <w:bookmarkStart w:id="61" w:name="_Toc215825089"/>
+      <w:bookmarkStart w:id="62" w:name="_Toc224140069"/>
       <w:r>
         <w:rPr>
           <w:caps/>
@@ -10880,7 +11695,6 @@
       <w:pPr>
         <w:pStyle w:val="Heading1"/>
       </w:pPr>
-      <w:bookmarkStart w:id="62" w:name="_Toc225771635"/>
       <w:r>
         <w:rPr>
           <w:caps w:val="0"/>
@@ -10900,7 +11714,7 @@
       <w:pPr>
         <w:pStyle w:val="Heading2"/>
       </w:pPr>
-      <w:bookmarkStart w:id="63" w:name="_Toc225771636"/>
+      <w:bookmarkStart w:id="63" w:name="_Toc224140070"/>
       <w:r>
         <w:rPr>
           <w:highlight w:val="cyan"/>
@@ -11014,19 +11828,7 @@
         <w:rPr>
           <w:highlight w:val="cyan"/>
         </w:rPr>
-        <w:t>{{</w:t>
-      </w:r>
-      <w:r>
-        <w:rPr>
-          <w:highlight w:val="cyan"/>
-        </w:rPr>
-        <w:t>4</w:t>
-      </w:r>
-      <w:r>
-        <w:rPr>
-          <w:highlight w:val="cyan"/>
-        </w:rPr>
-        <w:t>}}</w:t>
+        <w:t>{{4}}</w:t>
       </w:r>
       <w:r>
         <w:rPr>
@@ -11056,15 +11858,18 @@
         <w:rPr>
           <w:highlight w:val="cyan"/>
         </w:rPr>
-        <w:fldChar w:fldCharType="separate"/>
       </w:r>
       <w:r>
         <w:rPr>
-          <w:b/>
-          <w:bCs/>
           <w:highlight w:val="cyan"/>
         </w:rPr>
-        <w:t>Error! Reference source not found.</w:t>
+        <w:fldChar w:fldCharType="separate"/>
+      </w:r>
+      <w:r>
+        <w:rPr>
+          <w:highlight w:val="cyan"/>
+        </w:rPr>
+        <w:t>Appendix A</w:t>
       </w:r>
       <w:r>
         <w:rPr>
@@ -11100,9 +11905,9 @@
       </w:pPr>
       <w:bookmarkStart w:id="64" w:name="_Toc422332954"/>
       <w:bookmarkStart w:id="65" w:name="_Toc57021185"/>
-      <w:bookmarkStart w:id="66" w:name="_Toc225771637"/>
-      <w:bookmarkEnd w:id="49"/>
+      <w:bookmarkStart w:id="66" w:name="_Toc224140071"/>
       <w:bookmarkEnd w:id="50"/>
+      <w:bookmarkEnd w:id="51"/>
       <w:r>
         <w:rPr>
           <w:caps w:val="0"/>
@@ -11171,127 +11976,7 @@
                 <w:szCs w:val="22"/>
                 <w:lang w:val="en-US"/>
               </w:rPr>
-              <w:t xml:space="preserve">For </w:t>
-            </w:r>
-            <w:r>
-              <w:rPr>
-                <w:sz w:val="22"/>
-                <w:szCs w:val="22"/>
-                <w:lang w:val="en-US"/>
-              </w:rPr>
-              <w:t xml:space="preserve">all subsections across </w:t>
-            </w:r>
-            <w:r>
-              <w:rPr>
-                <w:sz w:val="22"/>
-                <w:szCs w:val="22"/>
-                <w:lang w:val="en-US"/>
-              </w:rPr>
-              <w:t xml:space="preserve">methods, </w:t>
-            </w:r>
-            <w:r>
-              <w:rPr>
-                <w:sz w:val="22"/>
-                <w:szCs w:val="22"/>
-                <w:lang w:val="en-US"/>
-              </w:rPr>
-              <w:t xml:space="preserve">please copy paste relevant </w:t>
-            </w:r>
-            <w:r>
-              <w:rPr>
-                <w:sz w:val="22"/>
-                <w:szCs w:val="22"/>
-                <w:lang w:val="en-US"/>
-              </w:rPr>
-              <w:t>text from the MAP.</w:t>
-            </w:r>
-            <w:r>
-              <w:rPr>
-                <w:sz w:val="22"/>
-                <w:szCs w:val="22"/>
-                <w:lang w:val="en-US"/>
-              </w:rPr>
-              <w:t xml:space="preserve"> Make changes as necessary</w:t>
-            </w:r>
-            <w:r>
-              <w:rPr>
-                <w:sz w:val="22"/>
-                <w:szCs w:val="22"/>
-                <w:lang w:val="en-US"/>
-              </w:rPr>
-              <w:t xml:space="preserve"> and detail which option that was used if several are provided in </w:t>
-            </w:r>
-            <w:r>
-              <w:rPr>
-                <w:sz w:val="22"/>
-                <w:szCs w:val="22"/>
-                <w:lang w:val="en-US"/>
-              </w:rPr>
-              <w:t>the MAP</w:t>
-            </w:r>
-            <w:r>
-              <w:rPr>
-                <w:sz w:val="22"/>
-                <w:szCs w:val="22"/>
-                <w:lang w:val="en-US"/>
-              </w:rPr>
-              <w:t xml:space="preserve"> (e.g. </w:t>
-            </w:r>
-            <w:r>
-              <w:rPr>
-                <w:sz w:val="22"/>
-                <w:szCs w:val="22"/>
-                <w:lang w:val="en-US"/>
-              </w:rPr>
-              <w:t xml:space="preserve">specify </w:t>
-            </w:r>
-            <w:r>
-              <w:rPr>
-                <w:sz w:val="22"/>
-                <w:szCs w:val="22"/>
-                <w:lang w:val="en-US"/>
-              </w:rPr>
-              <w:t xml:space="preserve">transformations </w:t>
-            </w:r>
-            <w:r>
-              <w:rPr>
-                <w:sz w:val="22"/>
-                <w:szCs w:val="22"/>
-                <w:lang w:val="en-US"/>
-              </w:rPr>
-              <w:t>made and provide relevant</w:t>
-            </w:r>
-            <w:r>
-              <w:rPr>
-                <w:sz w:val="22"/>
-                <w:szCs w:val="22"/>
-                <w:lang w:val="en-US"/>
-              </w:rPr>
-              <w:t xml:space="preserve"> </w:t>
-            </w:r>
-            <w:r>
-              <w:rPr>
-                <w:sz w:val="22"/>
-                <w:szCs w:val="22"/>
-                <w:lang w:val="en-US"/>
-              </w:rPr>
-              <w:t>functional forms</w:t>
-            </w:r>
-            <w:r>
-              <w:rPr>
-                <w:sz w:val="22"/>
-                <w:szCs w:val="22"/>
-                <w:lang w:val="en-US"/>
-              </w:rPr>
-              <w:t>)</w:t>
-            </w:r>
-            <w:r>
-              <w:rPr>
-                <w:sz w:val="22"/>
-                <w:szCs w:val="22"/>
-                <w:lang w:val="en-US"/>
-              </w:rPr>
-              <w:t xml:space="preserve">. </w:t>
+              <w:t xml:space="preserve">For all subsections across methods, please copy paste relevant text from the MAP. Make changes as necessary and detail which option that was used if several are provided in the MAP (e.g. specify transformations made and provide relevant functional forms). </w:t>
             </w:r>
             <w:r>
               <w:rPr>
@@ -11309,17 +11994,7 @@
                 <w:szCs w:val="22"/>
                 <w:lang w:val="en-US"/>
               </w:rPr>
-              <w:t>Please remember</w:t>
-            </w:r>
-            <w:r>
-              <w:rPr>
-                <w:i/>
-                <w:iCs/>
-                <w:sz w:val="22"/>
-                <w:szCs w:val="22"/>
-                <w:lang w:val="en-US"/>
-              </w:rPr>
-              <w:t xml:space="preserve"> to change to past tense where relevant.</w:t>
+              <w:t>Please remember to change to past tense where relevant.</w:t>
             </w:r>
           </w:p>
         </w:tc>
@@ -11329,13 +12004,13 @@
       <w:pPr>
         <w:pStyle w:val="Heading2"/>
       </w:pPr>
-      <w:bookmarkStart w:id="67" w:name="_Toc422332955"/>
-      <w:bookmarkStart w:id="68" w:name="_Toc57021186"/>
-      <w:bookmarkStart w:id="69" w:name="_Toc225771638"/>
+      <w:bookmarkStart w:id="67" w:name="_Toc224140072"/>
+      <w:bookmarkStart w:id="68" w:name="_Toc422332955"/>
+      <w:bookmarkStart w:id="69" w:name="_Toc57021186"/>
       <w:r>
         <w:t>Overview of the Analysis</w:t>
       </w:r>
-      <w:bookmarkEnd w:id="69"/>
+      <w:bookmarkEnd w:id="67"/>
     </w:p>
     <w:p>
       <w:pPr>
@@ -11390,6 +12065,11 @@
         <w:rPr>
           <w:lang w:val="en-US"/>
         </w:rPr>
+      </w:r>
+      <w:r>
+        <w:rPr>
+          <w:lang w:val="en-US"/>
+        </w:rPr>
         <w:fldChar w:fldCharType="separate"/>
       </w:r>
       <w:r>
@@ -11427,6 +12107,11 @@
         <w:rPr>
           <w:lang w:val="en-US"/>
         </w:rPr>
+      </w:r>
+      <w:r>
+        <w:rPr>
+          <w:lang w:val="en-US"/>
+        </w:rPr>
         <w:fldChar w:fldCharType="separate"/>
       </w:r>
       <w:r>
@@ -11464,6 +12149,11 @@
         <w:rPr>
           <w:lang w:val="en-US"/>
         </w:rPr>
+      </w:r>
+      <w:r>
+        <w:rPr>
+          <w:lang w:val="en-US"/>
+        </w:rPr>
         <w:fldChar w:fldCharType="separate"/>
       </w:r>
       <w:r>
@@ -11496,6 +12186,11 @@
           <w:lang w:val="en-US"/>
         </w:rPr>
         <w:instrText xml:space="preserve"> REF _Ref200454209 \h </w:instrText>
+      </w:r>
+      <w:r>
+        <w:rPr>
+          <w:lang w:val="en-US"/>
+        </w:rPr>
       </w:r>
       <w:r>
         <w:rPr>
@@ -11552,6 +12247,11 @@
         <w:rPr>
           <w:lang w:val="en-US"/>
         </w:rPr>
+      </w:r>
+      <w:r>
+        <w:rPr>
+          <w:lang w:val="en-US"/>
+        </w:rPr>
         <w:fldChar w:fldCharType="separate"/>
       </w:r>
       <w:r>
@@ -11589,6 +12289,11 @@
         <w:rPr>
           <w:lang w:val="en-US"/>
         </w:rPr>
+      </w:r>
+      <w:r>
+        <w:rPr>
+          <w:lang w:val="en-US"/>
+        </w:rPr>
         <w:fldChar w:fldCharType="separate"/>
       </w:r>
       <w:r>
@@ -11626,6 +12331,11 @@
         <w:rPr>
           <w:lang w:val="en-US"/>
         </w:rPr>
+      </w:r>
+      <w:r>
+        <w:rPr>
+          <w:lang w:val="en-US"/>
+        </w:rPr>
         <w:fldChar w:fldCharType="separate"/>
       </w:r>
       <w:r>
@@ -11650,41 +12360,8 @@
     </w:p>
     <w:p>
       <w:pPr>
-        <w:pStyle w:val="Paragraph"/>
-        <w:rPr>
-          <w:lang w:val="en-US"/>
-        </w:rPr>
+        <w:pStyle w:val="Paragraph + Red"/>
       </w:pPr>
-      <w:r>
-        <w:rPr>
-          <w:lang w:val="en-US"/>
-        </w:rPr>
-        <w:t>&lt;&lt;Name:model run summary|Title:Model run summary table|Footnote:Summary of key model run outputs.|Files:106-pk-params.docx|Type:table&gt;&gt;</w:t>
-      </w:r>
-      <w:r>
-        <w:rPr>
-          <w:lang w:val="en-US"/>
-        </w:rPr>
-        <w:t xml:space="preserve"/>
-      </w:r>
-      <w:r>
-        <w:rPr>
-          <w:lang w:val="en-US"/>
-        </w:rPr>
-        <w:t/>
-      </w:r>
-      <w:r>
-        <w:rPr>
-          <w:lang w:val="en-US"/>
-        </w:rPr>
-        <w:t xml:space="preserve"/>
-      </w:r>
-      <w:r>
-        <w:rPr>
-          <w:lang w:val="en-US"/>
-        </w:rPr>
-        <w:t/>
-      </w:r>
       <w:r>
         <w:rPr>
           <w:vanish/>
@@ -11693,18 +12370,179 @@
       </w:r>
       <w:r>
         <w:rPr>
+          <w:color w:val="FF0000"/>
+        </w:rPr>
+        <w:t>&lt;&lt;Name:model run summary|Title:THis is the master picj sow e can do that thi ssma easl we dhoul not that thingw that chnage at any tome we can o that thi same also we are not able to ski that|Footnote:MISSING_VALUE(Footnote)|Files:106-pk-params.docx|Type:table&gt;&gt;</w:t>
+      </w:r>
+      <w:r>
+        <w:rPr>
+          <w:vanish/>
+        </w:rPr>
+        <w:t/>
+      </w:r>
+      <w:r>
+        <w:rPr>
           <w:vanish/>
         </w:rPr>
         <w:t>[[BLOCK_ID:blk_model_run_summary]]</w:t>
+      </w:r>
+    </w:p>
+    <w:p>
+      <w:pPr>
+        <w:pBdr>
+          <w:top w:val="none" w:sz="0" w:space="0" w:color="000000"/>
+          <w:left w:val="none" w:sz="0" w:space="0" w:color="000000"/>
+          <w:bottom w:val="none" w:sz="0" w:space="0" w:color="000000"/>
+          <w:right w:val="none" w:sz="0" w:space="0" w:color="000000"/>
+        </w:pBdr>
+        <w:spacing w:after="0" w:line="240" w:lineRule="auto"/>
+      </w:pPr>
+      <w:r>
+        <w:rPr>
+          <w:sz w:val="20"/>
+          <w:szCs w:val="20"/>
+        </w:rPr>
+        <w:t/>
+      </w:r>
+    </w:p>
+    <w:p>
+      <w:pPr>
+        <w:pBdr>
+          <w:top w:val="none" w:sz="0" w:space="0" w:color="000000"/>
+          <w:left w:val="none" w:sz="0" w:space="0" w:color="000000"/>
+          <w:bottom w:val="none" w:sz="0" w:space="0" w:color="000000"/>
+          <w:right w:val="none" w:sz="0" w:space="0" w:color="000000"/>
+        </w:pBdr>
+        <w:spacing w:after="0" w:line="240" w:lineRule="auto"/>
+      </w:pPr>
+      <w:r>
+        <w:rPr>
+          <w:sz w:val="20"/>
+          <w:szCs w:val="20"/>
+        </w:rPr>
+        <w:t/>
+      </w:r>
+    </w:p>
+    <w:p>
+      <w:pPr>
+        <w:pBdr>
+          <w:top w:val="none" w:sz="0" w:space="0" w:color="000000"/>
+          <w:left w:val="none" w:sz="0" w:space="0" w:color="000000"/>
+          <w:bottom w:val="none" w:sz="0" w:space="0" w:color="000000"/>
+          <w:right w:val="none" w:sz="0" w:space="0" w:color="000000"/>
+        </w:pBdr>
+        <w:spacing w:after="0" w:line="240" w:lineRule="auto"/>
+      </w:pPr>
+      <w:r>
+        <w:rPr>
+          <w:sz w:val="20"/>
+          <w:szCs w:val="20"/>
+        </w:rPr>
+        <w:t/>
+      </w:r>
+    </w:p>
+    <w:p>
+      <w:pPr>
+        <w:pBdr>
+          <w:top w:val="none" w:sz="0" w:space="0" w:color="000000"/>
+          <w:left w:val="none" w:sz="0" w:space="0" w:color="000000"/>
+          <w:bottom w:val="none" w:sz="0" w:space="0" w:color="000000"/>
+          <w:right w:val="none" w:sz="0" w:space="0" w:color="000000"/>
+        </w:pBdr>
+        <w:spacing w:after="0" w:line="240" w:lineRule="auto"/>
+      </w:pPr>
+      <w:r>
+        <w:rPr>
+          <w:sz w:val="20"/>
+          <w:szCs w:val="20"/>
+        </w:rPr>
+        <w:t/>
+      </w:r>
+    </w:p>
+    <w:p>
+      <w:pPr>
+        <w:pBdr>
+          <w:top w:val="none" w:sz="0" w:space="0" w:color="000000"/>
+          <w:left w:val="none" w:sz="0" w:space="0" w:color="000000"/>
+          <w:bottom w:val="none" w:sz="0" w:space="0" w:color="000000"/>
+          <w:right w:val="none" w:sz="0" w:space="0" w:color="000000"/>
+        </w:pBdr>
+        <w:spacing w:after="0" w:line="240" w:lineRule="auto"/>
+      </w:pPr>
+      <w:r>
+        <w:rPr>
+          <w:sz w:val="20"/>
+          <w:szCs w:val="20"/>
+        </w:rPr>
+        <w:t/>
+      </w:r>
+    </w:p>
+    <w:p>
+      <w:pPr>
+        <w:pBdr>
+          <w:top w:val="none" w:sz="0" w:space="0" w:color="000000"/>
+          <w:left w:val="none" w:sz="0" w:space="0" w:color="000000"/>
+          <w:bottom w:val="none" w:sz="0" w:space="0" w:color="000000"/>
+          <w:right w:val="none" w:sz="0" w:space="0" w:color="000000"/>
+        </w:pBdr>
+        <w:spacing w:after="0" w:line="240" w:lineRule="auto"/>
+      </w:pPr>
+      <w:r>
+        <w:rPr>
+          <w:sz w:val="20"/>
+          <w:szCs w:val="20"/>
+        </w:rPr>
+        <w:t/>
+      </w:r>
+    </w:p>
+    <w:p>
+      <w:pPr>
+        <w:pBdr>
+          <w:top w:val="none" w:sz="0" w:space="0" w:color="000000"/>
+          <w:left w:val="none" w:sz="0" w:space="0" w:color="000000"/>
+          <w:bottom w:val="none" w:sz="0" w:space="0" w:color="000000"/>
+          <w:right w:val="none" w:sz="0" w:space="0" w:color="000000"/>
+        </w:pBdr>
+        <w:spacing w:after="0" w:line="240" w:lineRule="auto"/>
+      </w:pPr>
+      <w:r>
+        <w:rPr>
+          <w:sz w:val="20"/>
+          <w:szCs w:val="20"/>
+        </w:rPr>
+        <w:t/>
+      </w:r>
+    </w:p>
+    <w:p>
+      <w:pPr>
+        <w:pStyle w:val="TableFootnoteInfo"/>
+      </w:pPr>
+      <w:r>
+        <w:rPr>
+          <w:vanish/>
+        </w:rPr>
+        <w:t/>
+      </w:r>
+      <w:r>
+        <w:rPr>
+          <w:color w:val="FF0000"/>
+        </w:rPr>
+        <w:t/>
+      </w:r>
+      <w:r>
+        <w:rPr>
+          <w:vanish/>
+        </w:rPr>
+        <w:t/>
       </w:r>
     </w:p>
     <w:p>
       <w:pPr>
         <w:pStyle w:val="Heading2"/>
       </w:pPr>
-      <w:bookmarkStart w:id="70" w:name="_Toc225771639"/>
-      <w:bookmarkEnd w:id="67"/>
+      <w:bookmarkStart w:id="70" w:name="_Toc224140073"/>
       <w:bookmarkEnd w:id="68"/>
+      <w:bookmarkEnd w:id="69"/>
       <w:r>
         <w:t>Exploratory Data Analysis</w:t>
       </w:r>
@@ -11714,31 +12552,6 @@
       <w:pPr>
         <w:pStyle w:val="Paragraph"/>
       </w:pPr>
-      <w:r>
-        <w:t>&lt;&lt;Name:model bootstrap plot|Title:Bootstrap diagnostic plot|Footnote:Bootstrap plot for final model assessment.|Files:106-bootstrap.png|Type:image&gt;&gt;</w:t>
-      </w:r>
-      <w:proofErr w:type="spellStart"/>
-      <w:proofErr w:type="gramStart"/>
-      <w:r>
-        <w:t/>
-      </w:r>
-      <w:r>
-        <w:t/>
-      </w:r>
-      <w:proofErr w:type="spellEnd"/>
-      <w:proofErr w:type="gramEnd"/>
-      <w:r>
-        <w:t xml:space="preserve"/>
-      </w:r>
-      <w:r>
-        <w:t/>
-      </w:r>
-      <w:r>
-        <w:t xml:space="preserve"/>
-      </w:r>
-      <w:r>
-        <w:t/>
-      </w:r>
       <w:bookmarkStart w:id="71" w:name="_Toc422332964"/>
       <w:bookmarkStart w:id="72" w:name="_Toc57021195"/>
       <w:r>
@@ -11752,6 +12565,16 @@
         <w:rPr>
           <w:vanish/>
         </w:rPr>
+        <w:lastRenderedPageBreak/>
+        <w:t/>
+      </w:r>
+      <w:r>
+        <w:t>&lt;&lt;Name:model bootstrap plot|Title:Bootstrap diagnostic plot|Footnote:Bootstrap plot for final model assessment.|Files:106-bootstrap.png|Type:image&gt;&gt;</w:t>
+      </w:r>
+      <w:r>
+        <w:rPr>
+          <w:vanish/>
+        </w:rPr>
         <w:t/>
       </w:r>
       <w:r>
@@ -11759,6 +12582,42 @@
           <w:vanish/>
         </w:rPr>
         <w:t>[[BLOCK_ID:blk_model_bootstrap_plot]]</w:t>
+      </w:r>
+    </w:p>
+    <w:p>
+      <w:pPr>
+        <w:pStyle w:val="Figure"/>
+      </w:pPr>
+      <w:r>
+        <w:rPr>
+          <w:noProof/>
+        </w:rPr>
+      </w:r>
+      <w:r>
+        <w:rPr>
+          <w:vanish/>
+        </w:rPr>
+        <w:t/>
+      </w:r>
+    </w:p>
+    <w:p>
+      <w:pPr>
+        <w:pStyle w:val="TableFootnoteInfo"/>
+      </w:pPr>
+      <w:r>
+        <w:rPr>
+          <w:vanish/>
+        </w:rPr>
+        <w:t/>
+      </w:r>
+      <w:r>
+        <w:t/>
+      </w:r>
+      <w:r>
+        <w:rPr>
+          <w:vanish/>
+        </w:rPr>
+        <w:t/>
       </w:r>
     </w:p>
     <w:p>
@@ -11770,7 +12629,7 @@
       <w:pPr>
         <w:pStyle w:val="Heading2"/>
       </w:pPr>
-      <w:bookmarkStart w:id="73" w:name="_Toc225771640"/>
+      <w:bookmarkStart w:id="73" w:name="_Toc224140079"/>
       <w:r>
         <w:t>Model Evaluation</w:t>
       </w:r>
@@ -11836,39 +12695,7 @@
                 <w:szCs w:val="22"/>
                 <w:lang w:val="en-US"/>
               </w:rPr>
-              <w:t xml:space="preserve">For this subsection, </w:t>
-            </w:r>
-            <w:r>
-              <w:rPr>
-                <w:sz w:val="22"/>
-                <w:szCs w:val="22"/>
-                <w:lang w:val="en-US"/>
-              </w:rPr>
-              <w:t>please refer to the MAP.</w:t>
-            </w:r>
-            <w:r>
-              <w:rPr>
-                <w:sz w:val="22"/>
-                <w:szCs w:val="22"/>
-                <w:lang w:val="en-US"/>
-              </w:rPr>
-              <w:t xml:space="preserve"> Add any relevant </w:t>
-            </w:r>
-            <w:r>
-              <w:rPr>
-                <w:sz w:val="22"/>
-                <w:szCs w:val="22"/>
-                <w:lang w:val="en-US"/>
-              </w:rPr>
-              <w:t>additional information, e.g. number of simulations/samples used in the VPCs and bootstraps</w:t>
-            </w:r>
-            <w:r>
-              <w:rPr>
-                <w:sz w:val="22"/>
-                <w:szCs w:val="22"/>
-                <w:lang w:val="en-US"/>
-              </w:rPr>
-              <w:t>.</w:t>
+              <w:t>For this subsection, please refer to the MAP. Add any relevant additional information, e.g. number of simulations/samples used in the VPCs and bootstraps.</w:t>
             </w:r>
             <w:r>
               <w:rPr>
@@ -11897,16 +12724,7 @@
         <w:pStyle w:val="Paragraph"/>
       </w:pPr>
       <w:r>
-        <w:t xml:space="preserve">Model evaluation was </w:t>
-      </w:r>
-      <w:r>
-        <w:t>performed</w:t>
-      </w:r>
-      <w:r>
-        <w:t xml:space="preserve"> a</w:t>
-      </w:r>
-      <w:r>
-        <w:t>s outlined in the MAP.</w:t>
+        <w:t>Model evaluation was performed as outlined in the MAP.</w:t>
       </w:r>
       <w:bookmarkStart w:id="74" w:name="_Toc422332972"/>
       <w:bookmarkStart w:id="75" w:name="_Toc57021203"/>
@@ -11915,8 +12733,9 @@
       <w:pPr>
         <w:pStyle w:val="Heading2"/>
       </w:pPr>
-      <w:bookmarkStart w:id="76" w:name="_Toc225771641"/>
-      <w:r>
+      <w:bookmarkStart w:id="76" w:name="_Toc224140080"/>
+      <w:r>
+        <w:lastRenderedPageBreak/>
         <w:t>Simulations</w:t>
       </w:r>
       <w:bookmarkEnd w:id="74"/>
@@ -11932,7 +12751,7 @@
         </w:rPr>
       </w:pPr>
       <w:bookmarkStart w:id="77" w:name="_Toc215825105"/>
-      <w:bookmarkStart w:id="78" w:name="_Toc225771642"/>
+      <w:bookmarkStart w:id="78" w:name="_Toc224140081"/>
       <w:r>
         <w:rPr>
           <w:highlight w:val="cyan"/>
@@ -11949,21 +12768,12 @@
       </w:pPr>
       <w:bookmarkStart w:id="79" w:name="_Toc422332973"/>
       <w:bookmarkStart w:id="80" w:name="_Toc57021204"/>
-      <w:bookmarkStart w:id="81" w:name="_Toc225771643"/>
+      <w:bookmarkStart w:id="81" w:name="_Toc224140083"/>
       <w:r>
         <w:t xml:space="preserve">Hardware and </w:t>
       </w:r>
       <w:r>
-        <w:t>S</w:t>
-      </w:r>
-      <w:r>
-        <w:t xml:space="preserve">oftware </w:t>
-      </w:r>
-      <w:r>
-        <w:t>D</w:t>
-      </w:r>
-      <w:r>
-        <w:t>etails</w:t>
+        <w:t>Software Details</w:t>
       </w:r>
       <w:bookmarkEnd w:id="79"/>
       <w:bookmarkEnd w:id="80"/>
@@ -11972,41 +12782,10 @@
     <w:p>
       <w:pPr>
         <w:pStyle w:val="Paragraph"/>
-        <w:rPr>
-          <w:highlight w:val="cyan"/>
-          <w:lang w:val="en-US"/>
-        </w:rPr>
       </w:pPr>
       <w:bookmarkStart w:id="82" w:name="_Toc422332974"/>
       <w:bookmarkStart w:id="83" w:name="_Toc57021205"/>
-      <w:r>
-        <w:t>&lt;&lt;Name:categorical covariate summary |Title:Categorical covariate summary|Footnote:Categorical covariate distribution by study.|Files:cat-cov-sum-study.docx|Type:table&gt;&gt;</w:t>
-      </w:r>
-      <w:proofErr w:type="spellStart"/>
-      <w:proofErr w:type="gramStart"/>
-      <w:r>
-        <w:t/>
-      </w:r>
-      <w:r>
-        <w:t/>
-      </w:r>
-      <w:proofErr w:type="spellEnd"/>
-      <w:proofErr w:type="gramEnd"/>
-      <w:r>
-        <w:t xml:space="preserve"/>
-      </w:r>
-      <w:r>
-        <w:t/>
-      </w:r>
-      <w:r>
-        <w:t xml:space="preserve"/>
-      </w:r>
-      <w:r>
-        <w:t/>
-      </w:r>
-      <w:r>
-        <w:t xml:space="preserve"/>
-      </w:r>
+      <w:bookmarkStart w:id="84" w:name="_Toc224140084"/>
       <w:r>
         <w:rPr>
           <w:vanish/>
@@ -12014,34 +12793,79 @@
         <w:t/>
       </w:r>
       <w:r>
+        <w:t>&lt;&lt;Name:categorical covariate summary |Title:Categorical covariate summary|Footnote:Categorical covariate distribution by study.|Files:cat-cov-sum-study.docx|Type:table&gt;&gt;</w:t>
+      </w:r>
+      <w:r>
+        <w:rPr>
+          <w:vanish/>
+        </w:rPr>
+        <w:t/>
+      </w:r>
+      <w:r>
         <w:rPr>
           <w:vanish/>
         </w:rPr>
         <w:t>[[BLOCK_ID:blk_categorical_covariate_summary]]</w:t>
+      </w:r>
+    </w:p>
+    <w:p>
+      <w:pPr>
+        <w:pStyle w:val="TableFootnoteInfo"/>
+      </w:pPr>
+      <w:r>
+        <w:t/>
+      </w:r>
+    </w:p>
+    <w:p>
+      <w:pPr>
+        <w:pStyle w:val="TableFootnoteInfo"/>
+      </w:pPr>
+      <w:r>
+        <w:t/>
+      </w:r>
+    </w:p>
+    <w:p>
+      <w:pPr>
+        <w:pStyle w:val="TableFootnoteInfo"/>
+      </w:pPr>
+      <w:r>
+        <w:t/>
+      </w:r>
+    </w:p>
+    <w:p>
+      <w:pPr>
+        <w:pStyle w:val="TableFootnoteInfo"/>
+      </w:pPr>
+      <w:r>
+        <w:t/>
+      </w:r>
+    </w:p>
+    <w:p>
+      <w:pPr>
+        <w:pStyle w:val="TableFootnoteInfo"/>
+      </w:pPr>
+      <w:r>
+        <w:rPr>
+          <w:vanish/>
+        </w:rPr>
+        <w:t/>
+      </w:r>
+      <w:r>
+        <w:t/>
+      </w:r>
+      <w:r>
+        <w:rPr>
+          <w:vanish/>
+        </w:rPr>
+        <w:t/>
       </w:r>
     </w:p>
     <w:p>
       <w:pPr>
         <w:pStyle w:val="Heading2"/>
       </w:pPr>
-      <w:bookmarkStart w:id="84" w:name="_Toc225771644"/>
-      <w:r>
-        <w:t>Deviations from</w:t>
-      </w:r>
-      <w:r>
-        <w:t xml:space="preserve"> </w:t>
-      </w:r>
-      <w:r>
-        <w:t>A</w:t>
-      </w:r>
-      <w:r>
-        <w:t xml:space="preserve">nalysis </w:t>
-      </w:r>
-      <w:r>
-        <w:t>P</w:t>
-      </w:r>
-      <w:r>
-        <w:t>lan</w:t>
+      <w:r>
+        <w:t>Deviations from Analysis Plan</w:t>
       </w:r>
       <w:bookmarkEnd w:id="82"/>
       <w:bookmarkEnd w:id="83"/>
@@ -12097,49 +12921,7 @@
                 <w:sz w:val="22"/>
                 <w:szCs w:val="22"/>
               </w:rPr>
-              <w:t>This section describes</w:t>
-            </w:r>
-            <w:r>
-              <w:rPr>
-                <w:sz w:val="22"/>
-                <w:szCs w:val="22"/>
-              </w:rPr>
-              <w:t xml:space="preserve"> and explains rationale for</w:t>
-            </w:r>
-            <w:r>
-              <w:rPr>
-                <w:sz w:val="22"/>
-                <w:szCs w:val="22"/>
-              </w:rPr>
-              <w:t xml:space="preserve"> any deviations in the conduct of the analysis from the </w:t>
-            </w:r>
-            <w:r>
-              <w:rPr>
-                <w:sz w:val="22"/>
-                <w:szCs w:val="22"/>
-              </w:rPr>
-              <w:t xml:space="preserve">Model </w:t>
-            </w:r>
-            <w:r>
-              <w:rPr>
-                <w:sz w:val="22"/>
-                <w:szCs w:val="22"/>
-              </w:rPr>
-              <w:t>Analysis Plan</w:t>
-            </w:r>
-            <w:r>
-              <w:rPr>
-                <w:sz w:val="22"/>
-                <w:szCs w:val="22"/>
-              </w:rPr>
-              <w:t>, e.g., changes in response to data review, or challenges in the specified approach</w:t>
-            </w:r>
-            <w:r>
-              <w:rPr>
-                <w:sz w:val="22"/>
-                <w:szCs w:val="22"/>
-              </w:rPr>
-              <w:t>.</w:t>
+              <w:t>This section describes and explains rationale for any deviations in the conduct of the analysis from the Model Analysis Plan, e.g., changes in response to data review, or challenges in the specified approach.</w:t>
             </w:r>
             <w:r>
               <w:t xml:space="preserve"> </w:t>
@@ -12153,16 +12935,7 @@
         <w:pStyle w:val="Paragraph"/>
       </w:pPr>
       <w:r>
-        <w:t>{{pa</w:t>
-      </w:r>
-      <w:r>
-        <w:t>}}</w:t>
-      </w:r>
-      <w:r>
-        <w:rPr>
-          <w:vanish/>
-        </w:rPr>
-        <w:t/>
+        <w:t>{{pa}}</w:t>
       </w:r>
       <w:r>
         <w:rPr>
@@ -12177,7 +12950,7 @@
       </w:pPr>
       <w:bookmarkStart w:id="85" w:name="_Toc422332975"/>
       <w:bookmarkStart w:id="86" w:name="_Toc57021206"/>
-      <w:bookmarkStart w:id="87" w:name="_Toc225771645"/>
+      <w:bookmarkStart w:id="87" w:name="_Toc224140085"/>
       <w:r>
         <w:rPr>
           <w:caps w:val="0"/>
@@ -12242,14 +13015,8 @@
                 <w:sz w:val="22"/>
                 <w:szCs w:val="22"/>
               </w:rPr>
-              <w:t xml:space="preserve">This section focuses on results from exploration of the data, development of models, and subsequent simulations/inferences. </w:t>
-            </w:r>
-            <w:r>
-              <w:rPr>
-                <w:sz w:val="22"/>
-                <w:szCs w:val="22"/>
-              </w:rPr>
-              <w:t xml:space="preserve">The primary audience for this section: technical reader, reviewers. </w:t>
+              <w:lastRenderedPageBreak/>
+              <w:t xml:space="preserve">This section focuses on results from exploration of the data, development of models, and subsequent simulations/inferences. The primary audience for this section: technical reader, reviewers. </w:t>
             </w:r>
           </w:p>
           <w:p>
@@ -12301,110 +13068,19 @@
                 <w:sz w:val="22"/>
                 <w:szCs w:val="22"/>
               </w:rPr>
-              <w:t>D</w:t>
-            </w:r>
+              <w:t>Description, diagnostics and qualification of key models including, but not limited to, the base and final models. The final model, model building steps, qualification, final parameter estimates, and deviations from planned analyses should be clear.</w:t>
+            </w:r>
+          </w:p>
+          <w:p>
+            <w:pPr>
+              <w:pStyle w:val="ListBullet"/>
+            </w:pPr>
             <w:r>
               <w:rPr>
                 <w:sz w:val="22"/>
                 <w:szCs w:val="22"/>
               </w:rPr>
-              <w:t>escription, diagnostics and qualification</w:t>
-            </w:r>
-            <w:r>
-              <w:rPr>
-                <w:sz w:val="22"/>
-                <w:szCs w:val="22"/>
-              </w:rPr>
-              <w:t xml:space="preserve"> of key models including</w:t>
-            </w:r>
-            <w:r>
-              <w:rPr>
-                <w:sz w:val="22"/>
-                <w:szCs w:val="22"/>
-              </w:rPr>
-              <w:t xml:space="preserve">, </w:t>
-            </w:r>
-            <w:r>
-              <w:rPr>
-                <w:sz w:val="22"/>
-                <w:szCs w:val="22"/>
-              </w:rPr>
-              <w:t>but not limited to</w:t>
-            </w:r>
-            <w:r>
-              <w:rPr>
-                <w:sz w:val="22"/>
-                <w:szCs w:val="22"/>
-              </w:rPr>
-              <w:t xml:space="preserve">, </w:t>
-            </w:r>
-            <w:r>
-              <w:rPr>
-                <w:sz w:val="22"/>
-                <w:szCs w:val="22"/>
-              </w:rPr>
-              <w:t xml:space="preserve">the </w:t>
-            </w:r>
-            <w:r>
-              <w:rPr>
-                <w:sz w:val="22"/>
-                <w:szCs w:val="22"/>
-              </w:rPr>
-              <w:t xml:space="preserve">base and </w:t>
-            </w:r>
-            <w:r>
-              <w:rPr>
-                <w:sz w:val="22"/>
-                <w:szCs w:val="22"/>
-              </w:rPr>
-              <w:t>final model</w:t>
-            </w:r>
-            <w:r>
-              <w:rPr>
-                <w:sz w:val="22"/>
-                <w:szCs w:val="22"/>
-              </w:rPr>
-              <w:t>s</w:t>
-            </w:r>
-            <w:r>
-              <w:rPr>
-                <w:sz w:val="22"/>
-                <w:szCs w:val="22"/>
-              </w:rPr>
-              <w:t>.</w:t>
-            </w:r>
-            <w:r>
-              <w:rPr>
-                <w:sz w:val="22"/>
-                <w:szCs w:val="22"/>
-              </w:rPr>
-              <w:t xml:space="preserve"> The final model, model building steps, qualification, final parameter estimates, and deviations from planned analyses should be clear.</w:t>
-            </w:r>
-          </w:p>
-          <w:p>
-            <w:pPr>
-              <w:pStyle w:val="ListBullet"/>
-            </w:pPr>
-            <w:r>
-              <w:rPr>
-                <w:sz w:val="22"/>
-                <w:szCs w:val="22"/>
-              </w:rPr>
-              <w:t xml:space="preserve">Tables and/or figures should be included </w:t>
-            </w:r>
-            <w:r>
-              <w:rPr>
-                <w:sz w:val="22"/>
-                <w:szCs w:val="22"/>
-              </w:rPr>
-              <w:t>as appropriate to explain the course of model development</w:t>
-            </w:r>
-            <w:r>
-              <w:rPr>
-                <w:sz w:val="22"/>
-                <w:szCs w:val="22"/>
-              </w:rPr>
-              <w:t>.</w:t>
+              <w:t>Tables and/or figures should be included as appropriate to explain the course of model development.</w:t>
             </w:r>
           </w:p>
         </w:tc>
@@ -12414,25 +13090,22 @@
       <w:pPr>
         <w:pStyle w:val="Heading2"/>
       </w:pPr>
-      <w:bookmarkStart w:id="88" w:name="_Toc422332976"/>
-      <w:bookmarkStart w:id="89" w:name="_Toc57021207"/>
-      <w:bookmarkStart w:id="90" w:name="_Ref415477052"/>
-      <w:bookmarkStart w:id="91" w:name="_Ref415477062"/>
-      <w:bookmarkStart w:id="92" w:name="_Ref415477068"/>
-      <w:bookmarkStart w:id="93" w:name="_Toc225771646"/>
+      <w:bookmarkStart w:id="88" w:name="_Toc224140086"/>
+      <w:bookmarkStart w:id="89" w:name="_Toc422332976"/>
+      <w:bookmarkStart w:id="90" w:name="_Toc57021207"/>
+      <w:bookmarkStart w:id="91" w:name="_Ref415477052"/>
+      <w:bookmarkStart w:id="92" w:name="_Ref415477062"/>
+      <w:bookmarkStart w:id="93" w:name="_Ref415477068"/>
       <w:r>
         <w:lastRenderedPageBreak/>
-        <w:t xml:space="preserve">Summary of Analysis </w:t>
-      </w:r>
-      <w:r>
-        <w:t>Dataset</w:t>
-      </w:r>
-      <w:bookmarkEnd w:id="93"/>
+        <w:t>Summary of Analysis Dataset</w:t>
+      </w:r>
+      <w:bookmarkEnd w:id="88"/>
       <w:r>
         <w:t xml:space="preserve"> </w:t>
       </w:r>
-      <w:bookmarkEnd w:id="88"/>
       <w:bookmarkEnd w:id="89"/>
+      <w:bookmarkEnd w:id="90"/>
     </w:p>
     <w:tbl>
       <w:tblPr>
@@ -12596,51 +13269,7 @@
           <w:szCs w:val="22"/>
           <w:highlight w:val="cyan"/>
         </w:rPr>
-        <w:t>&lt;&lt;</w:t>
-      </w:r>
-      <w:proofErr w:type="spellStart"/>
-      <w:proofErr w:type="gramStart"/>
-      <w:r>
-        <w:rPr>
-          <w:sz w:val="22"/>
-          <w:szCs w:val="22"/>
-          <w:highlight w:val="cyan"/>
-        </w:rPr>
-        <w:t>t</w:t>
-      </w:r>
-      <w:r>
-        <w:rPr>
-          <w:sz w:val="22"/>
-          <w:szCs w:val="22"/>
-          <w:highlight w:val="cyan"/>
-        </w:rPr>
-        <w:t>ext</w:t>
-      </w:r>
-      <w:r>
-        <w:rPr>
-          <w:sz w:val="22"/>
-          <w:szCs w:val="22"/>
-          <w:highlight w:val="cyan"/>
-        </w:rPr>
-        <w:t>:</w:t>
-      </w:r>
-      <w:r>
-        <w:rPr>
-          <w:sz w:val="22"/>
-          <w:szCs w:val="22"/>
-          <w:highlight w:val="cyan"/>
-        </w:rPr>
-        <w:t>dose</w:t>
-      </w:r>
-      <w:proofErr w:type="spellEnd"/>
-      <w:proofErr w:type="gramEnd"/>
-      <w:r>
-        <w:rPr>
-          <w:sz w:val="22"/>
-          <w:szCs w:val="22"/>
-          <w:highlight w:val="cyan"/>
-        </w:rPr>
-        <w:t>&gt;&gt;</w:t>
+        <w:t>{{dose}}</w:t>
       </w:r>
       <w:r>
         <w:rPr>
@@ -12659,13 +13288,19 @@
         <w:rPr>
           <w:highlight w:val="cyan"/>
         </w:rPr>
-        <w:t>{{dose}} are provi</w:t>
+        <w:t>{{dose}}</w:t>
       </w:r>
       <w:r>
         <w:rPr>
           <w:highlight w:val="cyan"/>
         </w:rPr>
-        <w:t xml:space="preserve">ded in Error! Ref</w:t>
+        <w:t xml:space="preserve"> are provi</w:t>
+      </w:r>
+      <w:r>
+        <w:rPr>
+          <w:highlight w:val="cyan"/>
+        </w:rPr>
+        <w:t>ded in Appendix D</w:t>
       </w:r>
       <w:r>
         <w:rPr>
@@ -12683,15 +13318,18 @@
         <w:rPr>
           <w:highlight w:val="cyan"/>
         </w:rPr>
-        <w:fldChar w:fldCharType="separate"/>
       </w:r>
       <w:r>
         <w:rPr>
-          <w:b/>
-          <w:bCs/>
           <w:highlight w:val="cyan"/>
         </w:rPr>
-        <w:t>erence source not found., Table B5</w:t>
+        <w:fldChar w:fldCharType="separate"/>
+      </w:r>
+      <w:r>
+        <w:rPr>
+          <w:highlight w:val="cyan"/>
+        </w:rPr>
+        <w:t>, Table D1</w:t>
       </w:r>
       <w:r>
         <w:rPr>
@@ -12703,7 +13341,7 @@
         <w:rPr>
           <w:highlight w:val="cyan"/>
         </w:rPr>
-        <w:t xml:space="preserve">.</w:t>
+        <w:t>.</w:t>
       </w:r>
       <w:r>
         <w:rPr>
@@ -12729,31 +13367,10 @@
         <w:fldChar w:fldCharType="separate"/>
       </w:r>
       <w:r>
-        <w:t/>
-      </w:r>
-      <w:r>
-        <w:rPr>
-          <w:noProof/>
-        </w:rPr>
-        <w:t/>
-      </w:r>
-      <w:r>
         <w:rPr>
           <w:highlight w:val="cyan"/>
         </w:rPr>
         <w:fldChar w:fldCharType="end"/>
-      </w:r>
-      <w:r>
-        <w:rPr>
-          <w:highlight w:val="cyan"/>
-        </w:rPr>
-        <w:t/>
-      </w:r>
-      <w:r>
-        <w:rPr>
-          <w:vanish/>
-        </w:rPr>
-        <w:t/>
       </w:r>
       <w:r>
         <w:rPr>
@@ -12779,31 +13396,18 @@
       <w:bookmarkStart w:id="94" w:name="_Ref57033499"/>
       <w:bookmarkStart w:id="95" w:name="_Toc422332991"/>
       <w:bookmarkStart w:id="96" w:name="_Toc57021146"/>
-      <w:bookmarkStart w:id="97" w:name="_Toc225771613"/>
+      <w:bookmarkStart w:id="97" w:name="_Toc224140104"/>
       <w:r>
         <w:t>Table </w:t>
       </w:r>
-      <w:r>
-        <w:fldChar w:fldCharType="begin"/>
-      </w:r>
-      <w:r>
-        <w:instrText xml:space="preserve"> SEQ Table \* ARABIC </w:instrText>
-      </w:r>
-      <w:r>
-        <w:fldChar w:fldCharType="separate"/>
-      </w:r>
-      <w:r>
-        <w:rPr>
-          <w:noProof/>
-        </w:rPr>
-        <w:t>2</w:t>
-      </w:r>
-      <w:r>
-        <w:rPr>
-          <w:noProof/>
-        </w:rPr>
-        <w:fldChar w:fldCharType="end"/>
-      </w:r>
+      <w:fldSimple w:instr=" SEQ Table \* ARABIC ">
+        <w:r>
+          <w:rPr>
+            <w:noProof/>
+          </w:rPr>
+          <w:t>2</w:t>
+        </w:r>
+      </w:fldSimple>
       <w:bookmarkEnd w:id="94"/>
       <w:r>
         <w:tab/>
@@ -14279,22 +14883,7 @@
         <w:t xml:space="preserve"> </w:t>
       </w:r>
       <w:r>
-        <w:t>LLOQ: lower limit of quantification,</w:t>
-      </w:r>
-      <w:r>
-        <w:t xml:space="preserve"> </w:t>
-      </w:r>
-      <w:r>
-        <w:t xml:space="preserve">MISS: missing observations (non-BLQ), </w:t>
-      </w:r>
-      <w:r>
-        <w:t>SUBJ: subjects</w:t>
-      </w:r>
-      <w:r>
-        <w:t xml:space="preserve">, </w:t>
-      </w:r>
-      <w:r>
-        <w:t>OBS: observations above the LLOQ</w:t>
+        <w:t>LLOQ: lower limit of quantification, MISS: missing observations (non-BLQ), SUBJ: subjects, OBS: observations above the LLOQ</w:t>
       </w:r>
     </w:p>
     <w:p>
@@ -14302,10 +14891,7 @@
         <w:pStyle w:val="TableFootnoteInfo"/>
       </w:pPr>
       <w:r>
-        <w:t>Source activity:</w:t>
-      </w:r>
-      <w:r>
-        <w:t xml:space="preserve"> </w:t>
+        <w:t xml:space="preserve">Source activity: </w:t>
       </w:r>
     </w:p>
     <w:p>
@@ -14321,33 +14907,15 @@
         <w:pStyle w:val="TableFootnoteInfo"/>
       </w:pPr>
       <w:r>
-        <w:t xml:space="preserve">Source code: </w:t>
-      </w:r>
-      <w:proofErr w:type="spellStart"/>
-      <w:r>
-        <w:t>eda-</w:t>
-      </w:r>
-      <w:proofErr w:type="gramStart"/>
-      <w:r>
-        <w:t>tables.R</w:t>
-      </w:r>
-      <w:proofErr w:type="spellEnd"/>
-      <w:proofErr w:type="gramEnd"/>
+        <w:t>Source code: eda-tables.R</w:t>
+      </w:r>
     </w:p>
     <w:p>
       <w:pPr>
         <w:pStyle w:val="TableFootnoteInfo"/>
       </w:pPr>
       <w:r>
-        <w:t>Source file: results/table/</w:t>
-      </w:r>
-      <w:proofErr w:type="spellStart"/>
-      <w:r>
-        <w:t>eda</w:t>
-      </w:r>
-      <w:proofErr w:type="spellEnd"/>
-      <w:r>
-        <w:t>/pk-data-sum-dose.docx</w:t>
+        <w:t>Source file: results/table/eda/pk-data-sum-dose.docx</w:t>
       </w:r>
     </w:p>
     <w:p>
@@ -14367,195 +14935,110 @@
         </w:rPr>
       </w:pPr>
       <w:r>
+        <w:lastRenderedPageBreak/>
         <w:t xml:space="preserve">In total, </w:t>
       </w:r>
       <w:r>
         <w:rPr>
           <w:highlight w:val="cyan"/>
         </w:rPr>
-        <w:t>{{</w:t>
+        <w:t>{{Add any relevant observation across selected strata for table}}</w:t>
       </w:r>
       <w:r>
         <w:rPr>
           <w:highlight w:val="cyan"/>
         </w:rPr>
-        <w:t>A</w:t>
+        <w:t xml:space="preserve"> plasma/blood PK samples f</w:t>
       </w:r>
       <w:r>
         <w:rPr>
           <w:highlight w:val="cyan"/>
         </w:rPr>
-        <w:t>dd</w:t>
+        <w:t>ro</w:t>
       </w:r>
       <w:r>
         <w:rPr>
           <w:highlight w:val="cyan"/>
         </w:rPr>
-        <w:t xml:space="preserve"> any re</w:t>
+        <w:t>m</w:t>
       </w:r>
       <w:r>
         <w:rPr>
           <w:highlight w:val="cyan"/>
         </w:rPr>
-        <w:t>levant</w:t>
-      </w:r>
-      <w:r>
-        <w:t xml:space="preserve"> observation acro</w:t>
+        <w:t>{{n}}</w:t>
       </w:r>
       <w:r>
         <w:rPr>
           <w:highlight w:val="cyan"/>
         </w:rPr>
-        <w:t>ss</w:t>
+        <w:t>pati</w:t>
       </w:r>
       <w:r>
         <w:rPr>
           <w:highlight w:val="cyan"/>
         </w:rPr>
-        <w:t> </w:t>
+        <w:t>en</w:t>
       </w:r>
       <w:r>
         <w:rPr>
           <w:highlight w:val="cyan"/>
         </w:rPr>
-        <w:t xml:space="preserve">sel</w:t>
+        <w:t>tstr</w:t>
       </w:r>
       <w:r>
         <w:rPr>
           <w:highlight w:val="cyan"/>
         </w:rPr>
-        <w:t>ected st</w:t>
-      </w:r>
-      <w:r>
-        <w:t xml:space="preserve">rata for table</w:t>
+        <w:t>ea</w:t>
+      </w:r>
+      <w:r>
+        <w:t>ted with AZDXXX across dose levelsof</w:t>
+      </w:r>
+      <w:r>
+        <w:t>{{XX mg}}</w:t>
       </w:r>
       <w:r>
         <w:rPr>
           <w:highlight w:val="cyan"/>
         </w:rPr>
-        <w:t xml:space="preserve">}} plas</w:t>
+        <w:t>t</w:t>
       </w:r>
       <w:r>
         <w:rPr>
           <w:highlight w:val="cyan"/>
         </w:rPr>
-        <w:t xml:space="preserve">ma/blood PK samples</w:t>
-      </w:r>
-      <w:proofErr w:type="gramStart"/>
+        <w:t>o</w:t>
+      </w:r>
       <w:r>
         <w:rPr>
           <w:highlight w:val="cyan"/>
         </w:rPr>
-        <w:t xml:space="preserve"> fr</w:t>
+        <w:t>{{XX mg}}</w:t>
       </w:r>
       <w:r>
         <w:rPr>
           <w:highlight w:val="cyan"/>
         </w:rPr>
-        <w:t xml:space="preserve">om</w:t>
-      </w:r>
-      <w:proofErr w:type="gramEnd"/>
+        <w:t xml:space="preserve"> were available for inclusion in this an</w:t>
+      </w:r>
       <w:r>
         <w:rPr>
           <w:highlight w:val="cyan"/>
         </w:rPr>
-        <w:t> </w:t>
+        <w:t xml:space="preserve">alysis. </w:t>
       </w:r>
       <w:r>
         <w:rPr>
           <w:highlight w:val="cyan"/>
         </w:rPr>
-        <w:t>{{</w:t>
+        <w:t>{{Add any relevant observation across selected strata for table}}</w:t>
       </w:r>
       <w:r>
         <w:rPr>
           <w:highlight w:val="cyan"/>
         </w:rPr>
-        <w:t xml:space="preserve">n}}</w:t>
-      </w:r>
-      <w:r>
-        <w:rPr>
-          <w:highlight w:val="cyan"/>
-        </w:rPr>
-        <w:t> p</w:t>
-      </w:r>
-      <w:r>
-        <w:rPr>
-          <w:highlight w:val="cyan"/>
-        </w:rPr>
-        <w:t xml:space="preserve">atie</w:t>
-      </w:r>
-      <w:r>
-        <w:rPr>
-          <w:highlight w:val="cyan"/>
-        </w:rPr>
-        <w:t>nt</w:t>
-      </w:r>
-      <w:r>
-        <w:rPr>
-          <w:highlight w:val="cyan"/>
-        </w:rPr>
-        <w:t>s </w:t>
-      </w:r>
-      <w:r>
-        <w:rPr>
-          <w:highlight w:val="cyan"/>
-        </w:rPr>
-        <w:t xml:space="preserve">tre</w:t>
-      </w:r>
-      <w:r>
-        <w:rPr>
-          <w:highlight w:val="cyan"/>
-        </w:rPr>
-        <w:t>at</w:t>
-      </w:r>
-      <w:r>
-        <w:t xml:space="preserve">e</w:t>
-      </w:r>
-      <w:r>
-        <w:t xml:space="preserve">d with AZDXXX across dose levels of  {{XX mg}} </w:t>
-      </w:r>
-      <w:r>
-        <w:rPr>
-          <w:highlight w:val="cyan"/>
-        </w:rPr>
-        <w:t>to</w:t>
-      </w:r>
-      <w:r>
-        <w:rPr>
-          <w:highlight w:val="cyan"/>
-        </w:rPr>
-        <w:t> {{XX mg}} were available for inclusion in this ana</w:t>
-      </w:r>
-      <w:r>
-        <w:rPr>
-          <w:highlight w:val="cyan"/>
-        </w:rPr>
-        <w:t xml:space="preserve">lysis. {{A</w:t>
-      </w:r>
-      <w:r>
-        <w:rPr>
-          <w:highlight w:val="cyan"/>
-        </w:rPr>
-        <w:t>dd</w:t>
-      </w:r>
-      <w:r>
-        <w:rPr>
-          <w:highlight w:val="cyan"/>
-        </w:rPr>
-        <w:t xml:space="preserve"> any relevant observation across selected strata for table}}. </w:t>
-      </w:r>
-      <w:r>
-        <w:rPr>
-          <w:vanish/>
-        </w:rPr>
-        <w:t/>
-      </w:r>
-      <w:r>
-        <w:rPr>
-          <w:vanish/>
-        </w:rPr>
-        <w:t/>
+        <w:t xml:space="preserve">. </w:t>
       </w:r>
       <w:r>
         <w:rPr>
@@ -14588,14 +15071,13 @@
       </w:pPr>
       <w:bookmarkStart w:id="98" w:name="_Toc422332977"/>
       <w:bookmarkStart w:id="99" w:name="_Toc57021208"/>
-      <w:bookmarkStart w:id="100" w:name="_Toc225771647"/>
-      <w:r>
-        <w:lastRenderedPageBreak/>
+      <w:bookmarkStart w:id="100" w:name="_Toc224140087"/>
+      <w:r>
         <w:t>Exploratory Data</w:t>
       </w:r>
-      <w:bookmarkEnd w:id="90"/>
       <w:bookmarkEnd w:id="91"/>
       <w:bookmarkEnd w:id="92"/>
+      <w:bookmarkEnd w:id="93"/>
       <w:r>
         <w:t xml:space="preserve"> Analysis</w:t>
       </w:r>
@@ -14674,28 +15156,7 @@
                 <w:sz w:val="22"/>
                 <w:szCs w:val="22"/>
               </w:rPr>
-              <w:t xml:space="preserve">Focus on relevant features of the data, </w:t>
-            </w:r>
-            <w:r>
-              <w:rPr>
-                <w:sz w:val="22"/>
-                <w:szCs w:val="22"/>
-              </w:rPr>
-              <w:t>PK(PD)</w:t>
-            </w:r>
-            <w:r>
-              <w:rPr>
-                <w:sz w:val="22"/>
-                <w:szCs w:val="22"/>
-              </w:rPr>
-              <w:t>, dosing and covariates</w:t>
-            </w:r>
-            <w:r>
-              <w:rPr>
-                <w:sz w:val="22"/>
-                <w:szCs w:val="22"/>
-              </w:rPr>
-              <w:t xml:space="preserve"> to enable the reader a good understanding of the general behaviour (stratified by dose, time, time after dose, and key covariates).</w:t>
+              <w:t>Focus on relevant features of the data, PK(PD), dosing and covariates to enable the reader a good understanding of the general behaviour (stratified by dose, time, time after dose, and key covariates).</w:t>
             </w:r>
           </w:p>
           <w:p>
@@ -14743,56 +15204,7 @@
                 <w:sz w:val="22"/>
                 <w:szCs w:val="22"/>
               </w:rPr>
-              <w:t>Retain</w:t>
-            </w:r>
-            <w:r>
-              <w:rPr>
-                <w:sz w:val="22"/>
-                <w:szCs w:val="22"/>
-              </w:rPr>
-              <w:t xml:space="preserve"> high impact results in the main text</w:t>
-            </w:r>
-            <w:r>
-              <w:rPr>
-                <w:sz w:val="22"/>
-                <w:szCs w:val="22"/>
-              </w:rPr>
-              <w:t>, with supporting</w:t>
-            </w:r>
-            <w:r>
-              <w:rPr>
-                <w:sz w:val="22"/>
-                <w:szCs w:val="22"/>
-              </w:rPr>
-              <w:t xml:space="preserve"> </w:t>
-            </w:r>
-            <w:r>
-              <w:rPr>
-                <w:sz w:val="22"/>
-                <w:szCs w:val="22"/>
-              </w:rPr>
-              <w:t>tables/figures</w:t>
-            </w:r>
-            <w:r>
-              <w:rPr>
-                <w:sz w:val="22"/>
-                <w:szCs w:val="22"/>
-              </w:rPr>
-              <w:t xml:space="preserve"> in </w:t>
-            </w:r>
-            <w:r>
-              <w:rPr>
-                <w:sz w:val="22"/>
-                <w:szCs w:val="22"/>
-              </w:rPr>
-              <w:t>an appendix.</w:t>
-            </w:r>
-            <w:r>
-              <w:rPr>
-                <w:sz w:val="22"/>
-                <w:szCs w:val="22"/>
-              </w:rPr>
-              <w:t xml:space="preserve"> </w:t>
+              <w:t xml:space="preserve">Retain high impact results in the main text, with supporting tables/figures in an appendix. </w:t>
             </w:r>
           </w:p>
           <w:p>
@@ -14808,14 +15220,7 @@
                 <w:sz w:val="22"/>
                 <w:szCs w:val="22"/>
               </w:rPr>
-              <w:t xml:space="preserve">Refer to </w:t>
-            </w:r>
-            <w:r>
-              <w:rPr>
-                <w:sz w:val="22"/>
-                <w:szCs w:val="22"/>
-              </w:rPr>
-              <w:t>GUID-0024307</w:t>
+              <w:t>Refer to GUID-0024307</w:t>
             </w:r>
             <w:r>
               <w:rPr>
@@ -14825,7 +15230,7 @@
               </w:rPr>
               <w:t xml:space="preserve"> </w:t>
             </w:r>
-            <w:hyperlink r:id="rId15" w:anchor="doc_info/2119166?state_type=steady_state__v" w:history="1">
+            <w:hyperlink r:id="rId16" w:anchor="doc_info/2119166?state_type=steady_state__v" w:history="1">
               <w:r>
                 <w:rPr>
                   <w:rStyle w:val="cf01"/>
@@ -14834,29 +15239,7 @@
                   <w:szCs w:val="22"/>
                   <w:u w:val="single"/>
                 </w:rPr>
-                <w:t xml:space="preserve">General Considerations for Tables, Figures, Listings (TFL) for </w:t>
-              </w:r>
-              <w:proofErr w:type="spellStart"/>
-              <w:r>
-                <w:rPr>
-                  <w:rStyle w:val="cf01"/>
-                  <w:color w:val="0000FF"/>
-                  <w:sz w:val="22"/>
-                  <w:szCs w:val="22"/>
-                  <w:u w:val="single"/>
-                </w:rPr>
-                <w:t>popPK</w:t>
-              </w:r>
-              <w:proofErr w:type="spellEnd"/>
-              <w:r>
-                <w:rPr>
-                  <w:rStyle w:val="cf01"/>
-                  <w:color w:val="0000FF"/>
-                  <w:sz w:val="22"/>
-                  <w:szCs w:val="22"/>
-                  <w:u w:val="single"/>
-                </w:rPr>
-                <w:t xml:space="preserve"> reports from Clinical Pharmacology &amp; Quantitative Pharmacology CPQP</w:t>
+                <w:t>General Considerations for Tables, Figures, Listings (TFL) for popPK reports from Clinical Pharmacology &amp; Quantitative Pharmacology CPQP</w:t>
               </w:r>
             </w:hyperlink>
           </w:p>
@@ -14877,7 +15260,7 @@
       <w:pPr>
         <w:pStyle w:val="Heading3"/>
       </w:pPr>
-      <w:bookmarkStart w:id="101" w:name="_Toc225771648"/>
+      <w:bookmarkStart w:id="101" w:name="_Toc224140088"/>
       <w:r>
         <w:t>Covariates</w:t>
       </w:r>
@@ -14912,10 +15295,7 @@
         <w:fldChar w:fldCharType="end"/>
       </w:r>
       <w:r>
-        <w:t>. The correlations between continuous covariates are shown in</w:t>
-      </w:r>
-      <w:r>
-        <w:t xml:space="preserve"> </w:t>
+        <w:t xml:space="preserve">. The correlations between continuous covariates are shown in </w:t>
       </w:r>
       <w:r>
         <w:fldChar w:fldCharType="begin"/>
@@ -14939,44 +15319,13 @@
         <w:fldChar w:fldCharType="end"/>
       </w:r>
       <w:r>
-        <w:t xml:space="preserve">. The correlation between continuous and most </w:t>
-      </w:r>
-      <w:r>
-        <w:t xml:space="preserve">relevant </w:t>
-      </w:r>
-      <w:r>
-        <w:t xml:space="preserve">categorical covariates are shown in </w:t>
+        <w:t xml:space="preserve">. The correlation between continuous and most relevant categorical covariates are shown in </w:t>
       </w:r>
       <w:r>
         <w:fldChar w:fldCharType="begin"/>
       </w:r>
       <w:r>
         <w:instrText xml:space="preserve"> REF _Ref224119458 \h </w:instrText>
-      </w:r>
-      <w:r>
-        <w:fldChar w:fldCharType="separate"/>
-      </w:r>
-      <w:r>
-        <w:rPr>
-          <w:b/>
-          <w:bCs/>
-        </w:rPr>
-        <w:t>Error! Reference source not found.</w:t>
-      </w:r>
-      <w:r>
-        <w:fldChar w:fldCharType="end"/>
-      </w:r>
-      <w:r>
-        <w:t xml:space="preserve"> </w:t>
-      </w:r>
-      <w:r>
-        <w:t xml:space="preserve">and </w:t>
-      </w:r>
-      <w:r>
-        <w:fldChar w:fldCharType="begin"/>
-      </w:r>
-      <w:r>
-        <w:instrText xml:space="preserve"> REF _Ref224119690 \h </w:instrText>
       </w:r>
       <w:r>
         <w:fldChar w:fldCharType="separate"/>
@@ -14994,13 +15343,13 @@
         <w:fldChar w:fldCharType="end"/>
       </w:r>
       <w:r>
-        <w:t xml:space="preserve">. Similar figures for the remaining available categorical covariates are </w:t>
+        <w:t xml:space="preserve"> and </w:t>
       </w:r>
       <w:r>
         <w:fldChar w:fldCharType="begin"/>
       </w:r>
       <w:r>
-        <w:instrText xml:space="preserve"> REF _Ref224120490 \h </w:instrText>
+        <w:instrText xml:space="preserve"> REF _Ref224119690 \h </w:instrText>
       </w:r>
       <w:r>
         <w:fldChar w:fldCharType="separate"/>
@@ -15013,6 +15362,30 @@
           <w:noProof/>
         </w:rPr>
         <w:t>3</w:t>
+      </w:r>
+      <w:r>
+        <w:fldChar w:fldCharType="end"/>
+      </w:r>
+      <w:r>
+        <w:t xml:space="preserve">. Similar figures for the remaining available categorical covariates are </w:t>
+      </w:r>
+      <w:r>
+        <w:fldChar w:fldCharType="begin"/>
+      </w:r>
+      <w:r>
+        <w:instrText xml:space="preserve"> REF _Ref224120490 \h </w:instrText>
+      </w:r>
+      <w:r>
+        <w:fldChar w:fldCharType="separate"/>
+      </w:r>
+      <w:r>
+        <w:t>Figure </w:t>
+      </w:r>
+      <w:r>
+        <w:rPr>
+          <w:noProof/>
+        </w:rPr>
+        <w:t>4</w:t>
       </w:r>
       <w:r>
         <w:fldChar w:fldCharType="end"/>
@@ -15026,6 +15399,13 @@
         <w:pStyle w:val="Paragraph"/>
       </w:pPr>
       <w:r>
+        <w:rPr>
+          <w:vanish/>
+        </w:rPr>
+        <w:lastRenderedPageBreak/>
+        <w:t/>
+      </w:r>
+      <w:r>
         <w:t>&lt;&lt;Name:eta pairs|Title:ETA pairwise relationship plot|Footnote:Pairwise ETA relationship overview.|Files:cont-vs-cont.png|Type:image&gt;&gt;</w:t>
       </w:r>
       <w:r>
@@ -15039,6 +15419,42 @@
           <w:vanish/>
         </w:rPr>
         <w:t>[[BLOCK_ID:blk_eta_pairs]]</w:t>
+      </w:r>
+    </w:p>
+    <w:p>
+      <w:pPr>
+        <w:pStyle w:val="Figure"/>
+      </w:pPr>
+      <w:r>
+        <w:rPr>
+          <w:noProof/>
+        </w:rPr>
+      </w:r>
+      <w:r>
+        <w:rPr>
+          <w:vanish/>
+        </w:rPr>
+        <w:t/>
+      </w:r>
+    </w:p>
+    <w:p>
+      <w:pPr>
+        <w:pStyle w:val="TableFootnoteInfo"/>
+      </w:pPr>
+      <w:r>
+        <w:rPr>
+          <w:vanish/>
+        </w:rPr>
+        <w:t/>
+      </w:r>
+      <w:r>
+        <w:t/>
+      </w:r>
+      <w:r>
+        <w:rPr>
+          <w:vanish/>
+        </w:rPr>
+        <w:t/>
       </w:r>
     </w:p>
     <w:p>
@@ -15062,32 +15478,19 @@
         <w:pStyle w:val="TableTitle"/>
       </w:pPr>
       <w:bookmarkStart w:id="102" w:name="_Ref224119407"/>
-      <w:bookmarkStart w:id="103" w:name="_Toc225771614"/>
+      <w:bookmarkStart w:id="103" w:name="_Toc224140105"/>
       <w:r>
         <w:lastRenderedPageBreak/>
         <w:t>Table </w:t>
       </w:r>
-      <w:r>
-        <w:fldChar w:fldCharType="begin"/>
-      </w:r>
-      <w:r>
-        <w:instrText xml:space="preserve"> SEQ Table \* ARABIC </w:instrText>
-      </w:r>
-      <w:r>
-        <w:fldChar w:fldCharType="separate"/>
-      </w:r>
-      <w:r>
-        <w:rPr>
-          <w:noProof/>
-        </w:rPr>
-        <w:t>3</w:t>
-      </w:r>
-      <w:r>
-        <w:rPr>
-          <w:noProof/>
-        </w:rPr>
-        <w:fldChar w:fldCharType="end"/>
-      </w:r>
+      <w:fldSimple w:instr=" SEQ Table \* ARABIC ">
+        <w:r>
+          <w:rPr>
+            <w:noProof/>
+          </w:rPr>
+          <w:t>3</w:t>
+        </w:r>
+      </w:fldSimple>
       <w:bookmarkEnd w:id="102"/>
       <w:r>
         <w:tab/>
@@ -15102,10 +15505,7 @@
         <w:t xml:space="preserve">ovariates </w:t>
       </w:r>
       <w:r>
-        <w:t>O</w:t>
-      </w:r>
-      <w:r>
-        <w:t xml:space="preserve">verall and </w:t>
+        <w:t xml:space="preserve">Overall and </w:t>
       </w:r>
       <w:r>
         <w:t xml:space="preserve">by </w:t>
@@ -16629,33 +17029,15 @@
         <w:pStyle w:val="TableFootnoteInfo"/>
       </w:pPr>
       <w:r>
-        <w:t xml:space="preserve">Source code: </w:t>
-      </w:r>
-      <w:proofErr w:type="spellStart"/>
-      <w:r>
-        <w:t>eda-</w:t>
-      </w:r>
-      <w:proofErr w:type="gramStart"/>
-      <w:r>
-        <w:t>tables.R</w:t>
-      </w:r>
-      <w:proofErr w:type="spellEnd"/>
-      <w:proofErr w:type="gramEnd"/>
+        <w:t>Source code: eda-tables.R</w:t>
+      </w:r>
     </w:p>
     <w:p>
       <w:pPr>
         <w:pStyle w:val="TableFootnoteInfo"/>
       </w:pPr>
       <w:r>
-        <w:t>Source file: results/table/</w:t>
-      </w:r>
-      <w:proofErr w:type="spellStart"/>
-      <w:r>
-        <w:t>eda</w:t>
-      </w:r>
-      <w:proofErr w:type="spellEnd"/>
-      <w:r>
-        <w:t>/cat-cov-sum-study.docx</w:t>
+        <w:t>Source file: results/table/eda/cat-cov-sum-study.docx</w:t>
       </w:r>
     </w:p>
     <w:p>
@@ -16679,32 +17061,19 @@
         <w:pStyle w:val="FigureTitle"/>
       </w:pPr>
       <w:bookmarkStart w:id="104" w:name="_Ref224119600"/>
-      <w:bookmarkStart w:id="105" w:name="_Toc225771652"/>
+      <w:bookmarkStart w:id="105" w:name="_Toc225770145"/>
       <w:r>
         <w:lastRenderedPageBreak/>
         <w:t>Figure </w:t>
       </w:r>
-      <w:r>
-        <w:fldChar w:fldCharType="begin"/>
-      </w:r>
-      <w:r>
-        <w:instrText xml:space="preserve"> SEQ Figure \* ARABIC </w:instrText>
-      </w:r>
-      <w:r>
-        <w:fldChar w:fldCharType="separate"/>
-      </w:r>
-      <w:r>
-        <w:rPr>
-          <w:noProof/>
-        </w:rPr>
-        <w:t>1</w:t>
-      </w:r>
-      <w:r>
-        <w:rPr>
-          <w:noProof/>
-        </w:rPr>
-        <w:fldChar w:fldCharType="end"/>
-      </w:r>
+      <w:fldSimple w:instr=" SEQ Figure \* ARABIC ">
+        <w:r>
+          <w:rPr>
+            <w:noProof/>
+          </w:rPr>
+          <w:t>1</w:t>
+        </w:r>
+      </w:fldSimple>
       <w:bookmarkEnd w:id="104"/>
       <w:r>
         <w:tab/>
@@ -16758,7 +17127,7 @@
                     </pic:cNvPicPr>
                   </pic:nvPicPr>
                   <pic:blipFill>
-                    <a:blip r:embed="rId16">
+                    <a:blip r:embed="rId18">
                       <a:extLst>
                         <a:ext uri="{28A0092B-C50C-407E-A947-70E740481C1C}">
                           <a14:useLocalDpi xmlns:a14="http://schemas.microsoft.com/office/drawing/2010/main" val="0"/>
@@ -16795,73 +17164,101 @@
         <w:pStyle w:val="Paragraph"/>
       </w:pPr>
       <w:r>
-        <w:t xml:space="preserve">&lt;&lt;Name:studies|Title:Clinical studies listing|Footnote:List of studies included in analysis.|Files:pk-data-sum-dose-study.docx|Type:table&gt;&gt;</w:t>
-      </w:r>
-      <w:r>
-        <w:rPr>
-          <w:highlight w:val="cyan"/>
-        </w:rPr>
-        <w:t xml:space="preserve"/>
-      </w:r>
-      <w:r>
-        <w:rPr>
-          <w:highlight w:val="cyan"/>
-        </w:rPr>
-        <w:t/>
-      </w:r>
-      <w:r>
-        <w:rPr>
-          <w:highlight w:val="cyan"/>
-        </w:rPr>
-        <w:t/>
-      </w:r>
-      <w:r>
-        <w:rPr>
-          <w:highlight w:val="cyan"/>
-        </w:rPr>
-        <w:t/>
-      </w:r>
-      <w:r>
-        <w:t xml:space="preserve"/>
-      </w:r>
-      <w:r>
-        <w:rPr>
-          <w:highlight w:val="cyan"/>
-        </w:rPr>
-        <w:t/>
-      </w:r>
-      <w:r>
-        <w:t xml:space="preserve"/>
-      </w:r>
-      <w:r>
-        <w:rPr>
-          <w:highlight w:val="cyan"/>
-        </w:rPr>
-        <w:t/>
-      </w:r>
-      <w:r>
-        <w:t xml:space="preserve"/>
-      </w:r>
-      <w:r>
-        <w:rPr>
-          <w:highlight w:val="cyan"/>
-        </w:rPr>
-        <w:t/>
-      </w:r>
-      <w:r>
-        <w:t xml:space="preserve"/>
-      </w:r>
-      <w:r>
         <w:rPr>
           <w:vanish/>
         </w:rPr>
         <w:t/>
       </w:r>
       <w:r>
+        <w:t>&lt;&lt;Name:studies|Title:Clinical studies listing|Footnote:List of studies included in analysis.|Files:pk-data-sum-dose-study.docx|Type:table&gt;&gt;</w:t>
+      </w:r>
+      <w:r>
+        <w:rPr>
+          <w:vanish/>
+        </w:rPr>
+        <w:t/>
+      </w:r>
+      <w:r>
         <w:rPr>
           <w:vanish/>
         </w:rPr>
         <w:t>[[BLOCK_ID:blk_studies]]</w:t>
+      </w:r>
+    </w:p>
+    <w:p>
+      <w:pPr>
+        <w:pStyle w:val="TableFootnoteInfo"/>
+      </w:pPr>
+      <w:r>
+        <w:t/>
+      </w:r>
+    </w:p>
+    <w:p>
+      <w:pPr>
+        <w:pStyle w:val="TableFootnoteInfo"/>
+      </w:pPr>
+      <w:r>
+        <w:t/>
+      </w:r>
+    </w:p>
+    <w:p>
+      <w:pPr>
+        <w:pStyle w:val="TableFootnoteInfo"/>
+      </w:pPr>
+      <w:r>
+        <w:t/>
+      </w:r>
+    </w:p>
+    <w:p>
+      <w:pPr>
+        <w:pStyle w:val="TableFootnoteInfo"/>
+      </w:pPr>
+      <w:r>
+        <w:t/>
+      </w:r>
+    </w:p>
+    <w:p>
+      <w:pPr>
+        <w:pStyle w:val="TableFootnoteInfo"/>
+      </w:pPr>
+      <w:r>
+        <w:t/>
+      </w:r>
+    </w:p>
+    <w:p>
+      <w:pPr>
+        <w:pStyle w:val="TableFootnoteInfo"/>
+      </w:pPr>
+      <w:r>
+        <w:t/>
+      </w:r>
+    </w:p>
+    <w:p>
+      <w:pPr>
+        <w:pStyle w:val="TableFootnoteInfo"/>
+      </w:pPr>
+      <w:r>
+        <w:t/>
+      </w:r>
+    </w:p>
+    <w:p>
+      <w:pPr>
+        <w:pStyle w:val="TableFootnoteInfo"/>
+      </w:pPr>
+      <w:r>
+        <w:rPr>
+          <w:vanish/>
+        </w:rPr>
+        <w:t/>
+      </w:r>
+      <w:r>
+        <w:t/>
+      </w:r>
+      <w:r>
+        <w:rPr>
+          <w:vanish/>
+        </w:rPr>
+        <w:t/>
       </w:r>
     </w:p>
     <w:p>
@@ -16874,32 +17271,19 @@
         <w:pStyle w:val="FigureTitle"/>
       </w:pPr>
       <w:bookmarkStart w:id="106" w:name="_Ref224119690"/>
-      <w:bookmarkStart w:id="107" w:name="_Toc225771653"/>
+      <w:bookmarkStart w:id="107" w:name="_Toc225770146"/>
       <w:r>
         <w:lastRenderedPageBreak/>
         <w:t>Figure </w:t>
       </w:r>
-      <w:r>
-        <w:fldChar w:fldCharType="begin"/>
-      </w:r>
-      <w:r>
-        <w:instrText xml:space="preserve"> SEQ Figure \* ARABIC </w:instrText>
-      </w:r>
-      <w:r>
-        <w:fldChar w:fldCharType="separate"/>
-      </w:r>
-      <w:r>
-        <w:rPr>
-          <w:noProof/>
-        </w:rPr>
-        <w:t>2</w:t>
-      </w:r>
-      <w:r>
-        <w:rPr>
-          <w:noProof/>
-        </w:rPr>
-        <w:fldChar w:fldCharType="end"/>
-      </w:r>
+      <w:fldSimple w:instr=" SEQ Figure \* ARABIC ">
+        <w:r>
+          <w:rPr>
+            <w:noProof/>
+          </w:rPr>
+          <w:t>3</w:t>
+        </w:r>
+      </w:fldSimple>
       <w:bookmarkEnd w:id="106"/>
       <w:r>
         <w:tab/>
@@ -16950,7 +17334,7 @@
                     </pic:cNvPicPr>
                   </pic:nvPicPr>
                   <pic:blipFill>
-                    <a:blip r:embed="rId17">
+                    <a:blip r:embed="rId19">
                       <a:extLst>
                         <a:ext uri="{28A0092B-C50C-407E-A947-70E740481C1C}">
                           <a14:useLocalDpi xmlns:a14="http://schemas.microsoft.com/office/drawing/2010/main" val="0"/>
@@ -17009,32 +17393,19 @@
         <w:pStyle w:val="FigureTitle"/>
       </w:pPr>
       <w:bookmarkStart w:id="108" w:name="_Ref224120490"/>
-      <w:bookmarkStart w:id="109" w:name="_Toc225771654"/>
+      <w:bookmarkStart w:id="109" w:name="_Toc225770147"/>
       <w:r>
         <w:lastRenderedPageBreak/>
         <w:t>Figure </w:t>
       </w:r>
-      <w:r>
-        <w:fldChar w:fldCharType="begin"/>
-      </w:r>
-      <w:r>
-        <w:instrText xml:space="preserve"> SEQ Figure \* ARABIC </w:instrText>
-      </w:r>
-      <w:r>
-        <w:fldChar w:fldCharType="separate"/>
-      </w:r>
-      <w:r>
-        <w:rPr>
-          <w:noProof/>
-        </w:rPr>
-        <w:t>3</w:t>
-      </w:r>
-      <w:r>
-        <w:rPr>
-          <w:noProof/>
-        </w:rPr>
-        <w:fldChar w:fldCharType="end"/>
-      </w:r>
+      <w:fldSimple w:instr=" SEQ Figure \* ARABIC ">
+        <w:r>
+          <w:rPr>
+            <w:noProof/>
+          </w:rPr>
+          <w:t>4</w:t>
+        </w:r>
+      </w:fldSimple>
       <w:bookmarkEnd w:id="108"/>
       <w:r>
         <w:tab/>
@@ -17082,7 +17453,7 @@
                     </pic:cNvPicPr>
                   </pic:nvPicPr>
                   <pic:blipFill>
-                    <a:blip r:embed="rId18" cstate="print">
+                    <a:blip r:embed="rId20" cstate="print">
                       <a:extLst>
                         <a:ext uri="{28A0092B-C50C-407E-A947-70E740481C1C}">
                           <a14:useLocalDpi xmlns:a14="http://schemas.microsoft.com/office/drawing/2010/main" val="0"/>
@@ -17131,7 +17502,7 @@
       <w:pPr>
         <w:pStyle w:val="Heading3"/>
       </w:pPr>
-      <w:bookmarkStart w:id="110" w:name="_Toc225771649"/>
+      <w:bookmarkStart w:id="110" w:name="_Toc224140089"/>
       <w:r>
         <w:t>Pharmacokinetics</w:t>
       </w:r>
@@ -17163,51 +17534,13 @@
         <w:rPr>
           <w:highlight w:val="cyan"/>
         </w:rPr>
-        <w:t>{{</w:t>
+        <w:t>{{fast/slow}}</w:t>
       </w:r>
       <w:r>
         <w:rPr>
           <w:highlight w:val="cyan"/>
         </w:rPr>
-        <w:t>fast</w:t>
-      </w:r>
-      <w:r>
-        <w:rPr>
-          <w:highlight w:val="cyan"/>
-        </w:rPr>
-        <w:t>/</w:t>
-      </w:r>
-      <w:r>
-        <w:rPr>
-          <w:highlight w:val="cyan"/>
-        </w:rPr>
-        <w:t>slow</w:t>
-      </w:r>
-      <w:r>
-        <w:rPr>
-          <w:highlight w:val="cyan"/>
-        </w:rPr>
-        <w:t>}}</w:t>
-      </w:r>
-      <w:r>
-        <w:rPr>
-          <w:highlight w:val="cyan"/>
-        </w:rPr>
-        <w:t xml:space="preserve"> absorption, followed by </w:t>
-      </w:r>
-      <w:proofErr w:type="gramStart"/>
-      <w:r>
-        <w:rPr>
-          <w:highlight w:val="cyan"/>
-        </w:rPr>
-        <w:t>a</w:t>
-      </w:r>
-      <w:proofErr w:type="gramEnd"/>
-      <w:r>
-        <w:rPr>
-          <w:highlight w:val="cyan"/>
-        </w:rPr>
-        <w:t xml:space="preserve"> exponential decay over time. The PK appears approximately dose-proportional with no obvious changes with time on treatment</w:t>
+        <w:t xml:space="preserve"> absorption, followed by a exponential decay over time. The PK appears approximately dose-proportional with no obvious changes with time on treatment</w:t>
       </w:r>
       <w:r>
         <w:t xml:space="preserve"> (</w:t>
@@ -17217,28 +17550,6 @@
       </w:r>
       <w:r>
         <w:instrText xml:space="preserve"> REF _Ref224136790 \h </w:instrText>
-      </w:r>
-      <w:r>
-        <w:fldChar w:fldCharType="separate"/>
-      </w:r>
-      <w:r>
-        <w:rPr>
-          <w:b/>
-          <w:bCs/>
-        </w:rPr>
-        <w:t>Error! Reference source not found.</w:t>
-      </w:r>
-      <w:r>
-        <w:fldChar w:fldCharType="end"/>
-      </w:r>
-      <w:r>
-        <w:t xml:space="preserve">, </w:t>
-      </w:r>
-      <w:r>
-        <w:fldChar w:fldCharType="begin"/>
-      </w:r>
-      <w:r>
-        <w:instrText xml:space="preserve"> REF _Ref224136796 \h </w:instrText>
       </w:r>
       <w:r>
         <w:fldChar w:fldCharType="separate"/>
@@ -17250,12 +17561,36 @@
         <w:rPr>
           <w:noProof/>
         </w:rPr>
-        <w:t>4</w:t>
+        <w:t>5</w:t>
       </w:r>
       <w:r>
         <w:fldChar w:fldCharType="end"/>
       </w:r>
       <w:r>
+        <w:t xml:space="preserve">, </w:t>
+      </w:r>
+      <w:r>
+        <w:fldChar w:fldCharType="begin"/>
+      </w:r>
+      <w:r>
+        <w:instrText xml:space="preserve"> REF _Ref224136796 \h </w:instrText>
+      </w:r>
+      <w:r>
+        <w:fldChar w:fldCharType="separate"/>
+      </w:r>
+      <w:r>
+        <w:t>Figure </w:t>
+      </w:r>
+      <w:r>
+        <w:rPr>
+          <w:noProof/>
+        </w:rPr>
+        <w:t>6</w:t>
+      </w:r>
+      <w:r>
+        <w:fldChar w:fldCharType="end"/>
+      </w:r>
+      <w:r>
         <w:t xml:space="preserve"> and </w:t>
       </w:r>
       <w:r>
@@ -17268,11 +17603,13 @@
         <w:fldChar w:fldCharType="separate"/>
       </w:r>
       <w:r>
+        <w:t>Figure </w:t>
+      </w:r>
+      <w:r>
         <w:rPr>
-          <w:b/>
-          <w:bCs/>
+          <w:noProof/>
         </w:rPr>
-        <w:t>Error! Reference source not found.</w:t>
+        <w:t>7</w:t>
       </w:r>
       <w:r>
         <w:fldChar w:fldCharType="end"/>
@@ -17337,15 +17674,18 @@
         <w:rPr>
           <w:highlight w:val="cyan"/>
         </w:rPr>
-        <w:fldChar w:fldCharType="separate"/>
       </w:r>
       <w:r>
         <w:rPr>
-          <w:b/>
-          <w:bCs/>
           <w:highlight w:val="cyan"/>
         </w:rPr>
-        <w:t>Error! Reference source not found.</w:t>
+        <w:fldChar w:fldCharType="separate"/>
+      </w:r>
+      <w:r>
+        <w:rPr>
+          <w:highlight w:val="cyan"/>
+        </w:rPr>
+        <w:t>Appendix D</w:t>
       </w:r>
       <w:r>
         <w:rPr>
@@ -17375,15 +17715,21 @@
         <w:rPr>
           <w:highlight w:val="cyan"/>
         </w:rPr>
-        <w:fldChar w:fldCharType="separate"/>
       </w:r>
       <w:r>
         <w:rPr>
-          <w:b/>
-          <w:bCs/>
           <w:highlight w:val="cyan"/>
         </w:rPr>
-        <w:t>Error! Reference source not found.</w:t>
+        <w:fldChar w:fldCharType="separate"/>
+      </w:r>
+      <w:r>
+        <w:t>Figure </w:t>
+      </w:r>
+      <w:r>
+        <w:rPr>
+          <w:noProof/>
+        </w:rPr>
+        <w:t>D3</w:t>
       </w:r>
       <w:r>
         <w:rPr>
@@ -17419,15 +17765,21 @@
         <w:rPr>
           <w:highlight w:val="cyan"/>
         </w:rPr>
-        <w:fldChar w:fldCharType="separate"/>
       </w:r>
       <w:r>
         <w:rPr>
-          <w:b/>
-          <w:bCs/>
           <w:highlight w:val="cyan"/>
         </w:rPr>
-        <w:t>Error! Reference source not found.</w:t>
+        <w:fldChar w:fldCharType="separate"/>
+      </w:r>
+      <w:r>
+        <w:t>Figure </w:t>
+      </w:r>
+      <w:r>
+        <w:rPr>
+          <w:noProof/>
+        </w:rPr>
+        <w:t>D5</w:t>
       </w:r>
       <w:r>
         <w:rPr>
@@ -17447,32 +17799,19 @@
         <w:pStyle w:val="FigureTitle"/>
       </w:pPr>
       <w:bookmarkStart w:id="111" w:name="_Ref224136796"/>
-      <w:bookmarkStart w:id="112" w:name="_Toc225771655"/>
+      <w:bookmarkStart w:id="112" w:name="_Toc225770148"/>
       <w:r>
         <w:lastRenderedPageBreak/>
         <w:t>Figure </w:t>
       </w:r>
-      <w:r>
-        <w:fldChar w:fldCharType="begin"/>
-      </w:r>
-      <w:r>
-        <w:instrText xml:space="preserve"> SEQ Figure \* ARABIC </w:instrText>
-      </w:r>
-      <w:r>
-        <w:fldChar w:fldCharType="separate"/>
-      </w:r>
-      <w:r>
-        <w:rPr>
-          <w:noProof/>
-        </w:rPr>
-        <w:t>4</w:t>
-      </w:r>
-      <w:r>
-        <w:rPr>
-          <w:noProof/>
-        </w:rPr>
-        <w:fldChar w:fldCharType="end"/>
-      </w:r>
+      <w:fldSimple w:instr=" SEQ Figure \* ARABIC ">
+        <w:r>
+          <w:rPr>
+            <w:noProof/>
+          </w:rPr>
+          <w:t>6</w:t>
+        </w:r>
+      </w:fldSimple>
       <w:bookmarkEnd w:id="111"/>
       <w:r>
         <w:tab/>
@@ -17547,7 +17886,7 @@
                     </pic:cNvPicPr>
                   </pic:nvPicPr>
                   <pic:blipFill>
-                    <a:blip r:embed="rId19">
+                    <a:blip r:embed="rId21">
                       <a:extLst>
                         <a:ext uri="{28A0092B-C50C-407E-A947-70E740481C1C}">
                           <a14:useLocalDpi xmlns:a14="http://schemas.microsoft.com/office/drawing/2010/main" val="0"/>
@@ -17613,7 +17952,7 @@
       </w:pPr>
       <w:bookmarkStart w:id="113" w:name="_Toc422332978"/>
       <w:bookmarkStart w:id="114" w:name="_Toc57021209"/>
-      <w:bookmarkStart w:id="115" w:name="_Toc225771650"/>
+      <w:bookmarkStart w:id="115" w:name="_Toc224140090"/>
       <w:r>
         <w:lastRenderedPageBreak/>
         <w:t xml:space="preserve">Model </w:t>
@@ -17681,35 +18020,7 @@
                 <w:sz w:val="22"/>
                 <w:szCs w:val="22"/>
               </w:rPr>
-              <w:t xml:space="preserve">This section describes the </w:t>
-            </w:r>
-            <w:r>
-              <w:rPr>
-                <w:sz w:val="22"/>
-                <w:szCs w:val="22"/>
-              </w:rPr>
-              <w:t xml:space="preserve">results of the </w:t>
-            </w:r>
-            <w:r>
-              <w:rPr>
-                <w:sz w:val="22"/>
-                <w:szCs w:val="22"/>
-              </w:rPr>
-              <w:t>PK</w:t>
-            </w:r>
-            <w:r>
-              <w:rPr>
-                <w:sz w:val="22"/>
-                <w:szCs w:val="22"/>
-              </w:rPr>
-              <w:t xml:space="preserve"> model development from </w:t>
-            </w:r>
-            <w:r>
-              <w:rPr>
-                <w:sz w:val="22"/>
-                <w:szCs w:val="22"/>
-              </w:rPr>
-              <w:t>base model to final model.</w:t>
+              <w:t>This section describes the results of the PK model development from base model to final model.</w:t>
             </w:r>
           </w:p>
           <w:p>
@@ -17773,56 +18084,7 @@
                 <w:sz w:val="22"/>
                 <w:szCs w:val="22"/>
               </w:rPr>
-              <w:t xml:space="preserve">Description of the base </w:t>
-            </w:r>
-            <w:r>
-              <w:rPr>
-                <w:sz w:val="22"/>
-                <w:szCs w:val="22"/>
-              </w:rPr>
-              <w:t xml:space="preserve">and final </w:t>
-            </w:r>
-            <w:r>
-              <w:rPr>
-                <w:sz w:val="22"/>
-                <w:szCs w:val="22"/>
-              </w:rPr>
-              <w:t>model</w:t>
-            </w:r>
-            <w:r>
-              <w:rPr>
-                <w:sz w:val="22"/>
-                <w:szCs w:val="22"/>
-              </w:rPr>
-              <w:t>s</w:t>
-            </w:r>
-            <w:r>
-              <w:rPr>
-                <w:sz w:val="22"/>
-                <w:szCs w:val="22"/>
-              </w:rPr>
-              <w:t xml:space="preserve"> with emphasis on key attributes</w:t>
-            </w:r>
-            <w:r>
-              <w:rPr>
-                <w:sz w:val="22"/>
-                <w:szCs w:val="22"/>
-              </w:rPr>
-              <w:t>. Additional considerations provided in an appendix and referred to</w:t>
-            </w:r>
-            <w:r>
-              <w:rPr>
-                <w:sz w:val="22"/>
-                <w:szCs w:val="22"/>
-              </w:rPr>
-              <w:t xml:space="preserve"> in these sections</w:t>
-            </w:r>
-            <w:r>
-              <w:rPr>
-                <w:sz w:val="22"/>
-                <w:szCs w:val="22"/>
-              </w:rPr>
-              <w:t xml:space="preserve">. </w:t>
+              <w:t xml:space="preserve">Description of the base and final models with emphasis on key attributes. Additional considerations provided in an appendix and referred to in these sections. </w:t>
             </w:r>
           </w:p>
           <w:p>
@@ -17838,42 +18100,7 @@
                 <w:sz w:val="22"/>
                 <w:szCs w:val="22"/>
               </w:rPr>
-              <w:t>T</w:t>
-            </w:r>
-            <w:r>
-              <w:rPr>
-                <w:sz w:val="22"/>
-                <w:szCs w:val="22"/>
-              </w:rPr>
-              <w:t xml:space="preserve">able with parameter estimates of </w:t>
-            </w:r>
-            <w:r>
-              <w:rPr>
-                <w:sz w:val="22"/>
-                <w:szCs w:val="22"/>
-              </w:rPr>
-              <w:t>base and final</w:t>
-            </w:r>
-            <w:r>
-              <w:rPr>
-                <w:sz w:val="22"/>
-                <w:szCs w:val="22"/>
-              </w:rPr>
-              <w:t xml:space="preserve"> </w:t>
-            </w:r>
-            <w:r>
-              <w:rPr>
-                <w:sz w:val="22"/>
-                <w:szCs w:val="22"/>
-              </w:rPr>
-              <w:t>models</w:t>
-            </w:r>
-            <w:r>
-              <w:rPr>
-                <w:sz w:val="22"/>
-                <w:szCs w:val="22"/>
-              </w:rPr>
-              <w:t>.</w:t>
+              <w:t>Table with parameter estimates of base and final models.</w:t>
             </w:r>
           </w:p>
           <w:p>
@@ -17889,14 +18116,7 @@
                 <w:sz w:val="22"/>
                 <w:szCs w:val="22"/>
               </w:rPr>
-              <w:t>Consider placing model diagnostic plots in an appendix</w:t>
-            </w:r>
-            <w:r>
-              <w:rPr>
-                <w:sz w:val="22"/>
-                <w:szCs w:val="22"/>
-              </w:rPr>
-              <w:t xml:space="preserve">. </w:t>
+              <w:t xml:space="preserve">Consider placing model diagnostic plots in an appendix. </w:t>
             </w:r>
           </w:p>
           <w:p>
@@ -17912,35 +18132,7 @@
                 <w:sz w:val="22"/>
                 <w:szCs w:val="22"/>
               </w:rPr>
-              <w:t xml:space="preserve">Include </w:t>
-            </w:r>
-            <w:r>
-              <w:rPr>
-                <w:sz w:val="22"/>
-                <w:szCs w:val="22"/>
-              </w:rPr>
-              <w:t xml:space="preserve">individual graphs in appendix </w:t>
-            </w:r>
-            <w:r>
-              <w:rPr>
-                <w:sz w:val="22"/>
-                <w:szCs w:val="22"/>
-              </w:rPr>
-              <w:t xml:space="preserve">and </w:t>
-            </w:r>
-            <w:r>
-              <w:rPr>
-                <w:sz w:val="22"/>
-                <w:szCs w:val="22"/>
-              </w:rPr>
-              <w:t xml:space="preserve">include </w:t>
-            </w:r>
-            <w:r>
-              <w:rPr>
-                <w:sz w:val="22"/>
-                <w:szCs w:val="22"/>
-              </w:rPr>
-              <w:t xml:space="preserve">only for the final model. </w:t>
+              <w:t xml:space="preserve">Include individual graphs in appendix and include only for the final model. </w:t>
             </w:r>
             <w:r>
               <w:rPr>
@@ -18016,7 +18208,7 @@
               </w:rPr>
               <w:t xml:space="preserve"> </w:t>
             </w:r>
-            <w:hyperlink r:id="rId20" w:anchor="doc_info/2119166?state_type=steady_state__v" w:history="1">
+            <w:hyperlink r:id="rId22" w:anchor="doc_info/2119166?state_type=steady_state__v" w:history="1">
               <w:r>
                 <w:rPr>
                   <w:rStyle w:val="cf01"/>
@@ -18025,29 +18217,7 @@
                   <w:szCs w:val="22"/>
                   <w:u w:val="single"/>
                 </w:rPr>
-                <w:t xml:space="preserve">General Considerations for Tables, Figures, Listings (TFL) for </w:t>
-              </w:r>
-              <w:proofErr w:type="spellStart"/>
-              <w:r>
-                <w:rPr>
-                  <w:rStyle w:val="cf01"/>
-                  <w:color w:val="0000FF"/>
-                  <w:sz w:val="22"/>
-                  <w:szCs w:val="22"/>
-                  <w:u w:val="single"/>
-                </w:rPr>
-                <w:t>popPK</w:t>
-              </w:r>
-              <w:proofErr w:type="spellEnd"/>
-              <w:r>
-                <w:rPr>
-                  <w:rStyle w:val="cf01"/>
-                  <w:color w:val="0000FF"/>
-                  <w:sz w:val="22"/>
-                  <w:szCs w:val="22"/>
-                  <w:u w:val="single"/>
-                </w:rPr>
-                <w:t xml:space="preserve"> reports from Clinical Pharmacology &amp; Quantitative Pharmacology CPQP</w:t>
+                <w:t>General Considerations for Tables, Figures, Listings (TFL) for popPK reports from Clinical Pharmacology &amp; Quantitative Pharmacology CPQP</w:t>
               </w:r>
             </w:hyperlink>
           </w:p>
@@ -18091,31 +18261,18 @@
         <w:pStyle w:val="TableTitle"/>
       </w:pPr>
       <w:bookmarkStart w:id="118" w:name="_Ref224121400"/>
-      <w:bookmarkStart w:id="119" w:name="_Toc225771615"/>
+      <w:bookmarkStart w:id="119" w:name="_Toc224140106"/>
       <w:r>
         <w:t>Table </w:t>
       </w:r>
-      <w:r>
-        <w:fldChar w:fldCharType="begin"/>
-      </w:r>
-      <w:r>
-        <w:instrText xml:space="preserve"> SEQ Table \* ARABIC </w:instrText>
-      </w:r>
-      <w:r>
-        <w:fldChar w:fldCharType="separate"/>
-      </w:r>
-      <w:r>
-        <w:rPr>
-          <w:noProof/>
-        </w:rPr>
-        <w:t>4</w:t>
-      </w:r>
-      <w:r>
-        <w:rPr>
-          <w:noProof/>
-        </w:rPr>
-        <w:fldChar w:fldCharType="end"/>
-      </w:r>
+      <w:fldSimple w:instr=" SEQ Table \* ARABIC ">
+        <w:r>
+          <w:rPr>
+            <w:noProof/>
+          </w:rPr>
+          <w:t>4</w:t>
+        </w:r>
+      </w:fldSimple>
       <w:bookmarkEnd w:id="118"/>
       <w:r>
         <w:tab/>
@@ -18564,16 +18721,7 @@
         <w:pStyle w:val="TableFootnoteInfo"/>
       </w:pPr>
       <w:r>
-        <w:t>BS</w:t>
-      </w:r>
-      <w:r>
-        <w:t xml:space="preserve">V: </w:t>
-      </w:r>
-      <w:r>
-        <w:t xml:space="preserve">between subject </w:t>
-      </w:r>
-      <w:r>
-        <w:t>variability; OFV: objective function value; Cond. no.: condition number</w:t>
+        <w:t>BSV: between subject variability; OFV: objective function value; Cond. no.: condition number</w:t>
       </w:r>
     </w:p>
     <w:p>
@@ -18581,15 +18729,8 @@
         <w:pStyle w:val="TableFootnoteInfo"/>
       </w:pPr>
       <w:r>
-        <w:t>Source code: run-</w:t>
-      </w:r>
-      <w:proofErr w:type="spellStart"/>
-      <w:proofErr w:type="gramStart"/>
-      <w:r>
-        <w:t>log.R</w:t>
-      </w:r>
-      <w:proofErr w:type="spellEnd"/>
-      <w:proofErr w:type="gramEnd"/>
+        <w:t>Source code: run-log.R</w:t>
+      </w:r>
     </w:p>
     <w:p>
       <w:pPr>
@@ -18608,7 +18749,7 @@
       <w:pPr>
         <w:pStyle w:val="Heading3"/>
       </w:pPr>
-      <w:bookmarkStart w:id="120" w:name="_Toc225771651"/>
+      <w:bookmarkStart w:id="120" w:name="_Toc224140091"/>
       <w:r>
         <w:lastRenderedPageBreak/>
         <w:t>Base Model</w:t>
@@ -18653,10 +18794,7 @@
         <w:pStyle w:val="AppendixAlphaSub2"/>
       </w:pPr>
       <w:r>
-        <w:t>Available Dat</w:t>
-      </w:r>
-      <w:r>
-        <w:t>a</w:t>
+        <w:t>Available Data</w:t>
       </w:r>
     </w:p>
     <w:p>
@@ -18664,57 +18802,29 @@
         <w:pStyle w:val="TableTitle"/>
       </w:pPr>
       <w:bookmarkStart w:id="122" w:name="_Ref224135563"/>
-      <w:bookmarkStart w:id="123" w:name="_Toc225771616"/>
+      <w:bookmarkStart w:id="123" w:name="_Toc224140109"/>
       <w:r>
         <w:t>Table </w:t>
       </w:r>
-      <w:r>
-        <w:fldChar w:fldCharType="begin"/>
-      </w:r>
-      <w:r>
-        <w:instrText xml:space="preserve"> STYLEREF  "Appendix Alpha" \n \t  </w:instrText>
-      </w:r>
-      <w:r>
-        <w:fldChar w:fldCharType="separate"/>
-      </w:r>
-      <w:r>
-        <w:rPr>
-          <w:noProof/>
-        </w:rPr>
-        <w:t>B</w:t>
-      </w:r>
-      <w:r>
-        <w:rPr>
-          <w:noProof/>
-        </w:rPr>
-        <w:fldChar w:fldCharType="end"/>
-      </w:r>
-      <w:r>
-        <w:fldChar w:fldCharType="begin"/>
-      </w:r>
-      <w:r>
-        <w:instrText xml:space="preserve"> SEQ Table \* ARABIC </w:instrText>
-      </w:r>
-      <w:r>
-        <w:fldChar w:fldCharType="separate"/>
-      </w:r>
-      <w:r>
-        <w:rPr>
-          <w:noProof/>
-        </w:rPr>
-        <w:t>5</w:t>
-      </w:r>
-      <w:r>
-        <w:rPr>
-          <w:noProof/>
-        </w:rPr>
-        <w:fldChar w:fldCharType="end"/>
-      </w:r>
+      <w:fldSimple w:instr=" STYLEREF  &quot;Appendix Alpha&quot; \n \t  ">
+        <w:r>
+          <w:rPr>
+            <w:noProof/>
+          </w:rPr>
+          <w:t>D</w:t>
+        </w:r>
+      </w:fldSimple>
+      <w:fldSimple w:instr=" SEQ Table \* ARABIC ">
+        <w:r>
+          <w:rPr>
+            <w:noProof/>
+          </w:rPr>
+          <w:t>1</w:t>
+        </w:r>
+      </w:fldSimple>
       <w:bookmarkEnd w:id="122"/>
       <w:r>
         <w:tab/>
-      </w:r>
-      <w:r>
         <w:t>Summary of available data by study and dose</w:t>
       </w:r>
       <w:bookmarkEnd w:id="123"/>
@@ -21433,20 +21543,7 @@
         <w:pStyle w:val="TableFootnoteInfo"/>
       </w:pPr>
       <w:r>
-        <w:t xml:space="preserve">Source code: </w:t>
-      </w:r>
-      <w:proofErr w:type="spellStart"/>
-      <w:r>
-        <w:t>eda-</w:t>
-      </w:r>
-      <w:proofErr w:type="gramStart"/>
-      <w:r>
-        <w:t>tables.R</w:t>
-      </w:r>
-      <w:proofErr w:type="spellEnd"/>
-      <w:proofErr w:type="gramEnd"/>
-      <w:r>
-        <w:t xml:space="preserve"> </w:t>
+        <w:t xml:space="preserve">Source code: eda-tables.R </w:t>
       </w:r>
     </w:p>
     <w:p>
@@ -21454,15 +21551,7 @@
         <w:pStyle w:val="TableFootnoteInfo"/>
       </w:pPr>
       <w:r>
-        <w:t>Source file: results/table/</w:t>
-      </w:r>
-      <w:proofErr w:type="spellStart"/>
-      <w:r>
-        <w:t>eda</w:t>
-      </w:r>
-      <w:proofErr w:type="spellEnd"/>
-      <w:r>
-        <w:t>/pk-data-sum-dose-study.docx</w:t>
+        <w:t>Source file: results/table/eda/pk-data-sum-dose-study.docx</w:t>
       </w:r>
     </w:p>
     <w:p>
@@ -21474,57 +21563,15 @@
       <w:pPr>
         <w:pStyle w:val="AppendixAlpha"/>
       </w:pPr>
-      <w:bookmarkStart w:id="124" w:name="_Toc225771617"/>
       <w:r>
         <w:lastRenderedPageBreak/>
-        <w:t xml:space="preserve">R environment and </w:t>
-      </w:r>
-      <w:r>
-        <w:t>P</w:t>
-      </w:r>
-      <w:r>
-        <w:t xml:space="preserve">ackage </w:t>
-      </w:r>
-      <w:r>
-        <w:t>D</w:t>
-      </w:r>
-      <w:r>
-        <w:t>etails</w:t>
-      </w:r>
-      <w:bookmarkEnd w:id="124"/>
+        <w:t>R environment and Package Details</w:t>
+      </w:r>
     </w:p>
     <w:p>
       <w:pPr>
-        <w:spacing w:after="160" w:line="259" w:lineRule="auto"/>
-        <w:rPr>
-          <w:rFonts w:asciiTheme="majorHAnsi" w:hAnsiTheme="majorHAnsi" w:cs="Arial"/>
-          <w:b/>
-          <w:iCs/>
-          <w:snapToGrid w:val="0"/>
-          <w:sz w:val="28"/>
-          <w:szCs w:val="26"/>
-        </w:rPr>
         <w:pStyle w:val="Paragraph"/>
       </w:pPr>
-      <w:r>
-        <w:t>&lt;&lt;Name:gof cwres |Title:Title T1\tGOF CWRES plot|Footnote:Conditional weighted residuals versus time.|Files:dn-conc-time-linear.png|Ty</w:t>
-      </w:r>
-      <w:proofErr w:type="spellStart"/>
-      <w:r>
-        <w:t/>
-      </w:r>
-      <w:proofErr w:type="spellEnd"/>
-      <w:r>
-        <w:t xml:space="preserve"/>
-      </w:r>
-      <w:proofErr w:type="spellStart"/>
-      <w:r>
-        <w:t/>
-      </w:r>
-      <w:proofErr w:type="spellEnd"/>
-      <w:r>
-        <w:t xml:space="preserve">pe:image&gt;&gt;</w:t>
-      </w:r>
       <w:r>
         <w:rPr>
           <w:vanish/>
@@ -21533,9 +21580,281 @@
       </w:r>
       <w:r>
         <w:rPr>
+          <w:color w:val="FF0000"/>
+        </w:rPr>
+        <w:t>&lt;&lt;Name:testing|Value:this is not updayed vaata|Files:alt-pk-data-sum-dose-study.docx|Type:block&gt;&gt;</w:t>
+      </w:r>
+      <w:r>
+        <w:rPr>
+          <w:vanish/>
+        </w:rPr>
+        <w:t>[[BLOCK_ID:blk_testing]]</w:t>
+      </w:r>
+    </w:p>
+    <w:p>
+      <w:pPr>
+        <w:pBdr>
+          <w:top w:val="none" w:sz="0" w:space="0" w:color="000000"/>
+          <w:left w:val="none" w:sz="0" w:space="0" w:color="000000"/>
+          <w:bottom w:val="none" w:sz="0" w:space="0" w:color="000000"/>
+          <w:right w:val="none" w:sz="0" w:space="0" w:color="000000"/>
+        </w:pBdr>
+        <w:spacing w:after="0" w:line="240" w:lineRule="auto"/>
+      </w:pPr>
+      <w:r>
+        <w:rPr>
+          <w:sz w:val="20"/>
+          <w:szCs w:val="20"/>
+        </w:rPr>
+        <w:t/>
+      </w:r>
+    </w:p>
+    <w:p>
+      <w:pPr>
+        <w:pBdr>
+          <w:top w:val="none" w:sz="0" w:space="0" w:color="000000"/>
+          <w:left w:val="none" w:sz="0" w:space="0" w:color="000000"/>
+          <w:bottom w:val="none" w:sz="0" w:space="0" w:color="000000"/>
+          <w:right w:val="none" w:sz="0" w:space="0" w:color="000000"/>
+        </w:pBdr>
+        <w:spacing w:after="0" w:line="240" w:lineRule="auto"/>
+      </w:pPr>
+      <w:r>
+        <w:rPr>
+          <w:sz w:val="20"/>
+          <w:szCs w:val="20"/>
+        </w:rPr>
+        <w:t/>
+      </w:r>
+    </w:p>
+    <w:p>
+      <w:pPr>
+        <w:pBdr>
+          <w:top w:val="none" w:sz="0" w:space="0" w:color="000000"/>
+          <w:left w:val="none" w:sz="0" w:space="0" w:color="000000"/>
+          <w:bottom w:val="none" w:sz="0" w:space="0" w:color="000000"/>
+          <w:right w:val="none" w:sz="0" w:space="0" w:color="000000"/>
+        </w:pBdr>
+        <w:spacing w:after="0" w:line="240" w:lineRule="auto"/>
+      </w:pPr>
+      <w:r>
+        <w:rPr>
+          <w:sz w:val="20"/>
+          <w:szCs w:val="20"/>
+        </w:rPr>
+        <w:t/>
+      </w:r>
+    </w:p>
+    <w:p>
+      <w:pPr>
+        <w:pStyle w:val="Paragraph"/>
+      </w:pPr>
+      <w:r>
+        <w:rPr>
+          <w:vanish/>
+        </w:rPr>
+        <w:t/>
+      </w:r>
+    </w:p>
+    <w:p>
+      <w:pPr>
+        <w:pStyle w:val="AppendixAlpha"/>
+      </w:pPr>
+    </w:p>
+    <w:p>
+      <w:pPr>
+        <w:pStyle w:val="Paragraph + Red"/>
+      </w:pPr>
+      <w:r>
+        <w:rPr>
+          <w:vanish/>
+        </w:rPr>
+        <w:t/>
+      </w:r>
+      <w:r>
+        <w:rPr>
+          <w:color w:val="FF0000" val="FF0000"/>
+        </w:rPr>
+        <w:t>&lt;&lt;Name:gof cwres |Title:MISSING_VALUE(Title)|Footnote:MISSING_VALUE(Footnote)|Files:106-ebe-wtq.docx|Type:table&gt;&gt;</w:t>
+      </w:r>
+      <w:r>
+        <w:rPr>
+          <w:vanish/>
+        </w:rPr>
+        <w:t/>
+      </w:r>
+      <w:r>
+        <w:rPr>
           <w:vanish/>
         </w:rPr>
         <w:t>[[BLOCK_ID:blk_gof_cwres]]</w:t>
+      </w:r>
+    </w:p>
+    <w:p>
+      <w:pPr>
+        <w:pBdr>
+          <w:top w:val="none" w:sz="0" w:space="0" w:color="000000"/>
+          <w:left w:val="none" w:sz="0" w:space="0" w:color="000000"/>
+          <w:bottom w:val="none" w:sz="0" w:space="0" w:color="000000"/>
+          <w:right w:val="none" w:sz="0" w:space="0" w:color="000000"/>
+        </w:pBdr>
+        <w:spacing w:after="0" w:line="240" w:lineRule="auto"/>
+      </w:pPr>
+      <w:r>
+        <w:rPr>
+          <w:sz w:val="20"/>
+          <w:szCs w:val="20"/>
+        </w:rPr>
+        <w:t/>
+      </w:r>
+    </w:p>
+    <w:p>
+      <w:pPr>
+        <w:pBdr>
+          <w:top w:val="none" w:sz="0" w:space="0" w:color="000000"/>
+          <w:left w:val="none" w:sz="0" w:space="0" w:color="000000"/>
+          <w:bottom w:val="none" w:sz="0" w:space="0" w:color="000000"/>
+          <w:right w:val="none" w:sz="0" w:space="0" w:color="000000"/>
+        </w:pBdr>
+        <w:spacing w:after="0" w:line="240" w:lineRule="auto"/>
+      </w:pPr>
+      <w:r>
+        <w:rPr>
+          <w:sz w:val="20"/>
+          <w:szCs w:val="20"/>
+        </w:rPr>
+        <w:t/>
+      </w:r>
+    </w:p>
+    <w:p>
+      <w:pPr>
+        <w:pBdr>
+          <w:top w:val="none" w:sz="0" w:space="0" w:color="000000"/>
+          <w:left w:val="none" w:sz="0" w:space="0" w:color="000000"/>
+          <w:bottom w:val="none" w:sz="0" w:space="0" w:color="000000"/>
+          <w:right w:val="none" w:sz="0" w:space="0" w:color="000000"/>
+        </w:pBdr>
+        <w:spacing w:after="0" w:line="240" w:lineRule="auto"/>
+      </w:pPr>
+      <w:r>
+        <w:rPr>
+          <w:sz w:val="20"/>
+          <w:szCs w:val="20"/>
+        </w:rPr>
+        <w:t/>
+      </w:r>
+    </w:p>
+    <w:p>
+      <w:pPr>
+        <w:pBdr>
+          <w:top w:val="none" w:sz="0" w:space="0" w:color="000000"/>
+          <w:left w:val="none" w:sz="0" w:space="0" w:color="000000"/>
+          <w:bottom w:val="none" w:sz="0" w:space="0" w:color="000000"/>
+          <w:right w:val="none" w:sz="0" w:space="0" w:color="000000"/>
+        </w:pBdr>
+        <w:spacing w:after="0" w:line="240" w:lineRule="auto"/>
+      </w:pPr>
+      <w:r>
+        <w:rPr>
+          <w:sz w:val="20"/>
+          <w:szCs w:val="20"/>
+        </w:rPr>
+        <w:t/>
+      </w:r>
+    </w:p>
+    <w:p>
+      <w:pPr>
+        <w:pBdr>
+          <w:top w:val="none" w:sz="0" w:space="0" w:color="000000"/>
+          <w:left w:val="none" w:sz="0" w:space="0" w:color="000000"/>
+          <w:bottom w:val="none" w:sz="0" w:space="0" w:color="000000"/>
+          <w:right w:val="none" w:sz="0" w:space="0" w:color="000000"/>
+        </w:pBdr>
+        <w:spacing w:after="0" w:line="240" w:lineRule="auto"/>
+      </w:pPr>
+      <w:r>
+        <w:rPr>
+          <w:sz w:val="20"/>
+          <w:szCs w:val="20"/>
+        </w:rPr>
+        <w:t/>
+      </w:r>
+    </w:p>
+    <w:p>
+      <w:pPr>
+        <w:pBdr>
+          <w:top w:val="none" w:sz="0" w:space="0" w:color="000000"/>
+          <w:left w:val="none" w:sz="0" w:space="0" w:color="000000"/>
+          <w:bottom w:val="none" w:sz="0" w:space="0" w:color="000000"/>
+          <w:right w:val="none" w:sz="0" w:space="0" w:color="000000"/>
+        </w:pBdr>
+        <w:spacing w:after="0" w:line="240" w:lineRule="auto"/>
+      </w:pPr>
+      <w:r>
+        <w:rPr>
+          <w:sz w:val="20"/>
+          <w:szCs w:val="20"/>
+        </w:rPr>
+        <w:t/>
+      </w:r>
+    </w:p>
+    <w:p>
+      <w:pPr>
+        <w:pBdr>
+          <w:top w:val="none" w:sz="0" w:space="0" w:color="000000"/>
+          <w:left w:val="none" w:sz="0" w:space="0" w:color="000000"/>
+          <w:bottom w:val="none" w:sz="0" w:space="0" w:color="000000"/>
+          <w:right w:val="none" w:sz="0" w:space="0" w:color="000000"/>
+        </w:pBdr>
+        <w:spacing w:after="0" w:line="240" w:lineRule="auto"/>
+      </w:pPr>
+      <w:r>
+        <w:rPr>
+          <w:sz w:val="20"/>
+          <w:szCs w:val="20"/>
+        </w:rPr>
+        <w:t/>
+      </w:r>
+    </w:p>
+    <w:p>
+      <w:pPr>
+        <w:pBdr>
+          <w:top w:val="none" w:sz="0" w:space="0" w:color="000000"/>
+          <w:left w:val="none" w:sz="0" w:space="0" w:color="000000"/>
+          <w:bottom w:val="none" w:sz="0" w:space="0" w:color="000000"/>
+          <w:right w:val="none" w:sz="0" w:space="0" w:color="000000"/>
+        </w:pBdr>
+        <w:spacing w:after="0" w:line="240" w:lineRule="auto"/>
+      </w:pPr>
+      <w:r>
+        <w:rPr>
+          <w:sz w:val="20"/>
+          <w:szCs w:val="20"/>
+        </w:rPr>
+        <w:t/>
+      </w:r>
+    </w:p>
+    <w:p>
+      <w:pPr>
+        <w:pStyle w:val="TableFootnoteInfo"/>
+      </w:pPr>
+      <w:r>
+        <w:rPr>
+          <w:vanish/>
+        </w:rPr>
+        <w:t/>
+      </w:r>
+      <w:r>
+        <w:rPr>
+          <w:color w:val="FF0000"/>
+        </w:rPr>
+        <w:t/>
+      </w:r>
+      <w:r>
+        <w:rPr>
+          <w:vanish/>
+        </w:rPr>
+        <w:t/>
       </w:r>
     </w:p>
     <w:sectPr>
@@ -21618,13 +21937,6 @@
       </w:r>
     </w:p>
   </w:endnote>
-  <w:endnote w:type="continuationNotice" w:id="1">
-    <w:p>
-      <w:pPr>
-        <w:spacing w:after="0" w:line="240" w:lineRule="auto"/>
-      </w:pPr>
-    </w:p>
-  </w:endnote>
 </w:endnotes>
 </file>
 
@@ -21779,31 +22091,7 @@
         <w:vanish/>
         <w:color w:val="008080"/>
       </w:rPr>
-      <w:t>Template Version Number</w:t>
-    </w:r>
-    <w:r>
-      <w:rPr>
-        <w:i/>
-        <w:vanish/>
-        <w:color w:val="008080"/>
-      </w:rPr>
-      <w:t>:</w:t>
-    </w:r>
-    <w:r>
-      <w:rPr>
-        <w:i/>
-        <w:vanish/>
-        <w:color w:val="008080"/>
-      </w:rPr>
-      <w:t>3</w:t>
-    </w:r>
-    <w:r>
-      <w:rPr>
-        <w:i/>
-        <w:vanish/>
-        <w:color w:val="008080"/>
-      </w:rPr>
-      <w:t>.0</w:t>
+      <w:t>Template Version Number:3.0</w:t>
     </w:r>
   </w:p>
 </w:ftr>
@@ -21829,13 +22117,6 @@
       <w:r>
         <w:continuationSeparator/>
       </w:r>
-    </w:p>
-  </w:footnote>
-  <w:footnote w:type="continuationNotice" w:id="1">
-    <w:p>
-      <w:pPr>
-        <w:spacing w:after="0" w:line="240" w:lineRule="auto"/>
-      </w:pPr>
     </w:p>
   </w:footnote>
 </w:footnotes>
@@ -51107,15 +51388,24 @@
 </file>
 
 <file path=customXml/item1.xml><?xml version="1.0" encoding="utf-8"?>
-<?mso-contentType ?>
-<FormTemplates xmlns="http://schemas.microsoft.com/sharepoint/v3/contenttype/forms">
-  <Display>DocumentLibraryForm</Display>
-  <Edit>DocumentLibraryForm</Edit>
-  <New>DocumentLibraryForm</New>
-</FormTemplates>
+<p:properties xmlns:p="http://schemas.microsoft.com/office/2006/metadata/properties" xmlns:xsi="http://www.w3.org/2001/XMLSchema-instance" xmlns:pc="http://schemas.microsoft.com/office/infopath/2007/PartnerControls">
+  <documentManagement>
+    <Keyword xmlns="44a56295-c29e-4898-8136-a54736c65b82" xsi:nil="true"/>
+    <Descriptions xmlns="44a56295-c29e-4898-8136-a54736c65b82" xsi:nil="true"/>
+    <lcf76f155ced4ddcb4097134ff3c332f xmlns="8aa277c1-d1ea-4c39-998d-13590e101e7f">
+      <Terms xmlns="http://schemas.microsoft.com/office/infopath/2007/PartnerControls"/>
+    </lcf76f155ced4ddcb4097134ff3c332f>
+    <TaxCatchAll xmlns="a3bda4ac-f0aa-484b-b750-bde5783238e8" xsi:nil="true"/>
+  </documentManagement>
+</p:properties>
 </file>
 
 <file path=customXml/item2.xml><?xml version="1.0" encoding="utf-8"?>
+<?mso-contentType ?>
+<SharedContentType xmlns="Microsoft.SharePoint.Taxonomy.ContentTypeSync" SourceId="1ee89e71-04cd-405e-9ca3-99e020c1694d" ContentTypeId="0x0101" PreviousValue="false"/>
+</file>
+
+<file path=customXml/item3.xml><?xml version="1.0" encoding="utf-8"?>
 <ct:contentTypeSchema xmlns:ct="http://schemas.microsoft.com/office/2006/metadata/contentType" xmlns:ma="http://schemas.microsoft.com/office/2006/metadata/properties/metaAttributes" ct:_="" ma:_="" ma:contentTypeName="Document" ma:contentTypeID="0x010100A7762C85E483334AB8222100ECB11BCE" ma:contentTypeVersion="13" ma:contentTypeDescription="Create a new document." ma:contentTypeScope="" ma:versionID="75b332414a0816cfcde876ee00c40d9c">
   <xsd:schema xmlns:xsd="http://www.w3.org/2001/XMLSchema" xmlns:xs="http://www.w3.org/2001/XMLSchema" xmlns:p="http://schemas.microsoft.com/office/2006/metadata/properties" xmlns:ns2="44a56295-c29e-4898-8136-a54736c65b82" xmlns:ns3="8aa277c1-d1ea-4c39-998d-13590e101e7f" xmlns:ns4="a3bda4ac-f0aa-484b-b750-bde5783238e8" targetNamespace="http://schemas.microsoft.com/office/2006/metadata/properties" ma:root="true" ma:fieldsID="94fde33dd5881b75a2eab763bf6462c7" ns2:_="" ns3:_="" ns4:_="">
     <xsd:import namespace="44a56295-c29e-4898-8136-a54736c65b82"/>
@@ -51331,22 +51621,13 @@
 </ct:contentTypeSchema>
 </file>
 
-<file path=customXml/item3.xml><?xml version="1.0" encoding="utf-8"?>
+<file path=customXml/item4.xml><?xml version="1.0" encoding="utf-8"?>
 <?mso-contentType ?>
-<SharedContentType xmlns="Microsoft.SharePoint.Taxonomy.ContentTypeSync" SourceId="1ee89e71-04cd-405e-9ca3-99e020c1694d" ContentTypeId="0x0101" PreviousValue="false"/>
-</file>
-
-<file path=customXml/item4.xml><?xml version="1.0" encoding="utf-8"?>
-<p:properties xmlns:p="http://schemas.microsoft.com/office/2006/metadata/properties" xmlns:xsi="http://www.w3.org/2001/XMLSchema-instance" xmlns:pc="http://schemas.microsoft.com/office/infopath/2007/PartnerControls">
-  <documentManagement>
-    <Keyword xmlns="44a56295-c29e-4898-8136-a54736c65b82" xsi:nil="true"/>
-    <Descriptions xmlns="44a56295-c29e-4898-8136-a54736c65b82" xsi:nil="true"/>
-    <lcf76f155ced4ddcb4097134ff3c332f xmlns="8aa277c1-d1ea-4c39-998d-13590e101e7f">
-      <Terms xmlns="http://schemas.microsoft.com/office/infopath/2007/PartnerControls"/>
-    </lcf76f155ced4ddcb4097134ff3c332f>
-    <TaxCatchAll xmlns="a3bda4ac-f0aa-484b-b750-bde5783238e8" xsi:nil="true"/>
-  </documentManagement>
-</p:properties>
+<FormTemplates xmlns="http://schemas.microsoft.com/sharepoint/v3/contenttype/forms">
+  <Display>DocumentLibraryForm</Display>
+  <Edit>DocumentLibraryForm</Edit>
+  <New>DocumentLibraryForm</New>
+</FormTemplates>
 </file>
 
 <file path=customXml/item5.xml><?xml version="1.0" encoding="utf-8"?>
@@ -51354,14 +51635,26 @@
 </file>
 
 <file path=customXml/itemProps1.xml><?xml version="1.0" encoding="utf-8"?>
-<ds:datastoreItem xmlns:ds="http://schemas.openxmlformats.org/officeDocument/2006/customXml" ds:itemID="{6ADEFE45-D4E9-47EC-8556-818C9058A4BE}">
+<ds:datastoreItem xmlns:ds="http://schemas.openxmlformats.org/officeDocument/2006/customXml" ds:itemID="{A468AB16-E26C-4EEC-963F-FFAE87E41854}">
   <ds:schemaRefs>
-    <ds:schemaRef ds:uri="http://schemas.microsoft.com/sharepoint/v3/contenttype/forms"/>
+    <ds:schemaRef ds:uri="http://schemas.microsoft.com/office/2006/metadata/properties"/>
+    <ds:schemaRef ds:uri="http://schemas.microsoft.com/office/infopath/2007/PartnerControls"/>
+    <ds:schemaRef ds:uri="44a56295-c29e-4898-8136-a54736c65b82"/>
+    <ds:schemaRef ds:uri="8aa277c1-d1ea-4c39-998d-13590e101e7f"/>
+    <ds:schemaRef ds:uri="a3bda4ac-f0aa-484b-b750-bde5783238e8"/>
   </ds:schemaRefs>
 </ds:datastoreItem>
 </file>
 
 <file path=customXml/itemProps2.xml><?xml version="1.0" encoding="utf-8"?>
+<ds:datastoreItem xmlns:ds="http://schemas.openxmlformats.org/officeDocument/2006/customXml" ds:itemID="{8EF5C56D-9B05-4CE4-B93C-919EF597165D}">
+  <ds:schemaRefs>
+    <ds:schemaRef ds:uri="Microsoft.SharePoint.Taxonomy.ContentTypeSync"/>
+  </ds:schemaRefs>
+</ds:datastoreItem>
+</file>
+
+<file path=customXml/itemProps3.xml><?xml version="1.0" encoding="utf-8"?>
 <ds:datastoreItem xmlns:ds="http://schemas.openxmlformats.org/officeDocument/2006/customXml" ds:itemID="{6859E1BC-91BD-4D67-B1E7-6630A4CB2439}">
   <ds:schemaRefs>
     <ds:schemaRef ds:uri="http://schemas.microsoft.com/office/2006/metadata/contentType"/>
@@ -51381,22 +51674,10 @@
 </ds:datastoreItem>
 </file>
 
-<file path=customXml/itemProps3.xml><?xml version="1.0" encoding="utf-8"?>
-<ds:datastoreItem xmlns:ds="http://schemas.openxmlformats.org/officeDocument/2006/customXml" ds:itemID="{8EF5C56D-9B05-4CE4-B93C-919EF597165D}">
+<file path=customXml/itemProps4.xml><?xml version="1.0" encoding="utf-8"?>
+<ds:datastoreItem xmlns:ds="http://schemas.openxmlformats.org/officeDocument/2006/customXml" ds:itemID="{6ADEFE45-D4E9-47EC-8556-818C9058A4BE}">
   <ds:schemaRefs>
-    <ds:schemaRef ds:uri="Microsoft.SharePoint.Taxonomy.ContentTypeSync"/>
-  </ds:schemaRefs>
-</ds:datastoreItem>
-</file>
-
-<file path=customXml/itemProps4.xml><?xml version="1.0" encoding="utf-8"?>
-<ds:datastoreItem xmlns:ds="http://schemas.openxmlformats.org/officeDocument/2006/customXml" ds:itemID="{A468AB16-E26C-4EEC-963F-FFAE87E41854}">
-  <ds:schemaRefs>
-    <ds:schemaRef ds:uri="http://schemas.microsoft.com/office/2006/metadata/properties"/>
-    <ds:schemaRef ds:uri="http://schemas.microsoft.com/office/infopath/2007/PartnerControls"/>
-    <ds:schemaRef ds:uri="44a56295-c29e-4898-8136-a54736c65b82"/>
-    <ds:schemaRef ds:uri="8aa277c1-d1ea-4c39-998d-13590e101e7f"/>
-    <ds:schemaRef ds:uri="a3bda4ac-f0aa-484b-b750-bde5783238e8"/>
+    <ds:schemaRef ds:uri="http://schemas.microsoft.com/sharepoint/v3/contenttype/forms"/>
   </ds:schemaRefs>
 </ds:datastoreItem>
 </file>
